--- a/output/final/thesis_complete_draft_v2.docx
+++ b/output/final/thesis_complete_draft_v2.docx
@@ -1,6 +1,6 @@
 
 <file path=word/document.xml><?xml version="1.0" encoding="utf-8"?>
-<w:document xmlns:ns1="http://schemas.openxmlformats.org/markup-compatibility/2006" xmlns:ns3="http://schemas.openxmlformats.org/drawingml/2006/wordprocessingDrawing" xmlns:ns4="http://schemas.openxmlformats.org/drawingml/2006/main" xmlns:ns5="http://schemas.openxmlformats.org/drawingml/2006/picture" xmlns:r="http://schemas.openxmlformats.org/officeDocument/2006/relationships" xmlns:w="http://schemas.openxmlformats.org/wordprocessingml/2006/main" ns1:Ignorable="w14 wp14">
+<w:document xmlns:ns1="http://schemas.openxmlformats.org/markup-compatibility/2006" xmlns:r="http://schemas.openxmlformats.org/officeDocument/2006/relationships" xmlns:w="http://schemas.openxmlformats.org/wordprocessingml/2006/main" ns1:Ignorable="w14 wp14">
   <w:body>
     <w:p/>
     <w:p/>
@@ -17,6 +17,7 @@
           <w:rFonts w:ascii="B Nazanin" w:hAnsi="B Nazanin" w:cs="B Nazanin"/>
           <w:sz w:val="28"/>
           <w:szCs w:val="28"/>
+          <w:rtl/>
         </w:rPr>
         <w:t>بسم الله الرحمن الرحیم</w:t>
       </w:r>
@@ -41,6 +42,7 @@
           <w:bCs/>
           <w:sz w:val="20"/>
           <w:szCs w:val="20"/>
+          <w:rtl/>
         </w:rPr>
         <w:t>دانشگاه علم و هنر یزد</w:t>
       </w:r>
@@ -60,6 +62,7 @@
           <w:bCs/>
           <w:sz w:val="48"/>
           <w:szCs w:val="48"/>
+          <w:rtl/>
         </w:rPr>
         <w:t>تعیین نقش میانجی‌گر طرحواره‌های ناسازگار اولیه</w:t>
       </w:r>
@@ -77,6 +80,7 @@
           <w:bCs/>
           <w:sz w:val="48"/>
           <w:szCs w:val="48"/>
+          <w:rtl/>
         </w:rPr>
         <w:t>در رابطه بین اضطراب صفتی و رفتارهای مالی پرخطر</w:t>
       </w:r>
@@ -94,6 +98,7 @@
           <w:bCs/>
           <w:sz w:val="48"/>
           <w:szCs w:val="48"/>
+          <w:rtl/>
         </w:rPr>
         <w:t>در معامله‌گران بازارهای مالی</w:t>
       </w:r>
@@ -113,6 +118,7 @@
           <w:bCs/>
           <w:sz w:val="28"/>
           <w:szCs w:val="28"/>
+          <w:rtl/>
         </w:rPr>
         <w:t>پایان‌نامه کارشناسی ارشد روان‌شناسی بالینی</w:t>
       </w:r>
@@ -131,6 +137,7 @@
           <w:rFonts w:ascii="B Nazanin" w:hAnsi="B Nazanin" w:cs="B Nazanin"/>
           <w:sz w:val="28"/>
           <w:szCs w:val="28"/>
+          <w:rtl/>
         </w:rPr>
         <w:t xml:space="preserve">استاد راهنما: </w:t>
       </w:r>
@@ -141,6 +148,7 @@
           <w:bCs/>
           <w:sz w:val="28"/>
           <w:szCs w:val="28"/>
+          <w:rtl/>
         </w:rPr>
         <w:t>دکتر سعید وزیری یزدی</w:t>
       </w:r>
@@ -156,6 +164,7 @@
           <w:rFonts w:ascii="B Nazanin" w:hAnsi="B Nazanin" w:cs="B Nazanin"/>
           <w:sz w:val="28"/>
           <w:szCs w:val="28"/>
+          <w:rtl/>
         </w:rPr>
         <w:t xml:space="preserve">نگارنده: </w:t>
       </w:r>
@@ -166,6 +175,7 @@
           <w:bCs/>
           <w:sz w:val="28"/>
           <w:szCs w:val="28"/>
+          <w:rtl/>
         </w:rPr>
         <w:t>مریم قابل</w:t>
       </w:r>
@@ -185,6 +195,7 @@
           <w:bCs/>
           <w:sz w:val="28"/>
           <w:szCs w:val="28"/>
+          <w:rtl/>
         </w:rPr>
         <w:t>۱۴۰۵</w:t>
       </w:r>
@@ -207,6 +218,7 @@
           <w:bCs/>
           <w:sz w:val="28"/>
           <w:szCs w:val="28"/>
+          <w:rtl/>
         </w:rPr>
         <w:t>تأییدیه هیئت داوران</w:t>
       </w:r>
@@ -223,6 +235,7 @@
           <w:rFonts w:ascii="B Nazanin" w:hAnsi="B Nazanin" w:cs="B Nazanin"/>
           <w:sz w:val="24"/>
           <w:szCs w:val="24"/>
+          <w:rtl/>
         </w:rPr>
         <w:t>[فرم تأییدیه و صورت‌جلسه دفاع پس از جلسه دفاع در این محل قرار می‌گیرد]</w:t>
       </w:r>
@@ -245,6 +258,7 @@
           <w:bCs/>
           <w:sz w:val="28"/>
           <w:szCs w:val="28"/>
+          <w:rtl/>
         </w:rPr>
         <w:t>تعهدنامه اصالت اثر</w:t>
       </w:r>
@@ -261,6 +275,7 @@
           <w:rFonts w:ascii="B Nazanin" w:hAnsi="B Nazanin" w:cs="B Nazanin"/>
           <w:sz w:val="24"/>
           <w:szCs w:val="24"/>
+          <w:rtl/>
         </w:rPr>
         <w:t>[فرم تعهدنامه اصالت اثر پس از تکمیل در این محل قرار می‌گیرد]</w:t>
       </w:r>
@@ -283,6 +298,7 @@
           <w:bCs/>
           <w:sz w:val="28"/>
           <w:szCs w:val="28"/>
+          <w:rtl/>
         </w:rPr>
         <w:t>تقدیم به:</w:t>
       </w:r>
@@ -299,6 +315,7 @@
           <w:rFonts w:ascii="B Nazanin" w:hAnsi="B Nazanin" w:cs="B Nazanin"/>
           <w:sz w:val="28"/>
           <w:szCs w:val="28"/>
+          <w:rtl/>
         </w:rPr>
         <w:t>این پژوهش را به خانواده‌ام تقدیم می‌کنم که با حمایت، صبوری و دلگرمی خود، مسیر تحصیل و پژوهش را برایم هموار ساختند.</w:t>
       </w:r>
@@ -321,6 +338,7 @@
           <w:bCs/>
           <w:sz w:val="28"/>
           <w:szCs w:val="28"/>
+          <w:rtl/>
         </w:rPr>
         <w:t>سپاسگزاری</w:t>
       </w:r>
@@ -337,6 +355,7 @@
           <w:rFonts w:ascii="B Nazanin" w:hAnsi="B Nazanin" w:cs="B Nazanin"/>
           <w:sz w:val="28"/>
           <w:szCs w:val="28"/>
+          <w:rtl/>
         </w:rPr>
         <w:t>در آغاز، از استاد گران‌قدر راهنمای این پژوهش، جناب آقای دکتر سعید وزیری یزدی، که با راهنمایی‌ها و حمایت‌های ارزشمند خود در تمام مراحل انجام این پژوهش یاری‌ام کردند، صمیمانه سپاسگزارم. همچنین از تمامی استادان، همکاران و شرکت‌کنندگانی که امکان انجام این پژوهش را فراهم ساختند، قدردانی می‌کنم.</w:t>
       </w:r>
@@ -359,6 +378,7 @@
           <w:bCs/>
           <w:sz w:val="28"/>
           <w:szCs w:val="28"/>
+          <w:rtl/>
         </w:rPr>
         <w:t>چکیده:</w:t>
       </w:r>
@@ -375,6 +395,7 @@
           <w:rFonts w:ascii="B Nazanin" w:hAnsi="B Nazanin" w:cs="B Nazanin"/>
           <w:sz w:val="24"/>
           <w:szCs w:val="24"/>
+          <w:rtl/>
         </w:rPr>
         <w:t>پژوهش حاضر با هدف تعیین نقش میانجی‌گر طرحواره‌های ناسازگار اولیه در رابطه بین اضطراب صفتی و رفتارهای مالی پرخطر در معامله‌گران بازارهای مالی طراحی شد. این پژوهش از نظر هدف کاربردی و از نظر روش توصیفی-همبستگی از نوع مدل‌سازی معادلات ساختاری است. جامعهٔ آماری پژوهش را کلیهٔ معامله‌گران حقیقی فارسی‌زبان بالای ۱۸ سال با حداقل شش ماه سابقهٔ معامله تشکیل می‌دهند و نمونه‌گیری به روش غیرتصادفی در دسترس به همراه روش گلوله‌برفی انجام می‌شود؛ حجم نمونهٔ هدف بر اساس قواعد تجربی مدل‌یابی معادلات ساختاری ۲۰۰ نفر در نظر گرفته شد. ابزارهای پژوهش شامل فرم اضطراب صفتی پرسشنامهٔ حالت-صفت اسپیلبرگر (۲۰ گویه)، پرسشنامهٔ طرحواره‌های ناسازگار اولیهٔ یانگ ــ فرم کوتاه (۷۵ گویه) و مقیاس تحمل ریسک مالی گرابل و لایتون (۱۳ سؤال) است. برای تحلیل داده‌ها از آمار توصیفی، ضریب همبستگی پیرسون، مدل‌سازی معادلات ساختاری با شاخص‌های برازش و تحلیل میانجی‌گری با ماکروی PROCESS استفاده خواهد شد. یافته‌های تجربی نهایی پس از تحلیل داده‌های واقعی در نسخه نهایی پایان‌نامه گزارش خواهد شد.</w:t>
       </w:r>
@@ -392,6 +413,7 @@
           <w:bCs/>
           <w:sz w:val="24"/>
           <w:szCs w:val="24"/>
+          <w:rtl/>
         </w:rPr>
         <w:t xml:space="preserve">کلمات کلیدی: </w:t>
       </w:r>
@@ -400,6 +422,7 @@
           <w:rFonts w:ascii="B Nazanin" w:hAnsi="B Nazanin" w:cs="B Nazanin"/>
           <w:sz w:val="24"/>
           <w:szCs w:val="24"/>
+          <w:rtl/>
         </w:rPr>
         <w:t>اضطراب صفتی، طرحواره‌های ناسازگار اولیه، رفتارهای مالی پرخطر، معامله‌گران بازارهای مالی، مدل‌سازی معادلات ساختاری</w:t>
       </w:r>
@@ -438,6 +461,7 @@
           <w:bCs/>
           <w:sz w:val="28"/>
           <w:szCs w:val="28"/>
+          <w:rtl/>
         </w:rPr>
         <w:t>فهرست مطالب</w:t>
       </w:r>
@@ -1914,6 +1938,7 @@
           <w:bCs/>
           <w:sz w:val="28"/>
           <w:szCs w:val="28"/>
+          <w:rtl/>
         </w:rPr>
         <w:t>فهرست جدول‌ها</w:t>
       </w:r>
@@ -1932,7 +1957,7 @@
         <w:rPr>
           <w:rFonts w:ascii="B Nazanin" w:hAnsi="B Nazanin"/>
         </w:rPr>
-        <w:instrText>TOC \f T \h \z</w:instrText>
+        <w:instrText>TOC \h \z \c "جدول"</w:instrText>
       </w:r>
       <w:r>
         <w:rPr>
@@ -2154,6 +2179,7 @@
           <w:bCs/>
           <w:sz w:val="28"/>
           <w:szCs w:val="28"/>
+          <w:rtl/>
         </w:rPr>
         <w:t>فهرست شکل‌ها</w:t>
       </w:r>
@@ -2172,7 +2198,7 @@
         <w:rPr>
           <w:rFonts w:ascii="B Nazanin" w:hAnsi="B Nazanin"/>
         </w:rPr>
-        <w:instrText>TOC \f F \h \z</w:instrText>
+        <w:instrText>TOC \h \z \c "شکل"</w:instrText>
       </w:r>
       <w:r>
         <w:rPr>
@@ -2241,6 +2267,7 @@
           <w:bCs/>
           <w:sz w:val="28"/>
           <w:szCs w:val="28"/>
+          <w:rtl/>
         </w:rPr>
         <w:t>فهرست علائم</w:t>
       </w:r>
@@ -2263,16 +2290,18 @@
           </w:tcPr>
           <w:p>
             <w:pPr>
+              <w:bidi/>
               <w:jc w:val="center"/>
               <w:spacing w:line="580" w:lineRule="exact"/>
             </w:pPr>
             <w:r>
               <w:rPr>
-                <w:rFonts w:ascii="Times New Roman" w:hAnsi="Times New Roman" w:cs="Times New Roman"/>
+                <w:rFonts w:ascii="B Nazanin" w:hAnsi="B Nazanin" w:cs="B Nazanin"/>
                 <w:b/>
                 <w:bCs/>
-                <w:sz w:val="22"/>
-                <w:szCs w:val="22"/>
+                <w:sz w:val="24"/>
+                <w:szCs w:val="24"/>
+                <w:rtl/>
               </w:rPr>
               <w:t>علامت اختصاری</w:t>
             </w:r>
@@ -2296,6 +2325,7 @@
                 <w:bCs/>
                 <w:sz w:val="24"/>
                 <w:szCs w:val="24"/>
+                <w:rtl/>
               </w:rPr>
               <w:t>معادل فارسی / توضیح</w:t>
             </w:r>
@@ -2339,6 +2369,7 @@
                 <w:rFonts w:ascii="B Nazanin" w:hAnsi="B Nazanin" w:cs="B Nazanin"/>
                 <w:sz w:val="24"/>
                 <w:szCs w:val="24"/>
+                <w:rtl/>
               </w:rPr>
               <w:t>فرم اضطراب صفتی پرسشنامهٔ حالت-صفت اسپیلبرگر</w:t>
             </w:r>
@@ -2382,6 +2413,7 @@
                 <w:rFonts w:ascii="B Nazanin" w:hAnsi="B Nazanin" w:cs="B Nazanin"/>
                 <w:sz w:val="24"/>
                 <w:szCs w:val="24"/>
+                <w:rtl/>
               </w:rPr>
               <w:t>پرسشنامهٔ طرحوارهٔ یانگ ــ فرم کوتاه</w:t>
             </w:r>
@@ -2425,6 +2457,7 @@
                 <w:rFonts w:ascii="B Nazanin" w:hAnsi="B Nazanin" w:cs="B Nazanin"/>
                 <w:sz w:val="24"/>
                 <w:szCs w:val="24"/>
+                <w:rtl/>
               </w:rPr>
               <w:t>مقیاس تحمل ریسک مالی گرابل و لایتون</w:t>
             </w:r>
@@ -2468,6 +2501,7 @@
                 <w:rFonts w:ascii="B Nazanin" w:hAnsi="B Nazanin" w:cs="B Nazanin"/>
                 <w:sz w:val="24"/>
                 <w:szCs w:val="24"/>
+                <w:rtl/>
               </w:rPr>
               <w:t>مدل‌سازی معادلات ساختاری</w:t>
             </w:r>
@@ -2511,6 +2545,7 @@
                 <w:rFonts w:ascii="B Nazanin" w:hAnsi="B Nazanin" w:cs="B Nazanin"/>
                 <w:sz w:val="24"/>
                 <w:szCs w:val="24"/>
+                <w:rtl/>
               </w:rPr>
               <w:t>ماکروی PROCESS برای تحلیل میانجی‌گری</w:t>
             </w:r>
@@ -2554,6 +2589,7 @@
                 <w:rFonts w:ascii="B Nazanin" w:hAnsi="B Nazanin" w:cs="B Nazanin"/>
                 <w:sz w:val="24"/>
                 <w:szCs w:val="24"/>
+                <w:rtl/>
               </w:rPr>
               <w:t>برآورد درست‌نمایی بیشینه</w:t>
             </w:r>
@@ -2597,6 +2633,7 @@
                 <w:rFonts w:ascii="B Nazanin" w:hAnsi="B Nazanin" w:cs="B Nazanin"/>
                 <w:sz w:val="24"/>
                 <w:szCs w:val="24"/>
+                <w:rtl/>
               </w:rPr>
               <w:t>شاخص برازش تطبیقی</w:t>
             </w:r>
@@ -2640,6 +2677,7 @@
                 <w:rFonts w:ascii="B Nazanin" w:hAnsi="B Nazanin" w:cs="B Nazanin"/>
                 <w:sz w:val="24"/>
                 <w:szCs w:val="24"/>
+                <w:rtl/>
               </w:rPr>
               <w:t>شاخص برازش تاکر-لوئیس</w:t>
             </w:r>
@@ -2683,6 +2721,7 @@
                 <w:rFonts w:ascii="B Nazanin" w:hAnsi="B Nazanin" w:cs="B Nazanin"/>
                 <w:sz w:val="24"/>
                 <w:szCs w:val="24"/>
+                <w:rtl/>
               </w:rPr>
               <w:t>ریشهٔ میانگین مربعات خطای تقریب</w:t>
             </w:r>
@@ -2726,6 +2765,7 @@
                 <w:rFonts w:ascii="B Nazanin" w:hAnsi="B Nazanin" w:cs="B Nazanin"/>
                 <w:sz w:val="24"/>
                 <w:szCs w:val="24"/>
+                <w:rtl/>
               </w:rPr>
               <w:t>ریشهٔ میانگین مربعات باقی‌ماندهٔ استانداردشده</w:t>
             </w:r>
@@ -2769,6 +2809,7 @@
                 <w:rFonts w:ascii="B Nazanin" w:hAnsi="B Nazanin" w:cs="B Nazanin"/>
                 <w:sz w:val="24"/>
                 <w:szCs w:val="24"/>
+                <w:rtl/>
               </w:rPr>
               <w:t>عامل تورم واریانس</w:t>
             </w:r>
@@ -2812,6 +2853,7 @@
                 <w:rFonts w:ascii="B Nazanin" w:hAnsi="B Nazanin" w:cs="B Nazanin"/>
                 <w:sz w:val="24"/>
                 <w:szCs w:val="24"/>
+                <w:rtl/>
               </w:rPr>
               <w:t>فاصلهٔ اطمینان</w:t>
             </w:r>
@@ -2855,6 +2897,7 @@
                 <w:rFonts w:ascii="B Nazanin" w:hAnsi="B Nazanin" w:cs="B Nazanin"/>
                 <w:sz w:val="24"/>
                 <w:szCs w:val="24"/>
+                <w:rtl/>
               </w:rPr>
               <w:t>ضریب همبستگی پیرسون</w:t>
             </w:r>
@@ -2898,6 +2941,7 @@
                 <w:rFonts w:ascii="B Nazanin" w:hAnsi="B Nazanin" w:cs="B Nazanin"/>
                 <w:sz w:val="24"/>
                 <w:szCs w:val="24"/>
+                <w:rtl/>
               </w:rPr>
               <w:t>سطح معناداری</w:t>
             </w:r>
@@ -2941,6 +2985,7 @@
                 <w:rFonts w:ascii="B Nazanin" w:hAnsi="B Nazanin" w:cs="B Nazanin"/>
                 <w:sz w:val="24"/>
                 <w:szCs w:val="24"/>
+                <w:rtl/>
               </w:rPr>
               <w:t>ضریب مسیر استانداردشده</w:t>
             </w:r>
@@ -2984,6 +3029,7 @@
                 <w:rFonts w:ascii="B Nazanin" w:hAnsi="B Nazanin" w:cs="B Nazanin"/>
                 <w:sz w:val="24"/>
                 <w:szCs w:val="24"/>
+                <w:rtl/>
               </w:rPr>
               <w:t>آمارهٔ خی‌دو</w:t>
             </w:r>
@@ -7927,33 +7973,79 @@
           <w:rtl/>
           <w:lang w:bidi="fa-IR"/>
         </w:rPr>
-        <w:t xml:space="preserve">جدول ۲-۱. حوزه‌ها و طرحواره‌های ناسازگار اولیه در مدل یانگ</w:t>
-      </w:r>
-    </w:p>
-    <w:p>
-      <w:pPr>
-        <w:bidi/>
-      </w:pPr>
-      <w:r>
-        <w:rPr>
-          <w:vanish/>
-          <w:rFonts w:ascii="B Nazanin" w:hAnsi="B Nazanin"/>
-        </w:rPr>
-        <w:fldChar w:fldCharType="begin"/>
-      </w:r>
-      <w:r>
-        <w:rPr>
-          <w:vanish/>
-          <w:rFonts w:ascii="B Nazanin" w:hAnsi="B Nazanin"/>
-        </w:rPr>
-        <w:instrText>TC "جدول ۲-۱. حوزه‌ها و طرحواره‌های ناسازگار اولیه در مدل یانگ" \f T \l 1</w:instrText>
-      </w:r>
-      <w:r>
-        <w:rPr>
-          <w:vanish/>
-          <w:rFonts w:ascii="B Nazanin" w:hAnsi="B Nazanin"/>
+        <w:t xml:space="preserve">جدول </w:t>
+      </w:r>
+      <w:r>
+        <w:rPr>
+          <w:rFonts w:ascii="B Nazanin" w:hAnsi="B Nazanin" w:cs="B Nazanin" w:hint="cs"/>
+          <w:b/>
+          <w:bCs/>
+          <w:sz w:val="24"/>
+          <w:szCs w:val="24"/>
+          <w:rtl/>
+          <w:lang w:bidi="fa-IR"/>
+        </w:rPr>
+        <w:fldChar w:fldCharType="begin" w:fldLock="true"/>
+      </w:r>
+      <w:r>
+        <w:rPr>
+          <w:rFonts w:ascii="B Nazanin" w:hAnsi="B Nazanin" w:cs="B Nazanin" w:hint="cs"/>
+          <w:b/>
+          <w:bCs/>
+          <w:sz w:val="24"/>
+          <w:szCs w:val="24"/>
+          <w:rtl/>
+          <w:lang w:bidi="fa-IR"/>
+        </w:rPr>
+        <w:instrText>SEQ جدول</w:instrText>
+      </w:r>
+      <w:r>
+        <w:rPr>
+          <w:rFonts w:ascii="B Nazanin" w:hAnsi="B Nazanin" w:cs="B Nazanin" w:hint="cs"/>
+          <w:b/>
+          <w:bCs/>
+          <w:sz w:val="24"/>
+          <w:szCs w:val="24"/>
+          <w:rtl/>
+          <w:lang w:bidi="fa-IR"/>
+        </w:rPr>
+        <w:fldChar w:fldCharType="separate"/>
+      </w:r>
+      <w:r>
+        <w:rPr>
+          <w:rFonts w:ascii="B Nazanin" w:hAnsi="B Nazanin" w:cs="B Nazanin" w:hint="cs"/>
+          <w:b/>
+          <w:bCs/>
+          <w:sz w:val="24"/>
+          <w:szCs w:val="24"/>
+          <w:rtl/>
+          <w:lang w:bidi="fa-IR"/>
+        </w:rPr>
+        <w:t xml:space="preserve">۲-۱</w:t>
+      </w:r>
+      <w:r>
+        <w:rPr>
+          <w:rFonts w:ascii="B Nazanin" w:hAnsi="B Nazanin" w:cs="B Nazanin" w:hint="cs"/>
+          <w:b/>
+          <w:bCs/>
+          <w:sz w:val="24"/>
+          <w:szCs w:val="24"/>
+          <w:rtl/>
+          <w:lang w:bidi="fa-IR"/>
         </w:rPr>
         <w:fldChar w:fldCharType="end"/>
+      </w:r>
+      <w:r>
+        <w:rPr>
+          <w:rFonts w:ascii="B Nazanin" w:hAnsi="B Nazanin" w:cs="B Nazanin" w:hint="cs"/>
+          <w:b/>
+          <w:bCs/>
+          <w:sz w:val="24"/>
+          <w:szCs w:val="24"/>
+          <w:rtl/>
+          <w:lang w:bidi="fa-IR"/>
+        </w:rPr>
+        <w:t xml:space="preserve">. حوزه‌ها و طرحواره‌های ناسازگار اولیه در مدل یانگ</w:t>
       </w:r>
     </w:p>
     <w:tbl>
@@ -10635,33 +10727,79 @@
           <w:rtl/>
           <w:lang w:bidi="fa-IR"/>
         </w:rPr>
-        <w:t xml:space="preserve">شکل ۲-۱. مدل مفهومی پژوهش</w:t>
-      </w:r>
-    </w:p>
-    <w:p>
-      <w:pPr>
-        <w:bidi/>
-      </w:pPr>
-      <w:r>
-        <w:rPr>
-          <w:vanish/>
-          <w:rFonts w:ascii="B Nazanin" w:hAnsi="B Nazanin"/>
-        </w:rPr>
-        <w:fldChar w:fldCharType="begin"/>
-      </w:r>
-      <w:r>
-        <w:rPr>
-          <w:vanish/>
-          <w:rFonts w:ascii="B Nazanin" w:hAnsi="B Nazanin"/>
-        </w:rPr>
-        <w:instrText>TC "شکل ۲-۱. مدل مفهومی پژوهش" \f F \l 1</w:instrText>
-      </w:r>
-      <w:r>
-        <w:rPr>
-          <w:vanish/>
-          <w:rFonts w:ascii="B Nazanin" w:hAnsi="B Nazanin"/>
+        <w:t xml:space="preserve">شکل </w:t>
+      </w:r>
+      <w:r>
+        <w:rPr>
+          <w:rFonts w:ascii="B Nazanin" w:hAnsi="B Nazanin" w:cs="B Nazanin" w:hint="cs"/>
+          <w:b/>
+          <w:bCs/>
+          <w:sz w:val="24"/>
+          <w:szCs w:val="24"/>
+          <w:rtl/>
+          <w:lang w:bidi="fa-IR"/>
+        </w:rPr>
+        <w:fldChar w:fldCharType="begin" w:fldLock="true"/>
+      </w:r>
+      <w:r>
+        <w:rPr>
+          <w:rFonts w:ascii="B Nazanin" w:hAnsi="B Nazanin" w:cs="B Nazanin" w:hint="cs"/>
+          <w:b/>
+          <w:bCs/>
+          <w:sz w:val="24"/>
+          <w:szCs w:val="24"/>
+          <w:rtl/>
+          <w:lang w:bidi="fa-IR"/>
+        </w:rPr>
+        <w:instrText>SEQ شکل</w:instrText>
+      </w:r>
+      <w:r>
+        <w:rPr>
+          <w:rFonts w:ascii="B Nazanin" w:hAnsi="B Nazanin" w:cs="B Nazanin" w:hint="cs"/>
+          <w:b/>
+          <w:bCs/>
+          <w:sz w:val="24"/>
+          <w:szCs w:val="24"/>
+          <w:rtl/>
+          <w:lang w:bidi="fa-IR"/>
+        </w:rPr>
+        <w:fldChar w:fldCharType="separate"/>
+      </w:r>
+      <w:r>
+        <w:rPr>
+          <w:rFonts w:ascii="B Nazanin" w:hAnsi="B Nazanin" w:cs="B Nazanin" w:hint="cs"/>
+          <w:b/>
+          <w:bCs/>
+          <w:sz w:val="24"/>
+          <w:szCs w:val="24"/>
+          <w:rtl/>
+          <w:lang w:bidi="fa-IR"/>
+        </w:rPr>
+        <w:t xml:space="preserve">۲-۱</w:t>
+      </w:r>
+      <w:r>
+        <w:rPr>
+          <w:rFonts w:ascii="B Nazanin" w:hAnsi="B Nazanin" w:cs="B Nazanin" w:hint="cs"/>
+          <w:b/>
+          <w:bCs/>
+          <w:sz w:val="24"/>
+          <w:szCs w:val="24"/>
+          <w:rtl/>
+          <w:lang w:bidi="fa-IR"/>
         </w:rPr>
         <w:fldChar w:fldCharType="end"/>
+      </w:r>
+      <w:r>
+        <w:rPr>
+          <w:rFonts w:ascii="B Nazanin" w:hAnsi="B Nazanin" w:cs="B Nazanin" w:hint="cs"/>
+          <w:b/>
+          <w:bCs/>
+          <w:sz w:val="24"/>
+          <w:szCs w:val="24"/>
+          <w:rtl/>
+          <w:lang w:bidi="fa-IR"/>
+        </w:rPr>
+        <w:t xml:space="preserve">. مدل مفهومی پژوهش</w:t>
       </w:r>
     </w:p>
     <w:p>
@@ -11933,33 +12071,79 @@
           <w:rtl/>
           <w:lang w:bidi="fa-IR"/>
         </w:rPr>
-        <w:t xml:space="preserve">جدول ۳-۱. خلاصه ابزارهای پژوهش</w:t>
-      </w:r>
-    </w:p>
-    <w:p>
-      <w:pPr>
-        <w:bidi/>
-      </w:pPr>
-      <w:r>
-        <w:rPr>
-          <w:vanish/>
-          <w:rFonts w:ascii="B Nazanin" w:hAnsi="B Nazanin"/>
-        </w:rPr>
-        <w:fldChar w:fldCharType="begin"/>
-      </w:r>
-      <w:r>
-        <w:rPr>
-          <w:vanish/>
-          <w:rFonts w:ascii="B Nazanin" w:hAnsi="B Nazanin"/>
-        </w:rPr>
-        <w:instrText>TC "جدول ۳-۱. خلاصه ابزارهای پژوهش" \f T \l 1</w:instrText>
-      </w:r>
-      <w:r>
-        <w:rPr>
-          <w:vanish/>
-          <w:rFonts w:ascii="B Nazanin" w:hAnsi="B Nazanin"/>
+        <w:t xml:space="preserve">جدول </w:t>
+      </w:r>
+      <w:r>
+        <w:rPr>
+          <w:rFonts w:ascii="B Nazanin" w:hAnsi="B Nazanin" w:cs="B Nazanin" w:hint="cs"/>
+          <w:b/>
+          <w:bCs/>
+          <w:sz w:val="24"/>
+          <w:szCs w:val="24"/>
+          <w:rtl/>
+          <w:lang w:bidi="fa-IR"/>
+        </w:rPr>
+        <w:fldChar w:fldCharType="begin" w:fldLock="true"/>
+      </w:r>
+      <w:r>
+        <w:rPr>
+          <w:rFonts w:ascii="B Nazanin" w:hAnsi="B Nazanin" w:cs="B Nazanin" w:hint="cs"/>
+          <w:b/>
+          <w:bCs/>
+          <w:sz w:val="24"/>
+          <w:szCs w:val="24"/>
+          <w:rtl/>
+          <w:lang w:bidi="fa-IR"/>
+        </w:rPr>
+        <w:instrText>SEQ جدول</w:instrText>
+      </w:r>
+      <w:r>
+        <w:rPr>
+          <w:rFonts w:ascii="B Nazanin" w:hAnsi="B Nazanin" w:cs="B Nazanin" w:hint="cs"/>
+          <w:b/>
+          <w:bCs/>
+          <w:sz w:val="24"/>
+          <w:szCs w:val="24"/>
+          <w:rtl/>
+          <w:lang w:bidi="fa-IR"/>
+        </w:rPr>
+        <w:fldChar w:fldCharType="separate"/>
+      </w:r>
+      <w:r>
+        <w:rPr>
+          <w:rFonts w:ascii="B Nazanin" w:hAnsi="B Nazanin" w:cs="B Nazanin" w:hint="cs"/>
+          <w:b/>
+          <w:bCs/>
+          <w:sz w:val="24"/>
+          <w:szCs w:val="24"/>
+          <w:rtl/>
+          <w:lang w:bidi="fa-IR"/>
+        </w:rPr>
+        <w:t xml:space="preserve">۳-۱</w:t>
+      </w:r>
+      <w:r>
+        <w:rPr>
+          <w:rFonts w:ascii="B Nazanin" w:hAnsi="B Nazanin" w:cs="B Nazanin" w:hint="cs"/>
+          <w:b/>
+          <w:bCs/>
+          <w:sz w:val="24"/>
+          <w:szCs w:val="24"/>
+          <w:rtl/>
+          <w:lang w:bidi="fa-IR"/>
         </w:rPr>
         <w:fldChar w:fldCharType="end"/>
+      </w:r>
+      <w:r>
+        <w:rPr>
+          <w:rFonts w:ascii="B Nazanin" w:hAnsi="B Nazanin" w:cs="B Nazanin" w:hint="cs"/>
+          <w:b/>
+          <w:bCs/>
+          <w:sz w:val="24"/>
+          <w:szCs w:val="24"/>
+          <w:rtl/>
+          <w:lang w:bidi="fa-IR"/>
+        </w:rPr>
+        <w:t xml:space="preserve">. خلاصه ابزارهای پژوهش</w:t>
       </w:r>
     </w:p>
     <w:tbl>
@@ -13501,43 +13685,89 @@
           <w:rtl/>
           <w:lang w:bidi="fa-IR"/>
         </w:rPr>
-        <w:t xml:space="preserve">جدول ۴-۱.</w:t>
-      </w:r>
-      <w:r>
-        <w:rPr>
-          <w:rFonts w:ascii="B Nazanin" w:hAnsi="B Nazanin" w:cs="B Nazanin" w:hint="cs"/>
+        <w:t xml:space="preserve">جدول </w:t>
+      </w:r>
+      <w:r>
+        <w:rPr>
+          <w:rFonts w:ascii="B Nazanin" w:hAnsi="B Nazanin" w:cs="B Nazanin" w:hint="cs"/>
+          <w:b/>
+          <w:bCs/>
           <w:sz w:val="22"/>
           <w:szCs w:val="22"/>
           <w:rtl/>
           <w:lang w:bidi="fa-IR"/>
         </w:rPr>
+        <w:fldChar w:fldCharType="begin" w:fldLock="true"/>
+      </w:r>
+      <w:r>
+        <w:rPr>
+          <w:rFonts w:ascii="B Nazanin" w:hAnsi="B Nazanin" w:cs="B Nazanin" w:hint="cs"/>
+          <w:b/>
+          <w:bCs/>
+          <w:sz w:val="22"/>
+          <w:szCs w:val="22"/>
+          <w:rtl/>
+          <w:lang w:bidi="fa-IR"/>
+        </w:rPr>
+        <w:instrText>SEQ جدول</w:instrText>
+      </w:r>
+      <w:r>
+        <w:rPr>
+          <w:rFonts w:ascii="B Nazanin" w:hAnsi="B Nazanin" w:cs="B Nazanin" w:hint="cs"/>
+          <w:b/>
+          <w:bCs/>
+          <w:sz w:val="22"/>
+          <w:szCs w:val="22"/>
+          <w:rtl/>
+          <w:lang w:bidi="fa-IR"/>
+        </w:rPr>
+        <w:fldChar w:fldCharType="separate"/>
+      </w:r>
+      <w:r>
+        <w:rPr>
+          <w:rFonts w:ascii="B Nazanin" w:hAnsi="B Nazanin" w:cs="B Nazanin" w:hint="cs"/>
+          <w:b/>
+          <w:bCs/>
+          <w:sz w:val="22"/>
+          <w:szCs w:val="22"/>
+          <w:rtl/>
+          <w:lang w:bidi="fa-IR"/>
+        </w:rPr>
+        <w:t xml:space="preserve">۴-۱</w:t>
+      </w:r>
+      <w:r>
+        <w:rPr>
+          <w:rFonts w:ascii="B Nazanin" w:hAnsi="B Nazanin" w:cs="B Nazanin" w:hint="cs"/>
+          <w:b/>
+          <w:bCs/>
+          <w:sz w:val="22"/>
+          <w:szCs w:val="22"/>
+          <w:rtl/>
+          <w:lang w:bidi="fa-IR"/>
+        </w:rPr>
+        <w:fldChar w:fldCharType="end"/>
+      </w:r>
+      <w:r>
+        <w:rPr>
+          <w:rFonts w:ascii="B Nazanin" w:hAnsi="B Nazanin" w:cs="B Nazanin" w:hint="cs"/>
+          <w:b/>
+          <w:bCs/>
+          <w:sz w:val="22"/>
+          <w:szCs w:val="22"/>
+          <w:rtl/>
+          <w:lang w:bidi="fa-IR"/>
+        </w:rPr>
+        <w:t xml:space="preserve">.</w:t>
+      </w:r>
+      <w:r>
+        <w:rPr>
+          <w:rFonts w:ascii="B Nazanin" w:hAnsi="B Nazanin" w:cs="B Nazanin" w:hint="cs"/>
+          <w:sz w:val="22"/>
+          <w:szCs w:val="22"/>
+          <w:rtl/>
+          <w:lang w:bidi="fa-IR"/>
+        </w:rPr>
         <w:t xml:space="preserve"> روند غربالگری و ریزش پاسخ‌ها</w:t>
-      </w:r>
-    </w:p>
-    <w:p>
-      <w:pPr>
-        <w:bidi/>
-      </w:pPr>
-      <w:r>
-        <w:rPr>
-          <w:vanish/>
-          <w:rFonts w:ascii="B Nazanin" w:hAnsi="B Nazanin"/>
-        </w:rPr>
-        <w:fldChar w:fldCharType="begin"/>
-      </w:r>
-      <w:r>
-        <w:rPr>
-          <w:vanish/>
-          <w:rFonts w:ascii="B Nazanin" w:hAnsi="B Nazanin"/>
-        </w:rPr>
-        <w:instrText>TC "جدول ۴-۱. روند غربالگری و ریزش پاسخ‌ها" \f T \l 1</w:instrText>
-      </w:r>
-      <w:r>
-        <w:rPr>
-          <w:vanish/>
-          <w:rFonts w:ascii="B Nazanin" w:hAnsi="B Nazanin"/>
-        </w:rPr>
-        <w:fldChar w:fldCharType="end"/>
       </w:r>
     </w:p>
     <w:tbl>
@@ -13571,9 +13801,10 @@
             <w:r/>
             <w:r>
               <w:rPr>
-                <w:rFonts w:ascii="Cambria" w:hAnsi="Cambria" w:cs="Cambria"/>
+                <w:rFonts w:ascii="B Nazanin" w:hAnsi="B Nazanin" w:cs="B Nazanin"/>
                 <w:b/>
                 <w:sz w:val="22"/>
+                <w:rtl/>
               </w:rPr>
               <w:t>مرحله</w:t>
             </w:r>
@@ -13594,9 +13825,10 @@
             <w:r/>
             <w:r>
               <w:rPr>
-                <w:rFonts w:ascii="Cambria" w:hAnsi="Cambria" w:cs="Cambria"/>
+                <w:rFonts w:ascii="B Nazanin" w:hAnsi="B Nazanin" w:cs="B Nazanin"/>
                 <w:b/>
                 <w:sz w:val="22"/>
+                <w:rtl/>
               </w:rPr>
               <w:t>تعداد حذف‌شده</w:t>
             </w:r>
@@ -13617,9 +13849,10 @@
             <w:r/>
             <w:r>
               <w:rPr>
-                <w:rFonts w:ascii="Cambria" w:hAnsi="Cambria" w:cs="Cambria"/>
+                <w:rFonts w:ascii="B Nazanin" w:hAnsi="B Nazanin" w:cs="B Nazanin"/>
                 <w:b/>
                 <w:sz w:val="22"/>
+                <w:rtl/>
               </w:rPr>
               <w:t>باقی‌مانده</w:t>
             </w:r>
@@ -13639,9 +13872,10 @@
             <w:r/>
             <w:r>
               <w:rPr>
-                <w:rFonts w:ascii="Cambria" w:hAnsi="Cambria" w:cs="Cambria"/>
+                <w:rFonts w:ascii="B Nazanin" w:hAnsi="B Nazanin" w:cs="B Nazanin"/>
                 <w:b w:val="0"/>
                 <w:sz w:val="22"/>
+                <w:rtl/>
               </w:rPr>
               <w:t>خام اولیه</w:t>
             </w:r>
@@ -13678,9 +13912,10 @@
             <w:r/>
             <w:r>
               <w:rPr>
-                <w:rFonts w:ascii="Cambria" w:hAnsi="Cambria" w:cs="Cambria"/>
+                <w:rFonts w:ascii="B Nazanin" w:hAnsi="B Nazanin" w:cs="B Nazanin"/>
                 <w:b w:val="0"/>
                 <w:sz w:val="22"/>
+                <w:rtl/>
               </w:rPr>
               <w:t>۲۴۳</w:t>
             </w:r>
@@ -13700,9 +13935,10 @@
             <w:r/>
             <w:r>
               <w:rPr>
-                <w:rFonts w:ascii="Cambria" w:hAnsi="Cambria" w:cs="Cambria"/>
+                <w:rFonts w:ascii="B Nazanin" w:hAnsi="B Nazanin" w:cs="B Nazanin"/>
                 <w:b w:val="0"/>
                 <w:sz w:val="22"/>
+                <w:rtl/>
               </w:rPr>
               <w:t>رضایت آگاهانه (بدون رضایت)</w:t>
             </w:r>
@@ -13720,9 +13956,10 @@
             <w:r/>
             <w:r>
               <w:rPr>
-                <w:rFonts w:ascii="Cambria" w:hAnsi="Cambria" w:cs="Cambria"/>
+                <w:rFonts w:ascii="B Nazanin" w:hAnsi="B Nazanin" w:cs="B Nazanin"/>
                 <w:b w:val="0"/>
                 <w:sz w:val="22"/>
+                <w:rtl/>
               </w:rPr>
               <w:t>۸</w:t>
             </w:r>
@@ -13740,9 +13977,10 @@
             <w:r/>
             <w:r>
               <w:rPr>
-                <w:rFonts w:ascii="Cambria" w:hAnsi="Cambria" w:cs="Cambria"/>
+                <w:rFonts w:ascii="B Nazanin" w:hAnsi="B Nazanin" w:cs="B Nazanin"/>
                 <w:b w:val="0"/>
                 <w:sz w:val="22"/>
+                <w:rtl/>
               </w:rPr>
               <w:t>۲۳۵</w:t>
             </w:r>
@@ -13762,9 +14000,10 @@
             <w:r/>
             <w:r>
               <w:rPr>
-                <w:rFonts w:ascii="Cambria" w:hAnsi="Cambria" w:cs="Cambria"/>
+                <w:rFonts w:ascii="B Nazanin" w:hAnsi="B Nazanin" w:cs="B Nazanin"/>
                 <w:b w:val="0"/>
                 <w:sz w:val="22"/>
+                <w:rtl/>
               </w:rPr>
               <w:t>غربالگری ورود (سن/معامله‌گر واقعی/سابقه)</w:t>
             </w:r>
@@ -13782,9 +14021,10 @@
             <w:r/>
             <w:r>
               <w:rPr>
-                <w:rFonts w:ascii="Cambria" w:hAnsi="Cambria" w:cs="Cambria"/>
+                <w:rFonts w:ascii="B Nazanin" w:hAnsi="B Nazanin" w:cs="B Nazanin"/>
                 <w:b w:val="0"/>
                 <w:sz w:val="22"/>
+                <w:rtl/>
               </w:rPr>
               <w:t>۱۰</w:t>
             </w:r>
@@ -13802,9 +14042,10 @@
             <w:r/>
             <w:r>
               <w:rPr>
-                <w:rFonts w:ascii="Cambria" w:hAnsi="Cambria" w:cs="Cambria"/>
+                <w:rFonts w:ascii="B Nazanin" w:hAnsi="B Nazanin" w:cs="B Nazanin"/>
                 <w:b w:val="0"/>
                 <w:sz w:val="22"/>
+                <w:rtl/>
               </w:rPr>
               <w:t>۲۲۵</w:t>
             </w:r>
@@ -13824,9 +14065,10 @@
             <w:r/>
             <w:r>
               <w:rPr>
-                <w:rFonts w:ascii="Cambria" w:hAnsi="Cambria" w:cs="Cambria"/>
+                <w:rFonts w:ascii="B Nazanin" w:hAnsi="B Nazanin" w:cs="B Nazanin"/>
                 <w:b w:val="0"/>
                 <w:sz w:val="22"/>
+                <w:rtl/>
               </w:rPr>
               <w:t>ناقص‌بودن (بیش از ۳۰٪ بی‌پاسخ)</w:t>
             </w:r>
@@ -13844,9 +14086,10 @@
             <w:r/>
             <w:r>
               <w:rPr>
-                <w:rFonts w:ascii="Cambria" w:hAnsi="Cambria" w:cs="Cambria"/>
+                <w:rFonts w:ascii="B Nazanin" w:hAnsi="B Nazanin" w:cs="B Nazanin"/>
                 <w:b w:val="0"/>
                 <w:sz w:val="22"/>
+                <w:rtl/>
               </w:rPr>
               <w:t>۱۷</w:t>
             </w:r>
@@ -13864,9 +14107,10 @@
             <w:r/>
             <w:r>
               <w:rPr>
-                <w:rFonts w:ascii="Cambria" w:hAnsi="Cambria" w:cs="Cambria"/>
+                <w:rFonts w:ascii="B Nazanin" w:hAnsi="B Nazanin" w:cs="B Nazanin"/>
                 <w:b w:val="0"/>
                 <w:sz w:val="22"/>
+                <w:rtl/>
               </w:rPr>
               <w:t>۲۰۸</w:t>
             </w:r>
@@ -13886,9 +14130,10 @@
             <w:r/>
             <w:r>
               <w:rPr>
-                <w:rFonts w:ascii="Cambria" w:hAnsi="Cambria" w:cs="Cambria"/>
+                <w:rFonts w:ascii="B Nazanin" w:hAnsi="B Nazanin" w:cs="B Nazanin"/>
                 <w:b w:val="0"/>
                 <w:sz w:val="22"/>
+                <w:rtl/>
               </w:rPr>
               <w:t>الگوی ثابت پاسخ (واریانس صفر)</w:t>
             </w:r>
@@ -13906,9 +14151,10 @@
             <w:r/>
             <w:r>
               <w:rPr>
-                <w:rFonts w:ascii="Cambria" w:hAnsi="Cambria" w:cs="Cambria"/>
+                <w:rFonts w:ascii="B Nazanin" w:hAnsi="B Nazanin" w:cs="B Nazanin"/>
                 <w:b w:val="0"/>
                 <w:sz w:val="22"/>
+                <w:rtl/>
               </w:rPr>
               <w:t>۱۱</w:t>
             </w:r>
@@ -13926,9 +14172,10 @@
             <w:r/>
             <w:r>
               <w:rPr>
-                <w:rFonts w:ascii="Cambria" w:hAnsi="Cambria" w:cs="Cambria"/>
+                <w:rFonts w:ascii="B Nazanin" w:hAnsi="B Nazanin" w:cs="B Nazanin"/>
                 <w:b w:val="0"/>
                 <w:sz w:val="22"/>
+                <w:rtl/>
               </w:rPr>
               <w:t>۱۹۷</w:t>
             </w:r>
@@ -13948,9 +14195,10 @@
             <w:r/>
             <w:r>
               <w:rPr>
-                <w:rFonts w:ascii="Cambria" w:hAnsi="Cambria" w:cs="Cambria"/>
+                <w:rFonts w:ascii="B Nazanin" w:hAnsi="B Nazanin" w:cs="B Nazanin"/>
                 <w:b w:val="0"/>
                 <w:sz w:val="22"/>
+                <w:rtl/>
               </w:rPr>
               <w:t>زمان نامتعارف کوتاه (کمتر از ۱۲۰ ثانیه)</w:t>
             </w:r>
@@ -13968,9 +14216,10 @@
             <w:r/>
             <w:r>
               <w:rPr>
-                <w:rFonts w:ascii="Cambria" w:hAnsi="Cambria" w:cs="Cambria"/>
+                <w:rFonts w:ascii="B Nazanin" w:hAnsi="B Nazanin" w:cs="B Nazanin"/>
                 <w:b w:val="0"/>
                 <w:sz w:val="22"/>
+                <w:rtl/>
               </w:rPr>
               <w:t>۹</w:t>
             </w:r>
@@ -13988,9 +14237,10 @@
             <w:r/>
             <w:r>
               <w:rPr>
-                <w:rFonts w:ascii="Cambria" w:hAnsi="Cambria" w:cs="Cambria"/>
+                <w:rFonts w:ascii="B Nazanin" w:hAnsi="B Nazanin" w:cs="B Nazanin"/>
                 <w:b w:val="0"/>
                 <w:sz w:val="22"/>
+                <w:rtl/>
               </w:rPr>
               <w:t>۱۸۸</w:t>
             </w:r>
@@ -14010,9 +14260,10 @@
             <w:r/>
             <w:r>
               <w:rPr>
-                <w:rFonts w:ascii="Cambria" w:hAnsi="Cambria" w:cs="Cambria"/>
+                <w:rFonts w:ascii="B Nazanin" w:hAnsi="B Nazanin" w:cs="B Nazanin"/>
                 <w:b w:val="0"/>
                 <w:sz w:val="22"/>
+                <w:rtl/>
               </w:rPr>
               <w:t>تکراری (بردار پاسخ یکسان)</w:t>
             </w:r>
@@ -14030,9 +14281,10 @@
             <w:r/>
             <w:r>
               <w:rPr>
-                <w:rFonts w:ascii="Cambria" w:hAnsi="Cambria" w:cs="Cambria"/>
+                <w:rFonts w:ascii="B Nazanin" w:hAnsi="B Nazanin" w:cs="B Nazanin"/>
                 <w:b w:val="0"/>
                 <w:sz w:val="22"/>
+                <w:rtl/>
               </w:rPr>
               <w:t>۳</w:t>
             </w:r>
@@ -14050,9 +14302,10 @@
             <w:r/>
             <w:r>
               <w:rPr>
-                <w:rFonts w:ascii="Cambria" w:hAnsi="Cambria" w:cs="Cambria"/>
+                <w:rFonts w:ascii="B Nazanin" w:hAnsi="B Nazanin" w:cs="B Nazanin"/>
                 <w:b w:val="0"/>
                 <w:sz w:val="22"/>
+                <w:rtl/>
               </w:rPr>
               <w:t>۱۸۵</w:t>
             </w:r>
@@ -14072,9 +14325,10 @@
             <w:r/>
             <w:r>
               <w:rPr>
-                <w:rFonts w:ascii="Cambria" w:hAnsi="Cambria" w:cs="Cambria"/>
+                <w:rFonts w:ascii="B Nazanin" w:hAnsi="B Nazanin" w:cs="B Nazanin"/>
                 <w:b w:val="0"/>
                 <w:sz w:val="22"/>
+                <w:rtl/>
               </w:rPr>
               <w:t>نمونهٔ نهایی معتبر</w:t>
             </w:r>
@@ -14111,9 +14365,10 @@
             <w:r/>
             <w:r>
               <w:rPr>
-                <w:rFonts w:ascii="Cambria" w:hAnsi="Cambria" w:cs="Cambria"/>
+                <w:rFonts w:ascii="B Nazanin" w:hAnsi="B Nazanin" w:cs="B Nazanin"/>
                 <w:b w:val="0"/>
                 <w:sz w:val="22"/>
+                <w:rtl/>
               </w:rPr>
               <w:t>۱۸۵</w:t>
             </w:r>
@@ -14191,43 +14446,89 @@
           <w:rtl/>
           <w:lang w:bidi="fa-IR"/>
         </w:rPr>
-        <w:t xml:space="preserve">جدول ۴-۲.</w:t>
-      </w:r>
-      <w:r>
-        <w:rPr>
-          <w:rFonts w:ascii="B Nazanin" w:hAnsi="B Nazanin" w:cs="B Nazanin" w:hint="cs"/>
+        <w:t xml:space="preserve">جدول </w:t>
+      </w:r>
+      <w:r>
+        <w:rPr>
+          <w:rFonts w:ascii="B Nazanin" w:hAnsi="B Nazanin" w:cs="B Nazanin" w:hint="cs"/>
+          <w:b/>
+          <w:bCs/>
           <w:sz w:val="22"/>
           <w:szCs w:val="22"/>
           <w:rtl/>
           <w:lang w:bidi="fa-IR"/>
         </w:rPr>
+        <w:fldChar w:fldCharType="begin" w:fldLock="true"/>
+      </w:r>
+      <w:r>
+        <w:rPr>
+          <w:rFonts w:ascii="B Nazanin" w:hAnsi="B Nazanin" w:cs="B Nazanin" w:hint="cs"/>
+          <w:b/>
+          <w:bCs/>
+          <w:sz w:val="22"/>
+          <w:szCs w:val="22"/>
+          <w:rtl/>
+          <w:lang w:bidi="fa-IR"/>
+        </w:rPr>
+        <w:instrText>SEQ جدول</w:instrText>
+      </w:r>
+      <w:r>
+        <w:rPr>
+          <w:rFonts w:ascii="B Nazanin" w:hAnsi="B Nazanin" w:cs="B Nazanin" w:hint="cs"/>
+          <w:b/>
+          <w:bCs/>
+          <w:sz w:val="22"/>
+          <w:szCs w:val="22"/>
+          <w:rtl/>
+          <w:lang w:bidi="fa-IR"/>
+        </w:rPr>
+        <w:fldChar w:fldCharType="separate"/>
+      </w:r>
+      <w:r>
+        <w:rPr>
+          <w:rFonts w:ascii="B Nazanin" w:hAnsi="B Nazanin" w:cs="B Nazanin" w:hint="cs"/>
+          <w:b/>
+          <w:bCs/>
+          <w:sz w:val="22"/>
+          <w:szCs w:val="22"/>
+          <w:rtl/>
+          <w:lang w:bidi="fa-IR"/>
+        </w:rPr>
+        <w:t xml:space="preserve">۴-۲</w:t>
+      </w:r>
+      <w:r>
+        <w:rPr>
+          <w:rFonts w:ascii="B Nazanin" w:hAnsi="B Nazanin" w:cs="B Nazanin" w:hint="cs"/>
+          <w:b/>
+          <w:bCs/>
+          <w:sz w:val="22"/>
+          <w:szCs w:val="22"/>
+          <w:rtl/>
+          <w:lang w:bidi="fa-IR"/>
+        </w:rPr>
+        <w:fldChar w:fldCharType="end"/>
+      </w:r>
+      <w:r>
+        <w:rPr>
+          <w:rFonts w:ascii="B Nazanin" w:hAnsi="B Nazanin" w:cs="B Nazanin" w:hint="cs"/>
+          <w:b/>
+          <w:bCs/>
+          <w:sz w:val="22"/>
+          <w:szCs w:val="22"/>
+          <w:rtl/>
+          <w:lang w:bidi="fa-IR"/>
+        </w:rPr>
+        <w:t xml:space="preserve">.</w:t>
+      </w:r>
+      <w:r>
+        <w:rPr>
+          <w:rFonts w:ascii="B Nazanin" w:hAnsi="B Nazanin" w:cs="B Nazanin" w:hint="cs"/>
+          <w:sz w:val="22"/>
+          <w:szCs w:val="22"/>
+          <w:rtl/>
+          <w:lang w:bidi="fa-IR"/>
+        </w:rPr>
         <w:t xml:space="preserve"> توزیع ویژگی‌های جمعیت‌شناختی نمونه نهایی</w:t>
-      </w:r>
-    </w:p>
-    <w:p>
-      <w:pPr>
-        <w:bidi/>
-      </w:pPr>
-      <w:r>
-        <w:rPr>
-          <w:vanish/>
-          <w:rFonts w:ascii="B Nazanin" w:hAnsi="B Nazanin"/>
-        </w:rPr>
-        <w:fldChar w:fldCharType="begin"/>
-      </w:r>
-      <w:r>
-        <w:rPr>
-          <w:vanish/>
-          <w:rFonts w:ascii="B Nazanin" w:hAnsi="B Nazanin"/>
-        </w:rPr>
-        <w:instrText>TC "جدول ۴-۲. توزیع ویژگی‌های جمعیت‌شناختی نمونه نهایی" \f T \l 1</w:instrText>
-      </w:r>
-      <w:r>
-        <w:rPr>
-          <w:vanish/>
-          <w:rFonts w:ascii="B Nazanin" w:hAnsi="B Nazanin"/>
-        </w:rPr>
-        <w:fldChar w:fldCharType="end"/>
       </w:r>
     </w:p>
     <w:tbl>
@@ -14262,9 +14563,10 @@
             <w:r/>
             <w:r>
               <w:rPr>
-                <w:rFonts w:ascii="Cambria" w:hAnsi="Cambria" w:cs="Cambria"/>
+                <w:rFonts w:ascii="B Nazanin" w:hAnsi="B Nazanin" w:cs="B Nazanin"/>
                 <w:b/>
                 <w:sz w:val="22"/>
+                <w:rtl/>
               </w:rPr>
               <w:t>متغیر</w:t>
             </w:r>
@@ -14285,9 +14587,10 @@
             <w:r/>
             <w:r>
               <w:rPr>
-                <w:rFonts w:ascii="Cambria" w:hAnsi="Cambria" w:cs="Cambria"/>
+                <w:rFonts w:ascii="B Nazanin" w:hAnsi="B Nazanin" w:cs="B Nazanin"/>
                 <w:b/>
                 <w:sz w:val="22"/>
+                <w:rtl/>
               </w:rPr>
               <w:t>سطح</w:t>
             </w:r>
@@ -14308,9 +14611,10 @@
             <w:r/>
             <w:r>
               <w:rPr>
-                <w:rFonts w:ascii="Cambria" w:hAnsi="Cambria" w:cs="Cambria"/>
+                <w:rFonts w:ascii="B Nazanin" w:hAnsi="B Nazanin" w:cs="B Nazanin"/>
                 <w:b/>
                 <w:sz w:val="22"/>
+                <w:rtl/>
               </w:rPr>
               <w:t>تعداد</w:t>
             </w:r>
@@ -14331,9 +14635,10 @@
             <w:r/>
             <w:r>
               <w:rPr>
-                <w:rFonts w:ascii="Cambria" w:hAnsi="Cambria" w:cs="Cambria"/>
+                <w:rFonts w:ascii="B Nazanin" w:hAnsi="B Nazanin" w:cs="B Nazanin"/>
                 <w:b/>
                 <w:sz w:val="22"/>
+                <w:rtl/>
               </w:rPr>
               <w:t>درصد</w:t>
             </w:r>
@@ -14353,9 +14658,10 @@
             <w:r/>
             <w:r>
               <w:rPr>
-                <w:rFonts w:ascii="Cambria" w:hAnsi="Cambria" w:cs="Cambria"/>
+                <w:rFonts w:ascii="B Nazanin" w:hAnsi="B Nazanin" w:cs="B Nazanin"/>
                 <w:b w:val="0"/>
                 <w:sz w:val="22"/>
+                <w:rtl/>
               </w:rPr>
               <w:t>سن (سال)</w:t>
             </w:r>
@@ -14373,9 +14679,10 @@
             <w:r/>
             <w:r>
               <w:rPr>
-                <w:rFonts w:ascii="Cambria" w:hAnsi="Cambria" w:cs="Cambria"/>
+                <w:rFonts w:ascii="B Nazanin" w:hAnsi="B Nazanin" w:cs="B Nazanin"/>
                 <w:b w:val="0"/>
                 <w:sz w:val="22"/>
+                <w:rtl/>
               </w:rPr>
               <w:t>۱۸ تا ۲۹</w:t>
             </w:r>
@@ -14393,9 +14700,10 @@
             <w:r/>
             <w:r>
               <w:rPr>
-                <w:rFonts w:ascii="Cambria" w:hAnsi="Cambria" w:cs="Cambria"/>
+                <w:rFonts w:ascii="B Nazanin" w:hAnsi="B Nazanin" w:cs="B Nazanin"/>
                 <w:b w:val="0"/>
                 <w:sz w:val="22"/>
+                <w:rtl/>
               </w:rPr>
               <w:t>۵۲</w:t>
             </w:r>
@@ -14413,9 +14721,10 @@
             <w:r/>
             <w:r>
               <w:rPr>
-                <w:rFonts w:ascii="Cambria" w:hAnsi="Cambria" w:cs="Cambria"/>
+                <w:rFonts w:ascii="B Nazanin" w:hAnsi="B Nazanin" w:cs="B Nazanin"/>
                 <w:b w:val="0"/>
                 <w:sz w:val="22"/>
+                <w:rtl/>
               </w:rPr>
               <w:t>۲۸٫۱۱</w:t>
             </w:r>
@@ -14435,9 +14744,10 @@
             <w:r/>
             <w:r>
               <w:rPr>
-                <w:rFonts w:ascii="Cambria" w:hAnsi="Cambria" w:cs="Cambria"/>
+                <w:rFonts w:ascii="B Nazanin" w:hAnsi="B Nazanin" w:cs="B Nazanin"/>
                 <w:b w:val="0"/>
                 <w:sz w:val="22"/>
+                <w:rtl/>
               </w:rPr>
               <w:t>سن (سال)</w:t>
             </w:r>
@@ -14455,9 +14765,10 @@
             <w:r/>
             <w:r>
               <w:rPr>
-                <w:rFonts w:ascii="Cambria" w:hAnsi="Cambria" w:cs="Cambria"/>
+                <w:rFonts w:ascii="B Nazanin" w:hAnsi="B Nazanin" w:cs="B Nazanin"/>
                 <w:b w:val="0"/>
                 <w:sz w:val="22"/>
+                <w:rtl/>
               </w:rPr>
               <w:t>۳۰ تا ۳۹</w:t>
             </w:r>
@@ -14475,9 +14786,10 @@
             <w:r/>
             <w:r>
               <w:rPr>
-                <w:rFonts w:ascii="Cambria" w:hAnsi="Cambria" w:cs="Cambria"/>
+                <w:rFonts w:ascii="B Nazanin" w:hAnsi="B Nazanin" w:cs="B Nazanin"/>
                 <w:b w:val="0"/>
                 <w:sz w:val="22"/>
+                <w:rtl/>
               </w:rPr>
               <w:t>۶۸</w:t>
             </w:r>
@@ -14495,9 +14807,10 @@
             <w:r/>
             <w:r>
               <w:rPr>
-                <w:rFonts w:ascii="Cambria" w:hAnsi="Cambria" w:cs="Cambria"/>
+                <w:rFonts w:ascii="B Nazanin" w:hAnsi="B Nazanin" w:cs="B Nazanin"/>
                 <w:b w:val="0"/>
                 <w:sz w:val="22"/>
+                <w:rtl/>
               </w:rPr>
               <w:t>۳۶٫۷۶</w:t>
             </w:r>
@@ -14517,9 +14830,10 @@
             <w:r/>
             <w:r>
               <w:rPr>
-                <w:rFonts w:ascii="Cambria" w:hAnsi="Cambria" w:cs="Cambria"/>
+                <w:rFonts w:ascii="B Nazanin" w:hAnsi="B Nazanin" w:cs="B Nazanin"/>
                 <w:b w:val="0"/>
                 <w:sz w:val="22"/>
+                <w:rtl/>
               </w:rPr>
               <w:t>سن (سال)</w:t>
             </w:r>
@@ -14537,9 +14851,10 @@
             <w:r/>
             <w:r>
               <w:rPr>
-                <w:rFonts w:ascii="Cambria" w:hAnsi="Cambria" w:cs="Cambria"/>
+                <w:rFonts w:ascii="B Nazanin" w:hAnsi="B Nazanin" w:cs="B Nazanin"/>
                 <w:b w:val="0"/>
                 <w:sz w:val="22"/>
+                <w:rtl/>
               </w:rPr>
               <w:t>۴۰ تا ۴۹</w:t>
             </w:r>
@@ -14557,9 +14872,10 @@
             <w:r/>
             <w:r>
               <w:rPr>
-                <w:rFonts w:ascii="Cambria" w:hAnsi="Cambria" w:cs="Cambria"/>
+                <w:rFonts w:ascii="B Nazanin" w:hAnsi="B Nazanin" w:cs="B Nazanin"/>
                 <w:b w:val="0"/>
                 <w:sz w:val="22"/>
+                <w:rtl/>
               </w:rPr>
               <w:t>۴۳</w:t>
             </w:r>
@@ -14577,9 +14893,10 @@
             <w:r/>
             <w:r>
               <w:rPr>
-                <w:rFonts w:ascii="Cambria" w:hAnsi="Cambria" w:cs="Cambria"/>
+                <w:rFonts w:ascii="B Nazanin" w:hAnsi="B Nazanin" w:cs="B Nazanin"/>
                 <w:b w:val="0"/>
                 <w:sz w:val="22"/>
+                <w:rtl/>
               </w:rPr>
               <w:t>۲۳٫۲۴</w:t>
             </w:r>
@@ -14599,9 +14916,10 @@
             <w:r/>
             <w:r>
               <w:rPr>
-                <w:rFonts w:ascii="Cambria" w:hAnsi="Cambria" w:cs="Cambria"/>
+                <w:rFonts w:ascii="B Nazanin" w:hAnsi="B Nazanin" w:cs="B Nazanin"/>
                 <w:b w:val="0"/>
                 <w:sz w:val="22"/>
+                <w:rtl/>
               </w:rPr>
               <w:t>سن (سال)</w:t>
             </w:r>
@@ -14619,9 +14937,10 @@
             <w:r/>
             <w:r>
               <w:rPr>
-                <w:rFonts w:ascii="Cambria" w:hAnsi="Cambria" w:cs="Cambria"/>
+                <w:rFonts w:ascii="B Nazanin" w:hAnsi="B Nazanin" w:cs="B Nazanin"/>
                 <w:b w:val="0"/>
                 <w:sz w:val="22"/>
+                <w:rtl/>
               </w:rPr>
               <w:t>۵۰ به بالا</w:t>
             </w:r>
@@ -14639,9 +14958,10 @@
             <w:r/>
             <w:r>
               <w:rPr>
-                <w:rFonts w:ascii="Cambria" w:hAnsi="Cambria" w:cs="Cambria"/>
+                <w:rFonts w:ascii="B Nazanin" w:hAnsi="B Nazanin" w:cs="B Nazanin"/>
                 <w:b w:val="0"/>
                 <w:sz w:val="22"/>
+                <w:rtl/>
               </w:rPr>
               <w:t>۲۲</w:t>
             </w:r>
@@ -14659,9 +14979,10 @@
             <w:r/>
             <w:r>
               <w:rPr>
-                <w:rFonts w:ascii="Cambria" w:hAnsi="Cambria" w:cs="Cambria"/>
+                <w:rFonts w:ascii="B Nazanin" w:hAnsi="B Nazanin" w:cs="B Nazanin"/>
                 <w:b w:val="0"/>
                 <w:sz w:val="22"/>
+                <w:rtl/>
               </w:rPr>
               <w:t>۱۱٫۸۹</w:t>
             </w:r>
@@ -14681,9 +15002,10 @@
             <w:r/>
             <w:r>
               <w:rPr>
-                <w:rFonts w:ascii="Cambria" w:hAnsi="Cambria" w:cs="Cambria"/>
+                <w:rFonts w:ascii="B Nazanin" w:hAnsi="B Nazanin" w:cs="B Nazanin"/>
                 <w:b w:val="0"/>
                 <w:sz w:val="22"/>
+                <w:rtl/>
               </w:rPr>
               <w:t>جنسیت</w:t>
             </w:r>
@@ -14701,9 +15023,10 @@
             <w:r/>
             <w:r>
               <w:rPr>
-                <w:rFonts w:ascii="Cambria" w:hAnsi="Cambria" w:cs="Cambria"/>
+                <w:rFonts w:ascii="B Nazanin" w:hAnsi="B Nazanin" w:cs="B Nazanin"/>
                 <w:b w:val="0"/>
                 <w:sz w:val="22"/>
+                <w:rtl/>
               </w:rPr>
               <w:t>زن</w:t>
             </w:r>
@@ -14721,9 +15044,10 @@
             <w:r/>
             <w:r>
               <w:rPr>
-                <w:rFonts w:ascii="Cambria" w:hAnsi="Cambria" w:cs="Cambria"/>
+                <w:rFonts w:ascii="B Nazanin" w:hAnsi="B Nazanin" w:cs="B Nazanin"/>
                 <w:b w:val="0"/>
                 <w:sz w:val="22"/>
+                <w:rtl/>
               </w:rPr>
               <w:t>۵۸</w:t>
             </w:r>
@@ -14741,9 +15065,10 @@
             <w:r/>
             <w:r>
               <w:rPr>
-                <w:rFonts w:ascii="Cambria" w:hAnsi="Cambria" w:cs="Cambria"/>
+                <w:rFonts w:ascii="B Nazanin" w:hAnsi="B Nazanin" w:cs="B Nazanin"/>
                 <w:b w:val="0"/>
                 <w:sz w:val="22"/>
+                <w:rtl/>
               </w:rPr>
               <w:t>۳۱٫۳۵</w:t>
             </w:r>
@@ -14763,9 +15088,10 @@
             <w:r/>
             <w:r>
               <w:rPr>
-                <w:rFonts w:ascii="Cambria" w:hAnsi="Cambria" w:cs="Cambria"/>
+                <w:rFonts w:ascii="B Nazanin" w:hAnsi="B Nazanin" w:cs="B Nazanin"/>
                 <w:b w:val="0"/>
                 <w:sz w:val="22"/>
+                <w:rtl/>
               </w:rPr>
               <w:t>جنسیت</w:t>
             </w:r>
@@ -14783,9 +15109,10 @@
             <w:r/>
             <w:r>
               <w:rPr>
-                <w:rFonts w:ascii="Cambria" w:hAnsi="Cambria" w:cs="Cambria"/>
+                <w:rFonts w:ascii="B Nazanin" w:hAnsi="B Nazanin" w:cs="B Nazanin"/>
                 <w:b w:val="0"/>
                 <w:sz w:val="22"/>
+                <w:rtl/>
               </w:rPr>
               <w:t>مرد</w:t>
             </w:r>
@@ -14803,9 +15130,10 @@
             <w:r/>
             <w:r>
               <w:rPr>
-                <w:rFonts w:ascii="Cambria" w:hAnsi="Cambria" w:cs="Cambria"/>
+                <w:rFonts w:ascii="B Nazanin" w:hAnsi="B Nazanin" w:cs="B Nazanin"/>
                 <w:b w:val="0"/>
                 <w:sz w:val="22"/>
+                <w:rtl/>
               </w:rPr>
               <w:t>۱۲۳</w:t>
             </w:r>
@@ -14823,9 +15151,10 @@
             <w:r/>
             <w:r>
               <w:rPr>
-                <w:rFonts w:ascii="Cambria" w:hAnsi="Cambria" w:cs="Cambria"/>
+                <w:rFonts w:ascii="B Nazanin" w:hAnsi="B Nazanin" w:cs="B Nazanin"/>
                 <w:b w:val="0"/>
                 <w:sz w:val="22"/>
+                <w:rtl/>
               </w:rPr>
               <w:t>۶۶٫۴۹</w:t>
             </w:r>
@@ -14845,9 +15174,10 @@
             <w:r/>
             <w:r>
               <w:rPr>
-                <w:rFonts w:ascii="Cambria" w:hAnsi="Cambria" w:cs="Cambria"/>
+                <w:rFonts w:ascii="B Nazanin" w:hAnsi="B Nazanin" w:cs="B Nazanin"/>
                 <w:b w:val="0"/>
                 <w:sz w:val="22"/>
+                <w:rtl/>
               </w:rPr>
               <w:t>جنسیت</w:t>
             </w:r>
@@ -14865,9 +15195,10 @@
             <w:r/>
             <w:r>
               <w:rPr>
-                <w:rFonts w:ascii="Cambria" w:hAnsi="Cambria" w:cs="Cambria"/>
+                <w:rFonts w:ascii="B Nazanin" w:hAnsi="B Nazanin" w:cs="B Nazanin"/>
                 <w:b w:val="0"/>
                 <w:sz w:val="22"/>
+                <w:rtl/>
               </w:rPr>
               <w:t>ترجیح می‌دهم پاسخ ندهم</w:t>
             </w:r>
@@ -14885,9 +15216,10 @@
             <w:r/>
             <w:r>
               <w:rPr>
-                <w:rFonts w:ascii="Cambria" w:hAnsi="Cambria" w:cs="Cambria"/>
+                <w:rFonts w:ascii="B Nazanin" w:hAnsi="B Nazanin" w:cs="B Nazanin"/>
                 <w:b w:val="0"/>
                 <w:sz w:val="22"/>
+                <w:rtl/>
               </w:rPr>
               <w:t>۴</w:t>
             </w:r>
@@ -14905,9 +15237,10 @@
             <w:r/>
             <w:r>
               <w:rPr>
-                <w:rFonts w:ascii="Cambria" w:hAnsi="Cambria" w:cs="Cambria"/>
+                <w:rFonts w:ascii="B Nazanin" w:hAnsi="B Nazanin" w:cs="B Nazanin"/>
                 <w:b w:val="0"/>
                 <w:sz w:val="22"/>
+                <w:rtl/>
               </w:rPr>
               <w:t>۲٫۱۶</w:t>
             </w:r>
@@ -14927,9 +15260,10 @@
             <w:r/>
             <w:r>
               <w:rPr>
-                <w:rFonts w:ascii="Cambria" w:hAnsi="Cambria" w:cs="Cambria"/>
+                <w:rFonts w:ascii="B Nazanin" w:hAnsi="B Nazanin" w:cs="B Nazanin"/>
                 <w:b w:val="0"/>
                 <w:sz w:val="22"/>
+                <w:rtl/>
               </w:rPr>
               <w:t>وضعیت تأهل</w:t>
             </w:r>
@@ -14947,9 +15281,10 @@
             <w:r/>
             <w:r>
               <w:rPr>
-                <w:rFonts w:ascii="Cambria" w:hAnsi="Cambria" w:cs="Cambria"/>
+                <w:rFonts w:ascii="B Nazanin" w:hAnsi="B Nazanin" w:cs="B Nazanin"/>
                 <w:b w:val="0"/>
                 <w:sz w:val="22"/>
+                <w:rtl/>
               </w:rPr>
               <w:t>مجرد</w:t>
             </w:r>
@@ -14967,9 +15302,10 @@
             <w:r/>
             <w:r>
               <w:rPr>
-                <w:rFonts w:ascii="Cambria" w:hAnsi="Cambria" w:cs="Cambria"/>
+                <w:rFonts w:ascii="B Nazanin" w:hAnsi="B Nazanin" w:cs="B Nazanin"/>
                 <w:b w:val="0"/>
                 <w:sz w:val="22"/>
+                <w:rtl/>
               </w:rPr>
               <w:t>۸۳</w:t>
             </w:r>
@@ -14987,9 +15323,10 @@
             <w:r/>
             <w:r>
               <w:rPr>
-                <w:rFonts w:ascii="Cambria" w:hAnsi="Cambria" w:cs="Cambria"/>
+                <w:rFonts w:ascii="B Nazanin" w:hAnsi="B Nazanin" w:cs="B Nazanin"/>
                 <w:b w:val="0"/>
                 <w:sz w:val="22"/>
+                <w:rtl/>
               </w:rPr>
               <w:t>۴۴٫۸۶</w:t>
             </w:r>
@@ -15009,9 +15346,10 @@
             <w:r/>
             <w:r>
               <w:rPr>
-                <w:rFonts w:ascii="Cambria" w:hAnsi="Cambria" w:cs="Cambria"/>
+                <w:rFonts w:ascii="B Nazanin" w:hAnsi="B Nazanin" w:cs="B Nazanin"/>
                 <w:b w:val="0"/>
                 <w:sz w:val="22"/>
+                <w:rtl/>
               </w:rPr>
               <w:t>وضعیت تأهل</w:t>
             </w:r>
@@ -15029,9 +15367,10 @@
             <w:r/>
             <w:r>
               <w:rPr>
-                <w:rFonts w:ascii="Cambria" w:hAnsi="Cambria" w:cs="Cambria"/>
+                <w:rFonts w:ascii="B Nazanin" w:hAnsi="B Nazanin" w:cs="B Nazanin"/>
                 <w:b w:val="0"/>
                 <w:sz w:val="22"/>
+                <w:rtl/>
               </w:rPr>
               <w:t>متاهل</w:t>
             </w:r>
@@ -15049,9 +15388,10 @@
             <w:r/>
             <w:r>
               <w:rPr>
-                <w:rFonts w:ascii="Cambria" w:hAnsi="Cambria" w:cs="Cambria"/>
+                <w:rFonts w:ascii="B Nazanin" w:hAnsi="B Nazanin" w:cs="B Nazanin"/>
                 <w:b w:val="0"/>
                 <w:sz w:val="22"/>
+                <w:rtl/>
               </w:rPr>
               <w:t>۸۲</w:t>
             </w:r>
@@ -15069,9 +15409,10 @@
             <w:r/>
             <w:r>
               <w:rPr>
-                <w:rFonts w:ascii="Cambria" w:hAnsi="Cambria" w:cs="Cambria"/>
+                <w:rFonts w:ascii="B Nazanin" w:hAnsi="B Nazanin" w:cs="B Nazanin"/>
                 <w:b w:val="0"/>
                 <w:sz w:val="22"/>
+                <w:rtl/>
               </w:rPr>
               <w:t>۴۴٫۳۲</w:t>
             </w:r>
@@ -15091,9 +15432,10 @@
             <w:r/>
             <w:r>
               <w:rPr>
-                <w:rFonts w:ascii="Cambria" w:hAnsi="Cambria" w:cs="Cambria"/>
+                <w:rFonts w:ascii="B Nazanin" w:hAnsi="B Nazanin" w:cs="B Nazanin"/>
                 <w:b w:val="0"/>
                 <w:sz w:val="22"/>
+                <w:rtl/>
               </w:rPr>
               <w:t>وضعیت تأهل</w:t>
             </w:r>
@@ -15111,9 +15453,10 @@
             <w:r/>
             <w:r>
               <w:rPr>
-                <w:rFonts w:ascii="Cambria" w:hAnsi="Cambria" w:cs="Cambria"/>
+                <w:rFonts w:ascii="B Nazanin" w:hAnsi="B Nazanin" w:cs="B Nazanin"/>
                 <w:b w:val="0"/>
                 <w:sz w:val="22"/>
+                <w:rtl/>
               </w:rPr>
               <w:t>مطلقه/سایر</w:t>
             </w:r>
@@ -15131,9 +15474,10 @@
             <w:r/>
             <w:r>
               <w:rPr>
-                <w:rFonts w:ascii="Cambria" w:hAnsi="Cambria" w:cs="Cambria"/>
+                <w:rFonts w:ascii="B Nazanin" w:hAnsi="B Nazanin" w:cs="B Nazanin"/>
                 <w:b w:val="0"/>
                 <w:sz w:val="22"/>
+                <w:rtl/>
               </w:rPr>
               <w:t>۲۰</w:t>
             </w:r>
@@ -15151,9 +15495,10 @@
             <w:r/>
             <w:r>
               <w:rPr>
-                <w:rFonts w:ascii="Cambria" w:hAnsi="Cambria" w:cs="Cambria"/>
+                <w:rFonts w:ascii="B Nazanin" w:hAnsi="B Nazanin" w:cs="B Nazanin"/>
                 <w:b w:val="0"/>
                 <w:sz w:val="22"/>
+                <w:rtl/>
               </w:rPr>
               <w:t>۱۰٫۸۱</w:t>
             </w:r>
@@ -15173,9 +15518,10 @@
             <w:r/>
             <w:r>
               <w:rPr>
-                <w:rFonts w:ascii="Cambria" w:hAnsi="Cambria" w:cs="Cambria"/>
+                <w:rFonts w:ascii="B Nazanin" w:hAnsi="B Nazanin" w:cs="B Nazanin"/>
                 <w:b w:val="0"/>
                 <w:sz w:val="22"/>
+                <w:rtl/>
               </w:rPr>
               <w:t>سطح تحصیلات</w:t>
             </w:r>
@@ -15193,9 +15539,10 @@
             <w:r/>
             <w:r>
               <w:rPr>
-                <w:rFonts w:ascii="Cambria" w:hAnsi="Cambria" w:cs="Cambria"/>
+                <w:rFonts w:ascii="B Nazanin" w:hAnsi="B Nazanin" w:cs="B Nazanin"/>
                 <w:b w:val="0"/>
                 <w:sz w:val="22"/>
+                <w:rtl/>
               </w:rPr>
               <w:t>زیر دیپلم</w:t>
             </w:r>
@@ -15213,9 +15560,10 @@
             <w:r/>
             <w:r>
               <w:rPr>
-                <w:rFonts w:ascii="Cambria" w:hAnsi="Cambria" w:cs="Cambria"/>
+                <w:rFonts w:ascii="B Nazanin" w:hAnsi="B Nazanin" w:cs="B Nazanin"/>
                 <w:b w:val="0"/>
                 <w:sz w:val="22"/>
+                <w:rtl/>
               </w:rPr>
               <w:t>۳</w:t>
             </w:r>
@@ -15233,9 +15581,10 @@
             <w:r/>
             <w:r>
               <w:rPr>
-                <w:rFonts w:ascii="Cambria" w:hAnsi="Cambria" w:cs="Cambria"/>
+                <w:rFonts w:ascii="B Nazanin" w:hAnsi="B Nazanin" w:cs="B Nazanin"/>
                 <w:b w:val="0"/>
                 <w:sz w:val="22"/>
+                <w:rtl/>
               </w:rPr>
               <w:t>۱٫۶۲</w:t>
             </w:r>
@@ -15255,9 +15604,10 @@
             <w:r/>
             <w:r>
               <w:rPr>
-                <w:rFonts w:ascii="Cambria" w:hAnsi="Cambria" w:cs="Cambria"/>
+                <w:rFonts w:ascii="B Nazanin" w:hAnsi="B Nazanin" w:cs="B Nazanin"/>
                 <w:b w:val="0"/>
                 <w:sz w:val="22"/>
+                <w:rtl/>
               </w:rPr>
               <w:t>سطح تحصیلات</w:t>
             </w:r>
@@ -15275,9 +15625,10 @@
             <w:r/>
             <w:r>
               <w:rPr>
-                <w:rFonts w:ascii="Cambria" w:hAnsi="Cambria" w:cs="Cambria"/>
+                <w:rFonts w:ascii="B Nazanin" w:hAnsi="B Nazanin" w:cs="B Nazanin"/>
                 <w:b w:val="0"/>
                 <w:sz w:val="22"/>
+                <w:rtl/>
               </w:rPr>
               <w:t>دیپلم</w:t>
             </w:r>
@@ -15295,9 +15646,10 @@
             <w:r/>
             <w:r>
               <w:rPr>
-                <w:rFonts w:ascii="Cambria" w:hAnsi="Cambria" w:cs="Cambria"/>
+                <w:rFonts w:ascii="B Nazanin" w:hAnsi="B Nazanin" w:cs="B Nazanin"/>
                 <w:b w:val="0"/>
                 <w:sz w:val="22"/>
+                <w:rtl/>
               </w:rPr>
               <w:t>۳۷</w:t>
             </w:r>
@@ -15315,9 +15667,10 @@
             <w:r/>
             <w:r>
               <w:rPr>
-                <w:rFonts w:ascii="Cambria" w:hAnsi="Cambria" w:cs="Cambria"/>
+                <w:rFonts w:ascii="B Nazanin" w:hAnsi="B Nazanin" w:cs="B Nazanin"/>
                 <w:b w:val="0"/>
                 <w:sz w:val="22"/>
+                <w:rtl/>
               </w:rPr>
               <w:t>۲۰٫۰۰</w:t>
             </w:r>
@@ -15337,9 +15690,10 @@
             <w:r/>
             <w:r>
               <w:rPr>
-                <w:rFonts w:ascii="Cambria" w:hAnsi="Cambria" w:cs="Cambria"/>
+                <w:rFonts w:ascii="B Nazanin" w:hAnsi="B Nazanin" w:cs="B Nazanin"/>
                 <w:b w:val="0"/>
                 <w:sz w:val="22"/>
+                <w:rtl/>
               </w:rPr>
               <w:t>سطح تحصیلات</w:t>
             </w:r>
@@ -15357,9 +15711,10 @@
             <w:r/>
             <w:r>
               <w:rPr>
-                <w:rFonts w:ascii="Cambria" w:hAnsi="Cambria" w:cs="Cambria"/>
+                <w:rFonts w:ascii="B Nazanin" w:hAnsi="B Nazanin" w:cs="B Nazanin"/>
                 <w:b w:val="0"/>
                 <w:sz w:val="22"/>
+                <w:rtl/>
               </w:rPr>
               <w:t>فوق دیپلم</w:t>
             </w:r>
@@ -15377,9 +15732,10 @@
             <w:r/>
             <w:r>
               <w:rPr>
-                <w:rFonts w:ascii="Cambria" w:hAnsi="Cambria" w:cs="Cambria"/>
+                <w:rFonts w:ascii="B Nazanin" w:hAnsi="B Nazanin" w:cs="B Nazanin"/>
                 <w:b w:val="0"/>
                 <w:sz w:val="22"/>
+                <w:rtl/>
               </w:rPr>
               <w:t>۱۹</w:t>
             </w:r>
@@ -15397,9 +15753,10 @@
             <w:r/>
             <w:r>
               <w:rPr>
-                <w:rFonts w:ascii="Cambria" w:hAnsi="Cambria" w:cs="Cambria"/>
+                <w:rFonts w:ascii="B Nazanin" w:hAnsi="B Nazanin" w:cs="B Nazanin"/>
                 <w:b w:val="0"/>
                 <w:sz w:val="22"/>
+                <w:rtl/>
               </w:rPr>
               <w:t>۱۰٫۲۷</w:t>
             </w:r>
@@ -15419,9 +15776,10 @@
             <w:r/>
             <w:r>
               <w:rPr>
-                <w:rFonts w:ascii="Cambria" w:hAnsi="Cambria" w:cs="Cambria"/>
+                <w:rFonts w:ascii="B Nazanin" w:hAnsi="B Nazanin" w:cs="B Nazanin"/>
                 <w:b w:val="0"/>
                 <w:sz w:val="22"/>
+                <w:rtl/>
               </w:rPr>
               <w:t>سطح تحصیلات</w:t>
             </w:r>
@@ -15439,9 +15797,10 @@
             <w:r/>
             <w:r>
               <w:rPr>
-                <w:rFonts w:ascii="Cambria" w:hAnsi="Cambria" w:cs="Cambria"/>
+                <w:rFonts w:ascii="B Nazanin" w:hAnsi="B Nazanin" w:cs="B Nazanin"/>
                 <w:b w:val="0"/>
                 <w:sz w:val="22"/>
+                <w:rtl/>
               </w:rPr>
               <w:t>لیسانس</w:t>
             </w:r>
@@ -15459,9 +15818,10 @@
             <w:r/>
             <w:r>
               <w:rPr>
-                <w:rFonts w:ascii="Cambria" w:hAnsi="Cambria" w:cs="Cambria"/>
+                <w:rFonts w:ascii="B Nazanin" w:hAnsi="B Nazanin" w:cs="B Nazanin"/>
                 <w:b w:val="0"/>
                 <w:sz w:val="22"/>
+                <w:rtl/>
               </w:rPr>
               <w:t>۷۴</w:t>
             </w:r>
@@ -15479,9 +15839,10 @@
             <w:r/>
             <w:r>
               <w:rPr>
-                <w:rFonts w:ascii="Cambria" w:hAnsi="Cambria" w:cs="Cambria"/>
+                <w:rFonts w:ascii="B Nazanin" w:hAnsi="B Nazanin" w:cs="B Nazanin"/>
                 <w:b w:val="0"/>
                 <w:sz w:val="22"/>
+                <w:rtl/>
               </w:rPr>
               <w:t>۴۰٫۰۰</w:t>
             </w:r>
@@ -15501,9 +15862,10 @@
             <w:r/>
             <w:r>
               <w:rPr>
-                <w:rFonts w:ascii="Cambria" w:hAnsi="Cambria" w:cs="Cambria"/>
+                <w:rFonts w:ascii="B Nazanin" w:hAnsi="B Nazanin" w:cs="B Nazanin"/>
                 <w:b w:val="0"/>
                 <w:sz w:val="22"/>
+                <w:rtl/>
               </w:rPr>
               <w:t>سطح تحصیلات</w:t>
             </w:r>
@@ -15521,9 +15883,10 @@
             <w:r/>
             <w:r>
               <w:rPr>
-                <w:rFonts w:ascii="Cambria" w:hAnsi="Cambria" w:cs="Cambria"/>
+                <w:rFonts w:ascii="B Nazanin" w:hAnsi="B Nazanin" w:cs="B Nazanin"/>
                 <w:b w:val="0"/>
                 <w:sz w:val="22"/>
+                <w:rtl/>
               </w:rPr>
               <w:t>فوق لیسانس</w:t>
             </w:r>
@@ -15541,9 +15904,10 @@
             <w:r/>
             <w:r>
               <w:rPr>
-                <w:rFonts w:ascii="Cambria" w:hAnsi="Cambria" w:cs="Cambria"/>
+                <w:rFonts w:ascii="B Nazanin" w:hAnsi="B Nazanin" w:cs="B Nazanin"/>
                 <w:b w:val="0"/>
                 <w:sz w:val="22"/>
+                <w:rtl/>
               </w:rPr>
               <w:t>۴۲</w:t>
             </w:r>
@@ -15561,9 +15925,10 @@
             <w:r/>
             <w:r>
               <w:rPr>
-                <w:rFonts w:ascii="Cambria" w:hAnsi="Cambria" w:cs="Cambria"/>
+                <w:rFonts w:ascii="B Nazanin" w:hAnsi="B Nazanin" w:cs="B Nazanin"/>
                 <w:b w:val="0"/>
                 <w:sz w:val="22"/>
+                <w:rtl/>
               </w:rPr>
               <w:t>۲۲٫۷۰</w:t>
             </w:r>
@@ -15583,9 +15948,10 @@
             <w:r/>
             <w:r>
               <w:rPr>
-                <w:rFonts w:ascii="Cambria" w:hAnsi="Cambria" w:cs="Cambria"/>
+                <w:rFonts w:ascii="B Nazanin" w:hAnsi="B Nazanin" w:cs="B Nazanin"/>
                 <w:b w:val="0"/>
                 <w:sz w:val="22"/>
+                <w:rtl/>
               </w:rPr>
               <w:t>سطح تحصیلات</w:t>
             </w:r>
@@ -15603,9 +15969,10 @@
             <w:r/>
             <w:r>
               <w:rPr>
-                <w:rFonts w:ascii="Cambria" w:hAnsi="Cambria" w:cs="Cambria"/>
+                <w:rFonts w:ascii="B Nazanin" w:hAnsi="B Nazanin" w:cs="B Nazanin"/>
                 <w:b w:val="0"/>
                 <w:sz w:val="22"/>
+                <w:rtl/>
               </w:rPr>
               <w:t>دکتری</w:t>
             </w:r>
@@ -15623,9 +15990,10 @@
             <w:r/>
             <w:r>
               <w:rPr>
-                <w:rFonts w:ascii="Cambria" w:hAnsi="Cambria" w:cs="Cambria"/>
+                <w:rFonts w:ascii="B Nazanin" w:hAnsi="B Nazanin" w:cs="B Nazanin"/>
                 <w:b w:val="0"/>
                 <w:sz w:val="22"/>
+                <w:rtl/>
               </w:rPr>
               <w:t>۱۰</w:t>
             </w:r>
@@ -15643,9 +16011,10 @@
             <w:r/>
             <w:r>
               <w:rPr>
-                <w:rFonts w:ascii="Cambria" w:hAnsi="Cambria" w:cs="Cambria"/>
+                <w:rFonts w:ascii="B Nazanin" w:hAnsi="B Nazanin" w:cs="B Nazanin"/>
                 <w:b w:val="0"/>
                 <w:sz w:val="22"/>
+                <w:rtl/>
               </w:rPr>
               <w:t>۵٫۴۱</w:t>
             </w:r>
@@ -15665,9 +16034,10 @@
             <w:r/>
             <w:r>
               <w:rPr>
-                <w:rFonts w:ascii="Cambria" w:hAnsi="Cambria" w:cs="Cambria"/>
+                <w:rFonts w:ascii="B Nazanin" w:hAnsi="B Nazanin" w:cs="B Nazanin"/>
                 <w:b w:val="0"/>
                 <w:sz w:val="22"/>
+                <w:rtl/>
               </w:rPr>
               <w:t>وضعیت اشتغال</w:t>
             </w:r>
@@ -15685,9 +16055,10 @@
             <w:r/>
             <w:r>
               <w:rPr>
-                <w:rFonts w:ascii="Cambria" w:hAnsi="Cambria" w:cs="Cambria"/>
+                <w:rFonts w:ascii="B Nazanin" w:hAnsi="B Nazanin" w:cs="B Nazanin"/>
                 <w:b w:val="0"/>
                 <w:sz w:val="22"/>
+                <w:rtl/>
               </w:rPr>
               <w:t>خانه‌دار</w:t>
             </w:r>
@@ -15705,9 +16076,10 @@
             <w:r/>
             <w:r>
               <w:rPr>
-                <w:rFonts w:ascii="Cambria" w:hAnsi="Cambria" w:cs="Cambria"/>
+                <w:rFonts w:ascii="B Nazanin" w:hAnsi="B Nazanin" w:cs="B Nazanin"/>
                 <w:b w:val="0"/>
                 <w:sz w:val="22"/>
+                <w:rtl/>
               </w:rPr>
               <w:t>۹</w:t>
             </w:r>
@@ -15725,9 +16097,10 @@
             <w:r/>
             <w:r>
               <w:rPr>
-                <w:rFonts w:ascii="Cambria" w:hAnsi="Cambria" w:cs="Cambria"/>
+                <w:rFonts w:ascii="B Nazanin" w:hAnsi="B Nazanin" w:cs="B Nazanin"/>
                 <w:b w:val="0"/>
                 <w:sz w:val="22"/>
+                <w:rtl/>
               </w:rPr>
               <w:t>۴٫۸۶</w:t>
             </w:r>
@@ -15747,9 +16120,10 @@
             <w:r/>
             <w:r>
               <w:rPr>
-                <w:rFonts w:ascii="Cambria" w:hAnsi="Cambria" w:cs="Cambria"/>
+                <w:rFonts w:ascii="B Nazanin" w:hAnsi="B Nazanin" w:cs="B Nazanin"/>
                 <w:b w:val="0"/>
                 <w:sz w:val="22"/>
+                <w:rtl/>
               </w:rPr>
               <w:t>وضعیت اشتغال</w:t>
             </w:r>
@@ -15767,9 +16141,10 @@
             <w:r/>
             <w:r>
               <w:rPr>
-                <w:rFonts w:ascii="Cambria" w:hAnsi="Cambria" w:cs="Cambria"/>
+                <w:rFonts w:ascii="B Nazanin" w:hAnsi="B Nazanin" w:cs="B Nazanin"/>
                 <w:b w:val="0"/>
                 <w:sz w:val="22"/>
+                <w:rtl/>
               </w:rPr>
               <w:t>کارمند</w:t>
             </w:r>
@@ -15787,9 +16162,10 @@
             <w:r/>
             <w:r>
               <w:rPr>
-                <w:rFonts w:ascii="Cambria" w:hAnsi="Cambria" w:cs="Cambria"/>
+                <w:rFonts w:ascii="B Nazanin" w:hAnsi="B Nazanin" w:cs="B Nazanin"/>
                 <w:b w:val="0"/>
                 <w:sz w:val="22"/>
+                <w:rtl/>
               </w:rPr>
               <w:t>۹۴</w:t>
             </w:r>
@@ -15807,9 +16183,10 @@
             <w:r/>
             <w:r>
               <w:rPr>
-                <w:rFonts w:ascii="Cambria" w:hAnsi="Cambria" w:cs="Cambria"/>
+                <w:rFonts w:ascii="B Nazanin" w:hAnsi="B Nazanin" w:cs="B Nazanin"/>
                 <w:b w:val="0"/>
                 <w:sz w:val="22"/>
+                <w:rtl/>
               </w:rPr>
               <w:t>۵۰٫۸۱</w:t>
             </w:r>
@@ -15829,9 +16206,10 @@
             <w:r/>
             <w:r>
               <w:rPr>
-                <w:rFonts w:ascii="Cambria" w:hAnsi="Cambria" w:cs="Cambria"/>
+                <w:rFonts w:ascii="B Nazanin" w:hAnsi="B Nazanin" w:cs="B Nazanin"/>
                 <w:b w:val="0"/>
                 <w:sz w:val="22"/>
+                <w:rtl/>
               </w:rPr>
               <w:t>وضعیت اشتغال</w:t>
             </w:r>
@@ -15849,9 +16227,10 @@
             <w:r/>
             <w:r>
               <w:rPr>
-                <w:rFonts w:ascii="Cambria" w:hAnsi="Cambria" w:cs="Cambria"/>
+                <w:rFonts w:ascii="B Nazanin" w:hAnsi="B Nazanin" w:cs="B Nazanin"/>
                 <w:b w:val="0"/>
                 <w:sz w:val="22"/>
+                <w:rtl/>
               </w:rPr>
               <w:t>مشاغل آزاد</w:t>
             </w:r>
@@ -15869,9 +16248,10 @@
             <w:r/>
             <w:r>
               <w:rPr>
-                <w:rFonts w:ascii="Cambria" w:hAnsi="Cambria" w:cs="Cambria"/>
+                <w:rFonts w:ascii="B Nazanin" w:hAnsi="B Nazanin" w:cs="B Nazanin"/>
                 <w:b w:val="0"/>
                 <w:sz w:val="22"/>
+                <w:rtl/>
               </w:rPr>
               <w:t>۶۷</w:t>
             </w:r>
@@ -15889,9 +16269,10 @@
             <w:r/>
             <w:r>
               <w:rPr>
-                <w:rFonts w:ascii="Cambria" w:hAnsi="Cambria" w:cs="Cambria"/>
+                <w:rFonts w:ascii="B Nazanin" w:hAnsi="B Nazanin" w:cs="B Nazanin"/>
                 <w:b w:val="0"/>
                 <w:sz w:val="22"/>
+                <w:rtl/>
               </w:rPr>
               <w:t>۳۶٫۲۲</w:t>
             </w:r>
@@ -15911,9 +16292,10 @@
             <w:r/>
             <w:r>
               <w:rPr>
-                <w:rFonts w:ascii="Cambria" w:hAnsi="Cambria" w:cs="Cambria"/>
+                <w:rFonts w:ascii="B Nazanin" w:hAnsi="B Nazanin" w:cs="B Nazanin"/>
                 <w:b w:val="0"/>
                 <w:sz w:val="22"/>
+                <w:rtl/>
               </w:rPr>
               <w:t>وضعیت اشتغال</w:t>
             </w:r>
@@ -15931,9 +16313,10 @@
             <w:r/>
             <w:r>
               <w:rPr>
-                <w:rFonts w:ascii="Cambria" w:hAnsi="Cambria" w:cs="Cambria"/>
+                <w:rFonts w:ascii="B Nazanin" w:hAnsi="B Nazanin" w:cs="B Nazanin"/>
                 <w:b w:val="0"/>
                 <w:sz w:val="22"/>
+                <w:rtl/>
               </w:rPr>
               <w:t>سایر</w:t>
             </w:r>
@@ -15951,9 +16334,10 @@
             <w:r/>
             <w:r>
               <w:rPr>
-                <w:rFonts w:ascii="Cambria" w:hAnsi="Cambria" w:cs="Cambria"/>
+                <w:rFonts w:ascii="B Nazanin" w:hAnsi="B Nazanin" w:cs="B Nazanin"/>
                 <w:b w:val="0"/>
                 <w:sz w:val="22"/>
+                <w:rtl/>
               </w:rPr>
               <w:t>۱۵</w:t>
             </w:r>
@@ -15971,9 +16355,10 @@
             <w:r/>
             <w:r>
               <w:rPr>
-                <w:rFonts w:ascii="Cambria" w:hAnsi="Cambria" w:cs="Cambria"/>
+                <w:rFonts w:ascii="B Nazanin" w:hAnsi="B Nazanin" w:cs="B Nazanin"/>
                 <w:b w:val="0"/>
                 <w:sz w:val="22"/>
+                <w:rtl/>
               </w:rPr>
               <w:t>۸٫۱۱</w:t>
             </w:r>
@@ -16014,43 +16399,89 @@
           <w:rtl/>
           <w:lang w:bidi="fa-IR"/>
         </w:rPr>
-        <w:t xml:space="preserve">جدول ۴-۳.</w:t>
-      </w:r>
-      <w:r>
-        <w:rPr>
-          <w:rFonts w:ascii="B Nazanin" w:hAnsi="B Nazanin" w:cs="B Nazanin" w:hint="cs"/>
+        <w:t xml:space="preserve">جدول </w:t>
+      </w:r>
+      <w:r>
+        <w:rPr>
+          <w:rFonts w:ascii="B Nazanin" w:hAnsi="B Nazanin" w:cs="B Nazanin" w:hint="cs"/>
+          <w:b/>
+          <w:bCs/>
           <w:sz w:val="22"/>
           <w:szCs w:val="22"/>
           <w:rtl/>
           <w:lang w:bidi="fa-IR"/>
         </w:rPr>
+        <w:fldChar w:fldCharType="begin" w:fldLock="true"/>
+      </w:r>
+      <w:r>
+        <w:rPr>
+          <w:rFonts w:ascii="B Nazanin" w:hAnsi="B Nazanin" w:cs="B Nazanin" w:hint="cs"/>
+          <w:b/>
+          <w:bCs/>
+          <w:sz w:val="22"/>
+          <w:szCs w:val="22"/>
+          <w:rtl/>
+          <w:lang w:bidi="fa-IR"/>
+        </w:rPr>
+        <w:instrText>SEQ جدول</w:instrText>
+      </w:r>
+      <w:r>
+        <w:rPr>
+          <w:rFonts w:ascii="B Nazanin" w:hAnsi="B Nazanin" w:cs="B Nazanin" w:hint="cs"/>
+          <w:b/>
+          <w:bCs/>
+          <w:sz w:val="22"/>
+          <w:szCs w:val="22"/>
+          <w:rtl/>
+          <w:lang w:bidi="fa-IR"/>
+        </w:rPr>
+        <w:fldChar w:fldCharType="separate"/>
+      </w:r>
+      <w:r>
+        <w:rPr>
+          <w:rFonts w:ascii="B Nazanin" w:hAnsi="B Nazanin" w:cs="B Nazanin" w:hint="cs"/>
+          <w:b/>
+          <w:bCs/>
+          <w:sz w:val="22"/>
+          <w:szCs w:val="22"/>
+          <w:rtl/>
+          <w:lang w:bidi="fa-IR"/>
+        </w:rPr>
+        <w:t xml:space="preserve">۴-۳</w:t>
+      </w:r>
+      <w:r>
+        <w:rPr>
+          <w:rFonts w:ascii="B Nazanin" w:hAnsi="B Nazanin" w:cs="B Nazanin" w:hint="cs"/>
+          <w:b/>
+          <w:bCs/>
+          <w:sz w:val="22"/>
+          <w:szCs w:val="22"/>
+          <w:rtl/>
+          <w:lang w:bidi="fa-IR"/>
+        </w:rPr>
+        <w:fldChar w:fldCharType="end"/>
+      </w:r>
+      <w:r>
+        <w:rPr>
+          <w:rFonts w:ascii="B Nazanin" w:hAnsi="B Nazanin" w:cs="B Nazanin" w:hint="cs"/>
+          <w:b/>
+          <w:bCs/>
+          <w:sz w:val="22"/>
+          <w:szCs w:val="22"/>
+          <w:rtl/>
+          <w:lang w:bidi="fa-IR"/>
+        </w:rPr>
+        <w:t xml:space="preserve">.</w:t>
+      </w:r>
+      <w:r>
+        <w:rPr>
+          <w:rFonts w:ascii="B Nazanin" w:hAnsi="B Nazanin" w:cs="B Nazanin" w:hint="cs"/>
+          <w:sz w:val="22"/>
+          <w:szCs w:val="22"/>
+          <w:rtl/>
+          <w:lang w:bidi="fa-IR"/>
+        </w:rPr>
         <w:t xml:space="preserve"> توزیع ویژگی‌های معاملاتی نمونه نهایی</w:t>
-      </w:r>
-    </w:p>
-    <w:p>
-      <w:pPr>
-        <w:bidi/>
-      </w:pPr>
-      <w:r>
-        <w:rPr>
-          <w:vanish/>
-          <w:rFonts w:ascii="B Nazanin" w:hAnsi="B Nazanin"/>
-        </w:rPr>
-        <w:fldChar w:fldCharType="begin"/>
-      </w:r>
-      <w:r>
-        <w:rPr>
-          <w:vanish/>
-          <w:rFonts w:ascii="B Nazanin" w:hAnsi="B Nazanin"/>
-        </w:rPr>
-        <w:instrText>TC "جدول ۴-۳. توزیع ویژگی‌های معاملاتی نمونه نهایی" \f T \l 1</w:instrText>
-      </w:r>
-      <w:r>
-        <w:rPr>
-          <w:vanish/>
-          <w:rFonts w:ascii="B Nazanin" w:hAnsi="B Nazanin"/>
-        </w:rPr>
-        <w:fldChar w:fldCharType="end"/>
       </w:r>
     </w:p>
     <w:tbl>
@@ -16085,9 +16516,10 @@
             <w:r/>
             <w:r>
               <w:rPr>
-                <w:rFonts w:ascii="Cambria" w:hAnsi="Cambria" w:cs="Cambria"/>
+                <w:rFonts w:ascii="B Nazanin" w:hAnsi="B Nazanin" w:cs="B Nazanin"/>
                 <w:b/>
                 <w:sz w:val="22"/>
+                <w:rtl/>
               </w:rPr>
               <w:t>متغیر</w:t>
             </w:r>
@@ -16108,9 +16540,10 @@
             <w:r/>
             <w:r>
               <w:rPr>
-                <w:rFonts w:ascii="Cambria" w:hAnsi="Cambria" w:cs="Cambria"/>
+                <w:rFonts w:ascii="B Nazanin" w:hAnsi="B Nazanin" w:cs="B Nazanin"/>
                 <w:b/>
                 <w:sz w:val="22"/>
+                <w:rtl/>
               </w:rPr>
               <w:t>سطح</w:t>
             </w:r>
@@ -16131,9 +16564,10 @@
             <w:r/>
             <w:r>
               <w:rPr>
-                <w:rFonts w:ascii="Cambria" w:hAnsi="Cambria" w:cs="Cambria"/>
+                <w:rFonts w:ascii="B Nazanin" w:hAnsi="B Nazanin" w:cs="B Nazanin"/>
                 <w:b/>
                 <w:sz w:val="22"/>
+                <w:rtl/>
               </w:rPr>
               <w:t>تعداد</w:t>
             </w:r>
@@ -16154,9 +16588,10 @@
             <w:r/>
             <w:r>
               <w:rPr>
-                <w:rFonts w:ascii="Cambria" w:hAnsi="Cambria" w:cs="Cambria"/>
+                <w:rFonts w:ascii="B Nazanin" w:hAnsi="B Nazanin" w:cs="B Nazanin"/>
                 <w:b/>
                 <w:sz w:val="22"/>
+                <w:rtl/>
               </w:rPr>
               <w:t>درصد</w:t>
             </w:r>
@@ -16176,9 +16611,10 @@
             <w:r/>
             <w:r>
               <w:rPr>
-                <w:rFonts w:ascii="Cambria" w:hAnsi="Cambria" w:cs="Cambria"/>
+                <w:rFonts w:ascii="B Nazanin" w:hAnsi="B Nazanin" w:cs="B Nazanin"/>
                 <w:b w:val="0"/>
                 <w:sz w:val="22"/>
+                <w:rtl/>
               </w:rPr>
               <w:t>بازار اصلی فعالیت</w:t>
             </w:r>
@@ -16196,9 +16632,10 @@
             <w:r/>
             <w:r>
               <w:rPr>
-                <w:rFonts w:ascii="Cambria" w:hAnsi="Cambria" w:cs="Cambria"/>
+                <w:rFonts w:ascii="B Nazanin" w:hAnsi="B Nazanin" w:cs="B Nazanin"/>
                 <w:b w:val="0"/>
                 <w:sz w:val="22"/>
+                <w:rtl/>
               </w:rPr>
               <w:t>بورس</w:t>
             </w:r>
@@ -16216,9 +16653,10 @@
             <w:r/>
             <w:r>
               <w:rPr>
-                <w:rFonts w:ascii="Cambria" w:hAnsi="Cambria" w:cs="Cambria"/>
+                <w:rFonts w:ascii="B Nazanin" w:hAnsi="B Nazanin" w:cs="B Nazanin"/>
                 <w:b w:val="0"/>
                 <w:sz w:val="22"/>
+                <w:rtl/>
               </w:rPr>
               <w:t>۷۹</w:t>
             </w:r>
@@ -16236,9 +16674,10 @@
             <w:r/>
             <w:r>
               <w:rPr>
-                <w:rFonts w:ascii="Cambria" w:hAnsi="Cambria" w:cs="Cambria"/>
+                <w:rFonts w:ascii="B Nazanin" w:hAnsi="B Nazanin" w:cs="B Nazanin"/>
                 <w:b w:val="0"/>
                 <w:sz w:val="22"/>
+                <w:rtl/>
               </w:rPr>
               <w:t>۴۲٫۷۰</w:t>
             </w:r>
@@ -16258,9 +16697,10 @@
             <w:r/>
             <w:r>
               <w:rPr>
-                <w:rFonts w:ascii="Cambria" w:hAnsi="Cambria" w:cs="Cambria"/>
+                <w:rFonts w:ascii="B Nazanin" w:hAnsi="B Nazanin" w:cs="B Nazanin"/>
                 <w:b w:val="0"/>
                 <w:sz w:val="22"/>
+                <w:rtl/>
               </w:rPr>
               <w:t>بازار اصلی فعالیت</w:t>
             </w:r>
@@ -16278,9 +16718,10 @@
             <w:r/>
             <w:r>
               <w:rPr>
-                <w:rFonts w:ascii="Cambria" w:hAnsi="Cambria" w:cs="Cambria"/>
+                <w:rFonts w:ascii="B Nazanin" w:hAnsi="B Nazanin" w:cs="B Nazanin"/>
                 <w:b w:val="0"/>
                 <w:sz w:val="22"/>
+                <w:rtl/>
               </w:rPr>
               <w:t>رمزارز</w:t>
             </w:r>
@@ -16298,9 +16739,10 @@
             <w:r/>
             <w:r>
               <w:rPr>
-                <w:rFonts w:ascii="Cambria" w:hAnsi="Cambria" w:cs="Cambria"/>
+                <w:rFonts w:ascii="B Nazanin" w:hAnsi="B Nazanin" w:cs="B Nazanin"/>
                 <w:b w:val="0"/>
                 <w:sz w:val="22"/>
+                <w:rtl/>
               </w:rPr>
               <w:t>۴۸</w:t>
             </w:r>
@@ -16318,9 +16760,10 @@
             <w:r/>
             <w:r>
               <w:rPr>
-                <w:rFonts w:ascii="Cambria" w:hAnsi="Cambria" w:cs="Cambria"/>
+                <w:rFonts w:ascii="B Nazanin" w:hAnsi="B Nazanin" w:cs="B Nazanin"/>
                 <w:b w:val="0"/>
                 <w:sz w:val="22"/>
+                <w:rtl/>
               </w:rPr>
               <w:t>۲۵٫۹۵</w:t>
             </w:r>
@@ -16340,9 +16783,10 @@
             <w:r/>
             <w:r>
               <w:rPr>
-                <w:rFonts w:ascii="Cambria" w:hAnsi="Cambria" w:cs="Cambria"/>
+                <w:rFonts w:ascii="B Nazanin" w:hAnsi="B Nazanin" w:cs="B Nazanin"/>
                 <w:b w:val="0"/>
                 <w:sz w:val="22"/>
+                <w:rtl/>
               </w:rPr>
               <w:t>بازار اصلی فعالیت</w:t>
             </w:r>
@@ -16360,9 +16804,10 @@
             <w:r/>
             <w:r>
               <w:rPr>
-                <w:rFonts w:ascii="Cambria" w:hAnsi="Cambria" w:cs="Cambria"/>
+                <w:rFonts w:ascii="B Nazanin" w:hAnsi="B Nazanin" w:cs="B Nazanin"/>
                 <w:b w:val="0"/>
                 <w:sz w:val="22"/>
+                <w:rtl/>
               </w:rPr>
               <w:t>فارکس</w:t>
             </w:r>
@@ -16380,9 +16825,10 @@
             <w:r/>
             <w:r>
               <w:rPr>
-                <w:rFonts w:ascii="Cambria" w:hAnsi="Cambria" w:cs="Cambria"/>
+                <w:rFonts w:ascii="B Nazanin" w:hAnsi="B Nazanin" w:cs="B Nazanin"/>
                 <w:b w:val="0"/>
                 <w:sz w:val="22"/>
+                <w:rtl/>
               </w:rPr>
               <w:t>۳۱</w:t>
             </w:r>
@@ -16400,9 +16846,10 @@
             <w:r/>
             <w:r>
               <w:rPr>
-                <w:rFonts w:ascii="Cambria" w:hAnsi="Cambria" w:cs="Cambria"/>
+                <w:rFonts w:ascii="B Nazanin" w:hAnsi="B Nazanin" w:cs="B Nazanin"/>
                 <w:b w:val="0"/>
                 <w:sz w:val="22"/>
+                <w:rtl/>
               </w:rPr>
               <w:t>۱۶٫۷۶</w:t>
             </w:r>
@@ -16422,9 +16869,10 @@
             <w:r/>
             <w:r>
               <w:rPr>
-                <w:rFonts w:ascii="Cambria" w:hAnsi="Cambria" w:cs="Cambria"/>
+                <w:rFonts w:ascii="B Nazanin" w:hAnsi="B Nazanin" w:cs="B Nazanin"/>
                 <w:b w:val="0"/>
                 <w:sz w:val="22"/>
+                <w:rtl/>
               </w:rPr>
               <w:t>بازار اصلی فعالیت</w:t>
             </w:r>
@@ -16442,9 +16890,10 @@
             <w:r/>
             <w:r>
               <w:rPr>
-                <w:rFonts w:ascii="Cambria" w:hAnsi="Cambria" w:cs="Cambria"/>
+                <w:rFonts w:ascii="B Nazanin" w:hAnsi="B Nazanin" w:cs="B Nazanin"/>
                 <w:b w:val="0"/>
                 <w:sz w:val="22"/>
+                <w:rtl/>
               </w:rPr>
               <w:t>طلا و ارز</w:t>
             </w:r>
@@ -16462,9 +16911,10 @@
             <w:r/>
             <w:r>
               <w:rPr>
-                <w:rFonts w:ascii="Cambria" w:hAnsi="Cambria" w:cs="Cambria"/>
+                <w:rFonts w:ascii="B Nazanin" w:hAnsi="B Nazanin" w:cs="B Nazanin"/>
                 <w:b w:val="0"/>
                 <w:sz w:val="22"/>
+                <w:rtl/>
               </w:rPr>
               <w:t>۱۵</w:t>
             </w:r>
@@ -16482,9 +16932,10 @@
             <w:r/>
             <w:r>
               <w:rPr>
-                <w:rFonts w:ascii="Cambria" w:hAnsi="Cambria" w:cs="Cambria"/>
+                <w:rFonts w:ascii="B Nazanin" w:hAnsi="B Nazanin" w:cs="B Nazanin"/>
                 <w:b w:val="0"/>
                 <w:sz w:val="22"/>
+                <w:rtl/>
               </w:rPr>
               <w:t>۸٫۱۱</w:t>
             </w:r>
@@ -16504,9 +16955,10 @@
             <w:r/>
             <w:r>
               <w:rPr>
-                <w:rFonts w:ascii="Cambria" w:hAnsi="Cambria" w:cs="Cambria"/>
+                <w:rFonts w:ascii="B Nazanin" w:hAnsi="B Nazanin" w:cs="B Nazanin"/>
                 <w:b w:val="0"/>
                 <w:sz w:val="22"/>
+                <w:rtl/>
               </w:rPr>
               <w:t>بازار اصلی فعالیت</w:t>
             </w:r>
@@ -16524,9 +16976,10 @@
             <w:r/>
             <w:r>
               <w:rPr>
-                <w:rFonts w:ascii="Cambria" w:hAnsi="Cambria" w:cs="Cambria"/>
+                <w:rFonts w:ascii="B Nazanin" w:hAnsi="B Nazanin" w:cs="B Nazanin"/>
                 <w:b w:val="0"/>
                 <w:sz w:val="22"/>
+                <w:rtl/>
               </w:rPr>
               <w:t>کالا</w:t>
             </w:r>
@@ -16544,9 +16997,10 @@
             <w:r/>
             <w:r>
               <w:rPr>
-                <w:rFonts w:ascii="Cambria" w:hAnsi="Cambria" w:cs="Cambria"/>
+                <w:rFonts w:ascii="B Nazanin" w:hAnsi="B Nazanin" w:cs="B Nazanin"/>
                 <w:b w:val="0"/>
                 <w:sz w:val="22"/>
+                <w:rtl/>
               </w:rPr>
               <w:t>۴</w:t>
             </w:r>
@@ -16564,9 +17018,10 @@
             <w:r/>
             <w:r>
               <w:rPr>
-                <w:rFonts w:ascii="Cambria" w:hAnsi="Cambria" w:cs="Cambria"/>
+                <w:rFonts w:ascii="B Nazanin" w:hAnsi="B Nazanin" w:cs="B Nazanin"/>
                 <w:b w:val="0"/>
                 <w:sz w:val="22"/>
+                <w:rtl/>
               </w:rPr>
               <w:t>۲٫۱۶</w:t>
             </w:r>
@@ -16586,9 +17041,10 @@
             <w:r/>
             <w:r>
               <w:rPr>
-                <w:rFonts w:ascii="Cambria" w:hAnsi="Cambria" w:cs="Cambria"/>
+                <w:rFonts w:ascii="B Nazanin" w:hAnsi="B Nazanin" w:cs="B Nazanin"/>
                 <w:b w:val="0"/>
                 <w:sz w:val="22"/>
+                <w:rtl/>
               </w:rPr>
               <w:t>بازار اصلی فعالیت</w:t>
             </w:r>
@@ -16606,9 +17062,10 @@
             <w:r/>
             <w:r>
               <w:rPr>
-                <w:rFonts w:ascii="Cambria" w:hAnsi="Cambria" w:cs="Cambria"/>
+                <w:rFonts w:ascii="B Nazanin" w:hAnsi="B Nazanin" w:cs="B Nazanin"/>
                 <w:b w:val="0"/>
                 <w:sz w:val="22"/>
+                <w:rtl/>
               </w:rPr>
               <w:t>سایر</w:t>
             </w:r>
@@ -16626,9 +17083,10 @@
             <w:r/>
             <w:r>
               <w:rPr>
-                <w:rFonts w:ascii="Cambria" w:hAnsi="Cambria" w:cs="Cambria"/>
+                <w:rFonts w:ascii="B Nazanin" w:hAnsi="B Nazanin" w:cs="B Nazanin"/>
                 <w:b w:val="0"/>
                 <w:sz w:val="22"/>
+                <w:rtl/>
               </w:rPr>
               <w:t>۸</w:t>
             </w:r>
@@ -16646,9 +17104,10 @@
             <w:r/>
             <w:r>
               <w:rPr>
-                <w:rFonts w:ascii="Cambria" w:hAnsi="Cambria" w:cs="Cambria"/>
+                <w:rFonts w:ascii="B Nazanin" w:hAnsi="B Nazanin" w:cs="B Nazanin"/>
                 <w:b w:val="0"/>
                 <w:sz w:val="22"/>
+                <w:rtl/>
               </w:rPr>
               <w:t>۴٫۳۲</w:t>
             </w:r>
@@ -16668,9 +17127,10 @@
             <w:r/>
             <w:r>
               <w:rPr>
-                <w:rFonts w:ascii="Cambria" w:hAnsi="Cambria" w:cs="Cambria"/>
+                <w:rFonts w:ascii="B Nazanin" w:hAnsi="B Nazanin" w:cs="B Nazanin"/>
                 <w:b w:val="0"/>
                 <w:sz w:val="22"/>
+                <w:rtl/>
               </w:rPr>
               <w:t>سابقه (ماه)</w:t>
             </w:r>
@@ -16688,9 +17148,10 @@
             <w:r/>
             <w:r>
               <w:rPr>
-                <w:rFonts w:ascii="Cambria" w:hAnsi="Cambria" w:cs="Cambria"/>
+                <w:rFonts w:ascii="B Nazanin" w:hAnsi="B Nazanin" w:cs="B Nazanin"/>
                 <w:b w:val="0"/>
                 <w:sz w:val="22"/>
+                <w:rtl/>
               </w:rPr>
               <w:t>۶ تا ۱۱</w:t>
             </w:r>
@@ -16708,9 +17169,10 @@
             <w:r/>
             <w:r>
               <w:rPr>
-                <w:rFonts w:ascii="Cambria" w:hAnsi="Cambria" w:cs="Cambria"/>
+                <w:rFonts w:ascii="B Nazanin" w:hAnsi="B Nazanin" w:cs="B Nazanin"/>
                 <w:b w:val="0"/>
                 <w:sz w:val="22"/>
+                <w:rtl/>
               </w:rPr>
               <w:t>۵</w:t>
             </w:r>
@@ -16728,9 +17190,10 @@
             <w:r/>
             <w:r>
               <w:rPr>
-                <w:rFonts w:ascii="Cambria" w:hAnsi="Cambria" w:cs="Cambria"/>
+                <w:rFonts w:ascii="B Nazanin" w:hAnsi="B Nazanin" w:cs="B Nazanin"/>
                 <w:b w:val="0"/>
                 <w:sz w:val="22"/>
+                <w:rtl/>
               </w:rPr>
               <w:t>۲٫۷۰</w:t>
             </w:r>
@@ -16750,9 +17213,10 @@
             <w:r/>
             <w:r>
               <w:rPr>
-                <w:rFonts w:ascii="Cambria" w:hAnsi="Cambria" w:cs="Cambria"/>
+                <w:rFonts w:ascii="B Nazanin" w:hAnsi="B Nazanin" w:cs="B Nazanin"/>
                 <w:b w:val="0"/>
                 <w:sz w:val="22"/>
+                <w:rtl/>
               </w:rPr>
               <w:t>سابقه (ماه)</w:t>
             </w:r>
@@ -16770,9 +17234,10 @@
             <w:r/>
             <w:r>
               <w:rPr>
-                <w:rFonts w:ascii="Cambria" w:hAnsi="Cambria" w:cs="Cambria"/>
+                <w:rFonts w:ascii="B Nazanin" w:hAnsi="B Nazanin" w:cs="B Nazanin"/>
                 <w:b w:val="0"/>
                 <w:sz w:val="22"/>
+                <w:rtl/>
               </w:rPr>
               <w:t>۱۲ تا ۳۵</w:t>
             </w:r>
@@ -16790,9 +17255,10 @@
             <w:r/>
             <w:r>
               <w:rPr>
-                <w:rFonts w:ascii="Cambria" w:hAnsi="Cambria" w:cs="Cambria"/>
+                <w:rFonts w:ascii="B Nazanin" w:hAnsi="B Nazanin" w:cs="B Nazanin"/>
                 <w:b w:val="0"/>
                 <w:sz w:val="22"/>
+                <w:rtl/>
               </w:rPr>
               <w:t>۸۴</w:t>
             </w:r>
@@ -16810,9 +17276,10 @@
             <w:r/>
             <w:r>
               <w:rPr>
-                <w:rFonts w:ascii="Cambria" w:hAnsi="Cambria" w:cs="Cambria"/>
+                <w:rFonts w:ascii="B Nazanin" w:hAnsi="B Nazanin" w:cs="B Nazanin"/>
                 <w:b w:val="0"/>
                 <w:sz w:val="22"/>
+                <w:rtl/>
               </w:rPr>
               <w:t>۴۵٫۴۱</w:t>
             </w:r>
@@ -16832,9 +17299,10 @@
             <w:r/>
             <w:r>
               <w:rPr>
-                <w:rFonts w:ascii="Cambria" w:hAnsi="Cambria" w:cs="Cambria"/>
+                <w:rFonts w:ascii="B Nazanin" w:hAnsi="B Nazanin" w:cs="B Nazanin"/>
                 <w:b w:val="0"/>
                 <w:sz w:val="22"/>
+                <w:rtl/>
               </w:rPr>
               <w:t>سابقه (ماه)</w:t>
             </w:r>
@@ -16852,9 +17320,10 @@
             <w:r/>
             <w:r>
               <w:rPr>
-                <w:rFonts w:ascii="Cambria" w:hAnsi="Cambria" w:cs="Cambria"/>
+                <w:rFonts w:ascii="B Nazanin" w:hAnsi="B Nazanin" w:cs="B Nazanin"/>
                 <w:b w:val="0"/>
                 <w:sz w:val="22"/>
+                <w:rtl/>
               </w:rPr>
               <w:t>۳۶ تا ۷۱</w:t>
             </w:r>
@@ -16872,9 +17341,10 @@
             <w:r/>
             <w:r>
               <w:rPr>
-                <w:rFonts w:ascii="Cambria" w:hAnsi="Cambria" w:cs="Cambria"/>
+                <w:rFonts w:ascii="B Nazanin" w:hAnsi="B Nazanin" w:cs="B Nazanin"/>
                 <w:b w:val="0"/>
                 <w:sz w:val="22"/>
+                <w:rtl/>
               </w:rPr>
               <w:t>۷۲</w:t>
             </w:r>
@@ -16892,9 +17362,10 @@
             <w:r/>
             <w:r>
               <w:rPr>
-                <w:rFonts w:ascii="Cambria" w:hAnsi="Cambria" w:cs="Cambria"/>
+                <w:rFonts w:ascii="B Nazanin" w:hAnsi="B Nazanin" w:cs="B Nazanin"/>
                 <w:b w:val="0"/>
                 <w:sz w:val="22"/>
+                <w:rtl/>
               </w:rPr>
               <w:t>۳۸٫۹۲</w:t>
             </w:r>
@@ -16914,9 +17385,10 @@
             <w:r/>
             <w:r>
               <w:rPr>
-                <w:rFonts w:ascii="Cambria" w:hAnsi="Cambria" w:cs="Cambria"/>
+                <w:rFonts w:ascii="B Nazanin" w:hAnsi="B Nazanin" w:cs="B Nazanin"/>
                 <w:b w:val="0"/>
                 <w:sz w:val="22"/>
+                <w:rtl/>
               </w:rPr>
               <w:t>سابقه (ماه)</w:t>
             </w:r>
@@ -16934,9 +17406,10 @@
             <w:r/>
             <w:r>
               <w:rPr>
-                <w:rFonts w:ascii="Cambria" w:hAnsi="Cambria" w:cs="Cambria"/>
+                <w:rFonts w:ascii="B Nazanin" w:hAnsi="B Nazanin" w:cs="B Nazanin"/>
                 <w:b w:val="0"/>
                 <w:sz w:val="22"/>
+                <w:rtl/>
               </w:rPr>
               <w:t>۷۲ به بالا</w:t>
             </w:r>
@@ -16954,9 +17427,10 @@
             <w:r/>
             <w:r>
               <w:rPr>
-                <w:rFonts w:ascii="Cambria" w:hAnsi="Cambria" w:cs="Cambria"/>
+                <w:rFonts w:ascii="B Nazanin" w:hAnsi="B Nazanin" w:cs="B Nazanin"/>
                 <w:b w:val="0"/>
                 <w:sz w:val="22"/>
+                <w:rtl/>
               </w:rPr>
               <w:t>۲۴</w:t>
             </w:r>
@@ -16974,9 +17448,10 @@
             <w:r/>
             <w:r>
               <w:rPr>
-                <w:rFonts w:ascii="Cambria" w:hAnsi="Cambria" w:cs="Cambria"/>
+                <w:rFonts w:ascii="B Nazanin" w:hAnsi="B Nazanin" w:cs="B Nazanin"/>
                 <w:b w:val="0"/>
                 <w:sz w:val="22"/>
+                <w:rtl/>
               </w:rPr>
               <w:t>۱۲٫۹۷</w:t>
             </w:r>
@@ -16996,9 +17471,10 @@
             <w:r/>
             <w:r>
               <w:rPr>
-                <w:rFonts w:ascii="Cambria" w:hAnsi="Cambria" w:cs="Cambria"/>
+                <w:rFonts w:ascii="B Nazanin" w:hAnsi="B Nazanin" w:cs="B Nazanin"/>
                 <w:b w:val="0"/>
                 <w:sz w:val="22"/>
+                <w:rtl/>
               </w:rPr>
               <w:t>تعداد معاملات ۶ ماههٔ اخیر</w:t>
             </w:r>
@@ -17016,9 +17492,10 @@
             <w:r/>
             <w:r>
               <w:rPr>
-                <w:rFonts w:ascii="Cambria" w:hAnsi="Cambria" w:cs="Cambria"/>
+                <w:rFonts w:ascii="B Nazanin" w:hAnsi="B Nazanin" w:cs="B Nazanin"/>
                 <w:b w:val="0"/>
                 <w:sz w:val="22"/>
+                <w:rtl/>
               </w:rPr>
               <w:t>۱ الی ۱۰ معامله</w:t>
             </w:r>
@@ -17036,9 +17513,10 @@
             <w:r/>
             <w:r>
               <w:rPr>
-                <w:rFonts w:ascii="Cambria" w:hAnsi="Cambria" w:cs="Cambria"/>
+                <w:rFonts w:ascii="B Nazanin" w:hAnsi="B Nazanin" w:cs="B Nazanin"/>
                 <w:b w:val="0"/>
                 <w:sz w:val="22"/>
+                <w:rtl/>
               </w:rPr>
               <w:t>۶۵</w:t>
             </w:r>
@@ -17056,9 +17534,10 @@
             <w:r/>
             <w:r>
               <w:rPr>
-                <w:rFonts w:ascii="Cambria" w:hAnsi="Cambria" w:cs="Cambria"/>
+                <w:rFonts w:ascii="B Nazanin" w:hAnsi="B Nazanin" w:cs="B Nazanin"/>
                 <w:b w:val="0"/>
                 <w:sz w:val="22"/>
+                <w:rtl/>
               </w:rPr>
               <w:t>۳۵٫۱۴</w:t>
             </w:r>
@@ -17078,9 +17557,10 @@
             <w:r/>
             <w:r>
               <w:rPr>
-                <w:rFonts w:ascii="Cambria" w:hAnsi="Cambria" w:cs="Cambria"/>
+                <w:rFonts w:ascii="B Nazanin" w:hAnsi="B Nazanin" w:cs="B Nazanin"/>
                 <w:b w:val="0"/>
                 <w:sz w:val="22"/>
+                <w:rtl/>
               </w:rPr>
               <w:t>تعداد معاملات ۶ ماههٔ اخیر</w:t>
             </w:r>
@@ -17098,9 +17578,10 @@
             <w:r/>
             <w:r>
               <w:rPr>
-                <w:rFonts w:ascii="Cambria" w:hAnsi="Cambria" w:cs="Cambria"/>
+                <w:rFonts w:ascii="B Nazanin" w:hAnsi="B Nazanin" w:cs="B Nazanin"/>
                 <w:b w:val="0"/>
                 <w:sz w:val="22"/>
+                <w:rtl/>
               </w:rPr>
               <w:t>۱۰ الی ۵۰</w:t>
             </w:r>
@@ -17118,9 +17599,10 @@
             <w:r/>
             <w:r>
               <w:rPr>
-                <w:rFonts w:ascii="Cambria" w:hAnsi="Cambria" w:cs="Cambria"/>
+                <w:rFonts w:ascii="B Nazanin" w:hAnsi="B Nazanin" w:cs="B Nazanin"/>
                 <w:b w:val="0"/>
                 <w:sz w:val="22"/>
+                <w:rtl/>
               </w:rPr>
               <w:t>۷۹</w:t>
             </w:r>
@@ -17138,9 +17620,10 @@
             <w:r/>
             <w:r>
               <w:rPr>
-                <w:rFonts w:ascii="Cambria" w:hAnsi="Cambria" w:cs="Cambria"/>
+                <w:rFonts w:ascii="B Nazanin" w:hAnsi="B Nazanin" w:cs="B Nazanin"/>
                 <w:b w:val="0"/>
                 <w:sz w:val="22"/>
+                <w:rtl/>
               </w:rPr>
               <w:t>۴۲٫۷۰</w:t>
             </w:r>
@@ -17160,9 +17643,10 @@
             <w:r/>
             <w:r>
               <w:rPr>
-                <w:rFonts w:ascii="Cambria" w:hAnsi="Cambria" w:cs="Cambria"/>
+                <w:rFonts w:ascii="B Nazanin" w:hAnsi="B Nazanin" w:cs="B Nazanin"/>
                 <w:b w:val="0"/>
                 <w:sz w:val="22"/>
+                <w:rtl/>
               </w:rPr>
               <w:t>تعداد معاملات ۶ ماههٔ اخیر</w:t>
             </w:r>
@@ -17180,9 +17664,10 @@
             <w:r/>
             <w:r>
               <w:rPr>
-                <w:rFonts w:ascii="Cambria" w:hAnsi="Cambria" w:cs="Cambria"/>
+                <w:rFonts w:ascii="B Nazanin" w:hAnsi="B Nazanin" w:cs="B Nazanin"/>
                 <w:b w:val="0"/>
                 <w:sz w:val="22"/>
+                <w:rtl/>
               </w:rPr>
               <w:t>۵۰ به بالا</w:t>
             </w:r>
@@ -17200,9 +17685,10 @@
             <w:r/>
             <w:r>
               <w:rPr>
-                <w:rFonts w:ascii="Cambria" w:hAnsi="Cambria" w:cs="Cambria"/>
+                <w:rFonts w:ascii="B Nazanin" w:hAnsi="B Nazanin" w:cs="B Nazanin"/>
                 <w:b w:val="0"/>
                 <w:sz w:val="22"/>
+                <w:rtl/>
               </w:rPr>
               <w:t>۴۱</w:t>
             </w:r>
@@ -17220,9 +17706,10 @@
             <w:r/>
             <w:r>
               <w:rPr>
-                <w:rFonts w:ascii="Cambria" w:hAnsi="Cambria" w:cs="Cambria"/>
+                <w:rFonts w:ascii="B Nazanin" w:hAnsi="B Nazanin" w:cs="B Nazanin"/>
                 <w:b w:val="0"/>
                 <w:sz w:val="22"/>
+                <w:rtl/>
               </w:rPr>
               <w:t>۲۲٫۱۶</w:t>
             </w:r>
@@ -17242,9 +17729,10 @@
             <w:r/>
             <w:r>
               <w:rPr>
-                <w:rFonts w:ascii="Cambria" w:hAnsi="Cambria" w:cs="Cambria"/>
+                <w:rFonts w:ascii="B Nazanin" w:hAnsi="B Nazanin" w:cs="B Nazanin"/>
                 <w:b w:val="0"/>
                 <w:sz w:val="22"/>
+                <w:rtl/>
               </w:rPr>
               <w:t>سرمایهٔ تقریبی</w:t>
             </w:r>
@@ -17262,9 +17750,10 @@
             <w:r/>
             <w:r>
               <w:rPr>
-                <w:rFonts w:ascii="Cambria" w:hAnsi="Cambria" w:cs="Cambria"/>
+                <w:rFonts w:ascii="B Nazanin" w:hAnsi="B Nazanin" w:cs="B Nazanin"/>
                 <w:b w:val="0"/>
                 <w:sz w:val="22"/>
+                <w:rtl/>
               </w:rPr>
               <w:t>کمتر از ۵۰ میلیون تومان</w:t>
             </w:r>
@@ -17282,9 +17771,10 @@
             <w:r/>
             <w:r>
               <w:rPr>
-                <w:rFonts w:ascii="Cambria" w:hAnsi="Cambria" w:cs="Cambria"/>
+                <w:rFonts w:ascii="B Nazanin" w:hAnsi="B Nazanin" w:cs="B Nazanin"/>
                 <w:b w:val="0"/>
                 <w:sz w:val="22"/>
+                <w:rtl/>
               </w:rPr>
               <w:t>۴۹</w:t>
             </w:r>
@@ -17302,9 +17792,10 @@
             <w:r/>
             <w:r>
               <w:rPr>
-                <w:rFonts w:ascii="Cambria" w:hAnsi="Cambria" w:cs="Cambria"/>
+                <w:rFonts w:ascii="B Nazanin" w:hAnsi="B Nazanin" w:cs="B Nazanin"/>
                 <w:b w:val="0"/>
                 <w:sz w:val="22"/>
+                <w:rtl/>
               </w:rPr>
               <w:t>۲۶٫۴۹</w:t>
             </w:r>
@@ -17324,9 +17815,10 @@
             <w:r/>
             <w:r>
               <w:rPr>
-                <w:rFonts w:ascii="Cambria" w:hAnsi="Cambria" w:cs="Cambria"/>
+                <w:rFonts w:ascii="B Nazanin" w:hAnsi="B Nazanin" w:cs="B Nazanin"/>
                 <w:b w:val="0"/>
                 <w:sz w:val="22"/>
+                <w:rtl/>
               </w:rPr>
               <w:t>سرمایهٔ تقریبی</w:t>
             </w:r>
@@ -17344,9 +17836,10 @@
             <w:r/>
             <w:r>
               <w:rPr>
-                <w:rFonts w:ascii="Cambria" w:hAnsi="Cambria" w:cs="Cambria"/>
+                <w:rFonts w:ascii="B Nazanin" w:hAnsi="B Nazanin" w:cs="B Nazanin"/>
                 <w:b w:val="0"/>
                 <w:sz w:val="22"/>
+                <w:rtl/>
               </w:rPr>
               <w:t>۵۰ تا ۲۰۰ میلیون تومان</w:t>
             </w:r>
@@ -17364,9 +17857,10 @@
             <w:r/>
             <w:r>
               <w:rPr>
-                <w:rFonts w:ascii="Cambria" w:hAnsi="Cambria" w:cs="Cambria"/>
+                <w:rFonts w:ascii="B Nazanin" w:hAnsi="B Nazanin" w:cs="B Nazanin"/>
                 <w:b w:val="0"/>
                 <w:sz w:val="22"/>
+                <w:rtl/>
               </w:rPr>
               <w:t>۵۰</w:t>
             </w:r>
@@ -17384,9 +17878,10 @@
             <w:r/>
             <w:r>
               <w:rPr>
-                <w:rFonts w:ascii="Cambria" w:hAnsi="Cambria" w:cs="Cambria"/>
+                <w:rFonts w:ascii="B Nazanin" w:hAnsi="B Nazanin" w:cs="B Nazanin"/>
                 <w:b w:val="0"/>
                 <w:sz w:val="22"/>
+                <w:rtl/>
               </w:rPr>
               <w:t>۲۷٫۰۳</w:t>
             </w:r>
@@ -17406,9 +17901,10 @@
             <w:r/>
             <w:r>
               <w:rPr>
-                <w:rFonts w:ascii="Cambria" w:hAnsi="Cambria" w:cs="Cambria"/>
+                <w:rFonts w:ascii="B Nazanin" w:hAnsi="B Nazanin" w:cs="B Nazanin"/>
                 <w:b w:val="0"/>
                 <w:sz w:val="22"/>
+                <w:rtl/>
               </w:rPr>
               <w:t>سرمایهٔ تقریبی</w:t>
             </w:r>
@@ -17426,9 +17922,10 @@
             <w:r/>
             <w:r>
               <w:rPr>
-                <w:rFonts w:ascii="Cambria" w:hAnsi="Cambria" w:cs="Cambria"/>
+                <w:rFonts w:ascii="B Nazanin" w:hAnsi="B Nazanin" w:cs="B Nazanin"/>
                 <w:b w:val="0"/>
                 <w:sz w:val="22"/>
+                <w:rtl/>
               </w:rPr>
               <w:t>۲۰۰ تا ۵۰۰ میلیون تومان</w:t>
             </w:r>
@@ -17446,9 +17943,10 @@
             <w:r/>
             <w:r>
               <w:rPr>
-                <w:rFonts w:ascii="Cambria" w:hAnsi="Cambria" w:cs="Cambria"/>
+                <w:rFonts w:ascii="B Nazanin" w:hAnsi="B Nazanin" w:cs="B Nazanin"/>
                 <w:b w:val="0"/>
                 <w:sz w:val="22"/>
+                <w:rtl/>
               </w:rPr>
               <w:t>۳۷</w:t>
             </w:r>
@@ -17466,9 +17964,10 @@
             <w:r/>
             <w:r>
               <w:rPr>
-                <w:rFonts w:ascii="Cambria" w:hAnsi="Cambria" w:cs="Cambria"/>
+                <w:rFonts w:ascii="B Nazanin" w:hAnsi="B Nazanin" w:cs="B Nazanin"/>
                 <w:b w:val="0"/>
                 <w:sz w:val="22"/>
+                <w:rtl/>
               </w:rPr>
               <w:t>۲۰٫۰۰</w:t>
             </w:r>
@@ -17488,9 +17987,10 @@
             <w:r/>
             <w:r>
               <w:rPr>
-                <w:rFonts w:ascii="Cambria" w:hAnsi="Cambria" w:cs="Cambria"/>
+                <w:rFonts w:ascii="B Nazanin" w:hAnsi="B Nazanin" w:cs="B Nazanin"/>
                 <w:b w:val="0"/>
                 <w:sz w:val="22"/>
+                <w:rtl/>
               </w:rPr>
               <w:t>سرمایهٔ تقریبی</w:t>
             </w:r>
@@ -17508,9 +18008,10 @@
             <w:r/>
             <w:r>
               <w:rPr>
-                <w:rFonts w:ascii="Cambria" w:hAnsi="Cambria" w:cs="Cambria"/>
+                <w:rFonts w:ascii="B Nazanin" w:hAnsi="B Nazanin" w:cs="B Nazanin"/>
                 <w:b w:val="0"/>
                 <w:sz w:val="22"/>
+                <w:rtl/>
               </w:rPr>
               <w:t>۵۰۰ میلیون تا ۱ میلیارد تومان</w:t>
             </w:r>
@@ -17528,9 +18029,10 @@
             <w:r/>
             <w:r>
               <w:rPr>
-                <w:rFonts w:ascii="Cambria" w:hAnsi="Cambria" w:cs="Cambria"/>
+                <w:rFonts w:ascii="B Nazanin" w:hAnsi="B Nazanin" w:cs="B Nazanin"/>
                 <w:b w:val="0"/>
                 <w:sz w:val="22"/>
+                <w:rtl/>
               </w:rPr>
               <w:t>۲۹</w:t>
             </w:r>
@@ -17548,9 +18050,10 @@
             <w:r/>
             <w:r>
               <w:rPr>
-                <w:rFonts w:ascii="Cambria" w:hAnsi="Cambria" w:cs="Cambria"/>
+                <w:rFonts w:ascii="B Nazanin" w:hAnsi="B Nazanin" w:cs="B Nazanin"/>
                 <w:b w:val="0"/>
                 <w:sz w:val="22"/>
+                <w:rtl/>
               </w:rPr>
               <w:t>۱۵٫۶۸</w:t>
             </w:r>
@@ -17570,9 +18073,10 @@
             <w:r/>
             <w:r>
               <w:rPr>
-                <w:rFonts w:ascii="Cambria" w:hAnsi="Cambria" w:cs="Cambria"/>
+                <w:rFonts w:ascii="B Nazanin" w:hAnsi="B Nazanin" w:cs="B Nazanin"/>
                 <w:b w:val="0"/>
                 <w:sz w:val="22"/>
+                <w:rtl/>
               </w:rPr>
               <w:t>سرمایهٔ تقریبی</w:t>
             </w:r>
@@ -17590,9 +18094,10 @@
             <w:r/>
             <w:r>
               <w:rPr>
-                <w:rFonts w:ascii="Cambria" w:hAnsi="Cambria" w:cs="Cambria"/>
+                <w:rFonts w:ascii="B Nazanin" w:hAnsi="B Nazanin" w:cs="B Nazanin"/>
                 <w:b w:val="0"/>
                 <w:sz w:val="22"/>
+                <w:rtl/>
               </w:rPr>
               <w:t>بیش از ۱ میلیارد تومان</w:t>
             </w:r>
@@ -17610,9 +18115,10 @@
             <w:r/>
             <w:r>
               <w:rPr>
-                <w:rFonts w:ascii="Cambria" w:hAnsi="Cambria" w:cs="Cambria"/>
+                <w:rFonts w:ascii="B Nazanin" w:hAnsi="B Nazanin" w:cs="B Nazanin"/>
                 <w:b w:val="0"/>
                 <w:sz w:val="22"/>
+                <w:rtl/>
               </w:rPr>
               <w:t>۱۵</w:t>
             </w:r>
@@ -17630,9 +18136,10 @@
             <w:r/>
             <w:r>
               <w:rPr>
-                <w:rFonts w:ascii="Cambria" w:hAnsi="Cambria" w:cs="Cambria"/>
+                <w:rFonts w:ascii="B Nazanin" w:hAnsi="B Nazanin" w:cs="B Nazanin"/>
                 <w:b w:val="0"/>
                 <w:sz w:val="22"/>
+                <w:rtl/>
               </w:rPr>
               <w:t>۸٫۱۱</w:t>
             </w:r>
@@ -17652,9 +18159,10 @@
             <w:r/>
             <w:r>
               <w:rPr>
-                <w:rFonts w:ascii="Cambria" w:hAnsi="Cambria" w:cs="Cambria"/>
+                <w:rFonts w:ascii="B Nazanin" w:hAnsi="B Nazanin" w:cs="B Nazanin"/>
                 <w:b w:val="0"/>
                 <w:sz w:val="22"/>
+                <w:rtl/>
               </w:rPr>
               <w:t>سرمایهٔ تقریبی</w:t>
             </w:r>
@@ -17672,9 +18180,10 @@
             <w:r/>
             <w:r>
               <w:rPr>
-                <w:rFonts w:ascii="Cambria" w:hAnsi="Cambria" w:cs="Cambria"/>
+                <w:rFonts w:ascii="B Nazanin" w:hAnsi="B Nazanin" w:cs="B Nazanin"/>
                 <w:b w:val="0"/>
                 <w:sz w:val="22"/>
+                <w:rtl/>
               </w:rPr>
               <w:t>ترجیح می‌دهم پاسخ ندهم</w:t>
             </w:r>
@@ -17692,9 +18201,10 @@
             <w:r/>
             <w:r>
               <w:rPr>
-                <w:rFonts w:ascii="Cambria" w:hAnsi="Cambria" w:cs="Cambria"/>
+                <w:rFonts w:ascii="B Nazanin" w:hAnsi="B Nazanin" w:cs="B Nazanin"/>
                 <w:b w:val="0"/>
                 <w:sz w:val="22"/>
+                <w:rtl/>
               </w:rPr>
               <w:t>۵</w:t>
             </w:r>
@@ -17712,9 +18222,10 @@
             <w:r/>
             <w:r>
               <w:rPr>
-                <w:rFonts w:ascii="Cambria" w:hAnsi="Cambria" w:cs="Cambria"/>
+                <w:rFonts w:ascii="B Nazanin" w:hAnsi="B Nazanin" w:cs="B Nazanin"/>
                 <w:b w:val="0"/>
                 <w:sz w:val="22"/>
+                <w:rtl/>
               </w:rPr>
               <w:t>۲٫۷۰</w:t>
             </w:r>
@@ -17775,43 +18286,89 @@
           <w:rtl/>
           <w:lang w:bidi="fa-IR"/>
         </w:rPr>
-        <w:t xml:space="preserve">جدول ۴-۴.</w:t>
-      </w:r>
-      <w:r>
-        <w:rPr>
-          <w:rFonts w:ascii="B Nazanin" w:hAnsi="B Nazanin" w:cs="B Nazanin" w:hint="cs"/>
+        <w:t xml:space="preserve">جدول </w:t>
+      </w:r>
+      <w:r>
+        <w:rPr>
+          <w:rFonts w:ascii="B Nazanin" w:hAnsi="B Nazanin" w:cs="B Nazanin" w:hint="cs"/>
+          <w:b/>
+          <w:bCs/>
           <w:sz w:val="22"/>
           <w:szCs w:val="22"/>
           <w:rtl/>
           <w:lang w:bidi="fa-IR"/>
         </w:rPr>
+        <w:fldChar w:fldCharType="begin" w:fldLock="true"/>
+      </w:r>
+      <w:r>
+        <w:rPr>
+          <w:rFonts w:ascii="B Nazanin" w:hAnsi="B Nazanin" w:cs="B Nazanin" w:hint="cs"/>
+          <w:b/>
+          <w:bCs/>
+          <w:sz w:val="22"/>
+          <w:szCs w:val="22"/>
+          <w:rtl/>
+          <w:lang w:bidi="fa-IR"/>
+        </w:rPr>
+        <w:instrText>SEQ جدول</w:instrText>
+      </w:r>
+      <w:r>
+        <w:rPr>
+          <w:rFonts w:ascii="B Nazanin" w:hAnsi="B Nazanin" w:cs="B Nazanin" w:hint="cs"/>
+          <w:b/>
+          <w:bCs/>
+          <w:sz w:val="22"/>
+          <w:szCs w:val="22"/>
+          <w:rtl/>
+          <w:lang w:bidi="fa-IR"/>
+        </w:rPr>
+        <w:fldChar w:fldCharType="separate"/>
+      </w:r>
+      <w:r>
+        <w:rPr>
+          <w:rFonts w:ascii="B Nazanin" w:hAnsi="B Nazanin" w:cs="B Nazanin" w:hint="cs"/>
+          <w:b/>
+          <w:bCs/>
+          <w:sz w:val="22"/>
+          <w:szCs w:val="22"/>
+          <w:rtl/>
+          <w:lang w:bidi="fa-IR"/>
+        </w:rPr>
+        <w:t xml:space="preserve">۴-۴</w:t>
+      </w:r>
+      <w:r>
+        <w:rPr>
+          <w:rFonts w:ascii="B Nazanin" w:hAnsi="B Nazanin" w:cs="B Nazanin" w:hint="cs"/>
+          <w:b/>
+          <w:bCs/>
+          <w:sz w:val="22"/>
+          <w:szCs w:val="22"/>
+          <w:rtl/>
+          <w:lang w:bidi="fa-IR"/>
+        </w:rPr>
+        <w:fldChar w:fldCharType="end"/>
+      </w:r>
+      <w:r>
+        <w:rPr>
+          <w:rFonts w:ascii="B Nazanin" w:hAnsi="B Nazanin" w:cs="B Nazanin" w:hint="cs"/>
+          <w:b/>
+          <w:bCs/>
+          <w:sz w:val="22"/>
+          <w:szCs w:val="22"/>
+          <w:rtl/>
+          <w:lang w:bidi="fa-IR"/>
+        </w:rPr>
+        <w:t xml:space="preserve">.</w:t>
+      </w:r>
+      <w:r>
+        <w:rPr>
+          <w:rFonts w:ascii="B Nazanin" w:hAnsi="B Nazanin" w:cs="B Nazanin" w:hint="cs"/>
+          <w:sz w:val="22"/>
+          <w:szCs w:val="22"/>
+          <w:rtl/>
+          <w:lang w:bidi="fa-IR"/>
+        </w:rPr>
         <w:t xml:space="preserve"> شاخص‌های توصیفی نمره‌های کل</w:t>
-      </w:r>
-    </w:p>
-    <w:p>
-      <w:pPr>
-        <w:bidi/>
-      </w:pPr>
-      <w:r>
-        <w:rPr>
-          <w:vanish/>
-          <w:rFonts w:ascii="B Nazanin" w:hAnsi="B Nazanin"/>
-        </w:rPr>
-        <w:fldChar w:fldCharType="begin"/>
-      </w:r>
-      <w:r>
-        <w:rPr>
-          <w:vanish/>
-          <w:rFonts w:ascii="B Nazanin" w:hAnsi="B Nazanin"/>
-        </w:rPr>
-        <w:instrText>TC "جدول ۴-۴. شاخص‌های توصیفی نمره‌های کل" \f T \l 1</w:instrText>
-      </w:r>
-      <w:r>
-        <w:rPr>
-          <w:vanish/>
-          <w:rFonts w:ascii="B Nazanin" w:hAnsi="B Nazanin"/>
-        </w:rPr>
-        <w:fldChar w:fldCharType="end"/>
       </w:r>
     </w:p>
     <w:tbl>
@@ -17851,9 +18408,10 @@
             <w:r/>
             <w:r>
               <w:rPr>
-                <w:rFonts w:ascii="Cambria" w:hAnsi="Cambria" w:cs="Cambria"/>
+                <w:rFonts w:ascii="B Nazanin" w:hAnsi="B Nazanin" w:cs="B Nazanin"/>
                 <w:b/>
                 <w:sz w:val="22"/>
+                <w:rtl/>
               </w:rPr>
               <w:t>متغیر</w:t>
             </w:r>
@@ -17874,9 +18432,10 @@
             <w:r/>
             <w:r>
               <w:rPr>
-                <w:rFonts w:ascii="Cambria" w:hAnsi="Cambria" w:cs="Cambria"/>
+                <w:rFonts w:ascii="B Nazanin" w:hAnsi="B Nazanin" w:cs="B Nazanin"/>
                 <w:b/>
                 <w:sz w:val="22"/>
+                <w:rtl/>
               </w:rPr>
               <w:t>میانگین</w:t>
             </w:r>
@@ -17897,9 +18456,10 @@
             <w:r/>
             <w:r>
               <w:rPr>
-                <w:rFonts w:ascii="Cambria" w:hAnsi="Cambria" w:cs="Cambria"/>
+                <w:rFonts w:ascii="B Nazanin" w:hAnsi="B Nazanin" w:cs="B Nazanin"/>
                 <w:b/>
                 <w:sz w:val="22"/>
+                <w:rtl/>
               </w:rPr>
               <w:t>انحراف معیار</w:t>
             </w:r>
@@ -17920,9 +18480,10 @@
             <w:r/>
             <w:r>
               <w:rPr>
-                <w:rFonts w:ascii="Cambria" w:hAnsi="Cambria" w:cs="Cambria"/>
+                <w:rFonts w:ascii="B Nazanin" w:hAnsi="B Nazanin" w:cs="B Nazanin"/>
                 <w:b/>
                 <w:sz w:val="22"/>
+                <w:rtl/>
               </w:rPr>
               <w:t>کمینه</w:t>
             </w:r>
@@ -17943,9 +18504,10 @@
             <w:r/>
             <w:r>
               <w:rPr>
-                <w:rFonts w:ascii="Cambria" w:hAnsi="Cambria" w:cs="Cambria"/>
+                <w:rFonts w:ascii="B Nazanin" w:hAnsi="B Nazanin" w:cs="B Nazanin"/>
                 <w:b/>
                 <w:sz w:val="22"/>
+                <w:rtl/>
               </w:rPr>
               <w:t>بیشینه</w:t>
             </w:r>
@@ -17966,9 +18528,10 @@
             <w:r/>
             <w:r>
               <w:rPr>
-                <w:rFonts w:ascii="Cambria" w:hAnsi="Cambria" w:cs="Cambria"/>
+                <w:rFonts w:ascii="B Nazanin" w:hAnsi="B Nazanin" w:cs="B Nazanin"/>
                 <w:b/>
                 <w:sz w:val="22"/>
+                <w:rtl/>
               </w:rPr>
               <w:t>چولگی</w:t>
             </w:r>
@@ -17989,9 +18552,10 @@
             <w:r/>
             <w:r>
               <w:rPr>
-                <w:rFonts w:ascii="Cambria" w:hAnsi="Cambria" w:cs="Cambria"/>
+                <w:rFonts w:ascii="B Nazanin" w:hAnsi="B Nazanin" w:cs="B Nazanin"/>
                 <w:b/>
                 <w:sz w:val="22"/>
+                <w:rtl/>
               </w:rPr>
               <w:t>کشیدگی</w:t>
             </w:r>
@@ -18012,9 +18576,10 @@
             <w:r/>
             <w:r>
               <w:rPr>
-                <w:rFonts w:ascii="Cambria" w:hAnsi="Cambria" w:cs="Cambria"/>
+                <w:rFonts w:ascii="B Nazanin" w:hAnsi="B Nazanin" w:cs="B Nazanin"/>
                 <w:b/>
                 <w:sz w:val="22"/>
+                <w:rtl/>
               </w:rPr>
               <w:t>دامنهٔ نظری</w:t>
             </w:r>
@@ -18035,9 +18600,10 @@
             <w:r/>
             <w:r>
               <w:rPr>
-                <w:rFonts w:ascii="Cambria" w:hAnsi="Cambria" w:cs="Cambria"/>
+                <w:rFonts w:ascii="B Nazanin" w:hAnsi="B Nazanin" w:cs="B Nazanin"/>
                 <w:b/>
                 <w:sz w:val="22"/>
+                <w:rtl/>
               </w:rPr>
               <w:t>دامنهٔ مشاهده‌شده</w:t>
             </w:r>
@@ -18057,9 +18623,10 @@
             <w:r/>
             <w:r>
               <w:rPr>
-                <w:rFonts w:ascii="Cambria" w:hAnsi="Cambria" w:cs="Cambria"/>
+                <w:rFonts w:ascii="B Nazanin" w:hAnsi="B Nazanin" w:cs="B Nazanin"/>
                 <w:b w:val="0"/>
                 <w:sz w:val="22"/>
+                <w:rtl/>
               </w:rPr>
               <w:t>اضطراب صفتی</w:t>
             </w:r>
@@ -18077,9 +18644,10 @@
             <w:r/>
             <w:r>
               <w:rPr>
-                <w:rFonts w:ascii="Cambria" w:hAnsi="Cambria" w:cs="Cambria"/>
+                <w:rFonts w:ascii="B Nazanin" w:hAnsi="B Nazanin" w:cs="B Nazanin"/>
                 <w:b w:val="0"/>
                 <w:sz w:val="22"/>
+                <w:rtl/>
               </w:rPr>
               <w:t>۴۵٫۳۶</w:t>
             </w:r>
@@ -18097,9 +18665,10 @@
             <w:r/>
             <w:r>
               <w:rPr>
-                <w:rFonts w:ascii="Cambria" w:hAnsi="Cambria" w:cs="Cambria"/>
+                <w:rFonts w:ascii="B Nazanin" w:hAnsi="B Nazanin" w:cs="B Nazanin"/>
                 <w:b w:val="0"/>
                 <w:sz w:val="22"/>
+                <w:rtl/>
               </w:rPr>
               <w:t>۱۱٫۴۲</w:t>
             </w:r>
@@ -18117,9 +18686,10 @@
             <w:r/>
             <w:r>
               <w:rPr>
-                <w:rFonts w:ascii="Cambria" w:hAnsi="Cambria" w:cs="Cambria"/>
+                <w:rFonts w:ascii="B Nazanin" w:hAnsi="B Nazanin" w:cs="B Nazanin"/>
                 <w:b w:val="0"/>
                 <w:sz w:val="22"/>
+                <w:rtl/>
               </w:rPr>
               <w:t>۲۱</w:t>
             </w:r>
@@ -18137,9 +18707,10 @@
             <w:r/>
             <w:r>
               <w:rPr>
-                <w:rFonts w:ascii="Cambria" w:hAnsi="Cambria" w:cs="Cambria"/>
+                <w:rFonts w:ascii="B Nazanin" w:hAnsi="B Nazanin" w:cs="B Nazanin"/>
                 <w:b w:val="0"/>
                 <w:sz w:val="22"/>
+                <w:rtl/>
               </w:rPr>
               <w:t>۷۴</w:t>
             </w:r>
@@ -18157,9 +18728,10 @@
             <w:r/>
             <w:r>
               <w:rPr>
-                <w:rFonts w:ascii="Cambria" w:hAnsi="Cambria" w:cs="Cambria"/>
+                <w:rFonts w:ascii="B Nazanin" w:hAnsi="B Nazanin" w:cs="B Nazanin"/>
                 <w:b w:val="0"/>
                 <w:sz w:val="22"/>
+                <w:rtl/>
               </w:rPr>
               <w:t>۰٫۰۶</w:t>
             </w:r>
@@ -18177,9 +18749,10 @@
             <w:r/>
             <w:r>
               <w:rPr>
-                <w:rFonts w:ascii="Cambria" w:hAnsi="Cambria" w:cs="Cambria"/>
+                <w:rFonts w:ascii="B Nazanin" w:hAnsi="B Nazanin" w:cs="B Nazanin"/>
                 <w:b w:val="0"/>
                 <w:sz w:val="22"/>
+                <w:rtl/>
               </w:rPr>
               <w:t>−۰٫۸۰</w:t>
             </w:r>
@@ -18197,9 +18770,10 @@
             <w:r/>
             <w:r>
               <w:rPr>
-                <w:rFonts w:ascii="Cambria" w:hAnsi="Cambria" w:cs="Cambria"/>
+                <w:rFonts w:ascii="B Nazanin" w:hAnsi="B Nazanin" w:cs="B Nazanin"/>
                 <w:b w:val="0"/>
                 <w:sz w:val="22"/>
+                <w:rtl/>
               </w:rPr>
               <w:t>۲۰ تا ۸۰</w:t>
             </w:r>
@@ -18217,9 +18791,10 @@
             <w:r/>
             <w:r>
               <w:rPr>
-                <w:rFonts w:ascii="Cambria" w:hAnsi="Cambria" w:cs="Cambria"/>
+                <w:rFonts w:ascii="B Nazanin" w:hAnsi="B Nazanin" w:cs="B Nazanin"/>
                 <w:b w:val="0"/>
                 <w:sz w:val="22"/>
+                <w:rtl/>
               </w:rPr>
               <w:t>۲۱ تا ۷۴</w:t>
             </w:r>
@@ -18239,9 +18814,10 @@
             <w:r/>
             <w:r>
               <w:rPr>
-                <w:rFonts w:ascii="Cambria" w:hAnsi="Cambria" w:cs="Cambria"/>
+                <w:rFonts w:ascii="B Nazanin" w:hAnsi="B Nazanin" w:cs="B Nazanin"/>
                 <w:b w:val="0"/>
                 <w:sz w:val="22"/>
+                <w:rtl/>
               </w:rPr>
               <w:t>طرحواره‌های ناسازگار اولیه (نمرهٔ کل)</w:t>
             </w:r>
@@ -18259,9 +18835,10 @@
             <w:r/>
             <w:r>
               <w:rPr>
-                <w:rFonts w:ascii="Cambria" w:hAnsi="Cambria" w:cs="Cambria"/>
+                <w:rFonts w:ascii="B Nazanin" w:hAnsi="B Nazanin" w:cs="B Nazanin"/>
                 <w:b w:val="0"/>
                 <w:sz w:val="22"/>
+                <w:rtl/>
               </w:rPr>
               <w:t>۲۱۸٫۱۱</w:t>
             </w:r>
@@ -18279,9 +18856,10 @@
             <w:r/>
             <w:r>
               <w:rPr>
-                <w:rFonts w:ascii="Cambria" w:hAnsi="Cambria" w:cs="Cambria"/>
+                <w:rFonts w:ascii="B Nazanin" w:hAnsi="B Nazanin" w:cs="B Nazanin"/>
                 <w:b w:val="0"/>
                 <w:sz w:val="22"/>
+                <w:rtl/>
               </w:rPr>
               <w:t>۴۰٫۷۸</w:t>
             </w:r>
@@ -18299,9 +18877,10 @@
             <w:r/>
             <w:r>
               <w:rPr>
-                <w:rFonts w:ascii="Cambria" w:hAnsi="Cambria" w:cs="Cambria"/>
+                <w:rFonts w:ascii="B Nazanin" w:hAnsi="B Nazanin" w:cs="B Nazanin"/>
                 <w:b w:val="0"/>
                 <w:sz w:val="22"/>
+                <w:rtl/>
               </w:rPr>
               <w:t>۱۲۹</w:t>
             </w:r>
@@ -18319,9 +18898,10 @@
             <w:r/>
             <w:r>
               <w:rPr>
-                <w:rFonts w:ascii="Cambria" w:hAnsi="Cambria" w:cs="Cambria"/>
+                <w:rFonts w:ascii="B Nazanin" w:hAnsi="B Nazanin" w:cs="B Nazanin"/>
                 <w:b w:val="0"/>
                 <w:sz w:val="22"/>
+                <w:rtl/>
               </w:rPr>
               <w:t>۳۲۱</w:t>
             </w:r>
@@ -18339,9 +18919,10 @@
             <w:r/>
             <w:r>
               <w:rPr>
-                <w:rFonts w:ascii="Cambria" w:hAnsi="Cambria" w:cs="Cambria"/>
+                <w:rFonts w:ascii="B Nazanin" w:hAnsi="B Nazanin" w:cs="B Nazanin"/>
                 <w:b w:val="0"/>
                 <w:sz w:val="22"/>
+                <w:rtl/>
               </w:rPr>
               <w:t>۰٫۴۶</w:t>
             </w:r>
@@ -18359,9 +18940,10 @@
             <w:r/>
             <w:r>
               <w:rPr>
-                <w:rFonts w:ascii="Cambria" w:hAnsi="Cambria" w:cs="Cambria"/>
+                <w:rFonts w:ascii="B Nazanin" w:hAnsi="B Nazanin" w:cs="B Nazanin"/>
                 <w:b w:val="0"/>
                 <w:sz w:val="22"/>
+                <w:rtl/>
               </w:rPr>
               <w:t>−۰٫۳۶</w:t>
             </w:r>
@@ -18379,9 +18961,10 @@
             <w:r/>
             <w:r>
               <w:rPr>
-                <w:rFonts w:ascii="Cambria" w:hAnsi="Cambria" w:cs="Cambria"/>
+                <w:rFonts w:ascii="B Nazanin" w:hAnsi="B Nazanin" w:cs="B Nazanin"/>
                 <w:b w:val="0"/>
                 <w:sz w:val="22"/>
+                <w:rtl/>
               </w:rPr>
               <w:t>۷۵ تا ۴۵۰</w:t>
             </w:r>
@@ -18399,9 +18982,10 @@
             <w:r/>
             <w:r>
               <w:rPr>
-                <w:rFonts w:ascii="Cambria" w:hAnsi="Cambria" w:cs="Cambria"/>
+                <w:rFonts w:ascii="B Nazanin" w:hAnsi="B Nazanin" w:cs="B Nazanin"/>
                 <w:b w:val="0"/>
                 <w:sz w:val="22"/>
+                <w:rtl/>
               </w:rPr>
               <w:t>۱۲۹ تا ۳۲۱</w:t>
             </w:r>
@@ -18421,9 +19005,10 @@
             <w:r/>
             <w:r>
               <w:rPr>
-                <w:rFonts w:ascii="Cambria" w:hAnsi="Cambria" w:cs="Cambria"/>
+                <w:rFonts w:ascii="B Nazanin" w:hAnsi="B Nazanin" w:cs="B Nazanin"/>
                 <w:b w:val="0"/>
                 <w:sz w:val="22"/>
+                <w:rtl/>
               </w:rPr>
               <w:t>تحمل ریسک مالی (۱۳ سؤالی)</w:t>
             </w:r>
@@ -18441,9 +19026,10 @@
             <w:r/>
             <w:r>
               <w:rPr>
-                <w:rFonts w:ascii="Cambria" w:hAnsi="Cambria" w:cs="Cambria"/>
+                <w:rFonts w:ascii="B Nazanin" w:hAnsi="B Nazanin" w:cs="B Nazanin"/>
                 <w:b w:val="0"/>
                 <w:sz w:val="22"/>
+                <w:rtl/>
               </w:rPr>
               <w:t>۳۱٫۸۰</w:t>
             </w:r>
@@ -18461,9 +19047,10 @@
             <w:r/>
             <w:r>
               <w:rPr>
-                <w:rFonts w:ascii="Cambria" w:hAnsi="Cambria" w:cs="Cambria"/>
+                <w:rFonts w:ascii="B Nazanin" w:hAnsi="B Nazanin" w:cs="B Nazanin"/>
                 <w:b w:val="0"/>
                 <w:sz w:val="22"/>
+                <w:rtl/>
               </w:rPr>
               <w:t>۷٫۶۳</w:t>
             </w:r>
@@ -18481,9 +19068,10 @@
             <w:r/>
             <w:r>
               <w:rPr>
-                <w:rFonts w:ascii="Cambria" w:hAnsi="Cambria" w:cs="Cambria"/>
+                <w:rFonts w:ascii="B Nazanin" w:hAnsi="B Nazanin" w:cs="B Nazanin"/>
                 <w:b w:val="0"/>
                 <w:sz w:val="22"/>
+                <w:rtl/>
               </w:rPr>
               <w:t>۱۴</w:t>
             </w:r>
@@ -18501,9 +19089,10 @@
             <w:r/>
             <w:r>
               <w:rPr>
-                <w:rFonts w:ascii="Cambria" w:hAnsi="Cambria" w:cs="Cambria"/>
+                <w:rFonts w:ascii="B Nazanin" w:hAnsi="B Nazanin" w:cs="B Nazanin"/>
                 <w:b w:val="0"/>
                 <w:sz w:val="22"/>
+                <w:rtl/>
               </w:rPr>
               <w:t>۴۸</w:t>
             </w:r>
@@ -18521,9 +19110,10 @@
             <w:r/>
             <w:r>
               <w:rPr>
-                <w:rFonts w:ascii="Cambria" w:hAnsi="Cambria" w:cs="Cambria"/>
+                <w:rFonts w:ascii="B Nazanin" w:hAnsi="B Nazanin" w:cs="B Nazanin"/>
                 <w:b w:val="0"/>
                 <w:sz w:val="22"/>
+                <w:rtl/>
               </w:rPr>
               <w:t>−۰٫۰۹</w:t>
             </w:r>
@@ -18541,9 +19131,10 @@
             <w:r/>
             <w:r>
               <w:rPr>
-                <w:rFonts w:ascii="Cambria" w:hAnsi="Cambria" w:cs="Cambria"/>
+                <w:rFonts w:ascii="B Nazanin" w:hAnsi="B Nazanin" w:cs="B Nazanin"/>
                 <w:b w:val="0"/>
                 <w:sz w:val="22"/>
+                <w:rtl/>
               </w:rPr>
               <w:t>−۰٫۵۴</w:t>
             </w:r>
@@ -18561,9 +19152,10 @@
             <w:r/>
             <w:r>
               <w:rPr>
-                <w:rFonts w:ascii="Cambria" w:hAnsi="Cambria" w:cs="Cambria"/>
+                <w:rFonts w:ascii="B Nazanin" w:hAnsi="B Nazanin" w:cs="B Nazanin"/>
                 <w:b w:val="0"/>
                 <w:sz w:val="22"/>
+                <w:rtl/>
               </w:rPr>
               <w:t>۱۳ تا ۵۲</w:t>
             </w:r>
@@ -18581,9 +19173,10 @@
             <w:r/>
             <w:r>
               <w:rPr>
-                <w:rFonts w:ascii="Cambria" w:hAnsi="Cambria" w:cs="Cambria"/>
+                <w:rFonts w:ascii="B Nazanin" w:hAnsi="B Nazanin" w:cs="B Nazanin"/>
                 <w:b w:val="0"/>
                 <w:sz w:val="22"/>
+                <w:rtl/>
               </w:rPr>
               <w:t>۱۴ تا ۴۸</w:t>
             </w:r>
@@ -18661,43 +19254,89 @@
           <w:rtl/>
           <w:lang w:bidi="fa-IR"/>
         </w:rPr>
-        <w:t xml:space="preserve">جدول ۴-۵.</w:t>
-      </w:r>
-      <w:r>
-        <w:rPr>
-          <w:rFonts w:ascii="B Nazanin" w:hAnsi="B Nazanin" w:cs="B Nazanin" w:hint="cs"/>
+        <w:t xml:space="preserve">جدول </w:t>
+      </w:r>
+      <w:r>
+        <w:rPr>
+          <w:rFonts w:ascii="B Nazanin" w:hAnsi="B Nazanin" w:cs="B Nazanin" w:hint="cs"/>
+          <w:b/>
+          <w:bCs/>
           <w:sz w:val="22"/>
           <w:szCs w:val="22"/>
           <w:rtl/>
           <w:lang w:bidi="fa-IR"/>
         </w:rPr>
+        <w:fldChar w:fldCharType="begin" w:fldLock="true"/>
+      </w:r>
+      <w:r>
+        <w:rPr>
+          <w:rFonts w:ascii="B Nazanin" w:hAnsi="B Nazanin" w:cs="B Nazanin" w:hint="cs"/>
+          <w:b/>
+          <w:bCs/>
+          <w:sz w:val="22"/>
+          <w:szCs w:val="22"/>
+          <w:rtl/>
+          <w:lang w:bidi="fa-IR"/>
+        </w:rPr>
+        <w:instrText>SEQ جدول</w:instrText>
+      </w:r>
+      <w:r>
+        <w:rPr>
+          <w:rFonts w:ascii="B Nazanin" w:hAnsi="B Nazanin" w:cs="B Nazanin" w:hint="cs"/>
+          <w:b/>
+          <w:bCs/>
+          <w:sz w:val="22"/>
+          <w:szCs w:val="22"/>
+          <w:rtl/>
+          <w:lang w:bidi="fa-IR"/>
+        </w:rPr>
+        <w:fldChar w:fldCharType="separate"/>
+      </w:r>
+      <w:r>
+        <w:rPr>
+          <w:rFonts w:ascii="B Nazanin" w:hAnsi="B Nazanin" w:cs="B Nazanin" w:hint="cs"/>
+          <w:b/>
+          <w:bCs/>
+          <w:sz w:val="22"/>
+          <w:szCs w:val="22"/>
+          <w:rtl/>
+          <w:lang w:bidi="fa-IR"/>
+        </w:rPr>
+        <w:t xml:space="preserve">۴-۵</w:t>
+      </w:r>
+      <w:r>
+        <w:rPr>
+          <w:rFonts w:ascii="B Nazanin" w:hAnsi="B Nazanin" w:cs="B Nazanin" w:hint="cs"/>
+          <w:b/>
+          <w:bCs/>
+          <w:sz w:val="22"/>
+          <w:szCs w:val="22"/>
+          <w:rtl/>
+          <w:lang w:bidi="fa-IR"/>
+        </w:rPr>
+        <w:fldChar w:fldCharType="end"/>
+      </w:r>
+      <w:r>
+        <w:rPr>
+          <w:rFonts w:ascii="B Nazanin" w:hAnsi="B Nazanin" w:cs="B Nazanin" w:hint="cs"/>
+          <w:b/>
+          <w:bCs/>
+          <w:sz w:val="22"/>
+          <w:szCs w:val="22"/>
+          <w:rtl/>
+          <w:lang w:bidi="fa-IR"/>
+        </w:rPr>
+        <w:t xml:space="preserve">.</w:t>
+      </w:r>
+      <w:r>
+        <w:rPr>
+          <w:rFonts w:ascii="B Nazanin" w:hAnsi="B Nazanin" w:cs="B Nazanin" w:hint="cs"/>
+          <w:sz w:val="22"/>
+          <w:szCs w:val="22"/>
+          <w:rtl/>
+          <w:lang w:bidi="fa-IR"/>
+        </w:rPr>
         <w:t xml:space="preserve"> پایایی ابزارها و خرده‌مقیاس‌ها (آلفای کرونباخ)</w:t>
-      </w:r>
-    </w:p>
-    <w:p>
-      <w:pPr>
-        <w:bidi/>
-      </w:pPr>
-      <w:r>
-        <w:rPr>
-          <w:vanish/>
-          <w:rFonts w:ascii="B Nazanin" w:hAnsi="B Nazanin"/>
-        </w:rPr>
-        <w:fldChar w:fldCharType="begin"/>
-      </w:r>
-      <w:r>
-        <w:rPr>
-          <w:vanish/>
-          <w:rFonts w:ascii="B Nazanin" w:hAnsi="B Nazanin"/>
-        </w:rPr>
-        <w:instrText>TC "جدول ۴-۵. پایایی ابزارها و خرده‌مقیاس‌ها (آلفای کرونباخ)" \f T \l 1</w:instrText>
-      </w:r>
-      <w:r>
-        <w:rPr>
-          <w:vanish/>
-          <w:rFonts w:ascii="B Nazanin" w:hAnsi="B Nazanin"/>
-        </w:rPr>
-        <w:fldChar w:fldCharType="end"/>
       </w:r>
     </w:p>
     <w:tbl>
@@ -18731,9 +19370,10 @@
             <w:r/>
             <w:r>
               <w:rPr>
-                <w:rFonts w:ascii="Cambria" w:hAnsi="Cambria" w:cs="Cambria"/>
+                <w:rFonts w:ascii="B Nazanin" w:hAnsi="B Nazanin" w:cs="B Nazanin"/>
                 <w:b/>
                 <w:sz w:val="22"/>
+                <w:rtl/>
               </w:rPr>
               <w:t>مقیاس</w:t>
             </w:r>
@@ -18754,9 +19394,10 @@
             <w:r/>
             <w:r>
               <w:rPr>
-                <w:rFonts w:ascii="Cambria" w:hAnsi="Cambria" w:cs="Cambria"/>
+                <w:rFonts w:ascii="B Nazanin" w:hAnsi="B Nazanin" w:cs="B Nazanin"/>
                 <w:b/>
                 <w:sz w:val="22"/>
+                <w:rtl/>
               </w:rPr>
               <w:t>تعداد گویه</w:t>
             </w:r>
@@ -18777,9 +19418,10 @@
             <w:r/>
             <w:r>
               <w:rPr>
-                <w:rFonts w:ascii="Cambria" w:hAnsi="Cambria" w:cs="Cambria"/>
+                <w:rFonts w:ascii="B Nazanin" w:hAnsi="B Nazanin" w:cs="B Nazanin"/>
                 <w:b/>
                 <w:sz w:val="22"/>
+                <w:rtl/>
               </w:rPr>
               <w:t>آلفا</w:t>
             </w:r>
@@ -18799,9 +19441,10 @@
             <w:r/>
             <w:r>
               <w:rPr>
-                <w:rFonts w:ascii="Cambria" w:hAnsi="Cambria" w:cs="Cambria"/>
+                <w:rFonts w:ascii="B Nazanin" w:hAnsi="B Nazanin" w:cs="B Nazanin"/>
                 <w:b w:val="0"/>
                 <w:sz w:val="22"/>
+                <w:rtl/>
               </w:rPr>
               <w:t>اضطراب صفتی اسپیلبرگر</w:t>
             </w:r>
@@ -18819,9 +19462,10 @@
             <w:r/>
             <w:r>
               <w:rPr>
-                <w:rFonts w:ascii="Cambria" w:hAnsi="Cambria" w:cs="Cambria"/>
+                <w:rFonts w:ascii="B Nazanin" w:hAnsi="B Nazanin" w:cs="B Nazanin"/>
                 <w:b w:val="0"/>
                 <w:sz w:val="22"/>
+                <w:rtl/>
               </w:rPr>
               <w:t>۲۰</w:t>
             </w:r>
@@ -18839,9 +19483,10 @@
             <w:r/>
             <w:r>
               <w:rPr>
-                <w:rFonts w:ascii="Cambria" w:hAnsi="Cambria" w:cs="Cambria"/>
+                <w:rFonts w:ascii="B Nazanin" w:hAnsi="B Nazanin" w:cs="B Nazanin"/>
                 <w:b w:val="0"/>
                 <w:sz w:val="22"/>
+                <w:rtl/>
               </w:rPr>
               <w:t>۰٫۸۸</w:t>
             </w:r>
@@ -18861,9 +19506,10 @@
             <w:r/>
             <w:r>
               <w:rPr>
-                <w:rFonts w:ascii="Cambria" w:hAnsi="Cambria" w:cs="Cambria"/>
+                <w:rFonts w:ascii="B Nazanin" w:hAnsi="B Nazanin" w:cs="B Nazanin"/>
                 <w:b w:val="0"/>
                 <w:sz w:val="22"/>
+                <w:rtl/>
               </w:rPr>
               <w:t>فرم کوتاه یانگ (نمرهٔ کل)</w:t>
             </w:r>
@@ -18881,9 +19527,10 @@
             <w:r/>
             <w:r>
               <w:rPr>
-                <w:rFonts w:ascii="Cambria" w:hAnsi="Cambria" w:cs="Cambria"/>
+                <w:rFonts w:ascii="B Nazanin" w:hAnsi="B Nazanin" w:cs="B Nazanin"/>
                 <w:b w:val="0"/>
                 <w:sz w:val="22"/>
+                <w:rtl/>
               </w:rPr>
               <w:t>۷۵</w:t>
             </w:r>
@@ -18901,9 +19548,10 @@
             <w:r/>
             <w:r>
               <w:rPr>
-                <w:rFonts w:ascii="Cambria" w:hAnsi="Cambria" w:cs="Cambria"/>
+                <w:rFonts w:ascii="B Nazanin" w:hAnsi="B Nazanin" w:cs="B Nazanin"/>
                 <w:b w:val="0"/>
                 <w:sz w:val="22"/>
+                <w:rtl/>
               </w:rPr>
               <w:t>۰٫۹۲</w:t>
             </w:r>
@@ -18923,9 +19571,10 @@
             <w:r/>
             <w:r>
               <w:rPr>
-                <w:rFonts w:ascii="Cambria" w:hAnsi="Cambria" w:cs="Cambria"/>
+                <w:rFonts w:ascii="B Nazanin" w:hAnsi="B Nazanin" w:cs="B Nazanin"/>
                 <w:b w:val="0"/>
                 <w:sz w:val="22"/>
+                <w:rtl/>
               </w:rPr>
               <w:t>محرومیت هیجانی</w:t>
             </w:r>
@@ -18943,9 +19592,10 @@
             <w:r/>
             <w:r>
               <w:rPr>
-                <w:rFonts w:ascii="Cambria" w:hAnsi="Cambria" w:cs="Cambria"/>
+                <w:rFonts w:ascii="B Nazanin" w:hAnsi="B Nazanin" w:cs="B Nazanin"/>
                 <w:b w:val="0"/>
                 <w:sz w:val="22"/>
+                <w:rtl/>
               </w:rPr>
               <w:t>۵</w:t>
             </w:r>
@@ -18963,9 +19613,10 @@
             <w:r/>
             <w:r>
               <w:rPr>
-                <w:rFonts w:ascii="Cambria" w:hAnsi="Cambria" w:cs="Cambria"/>
+                <w:rFonts w:ascii="B Nazanin" w:hAnsi="B Nazanin" w:cs="B Nazanin"/>
                 <w:b w:val="0"/>
                 <w:sz w:val="22"/>
+                <w:rtl/>
               </w:rPr>
               <w:t>۰٫۶۷</w:t>
             </w:r>
@@ -18985,9 +19636,10 @@
             <w:r/>
             <w:r>
               <w:rPr>
-                <w:rFonts w:ascii="Cambria" w:hAnsi="Cambria" w:cs="Cambria"/>
+                <w:rFonts w:ascii="B Nazanin" w:hAnsi="B Nazanin" w:cs="B Nazanin"/>
                 <w:b w:val="0"/>
                 <w:sz w:val="22"/>
+                <w:rtl/>
               </w:rPr>
               <w:t>رهاشدگی/بی‌ثباتی</w:t>
             </w:r>
@@ -19005,9 +19657,10 @@
             <w:r/>
             <w:r>
               <w:rPr>
-                <w:rFonts w:ascii="Cambria" w:hAnsi="Cambria" w:cs="Cambria"/>
+                <w:rFonts w:ascii="B Nazanin" w:hAnsi="B Nazanin" w:cs="B Nazanin"/>
                 <w:b w:val="0"/>
                 <w:sz w:val="22"/>
+                <w:rtl/>
               </w:rPr>
               <w:t>۵</w:t>
             </w:r>
@@ -19025,9 +19678,10 @@
             <w:r/>
             <w:r>
               <w:rPr>
-                <w:rFonts w:ascii="Cambria" w:hAnsi="Cambria" w:cs="Cambria"/>
+                <w:rFonts w:ascii="B Nazanin" w:hAnsi="B Nazanin" w:cs="B Nazanin"/>
                 <w:b w:val="0"/>
                 <w:sz w:val="22"/>
+                <w:rtl/>
               </w:rPr>
               <w:t>۰٫۷۸</w:t>
             </w:r>
@@ -19047,9 +19701,10 @@
             <w:r/>
             <w:r>
               <w:rPr>
-                <w:rFonts w:ascii="Cambria" w:hAnsi="Cambria" w:cs="Cambria"/>
+                <w:rFonts w:ascii="B Nazanin" w:hAnsi="B Nazanin" w:cs="B Nazanin"/>
                 <w:b w:val="0"/>
                 <w:sz w:val="22"/>
+                <w:rtl/>
               </w:rPr>
               <w:t>بی‌اعتمادی/بدرفتاری</w:t>
             </w:r>
@@ -19067,9 +19722,10 @@
             <w:r/>
             <w:r>
               <w:rPr>
-                <w:rFonts w:ascii="Cambria" w:hAnsi="Cambria" w:cs="Cambria"/>
+                <w:rFonts w:ascii="B Nazanin" w:hAnsi="B Nazanin" w:cs="B Nazanin"/>
                 <w:b w:val="0"/>
                 <w:sz w:val="22"/>
+                <w:rtl/>
               </w:rPr>
               <w:t>۵</w:t>
             </w:r>
@@ -19087,9 +19743,10 @@
             <w:r/>
             <w:r>
               <w:rPr>
-                <w:rFonts w:ascii="Cambria" w:hAnsi="Cambria" w:cs="Cambria"/>
+                <w:rFonts w:ascii="B Nazanin" w:hAnsi="B Nazanin" w:cs="B Nazanin"/>
                 <w:b w:val="0"/>
                 <w:sz w:val="22"/>
+                <w:rtl/>
               </w:rPr>
               <w:t>۰٫۶۸</w:t>
             </w:r>
@@ -19109,9 +19766,10 @@
             <w:r/>
             <w:r>
               <w:rPr>
-                <w:rFonts w:ascii="Cambria" w:hAnsi="Cambria" w:cs="Cambria"/>
+                <w:rFonts w:ascii="B Nazanin" w:hAnsi="B Nazanin" w:cs="B Nazanin"/>
                 <w:b w:val="0"/>
                 <w:sz w:val="22"/>
+                <w:rtl/>
               </w:rPr>
               <w:t>انزوای اجتماعی</w:t>
             </w:r>
@@ -19129,9 +19787,10 @@
             <w:r/>
             <w:r>
               <w:rPr>
-                <w:rFonts w:ascii="Cambria" w:hAnsi="Cambria" w:cs="Cambria"/>
+                <w:rFonts w:ascii="B Nazanin" w:hAnsi="B Nazanin" w:cs="B Nazanin"/>
                 <w:b w:val="0"/>
                 <w:sz w:val="22"/>
+                <w:rtl/>
               </w:rPr>
               <w:t>۵</w:t>
             </w:r>
@@ -19149,9 +19808,10 @@
             <w:r/>
             <w:r>
               <w:rPr>
-                <w:rFonts w:ascii="Cambria" w:hAnsi="Cambria" w:cs="Cambria"/>
+                <w:rFonts w:ascii="B Nazanin" w:hAnsi="B Nazanin" w:cs="B Nazanin"/>
                 <w:b w:val="0"/>
                 <w:sz w:val="22"/>
+                <w:rtl/>
               </w:rPr>
               <w:t>۰٫۶۷</w:t>
             </w:r>
@@ -19171,9 +19831,10 @@
             <w:r/>
             <w:r>
               <w:rPr>
-                <w:rFonts w:ascii="Cambria" w:hAnsi="Cambria" w:cs="Cambria"/>
+                <w:rFonts w:ascii="B Nazanin" w:hAnsi="B Nazanin" w:cs="B Nazanin"/>
                 <w:b w:val="0"/>
                 <w:sz w:val="22"/>
+                <w:rtl/>
               </w:rPr>
               <w:t>نقص/شرم</w:t>
             </w:r>
@@ -19191,9 +19852,10 @@
             <w:r/>
             <w:r>
               <w:rPr>
-                <w:rFonts w:ascii="Cambria" w:hAnsi="Cambria" w:cs="Cambria"/>
+                <w:rFonts w:ascii="B Nazanin" w:hAnsi="B Nazanin" w:cs="B Nazanin"/>
                 <w:b w:val="0"/>
                 <w:sz w:val="22"/>
+                <w:rtl/>
               </w:rPr>
               <w:t>۵</w:t>
             </w:r>
@@ -19211,9 +19873,10 @@
             <w:r/>
             <w:r>
               <w:rPr>
-                <w:rFonts w:ascii="Cambria" w:hAnsi="Cambria" w:cs="Cambria"/>
+                <w:rFonts w:ascii="B Nazanin" w:hAnsi="B Nazanin" w:cs="B Nazanin"/>
                 <w:b w:val="0"/>
                 <w:sz w:val="22"/>
+                <w:rtl/>
               </w:rPr>
               <w:t>۰٫۶۶</w:t>
             </w:r>
@@ -19233,9 +19896,10 @@
             <w:r/>
             <w:r>
               <w:rPr>
-                <w:rFonts w:ascii="Cambria" w:hAnsi="Cambria" w:cs="Cambria"/>
+                <w:rFonts w:ascii="B Nazanin" w:hAnsi="B Nazanin" w:cs="B Nazanin"/>
                 <w:b w:val="0"/>
                 <w:sz w:val="22"/>
+                <w:rtl/>
               </w:rPr>
               <w:t>شکست</w:t>
             </w:r>
@@ -19253,9 +19917,10 @@
             <w:r/>
             <w:r>
               <w:rPr>
-                <w:rFonts w:ascii="Cambria" w:hAnsi="Cambria" w:cs="Cambria"/>
+                <w:rFonts w:ascii="B Nazanin" w:hAnsi="B Nazanin" w:cs="B Nazanin"/>
                 <w:b w:val="0"/>
                 <w:sz w:val="22"/>
+                <w:rtl/>
               </w:rPr>
               <w:t>۵</w:t>
             </w:r>
@@ -19273,9 +19938,10 @@
             <w:r/>
             <w:r>
               <w:rPr>
-                <w:rFonts w:ascii="Cambria" w:hAnsi="Cambria" w:cs="Cambria"/>
+                <w:rFonts w:ascii="B Nazanin" w:hAnsi="B Nazanin" w:cs="B Nazanin"/>
                 <w:b w:val="0"/>
                 <w:sz w:val="22"/>
+                <w:rtl/>
               </w:rPr>
               <w:t>۰٫۶۱</w:t>
             </w:r>
@@ -19295,9 +19961,10 @@
             <w:r/>
             <w:r>
               <w:rPr>
-                <w:rFonts w:ascii="Cambria" w:hAnsi="Cambria" w:cs="Cambria"/>
+                <w:rFonts w:ascii="B Nazanin" w:hAnsi="B Nazanin" w:cs="B Nazanin"/>
                 <w:b w:val="0"/>
                 <w:sz w:val="22"/>
+                <w:rtl/>
               </w:rPr>
               <w:t>وابستگی/بی‌کفایتی</w:t>
             </w:r>
@@ -19315,9 +19982,10 @@
             <w:r/>
             <w:r>
               <w:rPr>
-                <w:rFonts w:ascii="Cambria" w:hAnsi="Cambria" w:cs="Cambria"/>
+                <w:rFonts w:ascii="B Nazanin" w:hAnsi="B Nazanin" w:cs="B Nazanin"/>
                 <w:b w:val="0"/>
                 <w:sz w:val="22"/>
+                <w:rtl/>
               </w:rPr>
               <w:t>۵</w:t>
             </w:r>
@@ -19335,9 +20003,10 @@
             <w:r/>
             <w:r>
               <w:rPr>
-                <w:rFonts w:ascii="Cambria" w:hAnsi="Cambria" w:cs="Cambria"/>
+                <w:rFonts w:ascii="B Nazanin" w:hAnsi="B Nazanin" w:cs="B Nazanin"/>
                 <w:b w:val="0"/>
                 <w:sz w:val="22"/>
+                <w:rtl/>
               </w:rPr>
               <w:t>۰٫۷۵</w:t>
             </w:r>
@@ -19357,9 +20026,10 @@
             <w:r/>
             <w:r>
               <w:rPr>
-                <w:rFonts w:ascii="Cambria" w:hAnsi="Cambria" w:cs="Cambria"/>
+                <w:rFonts w:ascii="B Nazanin" w:hAnsi="B Nazanin" w:cs="B Nazanin"/>
                 <w:b w:val="0"/>
                 <w:sz w:val="22"/>
+                <w:rtl/>
               </w:rPr>
               <w:t>آسیب‌پذیری</w:t>
             </w:r>
@@ -19377,9 +20047,10 @@
             <w:r/>
             <w:r>
               <w:rPr>
-                <w:rFonts w:ascii="Cambria" w:hAnsi="Cambria" w:cs="Cambria"/>
+                <w:rFonts w:ascii="B Nazanin" w:hAnsi="B Nazanin" w:cs="B Nazanin"/>
                 <w:b w:val="0"/>
                 <w:sz w:val="22"/>
+                <w:rtl/>
               </w:rPr>
               <w:t>۵</w:t>
             </w:r>
@@ -19397,9 +20068,10 @@
             <w:r/>
             <w:r>
               <w:rPr>
-                <w:rFonts w:ascii="Cambria" w:hAnsi="Cambria" w:cs="Cambria"/>
+                <w:rFonts w:ascii="B Nazanin" w:hAnsi="B Nazanin" w:cs="B Nazanin"/>
                 <w:b w:val="0"/>
                 <w:sz w:val="22"/>
+                <w:rtl/>
               </w:rPr>
               <w:t>۰٫۶۹</w:t>
             </w:r>
@@ -19419,9 +20091,10 @@
             <w:r/>
             <w:r>
               <w:rPr>
-                <w:rFonts w:ascii="Cambria" w:hAnsi="Cambria" w:cs="Cambria"/>
+                <w:rFonts w:ascii="B Nazanin" w:hAnsi="B Nazanin" w:cs="B Nazanin"/>
                 <w:b w:val="0"/>
                 <w:sz w:val="22"/>
+                <w:rtl/>
               </w:rPr>
               <w:t>درهم‌تنیدگی</w:t>
             </w:r>
@@ -19439,9 +20112,10 @@
             <w:r/>
             <w:r>
               <w:rPr>
-                <w:rFonts w:ascii="Cambria" w:hAnsi="Cambria" w:cs="Cambria"/>
+                <w:rFonts w:ascii="B Nazanin" w:hAnsi="B Nazanin" w:cs="B Nazanin"/>
                 <w:b w:val="0"/>
                 <w:sz w:val="22"/>
+                <w:rtl/>
               </w:rPr>
               <w:t>۵</w:t>
             </w:r>
@@ -19459,9 +20133,10 @@
             <w:r/>
             <w:r>
               <w:rPr>
-                <w:rFonts w:ascii="Cambria" w:hAnsi="Cambria" w:cs="Cambria"/>
+                <w:rFonts w:ascii="B Nazanin" w:hAnsi="B Nazanin" w:cs="B Nazanin"/>
                 <w:b w:val="0"/>
                 <w:sz w:val="22"/>
+                <w:rtl/>
               </w:rPr>
               <w:t>۰٫۷۳</w:t>
             </w:r>
@@ -19481,9 +20156,10 @@
             <w:r/>
             <w:r>
               <w:rPr>
-                <w:rFonts w:ascii="Cambria" w:hAnsi="Cambria" w:cs="Cambria"/>
+                <w:rFonts w:ascii="B Nazanin" w:hAnsi="B Nazanin" w:cs="B Nazanin"/>
                 <w:b w:val="0"/>
                 <w:sz w:val="22"/>
+                <w:rtl/>
               </w:rPr>
               <w:t>اطاعت</w:t>
             </w:r>
@@ -19501,9 +20177,10 @@
             <w:r/>
             <w:r>
               <w:rPr>
-                <w:rFonts w:ascii="Cambria" w:hAnsi="Cambria" w:cs="Cambria"/>
+                <w:rFonts w:ascii="B Nazanin" w:hAnsi="B Nazanin" w:cs="B Nazanin"/>
                 <w:b w:val="0"/>
                 <w:sz w:val="22"/>
+                <w:rtl/>
               </w:rPr>
               <w:t>۵</w:t>
             </w:r>
@@ -19521,9 +20198,10 @@
             <w:r/>
             <w:r>
               <w:rPr>
-                <w:rFonts w:ascii="Cambria" w:hAnsi="Cambria" w:cs="Cambria"/>
+                <w:rFonts w:ascii="B Nazanin" w:hAnsi="B Nazanin" w:cs="B Nazanin"/>
                 <w:b w:val="0"/>
                 <w:sz w:val="22"/>
+                <w:rtl/>
               </w:rPr>
               <w:t>۰٫۷۲</w:t>
             </w:r>
@@ -19543,9 +20221,10 @@
             <w:r/>
             <w:r>
               <w:rPr>
-                <w:rFonts w:ascii="Cambria" w:hAnsi="Cambria" w:cs="Cambria"/>
+                <w:rFonts w:ascii="B Nazanin" w:hAnsi="B Nazanin" w:cs="B Nazanin"/>
                 <w:b w:val="0"/>
                 <w:sz w:val="22"/>
+                <w:rtl/>
               </w:rPr>
               <w:t>ایثار</w:t>
             </w:r>
@@ -19563,9 +20242,10 @@
             <w:r/>
             <w:r>
               <w:rPr>
-                <w:rFonts w:ascii="Cambria" w:hAnsi="Cambria" w:cs="Cambria"/>
+                <w:rFonts w:ascii="B Nazanin" w:hAnsi="B Nazanin" w:cs="B Nazanin"/>
                 <w:b w:val="0"/>
                 <w:sz w:val="22"/>
+                <w:rtl/>
               </w:rPr>
               <w:t>۵</w:t>
             </w:r>
@@ -19583,9 +20263,10 @@
             <w:r/>
             <w:r>
               <w:rPr>
-                <w:rFonts w:ascii="Cambria" w:hAnsi="Cambria" w:cs="Cambria"/>
+                <w:rFonts w:ascii="B Nazanin" w:hAnsi="B Nazanin" w:cs="B Nazanin"/>
                 <w:b w:val="0"/>
                 <w:sz w:val="22"/>
+                <w:rtl/>
               </w:rPr>
               <w:t>۰٫۶۷</w:t>
             </w:r>
@@ -19605,9 +20286,10 @@
             <w:r/>
             <w:r>
               <w:rPr>
-                <w:rFonts w:ascii="Cambria" w:hAnsi="Cambria" w:cs="Cambria"/>
+                <w:rFonts w:ascii="B Nazanin" w:hAnsi="B Nazanin" w:cs="B Nazanin"/>
                 <w:b w:val="0"/>
                 <w:sz w:val="22"/>
+                <w:rtl/>
               </w:rPr>
               <w:t>بازداری هیجانی</w:t>
             </w:r>
@@ -19625,9 +20307,10 @@
             <w:r/>
             <w:r>
               <w:rPr>
-                <w:rFonts w:ascii="Cambria" w:hAnsi="Cambria" w:cs="Cambria"/>
+                <w:rFonts w:ascii="B Nazanin" w:hAnsi="B Nazanin" w:cs="B Nazanin"/>
                 <w:b w:val="0"/>
                 <w:sz w:val="22"/>
+                <w:rtl/>
               </w:rPr>
               <w:t>۵</w:t>
             </w:r>
@@ -19645,9 +20328,10 @@
             <w:r/>
             <w:r>
               <w:rPr>
-                <w:rFonts w:ascii="Cambria" w:hAnsi="Cambria" w:cs="Cambria"/>
+                <w:rFonts w:ascii="B Nazanin" w:hAnsi="B Nazanin" w:cs="B Nazanin"/>
                 <w:b w:val="0"/>
                 <w:sz w:val="22"/>
+                <w:rtl/>
               </w:rPr>
               <w:t>۰٫۶۳</w:t>
             </w:r>
@@ -19667,9 +20351,10 @@
             <w:r/>
             <w:r>
               <w:rPr>
-                <w:rFonts w:ascii="Cambria" w:hAnsi="Cambria" w:cs="Cambria"/>
+                <w:rFonts w:ascii="B Nazanin" w:hAnsi="B Nazanin" w:cs="B Nazanin"/>
                 <w:b w:val="0"/>
                 <w:sz w:val="22"/>
+                <w:rtl/>
               </w:rPr>
               <w:t>معیارهای سرسختانه</w:t>
             </w:r>
@@ -19687,9 +20372,10 @@
             <w:r/>
             <w:r>
               <w:rPr>
-                <w:rFonts w:ascii="Cambria" w:hAnsi="Cambria" w:cs="Cambria"/>
+                <w:rFonts w:ascii="B Nazanin" w:hAnsi="B Nazanin" w:cs="B Nazanin"/>
                 <w:b w:val="0"/>
                 <w:sz w:val="22"/>
+                <w:rtl/>
               </w:rPr>
               <w:t>۵</w:t>
             </w:r>
@@ -19707,9 +20393,10 @@
             <w:r/>
             <w:r>
               <w:rPr>
-                <w:rFonts w:ascii="Cambria" w:hAnsi="Cambria" w:cs="Cambria"/>
+                <w:rFonts w:ascii="B Nazanin" w:hAnsi="B Nazanin" w:cs="B Nazanin"/>
                 <w:b w:val="0"/>
                 <w:sz w:val="22"/>
+                <w:rtl/>
               </w:rPr>
               <w:t>۰٫۷۱</w:t>
             </w:r>
@@ -19729,9 +20416,10 @@
             <w:r/>
             <w:r>
               <w:rPr>
-                <w:rFonts w:ascii="Cambria" w:hAnsi="Cambria" w:cs="Cambria"/>
+                <w:rFonts w:ascii="B Nazanin" w:hAnsi="B Nazanin" w:cs="B Nazanin"/>
                 <w:b w:val="0"/>
                 <w:sz w:val="22"/>
+                <w:rtl/>
               </w:rPr>
               <w:t>استحقاق/بزرگ‌منشی</w:t>
             </w:r>
@@ -19749,9 +20437,10 @@
             <w:r/>
             <w:r>
               <w:rPr>
-                <w:rFonts w:ascii="Cambria" w:hAnsi="Cambria" w:cs="Cambria"/>
+                <w:rFonts w:ascii="B Nazanin" w:hAnsi="B Nazanin" w:cs="B Nazanin"/>
                 <w:b w:val="0"/>
                 <w:sz w:val="22"/>
+                <w:rtl/>
               </w:rPr>
               <w:t>۵</w:t>
             </w:r>
@@ -19769,9 +20458,10 @@
             <w:r/>
             <w:r>
               <w:rPr>
-                <w:rFonts w:ascii="Cambria" w:hAnsi="Cambria" w:cs="Cambria"/>
+                <w:rFonts w:ascii="B Nazanin" w:hAnsi="B Nazanin" w:cs="B Nazanin"/>
                 <w:b w:val="0"/>
                 <w:sz w:val="22"/>
+                <w:rtl/>
               </w:rPr>
               <w:t>۰٫۷۰</w:t>
             </w:r>
@@ -19791,9 +20481,10 @@
             <w:r/>
             <w:r>
               <w:rPr>
-                <w:rFonts w:ascii="Cambria" w:hAnsi="Cambria" w:cs="Cambria"/>
+                <w:rFonts w:ascii="B Nazanin" w:hAnsi="B Nazanin" w:cs="B Nazanin"/>
                 <w:b w:val="0"/>
                 <w:sz w:val="22"/>
+                <w:rtl/>
               </w:rPr>
               <w:t>خویشتن‌داری ناکافی</w:t>
             </w:r>
@@ -19811,9 +20502,10 @@
             <w:r/>
             <w:r>
               <w:rPr>
-                <w:rFonts w:ascii="Cambria" w:hAnsi="Cambria" w:cs="Cambria"/>
+                <w:rFonts w:ascii="B Nazanin" w:hAnsi="B Nazanin" w:cs="B Nazanin"/>
                 <w:b w:val="0"/>
                 <w:sz w:val="22"/>
+                <w:rtl/>
               </w:rPr>
               <w:t>۵</w:t>
             </w:r>
@@ -19831,9 +20523,10 @@
             <w:r/>
             <w:r>
               <w:rPr>
-                <w:rFonts w:ascii="Cambria" w:hAnsi="Cambria" w:cs="Cambria"/>
+                <w:rFonts w:ascii="B Nazanin" w:hAnsi="B Nazanin" w:cs="B Nazanin"/>
                 <w:b w:val="0"/>
                 <w:sz w:val="22"/>
+                <w:rtl/>
               </w:rPr>
               <w:t>۰٫۷۷</w:t>
             </w:r>
@@ -19853,9 +20546,10 @@
             <w:r/>
             <w:r>
               <w:rPr>
-                <w:rFonts w:ascii="Cambria" w:hAnsi="Cambria" w:cs="Cambria"/>
+                <w:rFonts w:ascii="B Nazanin" w:hAnsi="B Nazanin" w:cs="B Nazanin"/>
                 <w:b w:val="0"/>
                 <w:sz w:val="22"/>
+                <w:rtl/>
               </w:rPr>
               <w:t>تحمل ریسک گرابل و لایتون (۱۳ سؤالی)</w:t>
             </w:r>
@@ -19873,9 +20567,10 @@
             <w:r/>
             <w:r>
               <w:rPr>
-                <w:rFonts w:ascii="Cambria" w:hAnsi="Cambria" w:cs="Cambria"/>
+                <w:rFonts w:ascii="B Nazanin" w:hAnsi="B Nazanin" w:cs="B Nazanin"/>
                 <w:b w:val="0"/>
                 <w:sz w:val="22"/>
+                <w:rtl/>
               </w:rPr>
               <w:t>۱۳</w:t>
             </w:r>
@@ -19893,9 +20588,10 @@
             <w:r/>
             <w:r>
               <w:rPr>
-                <w:rFonts w:ascii="Cambria" w:hAnsi="Cambria" w:cs="Cambria"/>
+                <w:rFonts w:ascii="B Nazanin" w:hAnsi="B Nazanin" w:cs="B Nazanin"/>
                 <w:b w:val="0"/>
                 <w:sz w:val="22"/>
+                <w:rtl/>
               </w:rPr>
               <w:t>۰٫۸۲</w:t>
             </w:r>
@@ -19915,9 +20611,10 @@
             <w:r/>
             <w:r>
               <w:rPr>
-                <w:rFonts w:ascii="Cambria" w:hAnsi="Cambria" w:cs="Cambria"/>
+                <w:rFonts w:ascii="B Nazanin" w:hAnsi="B Nazanin" w:cs="B Nazanin"/>
                 <w:b w:val="0"/>
                 <w:sz w:val="22"/>
+                <w:rtl/>
               </w:rPr>
               <w:t>تحمل ریسک (۱۲ سؤالی، بدون سؤال سیزدهم)</w:t>
             </w:r>
@@ -19935,9 +20632,10 @@
             <w:r/>
             <w:r>
               <w:rPr>
-                <w:rFonts w:ascii="Cambria" w:hAnsi="Cambria" w:cs="Cambria"/>
+                <w:rFonts w:ascii="B Nazanin" w:hAnsi="B Nazanin" w:cs="B Nazanin"/>
                 <w:b w:val="0"/>
                 <w:sz w:val="22"/>
+                <w:rtl/>
               </w:rPr>
               <w:t>۱۲</w:t>
             </w:r>
@@ -19955,9 +20653,10 @@
             <w:r/>
             <w:r>
               <w:rPr>
-                <w:rFonts w:ascii="Cambria" w:hAnsi="Cambria" w:cs="Cambria"/>
+                <w:rFonts w:ascii="B Nazanin" w:hAnsi="B Nazanin" w:cs="B Nazanin"/>
                 <w:b w:val="0"/>
                 <w:sz w:val="22"/>
+                <w:rtl/>
               </w:rPr>
               <w:t>۰٫۸۱</w:t>
             </w:r>
@@ -20072,43 +20771,89 @@
           <w:rtl/>
           <w:lang w:bidi="fa-IR"/>
         </w:rPr>
-        <w:t xml:space="preserve">جدول ۴-۶.</w:t>
-      </w:r>
-      <w:r>
-        <w:rPr>
-          <w:rFonts w:ascii="B Nazanin" w:hAnsi="B Nazanin" w:cs="B Nazanin" w:hint="cs"/>
+        <w:t xml:space="preserve">جدول </w:t>
+      </w:r>
+      <w:r>
+        <w:rPr>
+          <w:rFonts w:ascii="B Nazanin" w:hAnsi="B Nazanin" w:cs="B Nazanin" w:hint="cs"/>
+          <w:b/>
+          <w:bCs/>
           <w:sz w:val="22"/>
           <w:szCs w:val="22"/>
           <w:rtl/>
           <w:lang w:bidi="fa-IR"/>
         </w:rPr>
+        <w:fldChar w:fldCharType="begin" w:fldLock="true"/>
+      </w:r>
+      <w:r>
+        <w:rPr>
+          <w:rFonts w:ascii="B Nazanin" w:hAnsi="B Nazanin" w:cs="B Nazanin" w:hint="cs"/>
+          <w:b/>
+          <w:bCs/>
+          <w:sz w:val="22"/>
+          <w:szCs w:val="22"/>
+          <w:rtl/>
+          <w:lang w:bidi="fa-IR"/>
+        </w:rPr>
+        <w:instrText>SEQ جدول</w:instrText>
+      </w:r>
+      <w:r>
+        <w:rPr>
+          <w:rFonts w:ascii="B Nazanin" w:hAnsi="B Nazanin" w:cs="B Nazanin" w:hint="cs"/>
+          <w:b/>
+          <w:bCs/>
+          <w:sz w:val="22"/>
+          <w:szCs w:val="22"/>
+          <w:rtl/>
+          <w:lang w:bidi="fa-IR"/>
+        </w:rPr>
+        <w:fldChar w:fldCharType="separate"/>
+      </w:r>
+      <w:r>
+        <w:rPr>
+          <w:rFonts w:ascii="B Nazanin" w:hAnsi="B Nazanin" w:cs="B Nazanin" w:hint="cs"/>
+          <w:b/>
+          <w:bCs/>
+          <w:sz w:val="22"/>
+          <w:szCs w:val="22"/>
+          <w:rtl/>
+          <w:lang w:bidi="fa-IR"/>
+        </w:rPr>
+        <w:t xml:space="preserve">۴-۶</w:t>
+      </w:r>
+      <w:r>
+        <w:rPr>
+          <w:rFonts w:ascii="B Nazanin" w:hAnsi="B Nazanin" w:cs="B Nazanin" w:hint="cs"/>
+          <w:b/>
+          <w:bCs/>
+          <w:sz w:val="22"/>
+          <w:szCs w:val="22"/>
+          <w:rtl/>
+          <w:lang w:bidi="fa-IR"/>
+        </w:rPr>
+        <w:fldChar w:fldCharType="end"/>
+      </w:r>
+      <w:r>
+        <w:rPr>
+          <w:rFonts w:ascii="B Nazanin" w:hAnsi="B Nazanin" w:cs="B Nazanin" w:hint="cs"/>
+          <w:b/>
+          <w:bCs/>
+          <w:sz w:val="22"/>
+          <w:szCs w:val="22"/>
+          <w:rtl/>
+          <w:lang w:bidi="fa-IR"/>
+        </w:rPr>
+        <w:t xml:space="preserve">.</w:t>
+      </w:r>
+      <w:r>
+        <w:rPr>
+          <w:rFonts w:ascii="B Nazanin" w:hAnsi="B Nazanin" w:cs="B Nazanin" w:hint="cs"/>
+          <w:sz w:val="22"/>
+          <w:szCs w:val="22"/>
+          <w:rtl/>
+          <w:lang w:bidi="fa-IR"/>
+        </w:rPr>
         <w:t xml:space="preserve"> ماتریس همبستگی پیرسون متغیرهای پژوهش</w:t>
-      </w:r>
-    </w:p>
-    <w:p>
-      <w:pPr>
-        <w:bidi/>
-      </w:pPr>
-      <w:r>
-        <w:rPr>
-          <w:vanish/>
-          <w:rFonts w:ascii="B Nazanin" w:hAnsi="B Nazanin"/>
-        </w:rPr>
-        <w:fldChar w:fldCharType="begin"/>
-      </w:r>
-      <w:r>
-        <w:rPr>
-          <w:vanish/>
-          <w:rFonts w:ascii="B Nazanin" w:hAnsi="B Nazanin"/>
-        </w:rPr>
-        <w:instrText>TC "جدول ۴-۶. ماتریس همبستگی پیرسون متغیرهای پژوهش" \f T \l 1</w:instrText>
-      </w:r>
-      <w:r>
-        <w:rPr>
-          <w:vanish/>
-          <w:rFonts w:ascii="B Nazanin" w:hAnsi="B Nazanin"/>
-        </w:rPr>
-        <w:fldChar w:fldCharType="end"/>
       </w:r>
     </w:p>
     <w:tbl>
@@ -20163,9 +20908,10 @@
             <w:r/>
             <w:r>
               <w:rPr>
-                <w:rFonts w:ascii="Cambria" w:hAnsi="Cambria" w:cs="Cambria"/>
+                <w:rFonts w:ascii="B Nazanin" w:hAnsi="B Nazanin" w:cs="B Nazanin"/>
                 <w:b/>
                 <w:sz w:val="22"/>
+                <w:rtl/>
               </w:rPr>
               <w:t>۱</w:t>
             </w:r>
@@ -20186,9 +20932,10 @@
             <w:r/>
             <w:r>
               <w:rPr>
-                <w:rFonts w:ascii="Cambria" w:hAnsi="Cambria" w:cs="Cambria"/>
+                <w:rFonts w:ascii="B Nazanin" w:hAnsi="B Nazanin" w:cs="B Nazanin"/>
                 <w:b/>
                 <w:sz w:val="22"/>
+                <w:rtl/>
               </w:rPr>
               <w:t>۲</w:t>
             </w:r>
@@ -20209,9 +20956,10 @@
             <w:r/>
             <w:r>
               <w:rPr>
-                <w:rFonts w:ascii="Cambria" w:hAnsi="Cambria" w:cs="Cambria"/>
+                <w:rFonts w:ascii="B Nazanin" w:hAnsi="B Nazanin" w:cs="B Nazanin"/>
                 <w:b/>
                 <w:sz w:val="22"/>
+                <w:rtl/>
               </w:rPr>
               <w:t>۳</w:t>
             </w:r>
@@ -20231,9 +20979,10 @@
             <w:r/>
             <w:r>
               <w:rPr>
-                <w:rFonts w:ascii="Cambria" w:hAnsi="Cambria" w:cs="Cambria"/>
+                <w:rFonts w:ascii="B Nazanin" w:hAnsi="B Nazanin" w:cs="B Nazanin"/>
                 <w:b w:val="0"/>
                 <w:sz w:val="22"/>
+                <w:rtl/>
               </w:rPr>
               <w:t>۱. اضطراب صفتی</w:t>
             </w:r>
@@ -20251,9 +21000,10 @@
             <w:r/>
             <w:r>
               <w:rPr>
-                <w:rFonts w:ascii="Cambria" w:hAnsi="Cambria" w:cs="Cambria"/>
+                <w:rFonts w:ascii="B Nazanin" w:hAnsi="B Nazanin" w:cs="B Nazanin"/>
                 <w:b w:val="0"/>
                 <w:sz w:val="22"/>
+                <w:rtl/>
               </w:rPr>
               <w:t>۱</w:t>
             </w:r>
@@ -20307,9 +21057,10 @@
             <w:r/>
             <w:r>
               <w:rPr>
-                <w:rFonts w:ascii="Cambria" w:hAnsi="Cambria" w:cs="Cambria"/>
+                <w:rFonts w:ascii="B Nazanin" w:hAnsi="B Nazanin" w:cs="B Nazanin"/>
                 <w:b w:val="0"/>
                 <w:sz w:val="22"/>
+                <w:rtl/>
               </w:rPr>
               <w:t>۲. طرحواره‌های ناسازگار اولیه</w:t>
             </w:r>
@@ -20327,9 +21078,10 @@
             <w:r/>
             <w:r>
               <w:rPr>
-                <w:rFonts w:ascii="Cambria" w:hAnsi="Cambria" w:cs="Cambria"/>
+                <w:rFonts w:ascii="B Nazanin" w:hAnsi="B Nazanin" w:cs="B Nazanin"/>
                 <w:b w:val="0"/>
                 <w:sz w:val="22"/>
+                <w:rtl/>
               </w:rPr>
               <w:t>۰٫۵۰۱***</w:t>
             </w:r>
@@ -20347,9 +21099,10 @@
             <w:r/>
             <w:r>
               <w:rPr>
-                <w:rFonts w:ascii="Cambria" w:hAnsi="Cambria" w:cs="Cambria"/>
+                <w:rFonts w:ascii="B Nazanin" w:hAnsi="B Nazanin" w:cs="B Nazanin"/>
                 <w:b w:val="0"/>
                 <w:sz w:val="22"/>
+                <w:rtl/>
               </w:rPr>
               <w:t>۱</w:t>
             </w:r>
@@ -20386,9 +21139,10 @@
             <w:r/>
             <w:r>
               <w:rPr>
-                <w:rFonts w:ascii="Cambria" w:hAnsi="Cambria" w:cs="Cambria"/>
+                <w:rFonts w:ascii="B Nazanin" w:hAnsi="B Nazanin" w:cs="B Nazanin"/>
                 <w:b w:val="0"/>
                 <w:sz w:val="22"/>
+                <w:rtl/>
               </w:rPr>
               <w:t>۳. تحمل ریسک مالی</w:t>
             </w:r>
@@ -20406,9 +21160,10 @@
             <w:r/>
             <w:r>
               <w:rPr>
-                <w:rFonts w:ascii="Cambria" w:hAnsi="Cambria" w:cs="Cambria"/>
+                <w:rFonts w:ascii="B Nazanin" w:hAnsi="B Nazanin" w:cs="B Nazanin"/>
                 <w:b w:val="0"/>
                 <w:sz w:val="22"/>
+                <w:rtl/>
               </w:rPr>
               <w:t>۰٫۳۲۷***</w:t>
             </w:r>
@@ -20426,9 +21181,10 @@
             <w:r/>
             <w:r>
               <w:rPr>
-                <w:rFonts w:ascii="Cambria" w:hAnsi="Cambria" w:cs="Cambria"/>
+                <w:rFonts w:ascii="B Nazanin" w:hAnsi="B Nazanin" w:cs="B Nazanin"/>
                 <w:b w:val="0"/>
                 <w:sz w:val="22"/>
+                <w:rtl/>
               </w:rPr>
               <w:t>۰٫۳۲۱***</w:t>
             </w:r>
@@ -20446,9 +21202,10 @@
             <w:r/>
             <w:r>
               <w:rPr>
-                <w:rFonts w:ascii="Cambria" w:hAnsi="Cambria" w:cs="Cambria"/>
+                <w:rFonts w:ascii="B Nazanin" w:hAnsi="B Nazanin" w:cs="B Nazanin"/>
                 <w:b w:val="0"/>
                 <w:sz w:val="22"/>
+                <w:rtl/>
               </w:rPr>
               <w:t>۱</w:t>
             </w:r>
@@ -20756,43 +21513,89 @@
           <w:rtl/>
           <w:lang w:bidi="fa-IR"/>
         </w:rPr>
-        <w:t xml:space="preserve">جدول ۴-۷.</w:t>
-      </w:r>
-      <w:r>
-        <w:rPr>
-          <w:rFonts w:ascii="B Nazanin" w:hAnsi="B Nazanin" w:cs="B Nazanin" w:hint="cs"/>
+        <w:t xml:space="preserve">جدول </w:t>
+      </w:r>
+      <w:r>
+        <w:rPr>
+          <w:rFonts w:ascii="B Nazanin" w:hAnsi="B Nazanin" w:cs="B Nazanin" w:hint="cs"/>
+          <w:b/>
+          <w:bCs/>
           <w:sz w:val="22"/>
           <w:szCs w:val="22"/>
           <w:rtl/>
           <w:lang w:bidi="fa-IR"/>
         </w:rPr>
+        <w:fldChar w:fldCharType="begin" w:fldLock="true"/>
+      </w:r>
+      <w:r>
+        <w:rPr>
+          <w:rFonts w:ascii="B Nazanin" w:hAnsi="B Nazanin" w:cs="B Nazanin" w:hint="cs"/>
+          <w:b/>
+          <w:bCs/>
+          <w:sz w:val="22"/>
+          <w:szCs w:val="22"/>
+          <w:rtl/>
+          <w:lang w:bidi="fa-IR"/>
+        </w:rPr>
+        <w:instrText>SEQ جدول</w:instrText>
+      </w:r>
+      <w:r>
+        <w:rPr>
+          <w:rFonts w:ascii="B Nazanin" w:hAnsi="B Nazanin" w:cs="B Nazanin" w:hint="cs"/>
+          <w:b/>
+          <w:bCs/>
+          <w:sz w:val="22"/>
+          <w:szCs w:val="22"/>
+          <w:rtl/>
+          <w:lang w:bidi="fa-IR"/>
+        </w:rPr>
+        <w:fldChar w:fldCharType="separate"/>
+      </w:r>
+      <w:r>
+        <w:rPr>
+          <w:rFonts w:ascii="B Nazanin" w:hAnsi="B Nazanin" w:cs="B Nazanin" w:hint="cs"/>
+          <w:b/>
+          <w:bCs/>
+          <w:sz w:val="22"/>
+          <w:szCs w:val="22"/>
+          <w:rtl/>
+          <w:lang w:bidi="fa-IR"/>
+        </w:rPr>
+        <w:t xml:space="preserve">۴-۷</w:t>
+      </w:r>
+      <w:r>
+        <w:rPr>
+          <w:rFonts w:ascii="B Nazanin" w:hAnsi="B Nazanin" w:cs="B Nazanin" w:hint="cs"/>
+          <w:b/>
+          <w:bCs/>
+          <w:sz w:val="22"/>
+          <w:szCs w:val="22"/>
+          <w:rtl/>
+          <w:lang w:bidi="fa-IR"/>
+        </w:rPr>
+        <w:fldChar w:fldCharType="end"/>
+      </w:r>
+      <w:r>
+        <w:rPr>
+          <w:rFonts w:ascii="B Nazanin" w:hAnsi="B Nazanin" w:cs="B Nazanin" w:hint="cs"/>
+          <w:b/>
+          <w:bCs/>
+          <w:sz w:val="22"/>
+          <w:szCs w:val="22"/>
+          <w:rtl/>
+          <w:lang w:bidi="fa-IR"/>
+        </w:rPr>
+        <w:t xml:space="preserve">.</w:t>
+      </w:r>
+      <w:r>
+        <w:rPr>
+          <w:rFonts w:ascii="B Nazanin" w:hAnsi="B Nazanin" w:cs="B Nazanin" w:hint="cs"/>
+          <w:sz w:val="22"/>
+          <w:szCs w:val="22"/>
+          <w:rtl/>
+          <w:lang w:bidi="fa-IR"/>
+        </w:rPr>
         <w:t xml:space="preserve"> نتایج تحلیل میانجی‌گری (الگوی شماره ۴، خودگردان‌سازی ۵۰۰۰ نمونه‌ای)</w:t>
-      </w:r>
-    </w:p>
-    <w:p>
-      <w:pPr>
-        <w:bidi/>
-      </w:pPr>
-      <w:r>
-        <w:rPr>
-          <w:vanish/>
-          <w:rFonts w:ascii="B Nazanin" w:hAnsi="B Nazanin"/>
-        </w:rPr>
-        <w:fldChar w:fldCharType="begin"/>
-      </w:r>
-      <w:r>
-        <w:rPr>
-          <w:vanish/>
-          <w:rFonts w:ascii="B Nazanin" w:hAnsi="B Nazanin"/>
-        </w:rPr>
-        <w:instrText>TC "جدول ۴-۷. نتایج تحلیل میانجی‌گری (الگوی شماره ۴، خودگردان‌سازی ۵۰۰۰ نمونه‌ای)" \f T \l 1</w:instrText>
-      </w:r>
-      <w:r>
-        <w:rPr>
-          <w:vanish/>
-          <w:rFonts w:ascii="B Nazanin" w:hAnsi="B Nazanin"/>
-        </w:rPr>
-        <w:fldChar w:fldCharType="end"/>
       </w:r>
     </w:p>
     <w:tbl>
@@ -20829,9 +21632,10 @@
             <w:r/>
             <w:r>
               <w:rPr>
-                <w:rFonts w:ascii="Cambria" w:hAnsi="Cambria" w:cs="Cambria"/>
+                <w:rFonts w:ascii="B Nazanin" w:hAnsi="B Nazanin" w:cs="B Nazanin"/>
                 <w:b/>
                 <w:sz w:val="22"/>
+                <w:rtl/>
               </w:rPr>
               <w:t>اثر</w:t>
             </w:r>
@@ -20852,9 +21656,10 @@
             <w:r/>
             <w:r>
               <w:rPr>
-                <w:rFonts w:ascii="Cambria" w:hAnsi="Cambria" w:cs="Cambria"/>
+                <w:rFonts w:ascii="B Nazanin" w:hAnsi="B Nazanin" w:cs="B Nazanin"/>
                 <w:b/>
                 <w:sz w:val="22"/>
+                <w:rtl/>
               </w:rPr>
               <w:t>ضریب</w:t>
             </w:r>
@@ -20875,9 +21680,10 @@
             <w:r/>
             <w:r>
               <w:rPr>
-                <w:rFonts w:ascii="Cambria" w:hAnsi="Cambria" w:cs="Cambria"/>
+                <w:rFonts w:ascii="B Nazanin" w:hAnsi="B Nazanin" w:cs="B Nazanin"/>
                 <w:b/>
                 <w:sz w:val="22"/>
+                <w:rtl/>
               </w:rPr>
               <w:t>خطای معیار</w:t>
             </w:r>
@@ -20898,9 +21704,10 @@
             <w:r/>
             <w:r>
               <w:rPr>
-                <w:rFonts w:ascii="Cambria" w:hAnsi="Cambria" w:cs="Cambria"/>
+                <w:rFonts w:ascii="B Nazanin" w:hAnsi="B Nazanin" w:cs="B Nazanin"/>
                 <w:b/>
                 <w:sz w:val="22"/>
+                <w:rtl/>
               </w:rPr>
               <w:t>آماره</w:t>
             </w:r>
@@ -20943,9 +21750,10 @@
             <w:r/>
             <w:r>
               <w:rPr>
-                <w:rFonts w:ascii="Cambria" w:hAnsi="Cambria" w:cs="Cambria"/>
+                <w:rFonts w:ascii="B Nazanin" w:hAnsi="B Nazanin" w:cs="B Nazanin"/>
                 <w:b/>
                 <w:sz w:val="22"/>
+                <w:rtl/>
               </w:rPr>
               <w:t>فاصلهٔ اطمینان ۹۵٪</w:t>
             </w:r>
@@ -20965,9 +21773,10 @@
             <w:r/>
             <w:r>
               <w:rPr>
-                <w:rFonts w:ascii="Cambria" w:hAnsi="Cambria" w:cs="Cambria"/>
+                <w:rFonts w:ascii="B Nazanin" w:hAnsi="B Nazanin" w:cs="B Nazanin"/>
                 <w:b w:val="0"/>
                 <w:sz w:val="22"/>
+                <w:rtl/>
               </w:rPr>
               <w:t>مسیر a (اضطراب → طرحواره‌ها)</w:t>
             </w:r>
@@ -20985,9 +21794,10 @@
             <w:r/>
             <w:r>
               <w:rPr>
-                <w:rFonts w:ascii="Cambria" w:hAnsi="Cambria" w:cs="Cambria"/>
+                <w:rFonts w:ascii="B Nazanin" w:hAnsi="B Nazanin" w:cs="B Nazanin"/>
                 <w:b w:val="0"/>
                 <w:sz w:val="22"/>
+                <w:rtl/>
               </w:rPr>
               <w:t>۱٫۷۸۸</w:t>
             </w:r>
@@ -21005,9 +21815,10 @@
             <w:r/>
             <w:r>
               <w:rPr>
-                <w:rFonts w:ascii="Cambria" w:hAnsi="Cambria" w:cs="Cambria"/>
+                <w:rFonts w:ascii="B Nazanin" w:hAnsi="B Nazanin" w:cs="B Nazanin"/>
                 <w:b w:val="0"/>
                 <w:sz w:val="22"/>
+                <w:rtl/>
               </w:rPr>
               <w:t>۰٫۲۲۸</w:t>
             </w:r>
@@ -21025,9 +21836,10 @@
             <w:r/>
             <w:r>
               <w:rPr>
-                <w:rFonts w:ascii="Cambria" w:hAnsi="Cambria" w:cs="Cambria"/>
+                <w:rFonts w:ascii="B Nazanin" w:hAnsi="B Nazanin" w:cs="B Nazanin"/>
                 <w:b w:val="0"/>
                 <w:sz w:val="22"/>
+                <w:rtl/>
               </w:rPr>
               <w:t>۷٫۸۳۰</w:t>
             </w:r>
@@ -21045,9 +21857,10 @@
             <w:r/>
             <w:r>
               <w:rPr>
-                <w:rFonts w:ascii="Cambria" w:hAnsi="Cambria" w:cs="Cambria"/>
+                <w:rFonts w:ascii="B Nazanin" w:hAnsi="B Nazanin" w:cs="B Nazanin"/>
                 <w:b w:val="0"/>
                 <w:sz w:val="22"/>
+                <w:rtl/>
               </w:rPr>
               <w:t>p &lt; ۰٫۰۰۱</w:t>
             </w:r>
@@ -21084,9 +21897,10 @@
             <w:r/>
             <w:r>
               <w:rPr>
-                <w:rFonts w:ascii="Cambria" w:hAnsi="Cambria" w:cs="Cambria"/>
+                <w:rFonts w:ascii="B Nazanin" w:hAnsi="B Nazanin" w:cs="B Nazanin"/>
                 <w:b w:val="0"/>
                 <w:sz w:val="22"/>
+                <w:rtl/>
               </w:rPr>
               <w:t>مسیر b (طرحواره‌ها → ریسک، با کنترل اضطراب)</w:t>
             </w:r>
@@ -21104,9 +21918,10 @@
             <w:r/>
             <w:r>
               <w:rPr>
-                <w:rFonts w:ascii="Cambria" w:hAnsi="Cambria" w:cs="Cambria"/>
+                <w:rFonts w:ascii="B Nazanin" w:hAnsi="B Nazanin" w:cs="B Nazanin"/>
                 <w:b w:val="0"/>
                 <w:sz w:val="22"/>
+                <w:rtl/>
               </w:rPr>
               <w:t>۰٫۰۳۹</w:t>
             </w:r>
@@ -21124,9 +21939,10 @@
             <w:r/>
             <w:r>
               <w:rPr>
-                <w:rFonts w:ascii="Cambria" w:hAnsi="Cambria" w:cs="Cambria"/>
+                <w:rFonts w:ascii="B Nazanin" w:hAnsi="B Nazanin" w:cs="B Nazanin"/>
                 <w:b w:val="0"/>
                 <w:sz w:val="22"/>
+                <w:rtl/>
               </w:rPr>
               <w:t>۰٫۰۱۵</w:t>
             </w:r>
@@ -21144,9 +21960,10 @@
             <w:r/>
             <w:r>
               <w:rPr>
-                <w:rFonts w:ascii="Cambria" w:hAnsi="Cambria" w:cs="Cambria"/>
+                <w:rFonts w:ascii="B Nazanin" w:hAnsi="B Nazanin" w:cs="B Nazanin"/>
                 <w:b w:val="0"/>
                 <w:sz w:val="22"/>
+                <w:rtl/>
               </w:rPr>
               <w:t>۲٫۶۳۶</w:t>
             </w:r>
@@ -21164,9 +21981,10 @@
             <w:r/>
             <w:r>
               <w:rPr>
-                <w:rFonts w:ascii="Cambria" w:hAnsi="Cambria" w:cs="Cambria"/>
+                <w:rFonts w:ascii="B Nazanin" w:hAnsi="B Nazanin" w:cs="B Nazanin"/>
                 <w:b w:val="0"/>
                 <w:sz w:val="22"/>
+                <w:rtl/>
               </w:rPr>
               <w:t>p = ۰٫۰۰۹</w:t>
             </w:r>
@@ -21203,9 +22021,10 @@
             <w:r/>
             <w:r>
               <w:rPr>
-                <w:rFonts w:ascii="Cambria" w:hAnsi="Cambria" w:cs="Cambria"/>
+                <w:rFonts w:ascii="B Nazanin" w:hAnsi="B Nazanin" w:cs="B Nazanin"/>
                 <w:b w:val="0"/>
                 <w:sz w:val="22"/>
+                <w:rtl/>
               </w:rPr>
               <w:t>اثر کل c (اضطراب → ریسک)</w:t>
             </w:r>
@@ -21223,9 +22042,10 @@
             <w:r/>
             <w:r>
               <w:rPr>
-                <w:rFonts w:ascii="Cambria" w:hAnsi="Cambria" w:cs="Cambria"/>
+                <w:rFonts w:ascii="B Nazanin" w:hAnsi="B Nazanin" w:cs="B Nazanin"/>
                 <w:b w:val="0"/>
                 <w:sz w:val="22"/>
+                <w:rtl/>
               </w:rPr>
               <w:t>۰٫۲۱۹</w:t>
             </w:r>
@@ -21243,9 +22063,10 @@
             <w:r/>
             <w:r>
               <w:rPr>
-                <w:rFonts w:ascii="Cambria" w:hAnsi="Cambria" w:cs="Cambria"/>
+                <w:rFonts w:ascii="B Nazanin" w:hAnsi="B Nazanin" w:cs="B Nazanin"/>
                 <w:b w:val="0"/>
                 <w:sz w:val="22"/>
+                <w:rtl/>
               </w:rPr>
               <w:t>۰٫۰۴۷</w:t>
             </w:r>
@@ -21263,9 +22084,10 @@
             <w:r/>
             <w:r>
               <w:rPr>
-                <w:rFonts w:ascii="Cambria" w:hAnsi="Cambria" w:cs="Cambria"/>
+                <w:rFonts w:ascii="B Nazanin" w:hAnsi="B Nazanin" w:cs="B Nazanin"/>
                 <w:b w:val="0"/>
                 <w:sz w:val="22"/>
+                <w:rtl/>
               </w:rPr>
               <w:t>۴٫۶۸۴</w:t>
             </w:r>
@@ -21283,9 +22105,10 @@
             <w:r/>
             <w:r>
               <w:rPr>
-                <w:rFonts w:ascii="Cambria" w:hAnsi="Cambria" w:cs="Cambria"/>
+                <w:rFonts w:ascii="B Nazanin" w:hAnsi="B Nazanin" w:cs="B Nazanin"/>
                 <w:b w:val="0"/>
                 <w:sz w:val="22"/>
+                <w:rtl/>
               </w:rPr>
               <w:t>p &lt; ۰٫۰۰۱</w:t>
             </w:r>
@@ -21322,9 +22145,10 @@
             <w:r/>
             <w:r>
               <w:rPr>
-                <w:rFonts w:ascii="Cambria" w:hAnsi="Cambria" w:cs="Cambria"/>
+                <w:rFonts w:ascii="B Nazanin" w:hAnsi="B Nazanin" w:cs="B Nazanin"/>
                 <w:b w:val="0"/>
                 <w:sz w:val="22"/>
+                <w:rtl/>
               </w:rPr>
               <w:t>اثر مستقیم c′ (با کنترل میانجی)</w:t>
             </w:r>
@@ -21342,9 +22166,10 @@
             <w:r/>
             <w:r>
               <w:rPr>
-                <w:rFonts w:ascii="Cambria" w:hAnsi="Cambria" w:cs="Cambria"/>
+                <w:rFonts w:ascii="B Nazanin" w:hAnsi="B Nazanin" w:cs="B Nazanin"/>
                 <w:b w:val="0"/>
                 <w:sz w:val="22"/>
+                <w:rtl/>
               </w:rPr>
               <w:t>۰٫۱۴۹</w:t>
             </w:r>
@@ -21362,9 +22187,10 @@
             <w:r/>
             <w:r>
               <w:rPr>
-                <w:rFonts w:ascii="Cambria" w:hAnsi="Cambria" w:cs="Cambria"/>
+                <w:rFonts w:ascii="B Nazanin" w:hAnsi="B Nazanin" w:cs="B Nazanin"/>
                 <w:b w:val="0"/>
                 <w:sz w:val="22"/>
+                <w:rtl/>
               </w:rPr>
               <w:t>۰٫۰۵۳</w:t>
             </w:r>
@@ -21382,9 +22208,10 @@
             <w:r/>
             <w:r>
               <w:rPr>
-                <w:rFonts w:ascii="Cambria" w:hAnsi="Cambria" w:cs="Cambria"/>
+                <w:rFonts w:ascii="B Nazanin" w:hAnsi="B Nazanin" w:cs="B Nazanin"/>
                 <w:b w:val="0"/>
                 <w:sz w:val="22"/>
+                <w:rtl/>
               </w:rPr>
               <w:t>۲٫۷۹۸</w:t>
             </w:r>
@@ -21402,9 +22229,10 @@
             <w:r/>
             <w:r>
               <w:rPr>
-                <w:rFonts w:ascii="Cambria" w:hAnsi="Cambria" w:cs="Cambria"/>
+                <w:rFonts w:ascii="B Nazanin" w:hAnsi="B Nazanin" w:cs="B Nazanin"/>
                 <w:b w:val="0"/>
                 <w:sz w:val="22"/>
+                <w:rtl/>
               </w:rPr>
               <w:t>p = ۰٫۰۰۶</w:t>
             </w:r>
@@ -21441,9 +22269,10 @@
             <w:r/>
             <w:r>
               <w:rPr>
-                <w:rFonts w:ascii="Cambria" w:hAnsi="Cambria" w:cs="Cambria"/>
+                <w:rFonts w:ascii="B Nazanin" w:hAnsi="B Nazanin" w:cs="B Nazanin"/>
                 <w:b w:val="0"/>
                 <w:sz w:val="22"/>
+                <w:rtl/>
               </w:rPr>
               <w:t>اثر غیرمستقیم (a×b)</w:t>
             </w:r>
@@ -21461,9 +22290,10 @@
             <w:r/>
             <w:r>
               <w:rPr>
-                <w:rFonts w:ascii="Cambria" w:hAnsi="Cambria" w:cs="Cambria"/>
+                <w:rFonts w:ascii="B Nazanin" w:hAnsi="B Nazanin" w:cs="B Nazanin"/>
                 <w:b w:val="0"/>
                 <w:sz w:val="22"/>
+                <w:rtl/>
               </w:rPr>
               <w:t>۰٫۰۷۰</w:t>
             </w:r>
@@ -21538,9 +22368,10 @@
             <w:r/>
             <w:r>
               <w:rPr>
-                <w:rFonts w:ascii="Cambria" w:hAnsi="Cambria" w:cs="Cambria"/>
+                <w:rFonts w:ascii="B Nazanin" w:hAnsi="B Nazanin" w:cs="B Nazanin"/>
                 <w:b w:val="0"/>
                 <w:sz w:val="22"/>
+                <w:rtl/>
               </w:rPr>
               <w:t>[۰٫۰۱۱، ۰٫۱۳۳]</w:t>
             </w:r>
@@ -21871,36 +22702,36 @@
       </w:pPr>
       <w:r>
         <w:drawing>
-          <ns3:inline>
-            <ns3:extent cx="5040000" cy="2940000"/>
-            <ns3:docPr id="1" name="Picture 1"/>
-            <ns3:cNvGraphicFramePr>
-              <ns4:graphicFrameLocks noChangeAspect="1"/>
-            </ns3:cNvGraphicFramePr>
-            <ns4:graphic>
-              <ns4:graphicData uri="http://schemas.openxmlformats.org/drawingml/2006/picture">
-                <ns5:pic>
-                  <ns5:nvPicPr>
-                    <ns5:cNvPr id="0" name="chapter4_real_pipeline_fig1.png"/>
-                    <ns5:cNvPicPr/>
-                  </ns5:nvPicPr>
-                  <ns5:blipFill>
-                    <ns4:blip r:embed="rId23"/>
-                    <ns4:stretch>
-                      <ns4:fillRect/>
-                    </ns4:stretch>
-                  </ns5:blipFill>
-                  <ns5:spPr>
-                    <ns4:xfrm>
-                      <ns4:off x="0" y="0"/>
-                      <ns4:ext cx="5040000" cy="2940000"/>
-                    </ns4:xfrm>
-                    <ns4:prstGeom prst="rect"/>
-                  </ns5:spPr>
-                </ns5:pic>
-              </ns4:graphicData>
-            </ns4:graphic>
-          </ns3:inline>
+          <wp:inline xmlns:wp="http://schemas.openxmlformats.org/drawingml/2006/wordprocessingDrawing" xmlns:a="http://schemas.openxmlformats.org/drawingml/2006/main" xmlns:pic="http://schemas.openxmlformats.org/drawingml/2006/picture">
+            <wp:extent cx="5040000" cy="2940000"/>
+            <wp:docPr id="1" name="Picture 1"/>
+            <wp:cNvGraphicFramePr>
+              <a:graphicFrameLocks noChangeAspect="1"/>
+            </wp:cNvGraphicFramePr>
+            <a:graphic>
+              <a:graphicData uri="http://schemas.openxmlformats.org/drawingml/2006/picture">
+                <pic:pic>
+                  <pic:nvPicPr>
+                    <pic:cNvPr id="0" name="chapter4_real_pipeline_fig1.png"/>
+                    <pic:cNvPicPr/>
+                  </pic:nvPicPr>
+                  <pic:blipFill>
+                    <a:blip r:embed="rId9"/>
+                    <a:stretch>
+                      <a:fillRect/>
+                    </a:stretch>
+                  </pic:blipFill>
+                  <pic:spPr>
+                    <a:xfrm>
+                      <a:off x="0" y="0"/>
+                      <a:ext cx="5040000" cy="2940000"/>
+                    </a:xfrm>
+                    <a:prstGeom prst="rect"/>
+                  </pic:spPr>
+                </pic:pic>
+              </a:graphicData>
+            </a:graphic>
+          </wp:inline>
         </w:drawing>
       </w:r>
     </w:p>
@@ -21920,43 +22751,89 @@
           <w:rtl/>
           <w:lang w:bidi="fa-IR"/>
         </w:rPr>
-        <w:t xml:space="preserve">شکل ۴-۱.</w:t>
-      </w:r>
-      <w:r>
-        <w:rPr>
-          <w:rFonts w:ascii="B Nazanin" w:hAnsi="B Nazanin" w:cs="B Nazanin" w:hint="cs"/>
+        <w:t xml:space="preserve">شکل </w:t>
+      </w:r>
+      <w:r>
+        <w:rPr>
+          <w:rFonts w:ascii="B Nazanin" w:hAnsi="B Nazanin" w:cs="B Nazanin" w:hint="cs"/>
+          <w:b/>
+          <w:bCs/>
           <w:sz w:val="22"/>
           <w:szCs w:val="22"/>
           <w:rtl/>
           <w:lang w:bidi="fa-IR"/>
         </w:rPr>
+        <w:fldChar w:fldCharType="begin" w:fldLock="true"/>
+      </w:r>
+      <w:r>
+        <w:rPr>
+          <w:rFonts w:ascii="B Nazanin" w:hAnsi="B Nazanin" w:cs="B Nazanin" w:hint="cs"/>
+          <w:b/>
+          <w:bCs/>
+          <w:sz w:val="22"/>
+          <w:szCs w:val="22"/>
+          <w:rtl/>
+          <w:lang w:bidi="fa-IR"/>
+        </w:rPr>
+        <w:instrText>SEQ شکل</w:instrText>
+      </w:r>
+      <w:r>
+        <w:rPr>
+          <w:rFonts w:ascii="B Nazanin" w:hAnsi="B Nazanin" w:cs="B Nazanin" w:hint="cs"/>
+          <w:b/>
+          <w:bCs/>
+          <w:sz w:val="22"/>
+          <w:szCs w:val="22"/>
+          <w:rtl/>
+          <w:lang w:bidi="fa-IR"/>
+        </w:rPr>
+        <w:fldChar w:fldCharType="separate"/>
+      </w:r>
+      <w:r>
+        <w:rPr>
+          <w:rFonts w:ascii="B Nazanin" w:hAnsi="B Nazanin" w:cs="B Nazanin" w:hint="cs"/>
+          <w:b/>
+          <w:bCs/>
+          <w:sz w:val="22"/>
+          <w:szCs w:val="22"/>
+          <w:rtl/>
+          <w:lang w:bidi="fa-IR"/>
+        </w:rPr>
+        <w:t xml:space="preserve">۴-۱</w:t>
+      </w:r>
+      <w:r>
+        <w:rPr>
+          <w:rFonts w:ascii="B Nazanin" w:hAnsi="B Nazanin" w:cs="B Nazanin" w:hint="cs"/>
+          <w:b/>
+          <w:bCs/>
+          <w:sz w:val="22"/>
+          <w:szCs w:val="22"/>
+          <w:rtl/>
+          <w:lang w:bidi="fa-IR"/>
+        </w:rPr>
+        <w:fldChar w:fldCharType="end"/>
+      </w:r>
+      <w:r>
+        <w:rPr>
+          <w:rFonts w:ascii="B Nazanin" w:hAnsi="B Nazanin" w:cs="B Nazanin" w:hint="cs"/>
+          <w:b/>
+          <w:bCs/>
+          <w:sz w:val="22"/>
+          <w:szCs w:val="22"/>
+          <w:rtl/>
+          <w:lang w:bidi="fa-IR"/>
+        </w:rPr>
+        <w:t xml:space="preserve">.</w:t>
+      </w:r>
+      <w:r>
+        <w:rPr>
+          <w:rFonts w:ascii="B Nazanin" w:hAnsi="B Nazanin" w:cs="B Nazanin" w:hint="cs"/>
+          <w:sz w:val="22"/>
+          <w:szCs w:val="22"/>
+          <w:rtl/>
+          <w:lang w:bidi="fa-IR"/>
+        </w:rPr>
         <w:t xml:space="preserve"> نمودار مسیر الگوی میانجی‌گری با ضرایب برآوردشده در نمونه نهایی</w:t>
-      </w:r>
-    </w:p>
-    <w:p>
-      <w:pPr>
-        <w:bidi/>
-      </w:pPr>
-      <w:r>
-        <w:rPr>
-          <w:vanish/>
-          <w:rFonts w:ascii="B Nazanin" w:hAnsi="B Nazanin"/>
-        </w:rPr>
-        <w:fldChar w:fldCharType="begin"/>
-      </w:r>
-      <w:r>
-        <w:rPr>
-          <w:vanish/>
-          <w:rFonts w:ascii="B Nazanin" w:hAnsi="B Nazanin"/>
-        </w:rPr>
-        <w:instrText>TC "شکل ۴-۱. نمودار مسیر الگوی میانجی‌گری با ضرایب برآوردشده در نمونه نهایی" \f F \l 1</w:instrText>
-      </w:r>
-      <w:r>
-        <w:rPr>
-          <w:vanish/>
-          <w:rFonts w:ascii="B Nazanin" w:hAnsi="B Nazanin"/>
-        </w:rPr>
-        <w:fldChar w:fldCharType="end"/>
       </w:r>
     </w:p>
     <w:p>
@@ -22069,7 +22946,79 @@
           <w:rtl/>
           <w:lang w:bidi="fa-IR"/>
         </w:rPr>
-        <w:t xml:space="preserve">جدول ۴-۸.</w:t>
+        <w:t xml:space="preserve">جدول </w:t>
+      </w:r>
+      <w:r>
+        <w:rPr>
+          <w:rFonts w:ascii="B Nazanin" w:hAnsi="B Nazanin" w:cs="B Nazanin" w:hint="cs"/>
+          <w:b/>
+          <w:bCs/>
+          <w:sz w:val="22"/>
+          <w:szCs w:val="22"/>
+          <w:rtl/>
+          <w:lang w:bidi="fa-IR"/>
+        </w:rPr>
+        <w:fldChar w:fldCharType="begin" w:fldLock="true"/>
+      </w:r>
+      <w:r>
+        <w:rPr>
+          <w:rFonts w:ascii="B Nazanin" w:hAnsi="B Nazanin" w:cs="B Nazanin" w:hint="cs"/>
+          <w:b/>
+          <w:bCs/>
+          <w:sz w:val="22"/>
+          <w:szCs w:val="22"/>
+          <w:rtl/>
+          <w:lang w:bidi="fa-IR"/>
+        </w:rPr>
+        <w:instrText>SEQ جدول</w:instrText>
+      </w:r>
+      <w:r>
+        <w:rPr>
+          <w:rFonts w:ascii="B Nazanin" w:hAnsi="B Nazanin" w:cs="B Nazanin" w:hint="cs"/>
+          <w:b/>
+          <w:bCs/>
+          <w:sz w:val="22"/>
+          <w:szCs w:val="22"/>
+          <w:rtl/>
+          <w:lang w:bidi="fa-IR"/>
+        </w:rPr>
+        <w:fldChar w:fldCharType="separate"/>
+      </w:r>
+      <w:r>
+        <w:rPr>
+          <w:rFonts w:ascii="B Nazanin" w:hAnsi="B Nazanin" w:cs="B Nazanin" w:hint="cs"/>
+          <w:b/>
+          <w:bCs/>
+          <w:sz w:val="22"/>
+          <w:szCs w:val="22"/>
+          <w:rtl/>
+          <w:lang w:bidi="fa-IR"/>
+        </w:rPr>
+        <w:t xml:space="preserve">۴-۸</w:t>
+      </w:r>
+      <w:r>
+        <w:rPr>
+          <w:rFonts w:ascii="B Nazanin" w:hAnsi="B Nazanin" w:cs="B Nazanin" w:hint="cs"/>
+          <w:b/>
+          <w:bCs/>
+          <w:sz w:val="22"/>
+          <w:szCs w:val="22"/>
+          <w:rtl/>
+          <w:lang w:bidi="fa-IR"/>
+        </w:rPr>
+        <w:fldChar w:fldCharType="end"/>
+      </w:r>
+      <w:r>
+        <w:rPr>
+          <w:rFonts w:ascii="B Nazanin" w:hAnsi="B Nazanin" w:cs="B Nazanin" w:hint="cs"/>
+          <w:b/>
+          <w:bCs/>
+          <w:sz w:val="22"/>
+          <w:szCs w:val="22"/>
+          <w:rtl/>
+          <w:lang w:bidi="fa-IR"/>
+        </w:rPr>
+        <w:t xml:space="preserve">.</w:t>
       </w:r>
       <w:r>
         <w:rPr>
@@ -22099,32 +23048,6 @@
           <w:lang w:bidi="fa-IR"/>
         </w:rPr>
         <w:t xml:space="preserve">۱)</w:t>
-      </w:r>
-    </w:p>
-    <w:p>
-      <w:pPr>
-        <w:bidi/>
-      </w:pPr>
-      <w:r>
-        <w:rPr>
-          <w:vanish/>
-          <w:rFonts w:ascii="B Nazanin" w:hAnsi="B Nazanin"/>
-        </w:rPr>
-        <w:fldChar w:fldCharType="begin"/>
-      </w:r>
-      <w:r>
-        <w:rPr>
-          <w:vanish/>
-          <w:rFonts w:ascii="B Nazanin" w:hAnsi="B Nazanin"/>
-        </w:rPr>
-        <w:instrText>TC "جدول ۴-۸. شاخص‌های مدل مقید میانجی‌گری کامل (مکمل، df=۱)" \f T \l 1</w:instrText>
-      </w:r>
-      <w:r>
-        <w:rPr>
-          <w:vanish/>
-          <w:rFonts w:ascii="B Nazanin" w:hAnsi="B Nazanin"/>
-        </w:rPr>
-        <w:fldChar w:fldCharType="end"/>
       </w:r>
     </w:p>
     <w:tbl>
@@ -22157,9 +23080,10 @@
             <w:r/>
             <w:r>
               <w:rPr>
-                <w:rFonts w:ascii="Cambria" w:hAnsi="Cambria" w:cs="Cambria"/>
+                <w:rFonts w:ascii="B Nazanin" w:hAnsi="B Nazanin" w:cs="B Nazanin"/>
                 <w:b/>
                 <w:sz w:val="22"/>
+                <w:rtl/>
               </w:rPr>
               <w:t>شاخص</w:t>
             </w:r>
@@ -22180,9 +23104,10 @@
             <w:r/>
             <w:r>
               <w:rPr>
-                <w:rFonts w:ascii="Cambria" w:hAnsi="Cambria" w:cs="Cambria"/>
+                <w:rFonts w:ascii="B Nazanin" w:hAnsi="B Nazanin" w:cs="B Nazanin"/>
                 <w:b/>
                 <w:sz w:val="22"/>
+                <w:rtl/>
               </w:rPr>
               <w:t>مقدار</w:t>
             </w:r>
@@ -22202,9 +23127,10 @@
             <w:r/>
             <w:r>
               <w:rPr>
-                <w:rFonts w:ascii="Cambria" w:hAnsi="Cambria" w:cs="Cambria"/>
+                <w:rFonts w:ascii="B Nazanin" w:hAnsi="B Nazanin" w:cs="B Nazanin"/>
                 <w:b w:val="0"/>
                 <w:sz w:val="22"/>
+                <w:rtl/>
               </w:rPr>
               <w:t>خی‌دو</w:t>
             </w:r>
@@ -22222,9 +23148,10 @@
             <w:r/>
             <w:r>
               <w:rPr>
-                <w:rFonts w:ascii="Cambria" w:hAnsi="Cambria" w:cs="Cambria"/>
+                <w:rFonts w:ascii="B Nazanin" w:hAnsi="B Nazanin" w:cs="B Nazanin"/>
                 <w:b w:val="0"/>
                 <w:sz w:val="22"/>
+                <w:rtl/>
               </w:rPr>
               <w:t>۷٫۷۵</w:t>
             </w:r>
@@ -22244,9 +23171,10 @@
             <w:r/>
             <w:r>
               <w:rPr>
-                <w:rFonts w:ascii="Cambria" w:hAnsi="Cambria" w:cs="Cambria"/>
+                <w:rFonts w:ascii="B Nazanin" w:hAnsi="B Nazanin" w:cs="B Nazanin"/>
                 <w:b w:val="0"/>
                 <w:sz w:val="22"/>
+                <w:rtl/>
               </w:rPr>
               <w:t>درجهٔ آزادی</w:t>
             </w:r>
@@ -22264,9 +23192,10 @@
             <w:r/>
             <w:r>
               <w:rPr>
-                <w:rFonts w:ascii="Cambria" w:hAnsi="Cambria" w:cs="Cambria"/>
+                <w:rFonts w:ascii="B Nazanin" w:hAnsi="B Nazanin" w:cs="B Nazanin"/>
                 <w:b w:val="0"/>
                 <w:sz w:val="22"/>
+                <w:rtl/>
               </w:rPr>
               <w:t>۱</w:t>
             </w:r>
@@ -22305,9 +23234,10 @@
             <w:r/>
             <w:r>
               <w:rPr>
-                <w:rFonts w:ascii="Cambria" w:hAnsi="Cambria" w:cs="Cambria"/>
+                <w:rFonts w:ascii="B Nazanin" w:hAnsi="B Nazanin" w:cs="B Nazanin"/>
                 <w:b w:val="0"/>
                 <w:sz w:val="22"/>
+                <w:rtl/>
               </w:rPr>
               <w:t>p = ۰٫۰۰۵</w:t>
             </w:r>
@@ -22346,9 +23276,10 @@
             <w:r/>
             <w:r>
               <w:rPr>
-                <w:rFonts w:ascii="Cambria" w:hAnsi="Cambria" w:cs="Cambria"/>
+                <w:rFonts w:ascii="B Nazanin" w:hAnsi="B Nazanin" w:cs="B Nazanin"/>
                 <w:b w:val="0"/>
                 <w:sz w:val="22"/>
+                <w:rtl/>
               </w:rPr>
               <w:t>۰٫۹۱۳</w:t>
             </w:r>
@@ -22387,9 +23318,10 @@
             <w:r/>
             <w:r>
               <w:rPr>
-                <w:rFonts w:ascii="Cambria" w:hAnsi="Cambria" w:cs="Cambria"/>
+                <w:rFonts w:ascii="B Nazanin" w:hAnsi="B Nazanin" w:cs="B Nazanin"/>
                 <w:b w:val="0"/>
                 <w:sz w:val="22"/>
+                <w:rtl/>
               </w:rPr>
               <w:t>۰٫۷۴۰</w:t>
             </w:r>
@@ -22428,9 +23360,10 @@
             <w:r/>
             <w:r>
               <w:rPr>
-                <w:rFonts w:ascii="Cambria" w:hAnsi="Cambria" w:cs="Cambria"/>
+                <w:rFonts w:ascii="B Nazanin" w:hAnsi="B Nazanin" w:cs="B Nazanin"/>
                 <w:b w:val="0"/>
                 <w:sz w:val="22"/>
+                <w:rtl/>
               </w:rPr>
               <w:t>۰٫۱۹۲</w:t>
             </w:r>
@@ -22469,9 +23402,10 @@
             <w:r/>
             <w:r>
               <w:rPr>
-                <w:rFonts w:ascii="Cambria" w:hAnsi="Cambria" w:cs="Cambria"/>
+                <w:rFonts w:ascii="B Nazanin" w:hAnsi="B Nazanin" w:cs="B Nazanin"/>
                 <w:b w:val="0"/>
                 <w:sz w:val="22"/>
+                <w:rtl/>
               </w:rPr>
               <w:t>۰٫۰۶۸</w:t>
             </w:r>
@@ -22661,43 +23595,89 @@
           <w:rtl/>
           <w:lang w:bidi="fa-IR"/>
         </w:rPr>
-        <w:t xml:space="preserve">جدول ۴-۹.</w:t>
-      </w:r>
-      <w:r>
-        <w:rPr>
-          <w:rFonts w:ascii="B Nazanin" w:hAnsi="B Nazanin" w:cs="B Nazanin" w:hint="cs"/>
+        <w:t xml:space="preserve">جدول </w:t>
+      </w:r>
+      <w:r>
+        <w:rPr>
+          <w:rFonts w:ascii="B Nazanin" w:hAnsi="B Nazanin" w:cs="B Nazanin" w:hint="cs"/>
+          <w:b/>
+          <w:bCs/>
           <w:sz w:val="22"/>
           <w:szCs w:val="22"/>
           <w:rtl/>
           <w:lang w:bidi="fa-IR"/>
         </w:rPr>
+        <w:fldChar w:fldCharType="begin" w:fldLock="true"/>
+      </w:r>
+      <w:r>
+        <w:rPr>
+          <w:rFonts w:ascii="B Nazanin" w:hAnsi="B Nazanin" w:cs="B Nazanin" w:hint="cs"/>
+          <w:b/>
+          <w:bCs/>
+          <w:sz w:val="22"/>
+          <w:szCs w:val="22"/>
+          <w:rtl/>
+          <w:lang w:bidi="fa-IR"/>
+        </w:rPr>
+        <w:instrText>SEQ جدول</w:instrText>
+      </w:r>
+      <w:r>
+        <w:rPr>
+          <w:rFonts w:ascii="B Nazanin" w:hAnsi="B Nazanin" w:cs="B Nazanin" w:hint="cs"/>
+          <w:b/>
+          <w:bCs/>
+          <w:sz w:val="22"/>
+          <w:szCs w:val="22"/>
+          <w:rtl/>
+          <w:lang w:bidi="fa-IR"/>
+        </w:rPr>
+        <w:fldChar w:fldCharType="separate"/>
+      </w:r>
+      <w:r>
+        <w:rPr>
+          <w:rFonts w:ascii="B Nazanin" w:hAnsi="B Nazanin" w:cs="B Nazanin" w:hint="cs"/>
+          <w:b/>
+          <w:bCs/>
+          <w:sz w:val="22"/>
+          <w:szCs w:val="22"/>
+          <w:rtl/>
+          <w:lang w:bidi="fa-IR"/>
+        </w:rPr>
+        <w:t xml:space="preserve">۴-۹</w:t>
+      </w:r>
+      <w:r>
+        <w:rPr>
+          <w:rFonts w:ascii="B Nazanin" w:hAnsi="B Nazanin" w:cs="B Nazanin" w:hint="cs"/>
+          <w:b/>
+          <w:bCs/>
+          <w:sz w:val="22"/>
+          <w:szCs w:val="22"/>
+          <w:rtl/>
+          <w:lang w:bidi="fa-IR"/>
+        </w:rPr>
+        <w:fldChar w:fldCharType="end"/>
+      </w:r>
+      <w:r>
+        <w:rPr>
+          <w:rFonts w:ascii="B Nazanin" w:hAnsi="B Nazanin" w:cs="B Nazanin" w:hint="cs"/>
+          <w:b/>
+          <w:bCs/>
+          <w:sz w:val="22"/>
+          <w:szCs w:val="22"/>
+          <w:rtl/>
+          <w:lang w:bidi="fa-IR"/>
+        </w:rPr>
+        <w:t xml:space="preserve">.</w:t>
+      </w:r>
+      <w:r>
+        <w:rPr>
+          <w:rFonts w:ascii="B Nazanin" w:hAnsi="B Nazanin" w:cs="B Nazanin" w:hint="cs"/>
+          <w:sz w:val="22"/>
+          <w:szCs w:val="22"/>
+          <w:rtl/>
+          <w:lang w:bidi="fa-IR"/>
+        </w:rPr>
         <w:t xml:space="preserve"> خلاصه نتایج آزمون فرضیه‌ها</w:t>
-      </w:r>
-    </w:p>
-    <w:p>
-      <w:pPr>
-        <w:bidi/>
-      </w:pPr>
-      <w:r>
-        <w:rPr>
-          <w:vanish/>
-          <w:rFonts w:ascii="B Nazanin" w:hAnsi="B Nazanin"/>
-        </w:rPr>
-        <w:fldChar w:fldCharType="begin"/>
-      </w:r>
-      <w:r>
-        <w:rPr>
-          <w:vanish/>
-          <w:rFonts w:ascii="B Nazanin" w:hAnsi="B Nazanin"/>
-        </w:rPr>
-        <w:instrText>TC "جدول ۴-۹. خلاصه نتایج آزمون فرضیه‌ها" \f T \l 1</w:instrText>
-      </w:r>
-      <w:r>
-        <w:rPr>
-          <w:vanish/>
-          <w:rFonts w:ascii="B Nazanin" w:hAnsi="B Nazanin"/>
-        </w:rPr>
-        <w:fldChar w:fldCharType="end"/>
       </w:r>
     </w:p>
     <w:tbl>
@@ -22731,9 +23711,10 @@
             <w:r/>
             <w:r>
               <w:rPr>
-                <w:rFonts w:ascii="Cambria" w:hAnsi="Cambria" w:cs="Cambria"/>
+                <w:rFonts w:ascii="B Nazanin" w:hAnsi="B Nazanin" w:cs="B Nazanin"/>
                 <w:b/>
                 <w:sz w:val="22"/>
+                <w:rtl/>
               </w:rPr>
               <w:t>فرضیه</w:t>
             </w:r>
@@ -22754,9 +23735,10 @@
             <w:r/>
             <w:r>
               <w:rPr>
-                <w:rFonts w:ascii="Cambria" w:hAnsi="Cambria" w:cs="Cambria"/>
+                <w:rFonts w:ascii="B Nazanin" w:hAnsi="B Nazanin" w:cs="B Nazanin"/>
                 <w:b/>
                 <w:sz w:val="22"/>
+                <w:rtl/>
               </w:rPr>
               <w:t>آزمون</w:t>
             </w:r>
@@ -22777,9 +23759,10 @@
             <w:r/>
             <w:r>
               <w:rPr>
-                <w:rFonts w:ascii="Cambria" w:hAnsi="Cambria" w:cs="Cambria"/>
+                <w:rFonts w:ascii="B Nazanin" w:hAnsi="B Nazanin" w:cs="B Nazanin"/>
                 <w:b/>
                 <w:sz w:val="22"/>
+                <w:rtl/>
               </w:rPr>
               <w:t>نتیجه</w:t>
             </w:r>
@@ -22799,9 +23782,10 @@
             <w:r/>
             <w:r>
               <w:rPr>
-                <w:rFonts w:ascii="Cambria" w:hAnsi="Cambria" w:cs="Cambria"/>
+                <w:rFonts w:ascii="B Nazanin" w:hAnsi="B Nazanin" w:cs="B Nazanin"/>
                 <w:b w:val="0"/>
                 <w:sz w:val="22"/>
+                <w:rtl/>
               </w:rPr>
               <w:t>فرضیهٔ اول (اصلی): میانجی‌گری طرحواره‌ها</w:t>
             </w:r>
@@ -22819,9 +23803,10 @@
             <w:r/>
             <w:r>
               <w:rPr>
-                <w:rFonts w:ascii="Cambria" w:hAnsi="Cambria" w:cs="Cambria"/>
+                <w:rFonts w:ascii="B Nazanin" w:hAnsi="B Nazanin" w:cs="B Nazanin"/>
                 <w:b w:val="0"/>
                 <w:sz w:val="22"/>
+                <w:rtl/>
               </w:rPr>
               <w:t>تحلیل میانجی‌گری</w:t>
             </w:r>
@@ -22839,9 +23824,10 @@
             <w:r/>
             <w:r>
               <w:rPr>
-                <w:rFonts w:ascii="Cambria" w:hAnsi="Cambria" w:cs="Cambria"/>
+                <w:rFonts w:ascii="B Nazanin" w:hAnsi="B Nazanin" w:cs="B Nazanin"/>
                 <w:b w:val="0"/>
                 <w:sz w:val="22"/>
+                <w:rtl/>
               </w:rPr>
               <w:t>تأیید شد (میانجی‌گری جزئی)</w:t>
             </w:r>
@@ -22861,9 +23847,10 @@
             <w:r/>
             <w:r>
               <w:rPr>
-                <w:rFonts w:ascii="Cambria" w:hAnsi="Cambria" w:cs="Cambria"/>
+                <w:rFonts w:ascii="B Nazanin" w:hAnsi="B Nazanin" w:cs="B Nazanin"/>
                 <w:b w:val="0"/>
                 <w:sz w:val="22"/>
+                <w:rtl/>
               </w:rPr>
               <w:t>فرضیهٔ دوم: رابطهٔ اضطراب با رفتار پرخطر</w:t>
             </w:r>
@@ -22881,9 +23868,10 @@
             <w:r/>
             <w:r>
               <w:rPr>
-                <w:rFonts w:ascii="Cambria" w:hAnsi="Cambria" w:cs="Cambria"/>
+                <w:rFonts w:ascii="B Nazanin" w:hAnsi="B Nazanin" w:cs="B Nazanin"/>
                 <w:b w:val="0"/>
                 <w:sz w:val="22"/>
+                <w:rtl/>
               </w:rPr>
               <w:t>همبستگی پیرسون</w:t>
             </w:r>
@@ -22901,9 +23889,10 @@
             <w:r/>
             <w:r>
               <w:rPr>
-                <w:rFonts w:ascii="Cambria" w:hAnsi="Cambria" w:cs="Cambria"/>
+                <w:rFonts w:ascii="B Nazanin" w:hAnsi="B Nazanin" w:cs="B Nazanin"/>
                 <w:b w:val="0"/>
                 <w:sz w:val="22"/>
+                <w:rtl/>
               </w:rPr>
               <w:t>تأیید شد</w:t>
             </w:r>
@@ -22923,9 +23912,10 @@
             <w:r/>
             <w:r>
               <w:rPr>
-                <w:rFonts w:ascii="Cambria" w:hAnsi="Cambria" w:cs="Cambria"/>
+                <w:rFonts w:ascii="B Nazanin" w:hAnsi="B Nazanin" w:cs="B Nazanin"/>
                 <w:b w:val="0"/>
                 <w:sz w:val="22"/>
+                <w:rtl/>
               </w:rPr>
               <w:t>فرضیهٔ سوم: رابطهٔ اضطراب با طرحواره‌ها</w:t>
             </w:r>
@@ -22943,9 +23933,10 @@
             <w:r/>
             <w:r>
               <w:rPr>
-                <w:rFonts w:ascii="Cambria" w:hAnsi="Cambria" w:cs="Cambria"/>
+                <w:rFonts w:ascii="B Nazanin" w:hAnsi="B Nazanin" w:cs="B Nazanin"/>
                 <w:b w:val="0"/>
                 <w:sz w:val="22"/>
+                <w:rtl/>
               </w:rPr>
               <w:t>همبستگی پیرسون</w:t>
             </w:r>
@@ -22963,9 +23954,10 @@
             <w:r/>
             <w:r>
               <w:rPr>
-                <w:rFonts w:ascii="Cambria" w:hAnsi="Cambria" w:cs="Cambria"/>
+                <w:rFonts w:ascii="B Nazanin" w:hAnsi="B Nazanin" w:cs="B Nazanin"/>
                 <w:b w:val="0"/>
                 <w:sz w:val="22"/>
+                <w:rtl/>
               </w:rPr>
               <w:t>تأیید شد</w:t>
             </w:r>
@@ -22985,9 +23977,10 @@
             <w:r/>
             <w:r>
               <w:rPr>
-                <w:rFonts w:ascii="Cambria" w:hAnsi="Cambria" w:cs="Cambria"/>
+                <w:rFonts w:ascii="B Nazanin" w:hAnsi="B Nazanin" w:cs="B Nazanin"/>
                 <w:b w:val="0"/>
                 <w:sz w:val="22"/>
+                <w:rtl/>
               </w:rPr>
               <w:t>فرضیهٔ چهارم: رابطهٔ طرحواره‌ها با رفتار پرخطر</w:t>
             </w:r>
@@ -23005,9 +23998,10 @@
             <w:r/>
             <w:r>
               <w:rPr>
-                <w:rFonts w:ascii="Cambria" w:hAnsi="Cambria" w:cs="Cambria"/>
+                <w:rFonts w:ascii="B Nazanin" w:hAnsi="B Nazanin" w:cs="B Nazanin"/>
                 <w:b w:val="0"/>
                 <w:sz w:val="22"/>
+                <w:rtl/>
               </w:rPr>
               <w:t>همبستگی پیرسون</w:t>
             </w:r>
@@ -23025,9 +24019,10 @@
             <w:r/>
             <w:r>
               <w:rPr>
-                <w:rFonts w:ascii="Cambria" w:hAnsi="Cambria" w:cs="Cambria"/>
+                <w:rFonts w:ascii="B Nazanin" w:hAnsi="B Nazanin" w:cs="B Nazanin"/>
                 <w:b w:val="0"/>
                 <w:sz w:val="22"/>
+                <w:rtl/>
               </w:rPr>
               <w:t>تأیید شد</w:t>
             </w:r>
@@ -24038,6 +25033,7 @@
           <w:bCs/>
           <w:sz w:val="28"/>
           <w:szCs w:val="28"/>
+          <w:rtl/>
         </w:rPr>
         <w:t>منابع و مآخذ</w:t>
       </w:r>
@@ -24055,6 +25051,7 @@
           <w:bCs/>
           <w:sz w:val="28"/>
           <w:szCs w:val="28"/>
+          <w:rtl/>
         </w:rPr>
         <w:t>الف) منابع فارسی</w:t>
       </w:r>
@@ -24070,6 +25067,7 @@
           <w:rFonts w:ascii="B Nazanin" w:hAnsi="B Nazanin" w:cs="B Nazanin"/>
           <w:sz w:val="24"/>
           <w:szCs w:val="24"/>
+          <w:rtl/>
         </w:rPr>
         <w:t>امیدی، ع.، کدیور، پ.، و فرزاد، و. (۱۳۹۲). رابطه بین طرحواره‌های ناسازگار اولیه، سبک‌های فرزندپروری و سبک‌های هویت با گرایش به اعتیاد. اعتیاد پژوهی، ۷(۲۷)، ۹-۲۶.</w:t>
       </w:r>
@@ -24085,6 +25083,7 @@
           <w:rFonts w:ascii="B Nazanin" w:hAnsi="B Nazanin" w:cs="B Nazanin"/>
           <w:sz w:val="24"/>
           <w:szCs w:val="24"/>
+          <w:rtl/>
         </w:rPr>
         <w:t>امیدی، ع.، کدیور، پ.، و فرزاد، و. (۱۳۹۲). رابطه بین طرحواره‌های ناسازگار اولیه، سبک‌های فرزندپروری و سبک‌های هویت با گرایش به اعتیاد. اعتیادپژوهی، ۷(۲۷)، ۹-۲۶.</w:t>
       </w:r>
@@ -24100,6 +25099,7 @@
           <w:rFonts w:ascii="B Nazanin" w:hAnsi="B Nazanin" w:cs="B Nazanin"/>
           <w:sz w:val="24"/>
           <w:szCs w:val="24"/>
+          <w:rtl/>
         </w:rPr>
         <w:t>بشارت، محمدعلی؛ رستمی، رضا؛ پورنقاش، سید عباس؛ و گراوند، فریبرز. (۱۳۹۵). بررسی ساختار عاملی و ویژگی‌های روان‌سنجی پرسشنامه اضطراب حالت-صفت اسپیلبرگر در نمونه‌ای از دانشجویان. فصلنامه اندازه‌گیری تربیتی، ۷(۲۵)، ۷۷-۹۸.</w:t>
       </w:r>
@@ -24115,6 +25115,7 @@
           <w:rFonts w:ascii="B Nazanin" w:hAnsi="B Nazanin" w:cs="B Nazanin"/>
           <w:sz w:val="24"/>
           <w:szCs w:val="24"/>
+          <w:rtl/>
         </w:rPr>
         <w:t>بهدیو، ع.، نمازی، م.، و خواجوی، ش. (۱۳۹۸). ارائه مدلی برای بررسی تأثیرات ترکیبی ریسک‌پذیری، ویژگی‌های فردی و فرهنگی بر بروز رفتار توده‌وار سرمایه‌گذاران در بورس اوراق بهادار تهران. پژوهش های حسابداری مالی و حسابرسی، ۱۱(۴۲)، ۱-۲۶.</w:t>
       </w:r>
@@ -24130,6 +25131,7 @@
           <w:rFonts w:ascii="B Nazanin" w:hAnsi="B Nazanin" w:cs="B Nazanin"/>
           <w:sz w:val="24"/>
           <w:szCs w:val="24"/>
+          <w:rtl/>
         </w:rPr>
         <w:t>ستایش، م. ح.، کاظم‌پور، م.، و دلالی اصفهانی، ر. (۱۳۹۹). بررسی نقش منابع اطلاعاتی بر رابطه میان ویژگی‌های شخصیتی و رفتار معاملاتی سرمایه‌گذاران حقیقی در بورس اوراق بهادار تهران. مطالعات مدیریت مالی، ۸(۱۶)، ۲۹-۶۱.</w:t>
       </w:r>
@@ -24145,6 +25147,7 @@
           <w:rFonts w:ascii="B Nazanin" w:hAnsi="B Nazanin" w:cs="B Nazanin"/>
           <w:sz w:val="24"/>
           <w:szCs w:val="24"/>
+          <w:rtl/>
         </w:rPr>
         <w:t>طالبی، محمد؛ یحیی‌زاده‌فر، محمود؛ و سعیدی، پرویز. (۱۳۹۸). اعتباریابی مقیاس تحمل ریسک مالی گرابل و لایتون در بورس اوراق بهادار تهران. فصلنامه علمی-پژوهشی دانش سرمایه‌گذاری، ۸(۳۱)، ۱۵۱-۱۶۸.</w:t>
       </w:r>
@@ -24160,6 +25163,7 @@
           <w:rFonts w:ascii="B Nazanin" w:hAnsi="B Nazanin" w:cs="B Nazanin"/>
           <w:sz w:val="24"/>
           <w:szCs w:val="24"/>
+          <w:rtl/>
         </w:rPr>
         <w:t>فروغی، د.، و تهرانی، ر. (۱۳۹۷). نقش سواد مالی در تعدیل رابطه بین سوگیری های رفتاری و عملکرد سرمایه گذاری در بورس اوراق بهادار تهران. تحقیقات مالی، ۲۰) ۲(، ۱۸۹-۲۰۸.</w:t>
       </w:r>
@@ -24175,6 +25179,7 @@
           <w:rFonts w:ascii="B Nazanin" w:hAnsi="B Nazanin" w:cs="B Nazanin"/>
           <w:sz w:val="24"/>
           <w:szCs w:val="24"/>
+          <w:rtl/>
         </w:rPr>
         <w:t>فروغی، د.، و تهرانی، ر. (۱۳۹۷). نقش سواد مالی در تعدیل رابطه بین سوگیری های رفتاری و عملکرد سرمایه گذاری در بورس اوراق بهادار تهران. تحقیقات مالی، ۲۰(۲)، ۱۸۹-۲۰۸.</w:t>
       </w:r>
@@ -24190,6 +25195,7 @@
           <w:rFonts w:ascii="B Nazanin" w:hAnsi="B Nazanin" w:cs="B Nazanin"/>
           <w:sz w:val="24"/>
           <w:szCs w:val="24"/>
+          <w:rtl/>
         </w:rPr>
         <w:t>فلاح، م.، و خدایی، ا. (۱۳۹۸). رابطه هوش هیجانی و سبک های تصمیم گیری با عملکرد سرمایه گذاری در بورس اوراق بهادار تهران. فصلنامه علمی پژوهشی دانش مالی تحلیل اوراق بهادار، ۱۲) ۴۲(، ۱-۱۶.</w:t>
       </w:r>
@@ -24205,6 +25211,7 @@
           <w:rFonts w:ascii="B Nazanin" w:hAnsi="B Nazanin" w:cs="B Nazanin"/>
           <w:sz w:val="24"/>
           <w:szCs w:val="24"/>
+          <w:rtl/>
         </w:rPr>
         <w:t>فلاح، م.، و خدایی، ا. (۱۳۹۸). رابطه هوش هیجانی و سبک های تصمیم گیری با عملکرد سرمایه گذاری در بورس اوراق بهادار تهران. فصلنامه علمی-پژوهشی دانش مالی تحلیل اوراق بهادار، ۱۲(۴۲)، ۱-۱۶.</w:t>
       </w:r>
@@ -24220,6 +25227,7 @@
           <w:rFonts w:ascii="B Nazanin" w:hAnsi="B Nazanin" w:cs="B Nazanin"/>
           <w:sz w:val="24"/>
           <w:szCs w:val="24"/>
+          <w:rtl/>
         </w:rPr>
         <w:t>نوری، ر.، و هاشمیان، ک. (۱۳۹۶). رابطه بین طرحواره های ناسازگار اولیه و اضطراب اجتماعی در دانشجویان. مطالعات روانشناختی، ۱۳(۲)، ۱۴۱-۱۵۸.</w:t>
       </w:r>
@@ -24235,6 +25243,7 @@
           <w:rFonts w:ascii="B Nazanin" w:hAnsi="B Nazanin" w:cs="B Nazanin"/>
           <w:sz w:val="24"/>
           <w:szCs w:val="24"/>
+          <w:rtl/>
         </w:rPr>
         <w:t>یوسفی، ناصر. (۱۳۹۶). ویژگی‌های روان‌سنجی نسخه فارسی پرسشنامه طرحواره یانگ (فرم کوتاه) در نمونه غیربالینی. مجله روانشناسی بالینی، ۹(۲)، ۹۱-۱۰۲.</w:t>
       </w:r>
@@ -24252,6 +25261,7 @@
           <w:bCs/>
           <w:sz w:val="28"/>
           <w:szCs w:val="28"/>
+          <w:rtl/>
         </w:rPr>
         <w:t>ب) منابع لاتین</w:t>
       </w:r>

--- a/output/final/thesis_complete_draft_v2.docx
+++ b/output/final/thesis_complete_draft_v2.docx
@@ -1,6 +1,6 @@
 
 <file path=word/document.xml><?xml version="1.0" encoding="utf-8"?>
-<w:document xmlns:ns1="http://schemas.openxmlformats.org/markup-compatibility/2006" xmlns:r="http://schemas.openxmlformats.org/officeDocument/2006/relationships" xmlns:w="http://schemas.openxmlformats.org/wordprocessingml/2006/main" ns1:Ignorable="w14 wp14">
+<w:document xmlns:mc="http://schemas.openxmlformats.org/markup-compatibility/2006" xmlns:r="http://schemas.openxmlformats.org/officeDocument/2006/relationships" xmlns:w="http://schemas.openxmlformats.org/wordprocessingml/2006/main" mc:Ignorable="w14 wp14">
   <w:body>
     <w:p/>
     <w:p/>
@@ -9,8 +9,8 @@
     <w:p>
       <w:pPr>
         <w:bidi/>
+        <w:spacing w:line="580" w:lineRule="exact"/>
         <w:jc w:val="center"/>
-        <w:spacing w:line="580" w:lineRule="exact"/>
       </w:pPr>
       <w:r>
         <w:rPr>
@@ -32,8 +32,8 @@
     <w:p>
       <w:pPr>
         <w:bidi/>
+        <w:spacing w:line="580" w:lineRule="exact"/>
         <w:jc w:val="center"/>
-        <w:spacing w:line="580" w:lineRule="exact"/>
       </w:pPr>
       <w:r>
         <w:rPr>
@@ -52,8 +52,8 @@
     <w:p>
       <w:pPr>
         <w:bidi/>
+        <w:spacing w:line="580" w:lineRule="exact"/>
         <w:jc w:val="center"/>
-        <w:spacing w:line="580" w:lineRule="exact"/>
       </w:pPr>
       <w:r>
         <w:rPr>
@@ -70,8 +70,8 @@
     <w:p>
       <w:pPr>
         <w:bidi/>
+        <w:spacing w:line="580" w:lineRule="exact"/>
         <w:jc w:val="center"/>
-        <w:spacing w:line="580" w:lineRule="exact"/>
       </w:pPr>
       <w:r>
         <w:rPr>
@@ -88,8 +88,8 @@
     <w:p>
       <w:pPr>
         <w:bidi/>
+        <w:spacing w:line="580" w:lineRule="exact"/>
         <w:jc w:val="center"/>
-        <w:spacing w:line="580" w:lineRule="exact"/>
       </w:pPr>
       <w:r>
         <w:rPr>
@@ -108,8 +108,8 @@
     <w:p>
       <w:pPr>
         <w:bidi/>
+        <w:spacing w:line="580" w:lineRule="exact"/>
         <w:jc w:val="center"/>
-        <w:spacing w:line="580" w:lineRule="exact"/>
       </w:pPr>
       <w:r>
         <w:rPr>
@@ -129,8 +129,8 @@
     <w:p>
       <w:pPr>
         <w:bidi/>
+        <w:spacing w:line="580" w:lineRule="exact"/>
         <w:jc w:val="center"/>
-        <w:spacing w:line="580" w:lineRule="exact"/>
       </w:pPr>
       <w:r>
         <w:rPr>
@@ -156,8 +156,8 @@
     <w:p>
       <w:pPr>
         <w:bidi/>
+        <w:spacing w:line="580" w:lineRule="exact"/>
         <w:jc w:val="center"/>
-        <w:spacing w:line="580" w:lineRule="exact"/>
       </w:pPr>
       <w:r>
         <w:rPr>
@@ -185,8 +185,8 @@
     <w:p>
       <w:pPr>
         <w:bidi/>
+        <w:spacing w:line="580" w:lineRule="exact"/>
         <w:jc w:val="center"/>
-        <w:spacing w:line="580" w:lineRule="exact"/>
       </w:pPr>
       <w:r>
         <w:rPr>
@@ -208,8 +208,8 @@
     <w:p>
       <w:pPr>
         <w:bidi/>
+        <w:spacing w:line="580" w:lineRule="exact"/>
         <w:jc w:val="center"/>
-        <w:spacing w:line="580" w:lineRule="exact"/>
       </w:pPr>
       <w:r>
         <w:rPr>
@@ -227,29 +227,29 @@
     <w:p>
       <w:pPr>
         <w:bidi/>
+        <w:spacing w:line="580" w:lineRule="exact"/>
         <w:jc w:val="center"/>
+      </w:pPr>
+      <w:r>
+        <w:rPr>
+          <w:rFonts w:ascii="B Nazanin" w:hAnsi="B Nazanin" w:cs="B Nazanin"/>
+          <w:sz w:val="24"/>
+          <w:szCs w:val="24"/>
+          <w:rtl/>
+        </w:rPr>
+        <w:t>[فرم تأییدیه و صورت‌جلسه دفاع پس از جلسه دفاع در این محل قرار می‌گیرد]</w:t>
+      </w:r>
+    </w:p>
+    <w:p>
+      <w:r>
+        <w:br w:type="page"/>
+      </w:r>
+    </w:p>
+    <w:p>
+      <w:pPr>
+        <w:bidi/>
         <w:spacing w:line="580" w:lineRule="exact"/>
-      </w:pPr>
-      <w:r>
-        <w:rPr>
-          <w:rFonts w:ascii="B Nazanin" w:hAnsi="B Nazanin" w:cs="B Nazanin"/>
-          <w:sz w:val="24"/>
-          <w:szCs w:val="24"/>
-          <w:rtl/>
-        </w:rPr>
-        <w:t>[فرم تأییدیه و صورت‌جلسه دفاع پس از جلسه دفاع در این محل قرار می‌گیرد]</w:t>
-      </w:r>
-    </w:p>
-    <w:p>
-      <w:r>
-        <w:br w:type="page"/>
-      </w:r>
-    </w:p>
-    <w:p>
-      <w:pPr>
-        <w:bidi/>
         <w:jc w:val="center"/>
-        <w:spacing w:line="580" w:lineRule="exact"/>
       </w:pPr>
       <w:r>
         <w:rPr>
@@ -267,29 +267,29 @@
     <w:p>
       <w:pPr>
         <w:bidi/>
+        <w:spacing w:line="580" w:lineRule="exact"/>
         <w:jc w:val="center"/>
+      </w:pPr>
+      <w:r>
+        <w:rPr>
+          <w:rFonts w:ascii="B Nazanin" w:hAnsi="B Nazanin" w:cs="B Nazanin"/>
+          <w:sz w:val="24"/>
+          <w:szCs w:val="24"/>
+          <w:rtl/>
+        </w:rPr>
+        <w:t>[فرم تعهدنامه اصالت اثر پس از تکمیل در این محل قرار می‌گیرد]</w:t>
+      </w:r>
+    </w:p>
+    <w:p>
+      <w:r>
+        <w:br w:type="page"/>
+      </w:r>
+    </w:p>
+    <w:p>
+      <w:pPr>
+        <w:bidi/>
         <w:spacing w:line="580" w:lineRule="exact"/>
-      </w:pPr>
-      <w:r>
-        <w:rPr>
-          <w:rFonts w:ascii="B Nazanin" w:hAnsi="B Nazanin" w:cs="B Nazanin"/>
-          <w:sz w:val="24"/>
-          <w:szCs w:val="24"/>
-          <w:rtl/>
-        </w:rPr>
-        <w:t>[فرم تعهدنامه اصالت اثر پس از تکمیل در این محل قرار می‌گیرد]</w:t>
-      </w:r>
-    </w:p>
-    <w:p>
-      <w:r>
-        <w:br w:type="page"/>
-      </w:r>
-    </w:p>
-    <w:p>
-      <w:pPr>
-        <w:bidi/>
         <w:jc w:val="center"/>
-        <w:spacing w:line="580" w:lineRule="exact"/>
       </w:pPr>
       <w:r>
         <w:rPr>
@@ -307,8 +307,8 @@
     <w:p>
       <w:pPr>
         <w:bidi/>
+        <w:spacing w:line="580" w:lineRule="exact"/>
         <w:jc w:val="center"/>
-        <w:spacing w:line="580" w:lineRule="exact"/>
       </w:pPr>
       <w:r>
         <w:rPr>
@@ -328,8 +328,8 @@
     <w:p>
       <w:pPr>
         <w:bidi/>
+        <w:spacing w:line="580" w:lineRule="exact"/>
         <w:jc w:val="center"/>
-        <w:spacing w:line="580" w:lineRule="exact"/>
       </w:pPr>
       <w:r>
         <w:rPr>
@@ -347,8 +347,8 @@
     <w:p>
       <w:pPr>
         <w:bidi/>
+        <w:spacing w:line="580" w:lineRule="exact"/>
         <w:jc w:val="both"/>
-        <w:spacing w:line="580" w:lineRule="exact"/>
       </w:pPr>
       <w:r>
         <w:rPr>
@@ -368,8 +368,8 @@
     <w:p>
       <w:pPr>
         <w:bidi/>
+        <w:spacing w:line="580" w:lineRule="exact"/>
         <w:jc w:val="center"/>
-        <w:spacing w:line="580" w:lineRule="exact"/>
       </w:pPr>
       <w:r>
         <w:rPr>
@@ -387,24 +387,24 @@
     <w:p>
       <w:pPr>
         <w:bidi/>
+        <w:spacing w:line="580" w:lineRule="exact"/>
         <w:jc w:val="both"/>
+      </w:pPr>
+      <w:r>
+        <w:rPr>
+          <w:rFonts w:ascii="B Nazanin" w:hAnsi="B Nazanin" w:cs="B Nazanin"/>
+          <w:sz w:val="24"/>
+          <w:szCs w:val="24"/>
+          <w:rtl/>
+        </w:rPr>
+        <w:t>پژوهش حاضر با هدف تعیین نقش میانجی‌گر طرحواره‌های ناسازگار اولیه در رابطه بین اضطراب صفتی و رفتارهای مالی پرخطر در معامله‌گران بازارهای مالی طراحی شد. این پژوهش از نظر هدف کاربردی و از نظر روش توصیفی-همبستگی از نوع مدل‌سازی معادلات ساختاری است. جامعهٔ آماری پژوهش را کلیهٔ معامله‌گران حقیقی فارسی‌زبان بالای ۱۸ سال با حداقل شش ماه سابقهٔ معامله تشکیل می‌دهند و نمونه‌گیری به روش غیرتصادفی در دسترس به همراه روش گلوله‌برفی انجام می‌شود؛ حجم نمونهٔ هدف بر اساس قواعد تجربی مدل‌یابی معادلات ساختاری ۲۰۰ نفر در نظر گرفته شد. ابزارهای پژوهش شامل فرم اضطراب صفتی پرسشنامهٔ حالت-صفت اسپیلبرگر (۲۰ گویه)، پرسشنامهٔ طرحواره‌های ناسازگار اولیهٔ یانگ ــ فرم کوتاه (۷۵ گویه) و مقیاس تحمل ریسک مالی گرابل و لایتون (۱۳ سؤال) است. برای تحلیل داده‌ها از آمار توصیفی، ضریب همبستگی پیرسون، مدل‌سازی معادلات ساختاری با شاخص‌های برازش و تحلیل میانجی‌گری با ماکروی PROCESS استفاده خواهد شد. یافته‌های تجربی نهایی پس از تحلیل داده‌های واقعی در نسخه نهایی پایان‌نامه گزارش خواهد شد.</w:t>
+      </w:r>
+    </w:p>
+    <w:p>
+      <w:pPr>
+        <w:bidi/>
         <w:spacing w:line="580" w:lineRule="exact"/>
-      </w:pPr>
-      <w:r>
-        <w:rPr>
-          <w:rFonts w:ascii="B Nazanin" w:hAnsi="B Nazanin" w:cs="B Nazanin"/>
-          <w:sz w:val="24"/>
-          <w:szCs w:val="24"/>
-          <w:rtl/>
-        </w:rPr>
-        <w:t>پژوهش حاضر با هدف تعیین نقش میانجی‌گر طرحواره‌های ناسازگار اولیه در رابطه بین اضطراب صفتی و رفتارهای مالی پرخطر در معامله‌گران بازارهای مالی طراحی شد. این پژوهش از نظر هدف کاربردی و از نظر روش توصیفی-همبستگی از نوع مدل‌سازی معادلات ساختاری است. جامعهٔ آماری پژوهش را کلیهٔ معامله‌گران حقیقی فارسی‌زبان بالای ۱۸ سال با حداقل شش ماه سابقهٔ معامله تشکیل می‌دهند و نمونه‌گیری به روش غیرتصادفی در دسترس به همراه روش گلوله‌برفی انجام می‌شود؛ حجم نمونهٔ هدف بر اساس قواعد تجربی مدل‌یابی معادلات ساختاری ۲۰۰ نفر در نظر گرفته شد. ابزارهای پژوهش شامل فرم اضطراب صفتی پرسشنامهٔ حالت-صفت اسپیلبرگر (۲۰ گویه)، پرسشنامهٔ طرحواره‌های ناسازگار اولیهٔ یانگ ــ فرم کوتاه (۷۵ گویه) و مقیاس تحمل ریسک مالی گرابل و لایتون (۱۳ سؤال) است. برای تحلیل داده‌ها از آمار توصیفی، ضریب همبستگی پیرسون، مدل‌سازی معادلات ساختاری با شاخص‌های برازش و تحلیل میانجی‌گری با ماکروی PROCESS استفاده خواهد شد. یافته‌های تجربی نهایی پس از تحلیل داده‌های واقعی در نسخه نهایی پایان‌نامه گزارش خواهد شد.</w:t>
-      </w:r>
-    </w:p>
-    <w:p>
-      <w:pPr>
-        <w:bidi/>
         <w:jc w:val="both"/>
-        <w:spacing w:line="580" w:lineRule="exact"/>
       </w:pPr>
       <w:r>
         <w:rPr>
@@ -437,7 +437,7 @@
         <w:sectPr>
           <w:footerReference w:type="default" r:id="rId20"/>
           <w:footnotePr>
-            <w:numFmt w:val="hindi"/>
+            <w:numFmt w:val="decimal"/>
             <w:numRestart w:val="eachPage"/>
           </w:footnotePr>
           <w:pgSz w:w="11906" w:h="16838"/>
@@ -451,8 +451,8 @@
     <w:p>
       <w:pPr>
         <w:bidi/>
+        <w:spacing w:line="580" w:lineRule="exact"/>
         <w:jc w:val="center"/>
-        <w:spacing w:line="580" w:lineRule="exact"/>
       </w:pPr>
       <w:r>
         <w:rPr>
@@ -493,8 +493,8 @@
       <w:pPr>
         <w:pStyle w:val="TOC1"/>
         <w:bidi/>
+        <w:spacing w:line="580" w:lineRule="exact"/>
         <w:jc w:val="right"/>
-        <w:spacing w:line="580" w:lineRule="exact"/>
       </w:pPr>
       <w:r>
         <w:rPr>
@@ -512,8 +512,8 @@
       <w:pPr>
         <w:pStyle w:val="TOC2"/>
         <w:bidi/>
+        <w:spacing w:line="580" w:lineRule="exact"/>
         <w:jc w:val="right"/>
-        <w:spacing w:line="580" w:lineRule="exact"/>
       </w:pPr>
       <w:r>
         <w:rPr>
@@ -529,8 +529,8 @@
       <w:pPr>
         <w:pStyle w:val="TOC2"/>
         <w:bidi/>
+        <w:spacing w:line="580" w:lineRule="exact"/>
         <w:jc w:val="right"/>
-        <w:spacing w:line="580" w:lineRule="exact"/>
       </w:pPr>
       <w:r>
         <w:rPr>
@@ -546,8 +546,8 @@
       <w:pPr>
         <w:pStyle w:val="TOC3"/>
         <w:bidi/>
+        <w:spacing w:line="580" w:lineRule="exact"/>
         <w:jc w:val="right"/>
-        <w:spacing w:line="580" w:lineRule="exact"/>
       </w:pPr>
       <w:r>
         <w:rPr>
@@ -563,8 +563,8 @@
       <w:pPr>
         <w:pStyle w:val="TOC3"/>
         <w:bidi/>
+        <w:spacing w:line="580" w:lineRule="exact"/>
         <w:jc w:val="right"/>
-        <w:spacing w:line="580" w:lineRule="exact"/>
       </w:pPr>
       <w:r>
         <w:rPr>
@@ -580,8 +580,8 @@
       <w:pPr>
         <w:pStyle w:val="TOC3"/>
         <w:bidi/>
+        <w:spacing w:line="580" w:lineRule="exact"/>
         <w:jc w:val="right"/>
-        <w:spacing w:line="580" w:lineRule="exact"/>
       </w:pPr>
       <w:r>
         <w:rPr>
@@ -597,8 +597,8 @@
       <w:pPr>
         <w:pStyle w:val="TOC3"/>
         <w:bidi/>
+        <w:spacing w:line="580" w:lineRule="exact"/>
         <w:jc w:val="right"/>
-        <w:spacing w:line="580" w:lineRule="exact"/>
       </w:pPr>
       <w:r>
         <w:rPr>
@@ -614,8 +614,8 @@
       <w:pPr>
         <w:pStyle w:val="TOC3"/>
         <w:bidi/>
+        <w:spacing w:line="580" w:lineRule="exact"/>
         <w:jc w:val="right"/>
-        <w:spacing w:line="580" w:lineRule="exact"/>
       </w:pPr>
       <w:r>
         <w:rPr>
@@ -631,8 +631,8 @@
       <w:pPr>
         <w:pStyle w:val="TOC2"/>
         <w:bidi/>
+        <w:spacing w:line="580" w:lineRule="exact"/>
         <w:jc w:val="right"/>
-        <w:spacing w:line="580" w:lineRule="exact"/>
       </w:pPr>
       <w:r>
         <w:rPr>
@@ -648,8 +648,8 @@
       <w:pPr>
         <w:pStyle w:val="TOC3"/>
         <w:bidi/>
+        <w:spacing w:line="580" w:lineRule="exact"/>
         <w:jc w:val="right"/>
-        <w:spacing w:line="580" w:lineRule="exact"/>
       </w:pPr>
       <w:r>
         <w:rPr>
@@ -665,8 +665,8 @@
       <w:pPr>
         <w:pStyle w:val="TOC3"/>
         <w:bidi/>
+        <w:spacing w:line="580" w:lineRule="exact"/>
         <w:jc w:val="right"/>
-        <w:spacing w:line="580" w:lineRule="exact"/>
       </w:pPr>
       <w:r>
         <w:rPr>
@@ -682,8 +682,8 @@
       <w:pPr>
         <w:pStyle w:val="TOC3"/>
         <w:bidi/>
+        <w:spacing w:line="580" w:lineRule="exact"/>
         <w:jc w:val="right"/>
-        <w:spacing w:line="580" w:lineRule="exact"/>
       </w:pPr>
       <w:r>
         <w:rPr>
@@ -699,8 +699,8 @@
       <w:pPr>
         <w:pStyle w:val="TOC3"/>
         <w:bidi/>
+        <w:spacing w:line="580" w:lineRule="exact"/>
         <w:jc w:val="right"/>
-        <w:spacing w:line="580" w:lineRule="exact"/>
       </w:pPr>
       <w:r>
         <w:rPr>
@@ -716,8 +716,8 @@
       <w:pPr>
         <w:pStyle w:val="TOC3"/>
         <w:bidi/>
+        <w:spacing w:line="580" w:lineRule="exact"/>
         <w:jc w:val="right"/>
-        <w:spacing w:line="580" w:lineRule="exact"/>
       </w:pPr>
       <w:r>
         <w:rPr>
@@ -733,8 +733,8 @@
       <w:pPr>
         <w:pStyle w:val="TOC2"/>
         <w:bidi/>
+        <w:spacing w:line="580" w:lineRule="exact"/>
         <w:jc w:val="right"/>
-        <w:spacing w:line="580" w:lineRule="exact"/>
       </w:pPr>
       <w:r>
         <w:rPr>
@@ -750,8 +750,8 @@
       <w:pPr>
         <w:pStyle w:val="TOC3"/>
         <w:bidi/>
+        <w:spacing w:line="580" w:lineRule="exact"/>
         <w:jc w:val="right"/>
-        <w:spacing w:line="580" w:lineRule="exact"/>
       </w:pPr>
       <w:r>
         <w:rPr>
@@ -767,8 +767,8 @@
       <w:pPr>
         <w:pStyle w:val="TOC3"/>
         <w:bidi/>
+        <w:spacing w:line="580" w:lineRule="exact"/>
         <w:jc w:val="right"/>
-        <w:spacing w:line="580" w:lineRule="exact"/>
       </w:pPr>
       <w:r>
         <w:rPr>
@@ -784,8 +784,8 @@
       <w:pPr>
         <w:pStyle w:val="TOC2"/>
         <w:bidi/>
+        <w:spacing w:line="580" w:lineRule="exact"/>
         <w:jc w:val="right"/>
-        <w:spacing w:line="580" w:lineRule="exact"/>
       </w:pPr>
       <w:r>
         <w:rPr>
@@ -801,8 +801,8 @@
       <w:pPr>
         <w:pStyle w:val="TOC2"/>
         <w:bidi/>
+        <w:spacing w:line="580" w:lineRule="exact"/>
         <w:jc w:val="right"/>
-        <w:spacing w:line="580" w:lineRule="exact"/>
       </w:pPr>
       <w:r>
         <w:rPr>
@@ -818,8 +818,8 @@
       <w:pPr>
         <w:pStyle w:val="TOC3"/>
         <w:bidi/>
+        <w:spacing w:line="580" w:lineRule="exact"/>
         <w:jc w:val="right"/>
-        <w:spacing w:line="580" w:lineRule="exact"/>
       </w:pPr>
       <w:r>
         <w:rPr>
@@ -835,8 +835,8 @@
       <w:pPr>
         <w:pStyle w:val="TOC3"/>
         <w:bidi/>
+        <w:spacing w:line="580" w:lineRule="exact"/>
         <w:jc w:val="right"/>
-        <w:spacing w:line="580" w:lineRule="exact"/>
       </w:pPr>
       <w:r>
         <w:rPr>
@@ -852,8 +852,8 @@
       <w:pPr>
         <w:pStyle w:val="TOC3"/>
         <w:bidi/>
+        <w:spacing w:line="580" w:lineRule="exact"/>
         <w:jc w:val="right"/>
-        <w:spacing w:line="580" w:lineRule="exact"/>
       </w:pPr>
       <w:r>
         <w:rPr>
@@ -869,8 +869,8 @@
       <w:pPr>
         <w:pStyle w:val="TOC2"/>
         <w:bidi/>
+        <w:spacing w:line="580" w:lineRule="exact"/>
         <w:jc w:val="right"/>
-        <w:spacing w:line="580" w:lineRule="exact"/>
       </w:pPr>
       <w:r>
         <w:rPr>
@@ -886,8 +886,8 @@
       <w:pPr>
         <w:pStyle w:val="TOC1"/>
         <w:bidi/>
+        <w:spacing w:line="580" w:lineRule="exact"/>
         <w:jc w:val="right"/>
-        <w:spacing w:line="580" w:lineRule="exact"/>
       </w:pPr>
       <w:r>
         <w:rPr>
@@ -905,8 +905,8 @@
       <w:pPr>
         <w:pStyle w:val="TOC2"/>
         <w:bidi/>
+        <w:spacing w:line="580" w:lineRule="exact"/>
         <w:jc w:val="right"/>
-        <w:spacing w:line="580" w:lineRule="exact"/>
       </w:pPr>
       <w:r>
         <w:rPr>
@@ -922,8 +922,8 @@
       <w:pPr>
         <w:pStyle w:val="TOC2"/>
         <w:bidi/>
+        <w:spacing w:line="580" w:lineRule="exact"/>
         <w:jc w:val="right"/>
-        <w:spacing w:line="580" w:lineRule="exact"/>
       </w:pPr>
       <w:r>
         <w:rPr>
@@ -939,8 +939,8 @@
       <w:pPr>
         <w:pStyle w:val="TOC3"/>
         <w:bidi/>
+        <w:spacing w:line="580" w:lineRule="exact"/>
         <w:jc w:val="right"/>
-        <w:spacing w:line="580" w:lineRule="exact"/>
       </w:pPr>
       <w:r>
         <w:rPr>
@@ -956,8 +956,8 @@
       <w:pPr>
         <w:pStyle w:val="TOC3"/>
         <w:bidi/>
+        <w:spacing w:line="580" w:lineRule="exact"/>
         <w:jc w:val="right"/>
-        <w:spacing w:line="580" w:lineRule="exact"/>
       </w:pPr>
       <w:r>
         <w:rPr>
@@ -973,8 +973,8 @@
       <w:pPr>
         <w:pStyle w:val="TOC3"/>
         <w:bidi/>
+        <w:spacing w:line="580" w:lineRule="exact"/>
         <w:jc w:val="right"/>
-        <w:spacing w:line="580" w:lineRule="exact"/>
       </w:pPr>
       <w:r>
         <w:rPr>
@@ -990,8 +990,8 @@
       <w:pPr>
         <w:pStyle w:val="TOC3"/>
         <w:bidi/>
+        <w:spacing w:line="580" w:lineRule="exact"/>
         <w:jc w:val="right"/>
-        <w:spacing w:line="580" w:lineRule="exact"/>
       </w:pPr>
       <w:r>
         <w:rPr>
@@ -1007,8 +1007,8 @@
       <w:pPr>
         <w:pStyle w:val="TOC3"/>
         <w:bidi/>
+        <w:spacing w:line="580" w:lineRule="exact"/>
         <w:jc w:val="right"/>
-        <w:spacing w:line="580" w:lineRule="exact"/>
       </w:pPr>
       <w:r>
         <w:rPr>
@@ -1024,8 +1024,8 @@
       <w:pPr>
         <w:pStyle w:val="TOC3"/>
         <w:bidi/>
+        <w:spacing w:line="580" w:lineRule="exact"/>
         <w:jc w:val="right"/>
-        <w:spacing w:line="580" w:lineRule="exact"/>
       </w:pPr>
       <w:r>
         <w:rPr>
@@ -1041,8 +1041,8 @@
       <w:pPr>
         <w:pStyle w:val="TOC3"/>
         <w:bidi/>
+        <w:spacing w:line="580" w:lineRule="exact"/>
         <w:jc w:val="right"/>
-        <w:spacing w:line="580" w:lineRule="exact"/>
       </w:pPr>
       <w:r>
         <w:rPr>
@@ -1058,8 +1058,8 @@
       <w:pPr>
         <w:pStyle w:val="TOC3"/>
         <w:bidi/>
+        <w:spacing w:line="580" w:lineRule="exact"/>
         <w:jc w:val="right"/>
-        <w:spacing w:line="580" w:lineRule="exact"/>
       </w:pPr>
       <w:r>
         <w:rPr>
@@ -1075,8 +1075,8 @@
       <w:pPr>
         <w:pStyle w:val="TOC3"/>
         <w:bidi/>
+        <w:spacing w:line="580" w:lineRule="exact"/>
         <w:jc w:val="right"/>
-        <w:spacing w:line="580" w:lineRule="exact"/>
       </w:pPr>
       <w:r>
         <w:rPr>
@@ -1092,8 +1092,8 @@
       <w:pPr>
         <w:pStyle w:val="TOC3"/>
         <w:bidi/>
+        <w:spacing w:line="580" w:lineRule="exact"/>
         <w:jc w:val="right"/>
-        <w:spacing w:line="580" w:lineRule="exact"/>
       </w:pPr>
       <w:r>
         <w:rPr>
@@ -1109,8 +1109,8 @@
       <w:pPr>
         <w:pStyle w:val="TOC3"/>
         <w:bidi/>
+        <w:spacing w:line="580" w:lineRule="exact"/>
         <w:jc w:val="right"/>
-        <w:spacing w:line="580" w:lineRule="exact"/>
       </w:pPr>
       <w:r>
         <w:rPr>
@@ -1126,8 +1126,8 @@
       <w:pPr>
         <w:pStyle w:val="TOC2"/>
         <w:bidi/>
+        <w:spacing w:line="580" w:lineRule="exact"/>
         <w:jc w:val="right"/>
-        <w:spacing w:line="580" w:lineRule="exact"/>
       </w:pPr>
       <w:r>
         <w:rPr>
@@ -1143,8 +1143,8 @@
       <w:pPr>
         <w:pStyle w:val="TOC3"/>
         <w:bidi/>
+        <w:spacing w:line="580" w:lineRule="exact"/>
         <w:jc w:val="right"/>
-        <w:spacing w:line="580" w:lineRule="exact"/>
       </w:pPr>
       <w:r>
         <w:rPr>
@@ -1160,8 +1160,8 @@
       <w:pPr>
         <w:pStyle w:val="TOC3"/>
         <w:bidi/>
+        <w:spacing w:line="580" w:lineRule="exact"/>
         <w:jc w:val="right"/>
-        <w:spacing w:line="580" w:lineRule="exact"/>
       </w:pPr>
       <w:r>
         <w:rPr>
@@ -1177,8 +1177,8 @@
       <w:pPr>
         <w:pStyle w:val="TOC3"/>
         <w:bidi/>
+        <w:spacing w:line="580" w:lineRule="exact"/>
         <w:jc w:val="right"/>
-        <w:spacing w:line="580" w:lineRule="exact"/>
       </w:pPr>
       <w:r>
         <w:rPr>
@@ -1194,8 +1194,8 @@
       <w:pPr>
         <w:pStyle w:val="TOC2"/>
         <w:bidi/>
+        <w:spacing w:line="580" w:lineRule="exact"/>
         <w:jc w:val="right"/>
-        <w:spacing w:line="580" w:lineRule="exact"/>
       </w:pPr>
       <w:r>
         <w:rPr>
@@ -1211,8 +1211,8 @@
       <w:pPr>
         <w:pStyle w:val="TOC1"/>
         <w:bidi/>
+        <w:spacing w:line="580" w:lineRule="exact"/>
         <w:jc w:val="right"/>
-        <w:spacing w:line="580" w:lineRule="exact"/>
       </w:pPr>
       <w:r>
         <w:rPr>
@@ -1230,8 +1230,8 @@
       <w:pPr>
         <w:pStyle w:val="TOC2"/>
         <w:bidi/>
+        <w:spacing w:line="580" w:lineRule="exact"/>
         <w:jc w:val="right"/>
-        <w:spacing w:line="580" w:lineRule="exact"/>
       </w:pPr>
       <w:r>
         <w:rPr>
@@ -1247,8 +1247,8 @@
       <w:pPr>
         <w:pStyle w:val="TOC2"/>
         <w:bidi/>
+        <w:spacing w:line="580" w:lineRule="exact"/>
         <w:jc w:val="right"/>
-        <w:spacing w:line="580" w:lineRule="exact"/>
       </w:pPr>
       <w:r>
         <w:rPr>
@@ -1264,8 +1264,8 @@
       <w:pPr>
         <w:pStyle w:val="TOC2"/>
         <w:bidi/>
+        <w:spacing w:line="580" w:lineRule="exact"/>
         <w:jc w:val="right"/>
-        <w:spacing w:line="580" w:lineRule="exact"/>
       </w:pPr>
       <w:r>
         <w:rPr>
@@ -1281,8 +1281,8 @@
       <w:pPr>
         <w:pStyle w:val="TOC3"/>
         <w:bidi/>
+        <w:spacing w:line="580" w:lineRule="exact"/>
         <w:jc w:val="right"/>
-        <w:spacing w:line="580" w:lineRule="exact"/>
       </w:pPr>
       <w:r>
         <w:rPr>
@@ -1298,8 +1298,8 @@
       <w:pPr>
         <w:pStyle w:val="TOC3"/>
         <w:bidi/>
+        <w:spacing w:line="580" w:lineRule="exact"/>
         <w:jc w:val="right"/>
-        <w:spacing w:line="580" w:lineRule="exact"/>
       </w:pPr>
       <w:r>
         <w:rPr>
@@ -1315,8 +1315,8 @@
       <w:pPr>
         <w:pStyle w:val="TOC3"/>
         <w:bidi/>
+        <w:spacing w:line="580" w:lineRule="exact"/>
         <w:jc w:val="right"/>
-        <w:spacing w:line="580" w:lineRule="exact"/>
       </w:pPr>
       <w:r>
         <w:rPr>
@@ -1332,8 +1332,8 @@
       <w:pPr>
         <w:pStyle w:val="TOC3"/>
         <w:bidi/>
+        <w:spacing w:line="580" w:lineRule="exact"/>
         <w:jc w:val="right"/>
-        <w:spacing w:line="580" w:lineRule="exact"/>
       </w:pPr>
       <w:r>
         <w:rPr>
@@ -1349,8 +1349,8 @@
       <w:pPr>
         <w:pStyle w:val="TOC2"/>
         <w:bidi/>
+        <w:spacing w:line="580" w:lineRule="exact"/>
         <w:jc w:val="right"/>
-        <w:spacing w:line="580" w:lineRule="exact"/>
       </w:pPr>
       <w:r>
         <w:rPr>
@@ -1366,8 +1366,8 @@
       <w:pPr>
         <w:pStyle w:val="TOC3"/>
         <w:bidi/>
+        <w:spacing w:line="580" w:lineRule="exact"/>
         <w:jc w:val="right"/>
-        <w:spacing w:line="580" w:lineRule="exact"/>
       </w:pPr>
       <w:r>
         <w:rPr>
@@ -1383,8 +1383,8 @@
       <w:pPr>
         <w:pStyle w:val="TOC3"/>
         <w:bidi/>
+        <w:spacing w:line="580" w:lineRule="exact"/>
         <w:jc w:val="right"/>
-        <w:spacing w:line="580" w:lineRule="exact"/>
       </w:pPr>
       <w:r>
         <w:rPr>
@@ -1400,8 +1400,8 @@
       <w:pPr>
         <w:pStyle w:val="TOC3"/>
         <w:bidi/>
+        <w:spacing w:line="580" w:lineRule="exact"/>
         <w:jc w:val="right"/>
-        <w:spacing w:line="580" w:lineRule="exact"/>
       </w:pPr>
       <w:r>
         <w:rPr>
@@ -1417,8 +1417,8 @@
       <w:pPr>
         <w:pStyle w:val="TOC2"/>
         <w:bidi/>
+        <w:spacing w:line="580" w:lineRule="exact"/>
         <w:jc w:val="right"/>
-        <w:spacing w:line="580" w:lineRule="exact"/>
       </w:pPr>
       <w:r>
         <w:rPr>
@@ -1434,8 +1434,8 @@
       <w:pPr>
         <w:pStyle w:val="TOC2"/>
         <w:bidi/>
+        <w:spacing w:line="580" w:lineRule="exact"/>
         <w:jc w:val="right"/>
-        <w:spacing w:line="580" w:lineRule="exact"/>
       </w:pPr>
       <w:r>
         <w:rPr>
@@ -1451,8 +1451,8 @@
       <w:pPr>
         <w:pStyle w:val="TOC2"/>
         <w:bidi/>
+        <w:spacing w:line="580" w:lineRule="exact"/>
         <w:jc w:val="right"/>
-        <w:spacing w:line="580" w:lineRule="exact"/>
       </w:pPr>
       <w:r>
         <w:rPr>
@@ -1468,8 +1468,8 @@
       <w:pPr>
         <w:pStyle w:val="TOC1"/>
         <w:bidi/>
+        <w:spacing w:line="580" w:lineRule="exact"/>
         <w:jc w:val="right"/>
-        <w:spacing w:line="580" w:lineRule="exact"/>
       </w:pPr>
       <w:r>
         <w:rPr>
@@ -1487,8 +1487,8 @@
       <w:pPr>
         <w:pStyle w:val="TOC2"/>
         <w:bidi/>
+        <w:spacing w:line="580" w:lineRule="exact"/>
         <w:jc w:val="right"/>
-        <w:spacing w:line="580" w:lineRule="exact"/>
       </w:pPr>
       <w:r>
         <w:rPr>
@@ -1504,8 +1504,8 @@
       <w:pPr>
         <w:pStyle w:val="TOC2"/>
         <w:bidi/>
+        <w:spacing w:line="580" w:lineRule="exact"/>
         <w:jc w:val="right"/>
-        <w:spacing w:line="580" w:lineRule="exact"/>
       </w:pPr>
       <w:r>
         <w:rPr>
@@ -1521,8 +1521,8 @@
       <w:pPr>
         <w:pStyle w:val="TOC2"/>
         <w:bidi/>
+        <w:spacing w:line="580" w:lineRule="exact"/>
         <w:jc w:val="right"/>
-        <w:spacing w:line="580" w:lineRule="exact"/>
       </w:pPr>
       <w:r>
         <w:rPr>
@@ -1538,8 +1538,8 @@
       <w:pPr>
         <w:pStyle w:val="TOC2"/>
         <w:bidi/>
+        <w:spacing w:line="580" w:lineRule="exact"/>
         <w:jc w:val="right"/>
-        <w:spacing w:line="580" w:lineRule="exact"/>
       </w:pPr>
       <w:r>
         <w:rPr>
@@ -1555,8 +1555,8 @@
       <w:pPr>
         <w:pStyle w:val="TOC2"/>
         <w:bidi/>
+        <w:spacing w:line="580" w:lineRule="exact"/>
         <w:jc w:val="right"/>
-        <w:spacing w:line="580" w:lineRule="exact"/>
       </w:pPr>
       <w:r>
         <w:rPr>
@@ -1572,8 +1572,8 @@
       <w:pPr>
         <w:pStyle w:val="TOC2"/>
         <w:bidi/>
+        <w:spacing w:line="580" w:lineRule="exact"/>
         <w:jc w:val="right"/>
-        <w:spacing w:line="580" w:lineRule="exact"/>
       </w:pPr>
       <w:r>
         <w:rPr>
@@ -1589,8 +1589,8 @@
       <w:pPr>
         <w:pStyle w:val="TOC2"/>
         <w:bidi/>
+        <w:spacing w:line="580" w:lineRule="exact"/>
         <w:jc w:val="right"/>
-        <w:spacing w:line="580" w:lineRule="exact"/>
       </w:pPr>
       <w:r>
         <w:rPr>
@@ -1606,8 +1606,8 @@
       <w:pPr>
         <w:pStyle w:val="TOC2"/>
         <w:bidi/>
+        <w:spacing w:line="580" w:lineRule="exact"/>
         <w:jc w:val="right"/>
-        <w:spacing w:line="580" w:lineRule="exact"/>
       </w:pPr>
       <w:r>
         <w:rPr>
@@ -1623,8 +1623,8 @@
       <w:pPr>
         <w:pStyle w:val="TOC2"/>
         <w:bidi/>
+        <w:spacing w:line="580" w:lineRule="exact"/>
         <w:jc w:val="right"/>
-        <w:spacing w:line="580" w:lineRule="exact"/>
       </w:pPr>
       <w:r>
         <w:rPr>
@@ -1640,8 +1640,8 @@
       <w:pPr>
         <w:pStyle w:val="TOC2"/>
         <w:bidi/>
+        <w:spacing w:line="580" w:lineRule="exact"/>
         <w:jc w:val="right"/>
-        <w:spacing w:line="580" w:lineRule="exact"/>
       </w:pPr>
       <w:r>
         <w:rPr>
@@ -1657,8 +1657,8 @@
       <w:pPr>
         <w:pStyle w:val="TOC1"/>
         <w:bidi/>
+        <w:spacing w:line="580" w:lineRule="exact"/>
         <w:jc w:val="right"/>
-        <w:spacing w:line="580" w:lineRule="exact"/>
       </w:pPr>
       <w:r>
         <w:rPr>
@@ -1676,8 +1676,8 @@
       <w:pPr>
         <w:pStyle w:val="TOC2"/>
         <w:bidi/>
+        <w:spacing w:line="580" w:lineRule="exact"/>
         <w:jc w:val="right"/>
-        <w:spacing w:line="580" w:lineRule="exact"/>
       </w:pPr>
       <w:r>
         <w:rPr>
@@ -1693,8 +1693,8 @@
       <w:pPr>
         <w:pStyle w:val="TOC2"/>
         <w:bidi/>
+        <w:spacing w:line="580" w:lineRule="exact"/>
         <w:jc w:val="right"/>
-        <w:spacing w:line="580" w:lineRule="exact"/>
       </w:pPr>
       <w:r>
         <w:rPr>
@@ -1710,8 +1710,8 @@
       <w:pPr>
         <w:pStyle w:val="TOC2"/>
         <w:bidi/>
+        <w:spacing w:line="580" w:lineRule="exact"/>
         <w:jc w:val="right"/>
-        <w:spacing w:line="580" w:lineRule="exact"/>
       </w:pPr>
       <w:r>
         <w:rPr>
@@ -1727,8 +1727,8 @@
       <w:pPr>
         <w:pStyle w:val="TOC3"/>
         <w:bidi/>
+        <w:spacing w:line="580" w:lineRule="exact"/>
         <w:jc w:val="right"/>
-        <w:spacing w:line="580" w:lineRule="exact"/>
       </w:pPr>
       <w:r>
         <w:rPr>
@@ -1744,8 +1744,8 @@
       <w:pPr>
         <w:pStyle w:val="TOC3"/>
         <w:bidi/>
+        <w:spacing w:line="580" w:lineRule="exact"/>
         <w:jc w:val="right"/>
-        <w:spacing w:line="580" w:lineRule="exact"/>
       </w:pPr>
       <w:r>
         <w:rPr>
@@ -1761,8 +1761,8 @@
       <w:pPr>
         <w:pStyle w:val="TOC3"/>
         <w:bidi/>
+        <w:spacing w:line="580" w:lineRule="exact"/>
         <w:jc w:val="right"/>
-        <w:spacing w:line="580" w:lineRule="exact"/>
       </w:pPr>
       <w:r>
         <w:rPr>
@@ -1778,8 +1778,8 @@
       <w:pPr>
         <w:pStyle w:val="TOC3"/>
         <w:bidi/>
+        <w:spacing w:line="580" w:lineRule="exact"/>
         <w:jc w:val="right"/>
-        <w:spacing w:line="580" w:lineRule="exact"/>
       </w:pPr>
       <w:r>
         <w:rPr>
@@ -1795,8 +1795,8 @@
       <w:pPr>
         <w:pStyle w:val="TOC3"/>
         <w:bidi/>
+        <w:spacing w:line="580" w:lineRule="exact"/>
         <w:jc w:val="right"/>
-        <w:spacing w:line="580" w:lineRule="exact"/>
       </w:pPr>
       <w:r>
         <w:rPr>
@@ -1812,8 +1812,8 @@
       <w:pPr>
         <w:pStyle w:val="TOC2"/>
         <w:bidi/>
+        <w:spacing w:line="580" w:lineRule="exact"/>
         <w:jc w:val="right"/>
-        <w:spacing w:line="580" w:lineRule="exact"/>
       </w:pPr>
       <w:r>
         <w:rPr>
@@ -1829,8 +1829,8 @@
       <w:pPr>
         <w:pStyle w:val="TOC2"/>
         <w:bidi/>
+        <w:spacing w:line="580" w:lineRule="exact"/>
         <w:jc w:val="right"/>
-        <w:spacing w:line="580" w:lineRule="exact"/>
       </w:pPr>
       <w:r>
         <w:rPr>
@@ -1846,8 +1846,8 @@
       <w:pPr>
         <w:pStyle w:val="TOC2"/>
         <w:bidi/>
+        <w:spacing w:line="580" w:lineRule="exact"/>
         <w:jc w:val="right"/>
-        <w:spacing w:line="580" w:lineRule="exact"/>
       </w:pPr>
       <w:r>
         <w:rPr>
@@ -1863,8 +1863,8 @@
       <w:pPr>
         <w:pStyle w:val="TOC2"/>
         <w:bidi/>
+        <w:spacing w:line="580" w:lineRule="exact"/>
         <w:jc w:val="right"/>
-        <w:spacing w:line="580" w:lineRule="exact"/>
       </w:pPr>
       <w:r>
         <w:rPr>
@@ -1880,8 +1880,8 @@
       <w:pPr>
         <w:pStyle w:val="TOC2"/>
         <w:bidi/>
+        <w:spacing w:line="580" w:lineRule="exact"/>
         <w:jc w:val="right"/>
-        <w:spacing w:line="580" w:lineRule="exact"/>
       </w:pPr>
       <w:r>
         <w:rPr>
@@ -1897,8 +1897,8 @@
       <w:pPr>
         <w:pStyle w:val="TOC1"/>
         <w:bidi/>
+        <w:spacing w:line="580" w:lineRule="exact"/>
         <w:jc w:val="right"/>
-        <w:spacing w:line="580" w:lineRule="exact"/>
       </w:pPr>
       <w:r>
         <w:rPr>
@@ -1928,8 +1928,8 @@
     <w:p>
       <w:pPr>
         <w:bidi/>
+        <w:spacing w:line="580" w:lineRule="exact"/>
         <w:jc w:val="center"/>
-        <w:spacing w:line="580" w:lineRule="exact"/>
       </w:pPr>
       <w:r>
         <w:rPr>
@@ -1970,8 +1970,8 @@
       <w:pPr>
         <w:pStyle w:val="tableoffigures"/>
         <w:bidi/>
+        <w:spacing w:line="580" w:lineRule="exact"/>
         <w:jc w:val="right"/>
-        <w:spacing w:line="580" w:lineRule="exact"/>
       </w:pPr>
       <w:r>
         <w:rPr>
@@ -1987,8 +1987,8 @@
       <w:pPr>
         <w:pStyle w:val="tableoffigures"/>
         <w:bidi/>
+        <w:spacing w:line="580" w:lineRule="exact"/>
         <w:jc w:val="right"/>
-        <w:spacing w:line="580" w:lineRule="exact"/>
       </w:pPr>
       <w:r>
         <w:rPr>
@@ -2004,8 +2004,8 @@
       <w:pPr>
         <w:pStyle w:val="tableoffigures"/>
         <w:bidi/>
+        <w:spacing w:line="580" w:lineRule="exact"/>
         <w:jc w:val="right"/>
-        <w:spacing w:line="580" w:lineRule="exact"/>
       </w:pPr>
       <w:r>
         <w:rPr>
@@ -2021,8 +2021,8 @@
       <w:pPr>
         <w:pStyle w:val="tableoffigures"/>
         <w:bidi/>
+        <w:spacing w:line="580" w:lineRule="exact"/>
         <w:jc w:val="right"/>
-        <w:spacing w:line="580" w:lineRule="exact"/>
       </w:pPr>
       <w:r>
         <w:rPr>
@@ -2038,8 +2038,8 @@
       <w:pPr>
         <w:pStyle w:val="tableoffigures"/>
         <w:bidi/>
+        <w:spacing w:line="580" w:lineRule="exact"/>
         <w:jc w:val="right"/>
-        <w:spacing w:line="580" w:lineRule="exact"/>
       </w:pPr>
       <w:r>
         <w:rPr>
@@ -2055,8 +2055,8 @@
       <w:pPr>
         <w:pStyle w:val="tableoffigures"/>
         <w:bidi/>
+        <w:spacing w:line="580" w:lineRule="exact"/>
         <w:jc w:val="right"/>
-        <w:spacing w:line="580" w:lineRule="exact"/>
       </w:pPr>
       <w:r>
         <w:rPr>
@@ -2072,8 +2072,8 @@
       <w:pPr>
         <w:pStyle w:val="tableoffigures"/>
         <w:bidi/>
+        <w:spacing w:line="580" w:lineRule="exact"/>
         <w:jc w:val="right"/>
-        <w:spacing w:line="580" w:lineRule="exact"/>
       </w:pPr>
       <w:r>
         <w:rPr>
@@ -2089,8 +2089,8 @@
       <w:pPr>
         <w:pStyle w:val="tableoffigures"/>
         <w:bidi/>
+        <w:spacing w:line="580" w:lineRule="exact"/>
         <w:jc w:val="right"/>
-        <w:spacing w:line="580" w:lineRule="exact"/>
       </w:pPr>
       <w:r>
         <w:rPr>
@@ -2106,8 +2106,8 @@
       <w:pPr>
         <w:pStyle w:val="tableoffigures"/>
         <w:bidi/>
+        <w:spacing w:line="580" w:lineRule="exact"/>
         <w:jc w:val="right"/>
-        <w:spacing w:line="580" w:lineRule="exact"/>
       </w:pPr>
       <w:r>
         <w:rPr>
@@ -2123,8 +2123,8 @@
       <w:pPr>
         <w:pStyle w:val="tableoffigures"/>
         <w:bidi/>
+        <w:spacing w:line="580" w:lineRule="exact"/>
         <w:jc w:val="right"/>
-        <w:spacing w:line="580" w:lineRule="exact"/>
       </w:pPr>
       <w:r>
         <w:rPr>
@@ -2140,37 +2140,37 @@
       <w:pPr>
         <w:pStyle w:val="tableoffigures"/>
         <w:bidi/>
+        <w:spacing w:line="580" w:lineRule="exact"/>
         <w:jc w:val="right"/>
+      </w:pPr>
+      <w:r>
+        <w:rPr>
+          <w:rFonts w:ascii="B Nazanin" w:hAnsi="B Nazanin" w:cs="B Nazanin"/>
+          <w:sz w:val="24"/>
+          <w:szCs w:val="24"/>
+          <w:rtl/>
+        </w:rPr>
+        <w:t>جدول ۴-۹. خلاصه نتایج آزمون فرضیه‌ها</w:t>
+      </w:r>
+    </w:p>
+    <w:p>
+      <w:pPr>
+        <w:bidi/>
+      </w:pPr>
+      <w:r>
+        <w:fldChar w:fldCharType="end"/>
+      </w:r>
+    </w:p>
+    <w:p>
+      <w:r>
+        <w:br w:type="page"/>
+      </w:r>
+    </w:p>
+    <w:p>
+      <w:pPr>
+        <w:bidi/>
         <w:spacing w:line="580" w:lineRule="exact"/>
-      </w:pPr>
-      <w:r>
-        <w:rPr>
-          <w:rFonts w:ascii="B Nazanin" w:hAnsi="B Nazanin" w:cs="B Nazanin"/>
-          <w:sz w:val="24"/>
-          <w:szCs w:val="24"/>
-          <w:rtl/>
-        </w:rPr>
-        <w:t>جدول ۴-۹. خلاصه نتایج آزمون فرضیه‌ها</w:t>
-      </w:r>
-    </w:p>
-    <w:p>
-      <w:pPr>
-        <w:bidi/>
-      </w:pPr>
-      <w:r>
-        <w:fldChar w:fldCharType="end"/>
-      </w:r>
-    </w:p>
-    <w:p>
-      <w:r>
-        <w:br w:type="page"/>
-      </w:r>
-    </w:p>
-    <w:p>
-      <w:pPr>
-        <w:bidi/>
         <w:jc w:val="center"/>
-        <w:spacing w:line="580" w:lineRule="exact"/>
       </w:pPr>
       <w:r>
         <w:rPr>
@@ -2211,8 +2211,8 @@
       <w:pPr>
         <w:pStyle w:val="tableoffigures"/>
         <w:bidi/>
+        <w:spacing w:line="580" w:lineRule="exact"/>
         <w:jc w:val="right"/>
-        <w:spacing w:line="580" w:lineRule="exact"/>
       </w:pPr>
       <w:r>
         <w:rPr>
@@ -2228,37 +2228,37 @@
       <w:pPr>
         <w:pStyle w:val="tableoffigures"/>
         <w:bidi/>
+        <w:spacing w:line="580" w:lineRule="exact"/>
         <w:jc w:val="right"/>
+      </w:pPr>
+      <w:r>
+        <w:rPr>
+          <w:rFonts w:ascii="B Nazanin" w:hAnsi="B Nazanin" w:cs="B Nazanin"/>
+          <w:sz w:val="24"/>
+          <w:szCs w:val="24"/>
+          <w:rtl/>
+        </w:rPr>
+        <w:t>شکل ۴-۱. نمودار مسیر الگوی میانجی‌گری با ضرایب برآوردشده در نمونه نهایی</w:t>
+      </w:r>
+    </w:p>
+    <w:p>
+      <w:pPr>
+        <w:bidi/>
+      </w:pPr>
+      <w:r>
+        <w:fldChar w:fldCharType="end"/>
+      </w:r>
+    </w:p>
+    <w:p>
+      <w:r>
+        <w:br w:type="page"/>
+      </w:r>
+    </w:p>
+    <w:p>
+      <w:pPr>
+        <w:bidi/>
         <w:spacing w:line="580" w:lineRule="exact"/>
-      </w:pPr>
-      <w:r>
-        <w:rPr>
-          <w:rFonts w:ascii="B Nazanin" w:hAnsi="B Nazanin" w:cs="B Nazanin"/>
-          <w:sz w:val="24"/>
-          <w:szCs w:val="24"/>
-          <w:rtl/>
-        </w:rPr>
-        <w:t>شکل ۴-۱. نمودار مسیر الگوی میانجی‌گری با ضرایب برآوردشده در نمونه نهایی</w:t>
-      </w:r>
-    </w:p>
-    <w:p>
-      <w:pPr>
-        <w:bidi/>
-      </w:pPr>
-      <w:r>
-        <w:fldChar w:fldCharType="end"/>
-      </w:r>
-    </w:p>
-    <w:p>
-      <w:r>
-        <w:br w:type="page"/>
-      </w:r>
-    </w:p>
-    <w:p>
-      <w:pPr>
-        <w:bidi/>
         <w:jc w:val="center"/>
-        <w:spacing w:line="580" w:lineRule="exact"/>
       </w:pPr>
       <w:r>
         <w:rPr>
@@ -2277,22 +2277,21 @@
       <w:tblPr>
         <w:tblStyle w:val="TableGrid"/>
         <w:bidiVisual/>
-        <w:tblGrid>
-          <w:gridCol w:w="2200"/>
-          <w:gridCol w:w="6021"/>
-        </w:tblGrid>
       </w:tblPr>
+      <w:tblGrid>
+        <w:gridCol w:w="2200"/>
+        <w:gridCol w:w="6021"/>
+      </w:tblGrid>
       <w:tr>
         <w:tc>
           <w:tcPr>
-            <w:tcW w:w="2200"/>
-            <w:tcW w:type="dxa"/>
+            <w:tcW w:w="2200" w:type="dxa"/>
           </w:tcPr>
           <w:p>
             <w:pPr>
               <w:bidi/>
+              <w:spacing w:line="580" w:lineRule="exact"/>
               <w:jc w:val="center"/>
-              <w:spacing w:line="580" w:lineRule="exact"/>
             </w:pPr>
             <w:r>
               <w:rPr>
@@ -2309,14 +2308,13 @@
         </w:tc>
         <w:tc>
           <w:tcPr>
-            <w:tcW w:w="6021"/>
-            <w:tcW w:type="dxa"/>
+            <w:tcW w:w="6021" w:type="dxa"/>
           </w:tcPr>
           <w:p>
             <w:pPr>
               <w:bidi/>
+              <w:spacing w:line="580" w:lineRule="exact"/>
               <w:jc w:val="right"/>
-              <w:spacing w:line="580" w:lineRule="exact"/>
             </w:pPr>
             <w:r>
               <w:rPr>
@@ -2335,13 +2333,12 @@
       <w:tr>
         <w:tc>
           <w:tcPr>
-            <w:tcW w:w="2200"/>
-            <w:tcW w:type="dxa"/>
+            <w:tcW w:w="2200" w:type="dxa"/>
           </w:tcPr>
           <w:p>
             <w:pPr>
+              <w:spacing w:line="580" w:lineRule="exact"/>
               <w:jc w:val="center"/>
-              <w:spacing w:line="580" w:lineRule="exact"/>
             </w:pPr>
             <w:r>
               <w:rPr>
@@ -2355,14 +2352,13 @@
         </w:tc>
         <w:tc>
           <w:tcPr>
-            <w:tcW w:w="6021"/>
-            <w:tcW w:type="dxa"/>
+            <w:tcW w:w="6021" w:type="dxa"/>
           </w:tcPr>
           <w:p>
             <w:pPr>
               <w:bidi/>
+              <w:spacing w:line="580" w:lineRule="exact"/>
               <w:jc w:val="right"/>
-              <w:spacing w:line="580" w:lineRule="exact"/>
             </w:pPr>
             <w:r>
               <w:rPr>
@@ -2379,13 +2375,12 @@
       <w:tr>
         <w:tc>
           <w:tcPr>
-            <w:tcW w:w="2200"/>
-            <w:tcW w:type="dxa"/>
+            <w:tcW w:w="2200" w:type="dxa"/>
           </w:tcPr>
           <w:p>
             <w:pPr>
+              <w:spacing w:line="580" w:lineRule="exact"/>
               <w:jc w:val="center"/>
-              <w:spacing w:line="580" w:lineRule="exact"/>
             </w:pPr>
             <w:r>
               <w:rPr>
@@ -2399,14 +2394,13 @@
         </w:tc>
         <w:tc>
           <w:tcPr>
-            <w:tcW w:w="6021"/>
-            <w:tcW w:type="dxa"/>
+            <w:tcW w:w="6021" w:type="dxa"/>
           </w:tcPr>
           <w:p>
             <w:pPr>
               <w:bidi/>
+              <w:spacing w:line="580" w:lineRule="exact"/>
               <w:jc w:val="right"/>
-              <w:spacing w:line="580" w:lineRule="exact"/>
             </w:pPr>
             <w:r>
               <w:rPr>
@@ -2423,13 +2417,12 @@
       <w:tr>
         <w:tc>
           <w:tcPr>
-            <w:tcW w:w="2200"/>
-            <w:tcW w:type="dxa"/>
+            <w:tcW w:w="2200" w:type="dxa"/>
           </w:tcPr>
           <w:p>
             <w:pPr>
+              <w:spacing w:line="580" w:lineRule="exact"/>
               <w:jc w:val="center"/>
-              <w:spacing w:line="580" w:lineRule="exact"/>
             </w:pPr>
             <w:r>
               <w:rPr>
@@ -2443,14 +2436,13 @@
         </w:tc>
         <w:tc>
           <w:tcPr>
-            <w:tcW w:w="6021"/>
-            <w:tcW w:type="dxa"/>
+            <w:tcW w:w="6021" w:type="dxa"/>
           </w:tcPr>
           <w:p>
             <w:pPr>
               <w:bidi/>
+              <w:spacing w:line="580" w:lineRule="exact"/>
               <w:jc w:val="right"/>
-              <w:spacing w:line="580" w:lineRule="exact"/>
             </w:pPr>
             <w:r>
               <w:rPr>
@@ -2467,13 +2459,12 @@
       <w:tr>
         <w:tc>
           <w:tcPr>
-            <w:tcW w:w="2200"/>
-            <w:tcW w:type="dxa"/>
+            <w:tcW w:w="2200" w:type="dxa"/>
           </w:tcPr>
           <w:p>
             <w:pPr>
+              <w:spacing w:line="580" w:lineRule="exact"/>
               <w:jc w:val="center"/>
-              <w:spacing w:line="580" w:lineRule="exact"/>
             </w:pPr>
             <w:r>
               <w:rPr>
@@ -2487,14 +2478,13 @@
         </w:tc>
         <w:tc>
           <w:tcPr>
-            <w:tcW w:w="6021"/>
-            <w:tcW w:type="dxa"/>
+            <w:tcW w:w="6021" w:type="dxa"/>
           </w:tcPr>
           <w:p>
             <w:pPr>
               <w:bidi/>
+              <w:spacing w:line="580" w:lineRule="exact"/>
               <w:jc w:val="right"/>
-              <w:spacing w:line="580" w:lineRule="exact"/>
             </w:pPr>
             <w:r>
               <w:rPr>
@@ -2511,13 +2501,12 @@
       <w:tr>
         <w:tc>
           <w:tcPr>
-            <w:tcW w:w="2200"/>
-            <w:tcW w:type="dxa"/>
+            <w:tcW w:w="2200" w:type="dxa"/>
           </w:tcPr>
           <w:p>
             <w:pPr>
+              <w:spacing w:line="580" w:lineRule="exact"/>
               <w:jc w:val="center"/>
-              <w:spacing w:line="580" w:lineRule="exact"/>
             </w:pPr>
             <w:r>
               <w:rPr>
@@ -2531,14 +2520,13 @@
         </w:tc>
         <w:tc>
           <w:tcPr>
-            <w:tcW w:w="6021"/>
-            <w:tcW w:type="dxa"/>
+            <w:tcW w:w="6021" w:type="dxa"/>
           </w:tcPr>
           <w:p>
             <w:pPr>
               <w:bidi/>
+              <w:spacing w:line="580" w:lineRule="exact"/>
               <w:jc w:val="right"/>
-              <w:spacing w:line="580" w:lineRule="exact"/>
             </w:pPr>
             <w:r>
               <w:rPr>
@@ -2555,13 +2543,12 @@
       <w:tr>
         <w:tc>
           <w:tcPr>
-            <w:tcW w:w="2200"/>
-            <w:tcW w:type="dxa"/>
+            <w:tcW w:w="2200" w:type="dxa"/>
           </w:tcPr>
           <w:p>
             <w:pPr>
+              <w:spacing w:line="580" w:lineRule="exact"/>
               <w:jc w:val="center"/>
-              <w:spacing w:line="580" w:lineRule="exact"/>
             </w:pPr>
             <w:r>
               <w:rPr>
@@ -2575,14 +2562,13 @@
         </w:tc>
         <w:tc>
           <w:tcPr>
-            <w:tcW w:w="6021"/>
-            <w:tcW w:type="dxa"/>
+            <w:tcW w:w="6021" w:type="dxa"/>
           </w:tcPr>
           <w:p>
             <w:pPr>
               <w:bidi/>
+              <w:spacing w:line="580" w:lineRule="exact"/>
               <w:jc w:val="right"/>
-              <w:spacing w:line="580" w:lineRule="exact"/>
             </w:pPr>
             <w:r>
               <w:rPr>
@@ -2599,13 +2585,12 @@
       <w:tr>
         <w:tc>
           <w:tcPr>
-            <w:tcW w:w="2200"/>
-            <w:tcW w:type="dxa"/>
+            <w:tcW w:w="2200" w:type="dxa"/>
           </w:tcPr>
           <w:p>
             <w:pPr>
+              <w:spacing w:line="580" w:lineRule="exact"/>
               <w:jc w:val="center"/>
-              <w:spacing w:line="580" w:lineRule="exact"/>
             </w:pPr>
             <w:r>
               <w:rPr>
@@ -2619,14 +2604,13 @@
         </w:tc>
         <w:tc>
           <w:tcPr>
-            <w:tcW w:w="6021"/>
-            <w:tcW w:type="dxa"/>
+            <w:tcW w:w="6021" w:type="dxa"/>
           </w:tcPr>
           <w:p>
             <w:pPr>
               <w:bidi/>
+              <w:spacing w:line="580" w:lineRule="exact"/>
               <w:jc w:val="right"/>
-              <w:spacing w:line="580" w:lineRule="exact"/>
             </w:pPr>
             <w:r>
               <w:rPr>
@@ -2643,13 +2627,12 @@
       <w:tr>
         <w:tc>
           <w:tcPr>
-            <w:tcW w:w="2200"/>
-            <w:tcW w:type="dxa"/>
+            <w:tcW w:w="2200" w:type="dxa"/>
           </w:tcPr>
           <w:p>
             <w:pPr>
+              <w:spacing w:line="580" w:lineRule="exact"/>
               <w:jc w:val="center"/>
-              <w:spacing w:line="580" w:lineRule="exact"/>
             </w:pPr>
             <w:r>
               <w:rPr>
@@ -2663,14 +2646,13 @@
         </w:tc>
         <w:tc>
           <w:tcPr>
-            <w:tcW w:w="6021"/>
-            <w:tcW w:type="dxa"/>
+            <w:tcW w:w="6021" w:type="dxa"/>
           </w:tcPr>
           <w:p>
             <w:pPr>
               <w:bidi/>
+              <w:spacing w:line="580" w:lineRule="exact"/>
               <w:jc w:val="right"/>
-              <w:spacing w:line="580" w:lineRule="exact"/>
             </w:pPr>
             <w:r>
               <w:rPr>
@@ -2687,13 +2669,12 @@
       <w:tr>
         <w:tc>
           <w:tcPr>
-            <w:tcW w:w="2200"/>
-            <w:tcW w:type="dxa"/>
+            <w:tcW w:w="2200" w:type="dxa"/>
           </w:tcPr>
           <w:p>
             <w:pPr>
+              <w:spacing w:line="580" w:lineRule="exact"/>
               <w:jc w:val="center"/>
-              <w:spacing w:line="580" w:lineRule="exact"/>
             </w:pPr>
             <w:r>
               <w:rPr>
@@ -2707,14 +2688,13 @@
         </w:tc>
         <w:tc>
           <w:tcPr>
-            <w:tcW w:w="6021"/>
-            <w:tcW w:type="dxa"/>
+            <w:tcW w:w="6021" w:type="dxa"/>
           </w:tcPr>
           <w:p>
             <w:pPr>
               <w:bidi/>
+              <w:spacing w:line="580" w:lineRule="exact"/>
               <w:jc w:val="right"/>
-              <w:spacing w:line="580" w:lineRule="exact"/>
             </w:pPr>
             <w:r>
               <w:rPr>
@@ -2731,13 +2711,12 @@
       <w:tr>
         <w:tc>
           <w:tcPr>
-            <w:tcW w:w="2200"/>
-            <w:tcW w:type="dxa"/>
+            <w:tcW w:w="2200" w:type="dxa"/>
           </w:tcPr>
           <w:p>
             <w:pPr>
+              <w:spacing w:line="580" w:lineRule="exact"/>
               <w:jc w:val="center"/>
-              <w:spacing w:line="580" w:lineRule="exact"/>
             </w:pPr>
             <w:r>
               <w:rPr>
@@ -2751,14 +2730,13 @@
         </w:tc>
         <w:tc>
           <w:tcPr>
-            <w:tcW w:w="6021"/>
-            <w:tcW w:type="dxa"/>
+            <w:tcW w:w="6021" w:type="dxa"/>
           </w:tcPr>
           <w:p>
             <w:pPr>
               <w:bidi/>
+              <w:spacing w:line="580" w:lineRule="exact"/>
               <w:jc w:val="right"/>
-              <w:spacing w:line="580" w:lineRule="exact"/>
             </w:pPr>
             <w:r>
               <w:rPr>
@@ -2775,13 +2753,12 @@
       <w:tr>
         <w:tc>
           <w:tcPr>
-            <w:tcW w:w="2200"/>
-            <w:tcW w:type="dxa"/>
+            <w:tcW w:w="2200" w:type="dxa"/>
           </w:tcPr>
           <w:p>
             <w:pPr>
+              <w:spacing w:line="580" w:lineRule="exact"/>
               <w:jc w:val="center"/>
-              <w:spacing w:line="580" w:lineRule="exact"/>
             </w:pPr>
             <w:r>
               <w:rPr>
@@ -2795,14 +2772,13 @@
         </w:tc>
         <w:tc>
           <w:tcPr>
-            <w:tcW w:w="6021"/>
-            <w:tcW w:type="dxa"/>
+            <w:tcW w:w="6021" w:type="dxa"/>
           </w:tcPr>
           <w:p>
             <w:pPr>
               <w:bidi/>
+              <w:spacing w:line="580" w:lineRule="exact"/>
               <w:jc w:val="right"/>
-              <w:spacing w:line="580" w:lineRule="exact"/>
             </w:pPr>
             <w:r>
               <w:rPr>
@@ -2819,13 +2795,12 @@
       <w:tr>
         <w:tc>
           <w:tcPr>
-            <w:tcW w:w="2200"/>
-            <w:tcW w:type="dxa"/>
+            <w:tcW w:w="2200" w:type="dxa"/>
           </w:tcPr>
           <w:p>
             <w:pPr>
+              <w:spacing w:line="580" w:lineRule="exact"/>
               <w:jc w:val="center"/>
-              <w:spacing w:line="580" w:lineRule="exact"/>
             </w:pPr>
             <w:r>
               <w:rPr>
@@ -2839,14 +2814,13 @@
         </w:tc>
         <w:tc>
           <w:tcPr>
-            <w:tcW w:w="6021"/>
-            <w:tcW w:type="dxa"/>
+            <w:tcW w:w="6021" w:type="dxa"/>
           </w:tcPr>
           <w:p>
             <w:pPr>
               <w:bidi/>
+              <w:spacing w:line="580" w:lineRule="exact"/>
               <w:jc w:val="right"/>
-              <w:spacing w:line="580" w:lineRule="exact"/>
             </w:pPr>
             <w:r>
               <w:rPr>
@@ -2863,13 +2837,12 @@
       <w:tr>
         <w:tc>
           <w:tcPr>
-            <w:tcW w:w="2200"/>
-            <w:tcW w:type="dxa"/>
+            <w:tcW w:w="2200" w:type="dxa"/>
           </w:tcPr>
           <w:p>
             <w:pPr>
+              <w:spacing w:line="580" w:lineRule="exact"/>
               <w:jc w:val="center"/>
-              <w:spacing w:line="580" w:lineRule="exact"/>
             </w:pPr>
             <w:r>
               <w:rPr>
@@ -2883,14 +2856,13 @@
         </w:tc>
         <w:tc>
           <w:tcPr>
-            <w:tcW w:w="6021"/>
-            <w:tcW w:type="dxa"/>
+            <w:tcW w:w="6021" w:type="dxa"/>
           </w:tcPr>
           <w:p>
             <w:pPr>
               <w:bidi/>
+              <w:spacing w:line="580" w:lineRule="exact"/>
               <w:jc w:val="right"/>
-              <w:spacing w:line="580" w:lineRule="exact"/>
             </w:pPr>
             <w:r>
               <w:rPr>
@@ -2907,13 +2879,12 @@
       <w:tr>
         <w:tc>
           <w:tcPr>
-            <w:tcW w:w="2200"/>
-            <w:tcW w:type="dxa"/>
+            <w:tcW w:w="2200" w:type="dxa"/>
           </w:tcPr>
           <w:p>
             <w:pPr>
+              <w:spacing w:line="580" w:lineRule="exact"/>
               <w:jc w:val="center"/>
-              <w:spacing w:line="580" w:lineRule="exact"/>
             </w:pPr>
             <w:r>
               <w:rPr>
@@ -2927,14 +2898,13 @@
         </w:tc>
         <w:tc>
           <w:tcPr>
-            <w:tcW w:w="6021"/>
-            <w:tcW w:type="dxa"/>
+            <w:tcW w:w="6021" w:type="dxa"/>
           </w:tcPr>
           <w:p>
             <w:pPr>
               <w:bidi/>
+              <w:spacing w:line="580" w:lineRule="exact"/>
               <w:jc w:val="right"/>
-              <w:spacing w:line="580" w:lineRule="exact"/>
             </w:pPr>
             <w:r>
               <w:rPr>
@@ -2951,13 +2921,12 @@
       <w:tr>
         <w:tc>
           <w:tcPr>
-            <w:tcW w:w="2200"/>
-            <w:tcW w:type="dxa"/>
+            <w:tcW w:w="2200" w:type="dxa"/>
           </w:tcPr>
           <w:p>
             <w:pPr>
+              <w:spacing w:line="580" w:lineRule="exact"/>
               <w:jc w:val="center"/>
-              <w:spacing w:line="580" w:lineRule="exact"/>
             </w:pPr>
             <w:r>
               <w:rPr>
@@ -2971,14 +2940,13 @@
         </w:tc>
         <w:tc>
           <w:tcPr>
-            <w:tcW w:w="6021"/>
-            <w:tcW w:type="dxa"/>
+            <w:tcW w:w="6021" w:type="dxa"/>
           </w:tcPr>
           <w:p>
             <w:pPr>
               <w:bidi/>
+              <w:spacing w:line="580" w:lineRule="exact"/>
               <w:jc w:val="right"/>
-              <w:spacing w:line="580" w:lineRule="exact"/>
             </w:pPr>
             <w:r>
               <w:rPr>
@@ -2995,13 +2963,12 @@
       <w:tr>
         <w:tc>
           <w:tcPr>
-            <w:tcW w:w="2200"/>
-            <w:tcW w:type="dxa"/>
+            <w:tcW w:w="2200" w:type="dxa"/>
           </w:tcPr>
           <w:p>
             <w:pPr>
+              <w:spacing w:line="580" w:lineRule="exact"/>
               <w:jc w:val="center"/>
-              <w:spacing w:line="580" w:lineRule="exact"/>
             </w:pPr>
             <w:r>
               <w:rPr>
@@ -3015,14 +2982,13 @@
         </w:tc>
         <w:tc>
           <w:tcPr>
-            <w:tcW w:w="6021"/>
-            <w:tcW w:type="dxa"/>
+            <w:tcW w:w="6021" w:type="dxa"/>
           </w:tcPr>
           <w:p>
             <w:pPr>
               <w:bidi/>
+              <w:spacing w:line="580" w:lineRule="exact"/>
               <w:jc w:val="right"/>
-              <w:spacing w:line="580" w:lineRule="exact"/>
             </w:pPr>
             <w:r>
               <w:rPr>
@@ -3042,7 +3008,7 @@
         <w:sectPr>
           <w:footerReference w:type="default" r:id="rId21"/>
           <w:footnotePr>
-            <w:numFmt w:val="hindi"/>
+            <w:numFmt w:val="decimal"/>
             <w:numRestart w:val="eachPage"/>
           </w:footnotePr>
           <w:pgSz w:w="11906" w:h="16838"/>
@@ -3060,7 +3026,6 @@
         <w:spacing w:lineRule="exact" w:line="580" w:before="480" w:after="180"/>
         <w:jc w:val="center"/>
         <w:outlineLvl w:val="0"/>
-        <w:outlineLvl w:val="0"/>
       </w:pPr>
       <w:r>
         <w:rPr>
@@ -5903,12 +5868,12 @@
         <w:sectPr>
           <w:footerReference w:type="default" r:id="rId22"/>
           <w:footnotePr>
-            <w:numFmt w:val="hindi"/>
+            <w:numFmt w:val="decimal"/>
             <w:numRestart w:val="eachPage"/>
           </w:footnotePr>
           <w:pgSz w:w="11906" w:h="16838"/>
           <w:pgMar w:top="1701" w:right="2268" w:bottom="1417" w:left="1417" w:header="720" w:footer="567" w:gutter="0"/>
-          <w:pgNumType w:fmt="hindi" w:start="1"/>
+          <w:pgNumType w:fmt="decimal" w:start="1"/>
           <w:cols w:space="720"/>
           <w:titlePg/>
           <w:bidi/>
@@ -5922,7 +5887,6 @@
         <w:spacing w:lineRule="exact" w:line="580" w:before="480" w:after="180"/>
         <w:jc w:val="center"/>
         <w:outlineLvl w:val="0"/>
-        <w:outlineLvl w:val="0"/>
       </w:pPr>
       <w:r>
         <w:rPr>
@@ -8051,9 +8015,9 @@
     <w:tbl>
       <w:tblPr>
         <w:tblStyle w:val="TableGrid"/>
+        <w:bidiVisual/>
         <w:tblW w:type="auto" w:w="0"/>
         <w:tblLook w:firstColumn="1" w:firstRow="1" w:lastColumn="0" w:lastRow="0" w:noHBand="0" w:noVBand="1" w:val="04A0"/>
-        <w:bidiVisual/>
       </w:tblPr>
       <w:tblGrid>
         <w:gridCol w:w="2740"/>
@@ -10532,9 +10496,9 @@
     <w:tbl>
       <w:tblPr>
         <w:tblStyle w:val="TableGrid"/>
+        <w:bidiVisual/>
         <w:tblW w:type="auto" w:w="0"/>
         <w:tblLook w:firstColumn="1" w:firstRow="1" w:lastColumn="0" w:lastRow="0" w:noHBand="0" w:noVBand="1" w:val="04A0"/>
-        <w:bidiVisual/>
       </w:tblPr>
       <w:tblGrid>
         <w:gridCol w:w="2740"/>
@@ -11096,12 +11060,12 @@
         <w:sectPr>
           <w:footerReference w:type="default" r:id="rId22"/>
           <w:footnotePr>
-            <w:numFmt w:val="hindi"/>
+            <w:numFmt w:val="decimal"/>
             <w:numRestart w:val="eachPage"/>
           </w:footnotePr>
           <w:pgSz w:w="11906" w:h="16838"/>
           <w:pgMar w:top="1701" w:right="2268" w:bottom="1417" w:left="1417" w:header="720" w:footer="567" w:gutter="0"/>
-          <w:pgNumType w:fmt="hindi"/>
+          <w:pgNumType w:fmt="decimal"/>
           <w:cols w:space="720"/>
           <w:titlePg/>
           <w:bidi/>
@@ -11115,7 +11079,6 @@
         <w:spacing w:lineRule="exact" w:line="580" w:before="480" w:after="180"/>
         <w:jc w:val="center"/>
         <w:outlineLvl w:val="0"/>
-        <w:outlineLvl w:val="0"/>
       </w:pPr>
       <w:r>
         <w:rPr>
@@ -12149,9 +12112,9 @@
     <w:tbl>
       <w:tblPr>
         <w:tblStyle w:val="TableGrid"/>
+        <w:bidiVisual/>
         <w:tblW w:type="auto" w:w="0"/>
         <w:tblLook w:firstColumn="1" w:firstRow="1" w:lastColumn="0" w:lastRow="0" w:noHBand="0" w:noVBand="1" w:val="04A0"/>
-        <w:bidiVisual/>
       </w:tblPr>
       <w:tblGrid>
         <w:gridCol w:w="1644"/>
@@ -13487,12 +13450,12 @@
         <w:sectPr>
           <w:footerReference w:type="default" r:id="rId22"/>
           <w:footnotePr>
-            <w:numFmt w:val="hindi"/>
+            <w:numFmt w:val="decimal"/>
             <w:numRestart w:val="eachPage"/>
           </w:footnotePr>
           <w:pgSz w:w="11906" w:h="16838"/>
           <w:pgMar w:top="1701" w:right="2268" w:bottom="1417" w:left="1417" w:header="720" w:footer="567" w:gutter="0"/>
-          <w:pgNumType w:fmt="hindi"/>
+          <w:pgNumType w:fmt="decimal"/>
           <w:cols w:space="720"/>
           <w:titlePg/>
           <w:bidi/>
@@ -13772,13 +13735,13 @@
     </w:p>
     <w:tbl>
       <w:tblPr>
+        <w:bidiVisual/>
         <w:tblW w:type="auto" w:w="0"/>
-        <w:tblLook w:firstColumn="1" w:firstRow="1" w:lastColumn="0" w:lastRow="0" w:noHBand="0" w:noVBand="1" w:val="04A0"/>
         <w:tblBorders>
           <w:top w:val="single" w:sz="12" w:space="0" w:color="000000"/>
           <w:bottom w:val="single" w:sz="12" w:space="0" w:color="000000"/>
         </w:tblBorders>
-        <w:bidiVisual/>
+        <w:tblLook w:firstColumn="1" w:firstRow="1" w:lastColumn="0" w:lastRow="0" w:noHBand="0" w:noVBand="1" w:val="04A0"/>
       </w:tblPr>
       <w:tblGrid>
         <w:gridCol w:w="2740"/>
@@ -14533,13 +14496,13 @@
     </w:p>
     <w:tbl>
       <w:tblPr>
+        <w:bidiVisual/>
         <w:tblW w:type="auto" w:w="0"/>
-        <w:tblLook w:firstColumn="1" w:firstRow="1" w:lastColumn="0" w:lastRow="0" w:noHBand="0" w:noVBand="1" w:val="04A0"/>
         <w:tblBorders>
           <w:top w:val="single" w:sz="12" w:space="0" w:color="000000"/>
           <w:bottom w:val="single" w:sz="12" w:space="0" w:color="000000"/>
         </w:tblBorders>
-        <w:bidiVisual/>
+        <w:tblLook w:firstColumn="1" w:firstRow="1" w:lastColumn="0" w:lastRow="0" w:noHBand="0" w:noVBand="1" w:val="04A0"/>
       </w:tblPr>
       <w:tblGrid>
         <w:gridCol w:w="2055"/>
@@ -16486,13 +16449,13 @@
     </w:p>
     <w:tbl>
       <w:tblPr>
+        <w:bidiVisual/>
         <w:tblW w:type="auto" w:w="0"/>
-        <w:tblLook w:firstColumn="1" w:firstRow="1" w:lastColumn="0" w:lastRow="0" w:noHBand="0" w:noVBand="1" w:val="04A0"/>
         <w:tblBorders>
           <w:top w:val="single" w:sz="12" w:space="0" w:color="000000"/>
           <w:bottom w:val="single" w:sz="12" w:space="0" w:color="000000"/>
         </w:tblBorders>
-        <w:bidiVisual/>
+        <w:tblLook w:firstColumn="1" w:firstRow="1" w:lastColumn="0" w:lastRow="0" w:noHBand="0" w:noVBand="1" w:val="04A0"/>
       </w:tblPr>
       <w:tblGrid>
         <w:gridCol w:w="2055"/>
@@ -18373,13 +18336,13 @@
     </w:p>
     <w:tbl>
       <w:tblPr>
+        <w:bidiVisual/>
         <w:tblW w:type="auto" w:w="0"/>
-        <w:tblLook w:firstColumn="1" w:firstRow="1" w:lastColumn="0" w:lastRow="0" w:noHBand="0" w:noVBand="1" w:val="04A0"/>
         <w:tblBorders>
           <w:top w:val="single" w:sz="12" w:space="0" w:color="000000"/>
           <w:bottom w:val="single" w:sz="12" w:space="0" w:color="000000"/>
         </w:tblBorders>
-        <w:bidiVisual/>
+        <w:tblLook w:firstColumn="1" w:firstRow="1" w:lastColumn="0" w:lastRow="0" w:noHBand="0" w:noVBand="1" w:val="04A0"/>
       </w:tblPr>
       <w:tblGrid>
         <w:gridCol w:w="913"/>
@@ -19341,13 +19304,13 @@
     </w:p>
     <w:tbl>
       <w:tblPr>
+        <w:bidiVisual/>
         <w:tblW w:type="auto" w:w="0"/>
-        <w:tblLook w:firstColumn="1" w:firstRow="1" w:lastColumn="0" w:lastRow="0" w:noHBand="0" w:noVBand="1" w:val="04A0"/>
         <w:tblBorders>
           <w:top w:val="single" w:sz="12" w:space="0" w:color="000000"/>
           <w:bottom w:val="single" w:sz="12" w:space="0" w:color="000000"/>
         </w:tblBorders>
-        <w:bidiVisual/>
+        <w:tblLook w:firstColumn="1" w:firstRow="1" w:lastColumn="0" w:lastRow="0" w:noHBand="0" w:noVBand="1" w:val="04A0"/>
       </w:tblPr>
       <w:tblGrid>
         <w:gridCol w:w="2740"/>
@@ -20858,13 +20821,13 @@
     </w:p>
     <w:tbl>
       <w:tblPr>
+        <w:bidiVisual/>
         <w:tblW w:type="auto" w:w="0"/>
-        <w:tblLook w:firstColumn="1" w:firstRow="1" w:lastColumn="0" w:lastRow="0" w:noHBand="0" w:noVBand="1" w:val="04A0"/>
         <w:tblBorders>
           <w:top w:val="single" w:sz="12" w:space="0" w:color="000000"/>
           <w:bottom w:val="single" w:sz="12" w:space="0" w:color="000000"/>
         </w:tblBorders>
-        <w:bidiVisual/>
+        <w:tblLook w:firstColumn="1" w:firstRow="1" w:lastColumn="0" w:lastRow="0" w:noHBand="0" w:noVBand="1" w:val="04A0"/>
       </w:tblPr>
       <w:tblGrid>
         <w:gridCol w:w="2055"/>
@@ -21600,13 +21563,13 @@
     </w:p>
     <w:tbl>
       <w:tblPr>
+        <w:bidiVisual/>
         <w:tblW w:type="auto" w:w="0"/>
-        <w:tblLook w:firstColumn="1" w:firstRow="1" w:lastColumn="0" w:lastRow="0" w:noHBand="0" w:noVBand="1" w:val="04A0"/>
         <w:tblBorders>
           <w:top w:val="single" w:sz="12" w:space="0" w:color="000000"/>
           <w:bottom w:val="single" w:sz="12" w:space="0" w:color="000000"/>
         </w:tblBorders>
-        <w:bidiVisual/>
+        <w:tblLook w:firstColumn="1" w:firstRow="1" w:lastColumn="0" w:lastRow="0" w:noHBand="0" w:noVBand="1" w:val="04A0"/>
       </w:tblPr>
       <w:tblGrid>
         <w:gridCol w:w="1370"/>
@@ -23052,13 +23015,13 @@
     </w:p>
     <w:tbl>
       <w:tblPr>
+        <w:bidiVisual/>
         <w:tblW w:type="auto" w:w="0"/>
-        <w:tblLook w:firstColumn="1" w:firstRow="1" w:lastColumn="0" w:lastRow="0" w:noHBand="0" w:noVBand="1" w:val="04A0"/>
         <w:tblBorders>
           <w:top w:val="single" w:sz="12" w:space="0" w:color="000000"/>
           <w:bottom w:val="single" w:sz="12" w:space="0" w:color="000000"/>
         </w:tblBorders>
-        <w:bidiVisual/>
+        <w:tblLook w:firstColumn="1" w:firstRow="1" w:lastColumn="0" w:lastRow="0" w:noHBand="0" w:noVBand="1" w:val="04A0"/>
       </w:tblPr>
       <w:tblGrid>
         <w:gridCol w:w="4110"/>
@@ -23682,13 +23645,13 @@
     </w:p>
     <w:tbl>
       <w:tblPr>
+        <w:bidiVisual/>
         <w:tblW w:type="auto" w:w="0"/>
-        <w:tblLook w:firstColumn="1" w:firstRow="1" w:lastColumn="0" w:lastRow="0" w:noHBand="0" w:noVBand="1" w:val="04A0"/>
         <w:tblBorders>
           <w:top w:val="single" w:sz="12" w:space="0" w:color="000000"/>
           <w:bottom w:val="single" w:sz="12" w:space="0" w:color="000000"/>
         </w:tblBorders>
-        <w:bidiVisual/>
+        <w:tblLook w:firstColumn="1" w:firstRow="1" w:lastColumn="0" w:lastRow="0" w:noHBand="0" w:noVBand="1" w:val="04A0"/>
       </w:tblPr>
       <w:tblGrid>
         <w:gridCol w:w="2740"/>
@@ -24047,29 +24010,17 @@
         <w:t xml:space="preserve">در مجموع، هر چهار فرضیه پژوهش تأیید شدند. یافته‌ها نشان می‌دهند که اضطراب صفتی هم به‌طور مستقیم و هم به‌طور غیرمستقیم (از مسیر طرحواره‌های ناسازگار اولیه) با رفتارهای مالی پرخطر پیوند دارد و بخش معناداری از این پیوند از مسیر میانجی می‌گذرد. در تفسیر این یافته‌ها دو احتیاط لازم است: نخست، طرح پژوهش مقطعی است و هیچ‌یک از این روابط، رابطه علّی را اثبات نمی‌کنند؛ دوم، حجم نمونه نهایی (۱۸۵ نفر) از حداقل ۲۰۰ نفرِ مورد نیاز برای مدل‌سازی معادلات ساختاری کمتر است، از این رو نتایج بخش ۴-۹ جنبه تکمیلی و مقدماتی دارند و تعمیم آن‌ها نیازمند نمونه بزرگ‌تر است.</w:t>
       </w:r>
     </w:p>
-    <w:sectPr>
-      <w:footerReference w:type="default" r:id="rId9"/>
-      <w:footnotePr>
-        <w:numFmt w:val="hindi"/>
-        <w:numRestart w:val="eachPage"/>
-      </w:footnotePr>
-      <w:pgSz w:w="11906" w:h="16838"/>
-      <w:pgMar w:top="1701" w:right="2268" w:bottom="1417" w:left="1417" w:header="720" w:footer="567" w:gutter="0"/>
-      <w:cols w:space="720"/>
-      <w:bidi/>
-      <w:docGrid w:linePitch="360"/>
-    </w:sectPr>
     <w:p>
       <w:pPr>
         <w:sectPr>
           <w:footerReference w:type="default" r:id="rId22"/>
           <w:footnotePr>
-            <w:numFmt w:val="hindi"/>
+            <w:numFmt w:val="decimal"/>
             <w:numRestart w:val="eachPage"/>
           </w:footnotePr>
           <w:pgSz w:w="11906" w:h="16838"/>
           <w:pgMar w:top="1701" w:right="2268" w:bottom="1417" w:left="1417" w:header="720" w:footer="567" w:gutter="0"/>
-          <w:pgNumType w:fmt="hindi"/>
+          <w:pgNumType w:fmt="decimal"/>
           <w:cols w:space="720"/>
           <w:titlePg/>
           <w:bidi/>
@@ -25022,9 +24973,9 @@
     <w:p>
       <w:pPr>
         <w:bidi/>
+        <w:spacing w:line="580" w:lineRule="exact"/>
         <w:jc w:val="right"/>
         <w:outlineLvl w:val="0"/>
-        <w:spacing w:line="580" w:lineRule="exact"/>
       </w:pPr>
       <w:r>
         <w:rPr>
@@ -25041,8 +24992,8 @@
     <w:p>
       <w:pPr>
         <w:bidi/>
+        <w:spacing w:line="580" w:lineRule="exact"/>
         <w:jc w:val="right"/>
-        <w:spacing w:line="580" w:lineRule="exact"/>
       </w:pPr>
       <w:r>
         <w:rPr>
@@ -25059,8 +25010,24 @@
     <w:p>
       <w:pPr>
         <w:bidi/>
+        <w:spacing w:line="580" w:lineRule="exact" w:after="40"/>
         <w:jc w:val="right"/>
+      </w:pPr>
+      <w:r>
+        <w:rPr>
+          <w:rFonts w:ascii="B Nazanin" w:hAnsi="B Nazanin" w:cs="B Nazanin"/>
+          <w:sz w:val="24"/>
+          <w:szCs w:val="24"/>
+          <w:rtl/>
+        </w:rPr>
+        <w:t>امیدی، ع.، کدیور، پ.، و فرزاد، و. (۱۳۹۲). رابطه بین طرحواره‌های ناسازگار اولیه، سبک‌های فرزندپروری و سبک‌های هویت با گرایش به اعتیاد. اعتیاد پژوهی، ۷(۲۷)، ۹-۲۶.</w:t>
+      </w:r>
+    </w:p>
+    <w:p>
+      <w:pPr>
+        <w:bidi/>
         <w:spacing w:line="580" w:lineRule="exact" w:after="40"/>
+        <w:jc w:val="right"/>
       </w:pPr>
       <w:r>
         <w:rPr>
@@ -25069,14 +25036,30 @@
           <w:szCs w:val="24"/>
           <w:rtl/>
         </w:rPr>
-        <w:t>امیدی، ع.، کدیور، پ.، و فرزاد، و. (۱۳۹۲). رابطه بین طرحواره‌های ناسازگار اولیه، سبک‌های فرزندپروری و سبک‌های هویت با گرایش به اعتیاد. اعتیاد پژوهی، ۷(۲۷)، ۹-۲۶.</w:t>
+        <w:t>امیدی، ع.، کدیور، پ.، و فرزاد، و. (۱۳۹۲). رابطه بین طرحواره‌های ناسازگار اولیه، سبک‌های فرزندپروری و سبک‌های هویت با گرایش به اعتیاد. اعتیادپژوهی، ۷(۲۷)، ۹-۲۶.</w:t>
       </w:r>
     </w:p>
     <w:p>
       <w:pPr>
         <w:bidi/>
+        <w:spacing w:line="580" w:lineRule="exact" w:after="40"/>
         <w:jc w:val="right"/>
+      </w:pPr>
+      <w:r>
+        <w:rPr>
+          <w:rFonts w:ascii="B Nazanin" w:hAnsi="B Nazanin" w:cs="B Nazanin"/>
+          <w:sz w:val="24"/>
+          <w:szCs w:val="24"/>
+          <w:rtl/>
+        </w:rPr>
+        <w:t>بشارت، محمدعلی؛ رستمی، رضا؛ پورنقاش، سید عباس؛ و گراوند، فریبرز. (۱۳۹۵). بررسی ساختار عاملی و ویژگی‌های روان‌سنجی پرسشنامه اضطراب حالت-صفت اسپیلبرگر در نمونه‌ای از دانشجویان. فصلنامه اندازه‌گیری تربیتی، ۷(۲۵)، ۷۷-۹۸.</w:t>
+      </w:r>
+    </w:p>
+    <w:p>
+      <w:pPr>
+        <w:bidi/>
         <w:spacing w:line="580" w:lineRule="exact" w:after="40"/>
+        <w:jc w:val="right"/>
       </w:pPr>
       <w:r>
         <w:rPr>
@@ -25085,14 +25068,30 @@
           <w:szCs w:val="24"/>
           <w:rtl/>
         </w:rPr>
-        <w:t>امیدی، ع.، کدیور، پ.، و فرزاد، و. (۱۳۹۲). رابطه بین طرحواره‌های ناسازگار اولیه، سبک‌های فرزندپروری و سبک‌های هویت با گرایش به اعتیاد. اعتیادپژوهی، ۷(۲۷)، ۹-۲۶.</w:t>
+        <w:t>بهدیو، ع.، نمازی، م.، و خواجوی، ش. (۱۳۹۸). ارائه مدلی برای بررسی تأثیرات ترکیبی ریسک‌پذیری، ویژگی‌های فردی و فرهنگی بر بروز رفتار توده‌وار سرمایه‌گذاران در بورس اوراق بهادار تهران. پژوهش های حسابداری مالی و حسابرسی، ۱۱(۴۲)، ۱-۲۶.</w:t>
       </w:r>
     </w:p>
     <w:p>
       <w:pPr>
         <w:bidi/>
+        <w:spacing w:line="580" w:lineRule="exact" w:after="40"/>
         <w:jc w:val="right"/>
+      </w:pPr>
+      <w:r>
+        <w:rPr>
+          <w:rFonts w:ascii="B Nazanin" w:hAnsi="B Nazanin" w:cs="B Nazanin"/>
+          <w:sz w:val="24"/>
+          <w:szCs w:val="24"/>
+          <w:rtl/>
+        </w:rPr>
+        <w:t>ستایش، م. ح.، کاظم‌پور، م.، و دلالی اصفهانی، ر. (۱۳۹۹). بررسی نقش منابع اطلاعاتی بر رابطه میان ویژگی‌های شخصیتی و رفتار معاملاتی سرمایه‌گذاران حقیقی در بورس اوراق بهادار تهران. مطالعات مدیریت مالی، ۸(۱۶)، ۲۹-۶۱.</w:t>
+      </w:r>
+    </w:p>
+    <w:p>
+      <w:pPr>
+        <w:bidi/>
         <w:spacing w:line="580" w:lineRule="exact" w:after="40"/>
+        <w:jc w:val="right"/>
       </w:pPr>
       <w:r>
         <w:rPr>
@@ -25101,14 +25100,30 @@
           <w:szCs w:val="24"/>
           <w:rtl/>
         </w:rPr>
-        <w:t>بشارت، محمدعلی؛ رستمی، رضا؛ پورنقاش، سید عباس؛ و گراوند، فریبرز. (۱۳۹۵). بررسی ساختار عاملی و ویژگی‌های روان‌سنجی پرسشنامه اضطراب حالت-صفت اسپیلبرگر در نمونه‌ای از دانشجویان. فصلنامه اندازه‌گیری تربیتی، ۷(۲۵)، ۷۷-۹۸.</w:t>
+        <w:t>طالبی، محمد؛ یحیی‌زاده‌فر، محمود؛ و سعیدی، پرویز. (۱۳۹۸). اعتباریابی مقیاس تحمل ریسک مالی گرابل و لایتون در بورس اوراق بهادار تهران. فصلنامه علمی-پژوهشی دانش سرمایه‌گذاری، ۸(۳۱)، ۱۵۱-۱۶۸.</w:t>
       </w:r>
     </w:p>
     <w:p>
       <w:pPr>
         <w:bidi/>
+        <w:spacing w:line="580" w:lineRule="exact" w:after="40"/>
         <w:jc w:val="right"/>
+      </w:pPr>
+      <w:r>
+        <w:rPr>
+          <w:rFonts w:ascii="B Nazanin" w:hAnsi="B Nazanin" w:cs="B Nazanin"/>
+          <w:sz w:val="24"/>
+          <w:szCs w:val="24"/>
+          <w:rtl/>
+        </w:rPr>
+        <w:t>فروغی، د.، و تهرانی، ر. (۱۳۹۷). نقش سواد مالی در تعدیل رابطه بین سوگیری های رفتاری و عملکرد سرمایه گذاری در بورس اوراق بهادار تهران. تحقیقات مالی، ۲۰) ۲(، ۱۸۹-۲۰۸.</w:t>
+      </w:r>
+    </w:p>
+    <w:p>
+      <w:pPr>
+        <w:bidi/>
         <w:spacing w:line="580" w:lineRule="exact" w:after="40"/>
+        <w:jc w:val="right"/>
       </w:pPr>
       <w:r>
         <w:rPr>
@@ -25117,14 +25132,30 @@
           <w:szCs w:val="24"/>
           <w:rtl/>
         </w:rPr>
-        <w:t>بهدیو، ع.، نمازی، م.، و خواجوی، ش. (۱۳۹۸). ارائه مدلی برای بررسی تأثیرات ترکیبی ریسک‌پذیری، ویژگی‌های فردی و فرهنگی بر بروز رفتار توده‌وار سرمایه‌گذاران در بورس اوراق بهادار تهران. پژوهش های حسابداری مالی و حسابرسی، ۱۱(۴۲)، ۱-۲۶.</w:t>
+        <w:t>فروغی، د.، و تهرانی، ر. (۱۳۹۷). نقش سواد مالی در تعدیل رابطه بین سوگیری های رفتاری و عملکرد سرمایه گذاری در بورس اوراق بهادار تهران. تحقیقات مالی، ۲۰(۲)، ۱۸۹-۲۰۸.</w:t>
       </w:r>
     </w:p>
     <w:p>
       <w:pPr>
         <w:bidi/>
+        <w:spacing w:line="580" w:lineRule="exact" w:after="40"/>
         <w:jc w:val="right"/>
+      </w:pPr>
+      <w:r>
+        <w:rPr>
+          <w:rFonts w:ascii="B Nazanin" w:hAnsi="B Nazanin" w:cs="B Nazanin"/>
+          <w:sz w:val="24"/>
+          <w:szCs w:val="24"/>
+          <w:rtl/>
+        </w:rPr>
+        <w:t>فلاح، م.، و خدایی، ا. (۱۳۹۸). رابطه هوش هیجانی و سبک های تصمیم گیری با عملکرد سرمایه گذاری در بورس اوراق بهادار تهران. فصلنامه علمی پژوهشی دانش مالی تحلیل اوراق بهادار، ۱۲) ۴۲(، ۱-۱۶.</w:t>
+      </w:r>
+    </w:p>
+    <w:p>
+      <w:pPr>
+        <w:bidi/>
         <w:spacing w:line="580" w:lineRule="exact" w:after="40"/>
+        <w:jc w:val="right"/>
       </w:pPr>
       <w:r>
         <w:rPr>
@@ -25133,14 +25164,30 @@
           <w:szCs w:val="24"/>
           <w:rtl/>
         </w:rPr>
-        <w:t>ستایش، م. ح.، کاظم‌پور، م.، و دلالی اصفهانی، ر. (۱۳۹۹). بررسی نقش منابع اطلاعاتی بر رابطه میان ویژگی‌های شخصیتی و رفتار معاملاتی سرمایه‌گذاران حقیقی در بورس اوراق بهادار تهران. مطالعات مدیریت مالی، ۸(۱۶)، ۲۹-۶۱.</w:t>
+        <w:t>فلاح، م.، و خدایی، ا. (۱۳۹۸). رابطه هوش هیجانی و سبک های تصمیم گیری با عملکرد سرمایه گذاری در بورس اوراق بهادار تهران. فصلنامه علمی-پژوهشی دانش مالی تحلیل اوراق بهادار، ۱۲(۴۲)، ۱-۱۶.</w:t>
       </w:r>
     </w:p>
     <w:p>
       <w:pPr>
         <w:bidi/>
+        <w:spacing w:line="580" w:lineRule="exact" w:after="40"/>
         <w:jc w:val="right"/>
+      </w:pPr>
+      <w:r>
+        <w:rPr>
+          <w:rFonts w:ascii="B Nazanin" w:hAnsi="B Nazanin" w:cs="B Nazanin"/>
+          <w:sz w:val="24"/>
+          <w:szCs w:val="24"/>
+          <w:rtl/>
+        </w:rPr>
+        <w:t>نوری، ر.، و هاشمیان، ک. (۱۳۹۶). رابطه بین طرحواره های ناسازگار اولیه و اضطراب اجتماعی در دانشجویان. مطالعات روانشناختی، ۱۳(۲)، ۱۴۱-۱۵۸.</w:t>
+      </w:r>
+    </w:p>
+    <w:p>
+      <w:pPr>
+        <w:bidi/>
         <w:spacing w:line="580" w:lineRule="exact" w:after="40"/>
+        <w:jc w:val="right"/>
       </w:pPr>
       <w:r>
         <w:rPr>
@@ -25149,110 +25196,14 @@
           <w:szCs w:val="24"/>
           <w:rtl/>
         </w:rPr>
-        <w:t>طالبی، محمد؛ یحیی‌زاده‌فر، محمود؛ و سعیدی، پرویز. (۱۳۹۸). اعتباریابی مقیاس تحمل ریسک مالی گرابل و لایتون در بورس اوراق بهادار تهران. فصلنامه علمی-پژوهشی دانش سرمایه‌گذاری، ۸(۳۱)، ۱۵۱-۱۶۸.</w:t>
+        <w:t>یوسفی، ناصر. (۱۳۹۶). ویژگی‌های روان‌سنجی نسخه فارسی پرسشنامه طرحواره یانگ (فرم کوتاه) در نمونه غیربالینی. مجله روانشناسی بالینی، ۹(۲)، ۹۱-۱۰۲.</w:t>
       </w:r>
     </w:p>
     <w:p>
       <w:pPr>
         <w:bidi/>
+        <w:spacing w:line="580" w:lineRule="exact"/>
         <w:jc w:val="right"/>
-        <w:spacing w:line="580" w:lineRule="exact" w:after="40"/>
-      </w:pPr>
-      <w:r>
-        <w:rPr>
-          <w:rFonts w:ascii="B Nazanin" w:hAnsi="B Nazanin" w:cs="B Nazanin"/>
-          <w:sz w:val="24"/>
-          <w:szCs w:val="24"/>
-          <w:rtl/>
-        </w:rPr>
-        <w:t>فروغی، د.، و تهرانی، ر. (۱۳۹۷). نقش سواد مالی در تعدیل رابطه بین سوگیری های رفتاری و عملکرد سرمایه گذاری در بورس اوراق بهادار تهران. تحقیقات مالی، ۲۰) ۲(، ۱۸۹-۲۰۸.</w:t>
-      </w:r>
-    </w:p>
-    <w:p>
-      <w:pPr>
-        <w:bidi/>
-        <w:jc w:val="right"/>
-        <w:spacing w:line="580" w:lineRule="exact" w:after="40"/>
-      </w:pPr>
-      <w:r>
-        <w:rPr>
-          <w:rFonts w:ascii="B Nazanin" w:hAnsi="B Nazanin" w:cs="B Nazanin"/>
-          <w:sz w:val="24"/>
-          <w:szCs w:val="24"/>
-          <w:rtl/>
-        </w:rPr>
-        <w:t>فروغی، د.، و تهرانی، ر. (۱۳۹۷). نقش سواد مالی در تعدیل رابطه بین سوگیری های رفتاری و عملکرد سرمایه گذاری در بورس اوراق بهادار تهران. تحقیقات مالی، ۲۰(۲)، ۱۸۹-۲۰۸.</w:t>
-      </w:r>
-    </w:p>
-    <w:p>
-      <w:pPr>
-        <w:bidi/>
-        <w:jc w:val="right"/>
-        <w:spacing w:line="580" w:lineRule="exact" w:after="40"/>
-      </w:pPr>
-      <w:r>
-        <w:rPr>
-          <w:rFonts w:ascii="B Nazanin" w:hAnsi="B Nazanin" w:cs="B Nazanin"/>
-          <w:sz w:val="24"/>
-          <w:szCs w:val="24"/>
-          <w:rtl/>
-        </w:rPr>
-        <w:t>فلاح، م.، و خدایی، ا. (۱۳۹۸). رابطه هوش هیجانی و سبک های تصمیم گیری با عملکرد سرمایه گذاری در بورس اوراق بهادار تهران. فصلنامه علمی پژوهشی دانش مالی تحلیل اوراق بهادار، ۱۲) ۴۲(، ۱-۱۶.</w:t>
-      </w:r>
-    </w:p>
-    <w:p>
-      <w:pPr>
-        <w:bidi/>
-        <w:jc w:val="right"/>
-        <w:spacing w:line="580" w:lineRule="exact" w:after="40"/>
-      </w:pPr>
-      <w:r>
-        <w:rPr>
-          <w:rFonts w:ascii="B Nazanin" w:hAnsi="B Nazanin" w:cs="B Nazanin"/>
-          <w:sz w:val="24"/>
-          <w:szCs w:val="24"/>
-          <w:rtl/>
-        </w:rPr>
-        <w:t>فلاح، م.، و خدایی، ا. (۱۳۹۸). رابطه هوش هیجانی و سبک های تصمیم گیری با عملکرد سرمایه گذاری در بورس اوراق بهادار تهران. فصلنامه علمی-پژوهشی دانش مالی تحلیل اوراق بهادار، ۱۲(۴۲)، ۱-۱۶.</w:t>
-      </w:r>
-    </w:p>
-    <w:p>
-      <w:pPr>
-        <w:bidi/>
-        <w:jc w:val="right"/>
-        <w:spacing w:line="580" w:lineRule="exact" w:after="40"/>
-      </w:pPr>
-      <w:r>
-        <w:rPr>
-          <w:rFonts w:ascii="B Nazanin" w:hAnsi="B Nazanin" w:cs="B Nazanin"/>
-          <w:sz w:val="24"/>
-          <w:szCs w:val="24"/>
-          <w:rtl/>
-        </w:rPr>
-        <w:t>نوری، ر.، و هاشمیان، ک. (۱۳۹۶). رابطه بین طرحواره های ناسازگار اولیه و اضطراب اجتماعی در دانشجویان. مطالعات روانشناختی، ۱۳(۲)، ۱۴۱-۱۵۸.</w:t>
-      </w:r>
-    </w:p>
-    <w:p>
-      <w:pPr>
-        <w:bidi/>
-        <w:jc w:val="right"/>
-        <w:spacing w:line="580" w:lineRule="exact" w:after="40"/>
-      </w:pPr>
-      <w:r>
-        <w:rPr>
-          <w:rFonts w:ascii="B Nazanin" w:hAnsi="B Nazanin" w:cs="B Nazanin"/>
-          <w:sz w:val="24"/>
-          <w:szCs w:val="24"/>
-          <w:rtl/>
-        </w:rPr>
-        <w:t>یوسفی، ناصر. (۱۳۹۶). ویژگی‌های روان‌سنجی نسخه فارسی پرسشنامه طرحواره یانگ (فرم کوتاه) در نمونه غیربالینی. مجله روانشناسی بالینی، ۹(۲)، ۹۱-۱۰۲.</w:t>
-      </w:r>
-    </w:p>
-    <w:p>
-      <w:pPr>
-        <w:bidi/>
-        <w:jc w:val="right"/>
-        <w:spacing w:line="580" w:lineRule="exact"/>
       </w:pPr>
       <w:r>
         <w:rPr>
@@ -25269,9 +25220,9 @@
     <w:p>
       <w:pPr>
         <w:bidi/>
-        <w:jc w:val="left"/>
         <w:spacing w:line="580" w:lineRule="exact" w:after="40"/>
         <w:ind w:left="720" w:hanging="720"/>
+        <w:jc w:val="left"/>
       </w:pPr>
       <w:r>
         <w:rPr>
@@ -25285,9 +25236,9 @@
     <w:p>
       <w:pPr>
         <w:bidi/>
-        <w:jc w:val="left"/>
         <w:spacing w:line="580" w:lineRule="exact" w:after="40"/>
         <w:ind w:left="720" w:hanging="720"/>
+        <w:jc w:val="left"/>
       </w:pPr>
       <w:r>
         <w:rPr>
@@ -25301,9 +25252,9 @@
     <w:p>
       <w:pPr>
         <w:bidi/>
-        <w:jc w:val="left"/>
         <w:spacing w:line="580" w:lineRule="exact" w:after="40"/>
         <w:ind w:left="720" w:hanging="720"/>
+        <w:jc w:val="left"/>
       </w:pPr>
       <w:r>
         <w:rPr>
@@ -25317,9 +25268,9 @@
     <w:p>
       <w:pPr>
         <w:bidi/>
-        <w:jc w:val="left"/>
         <w:spacing w:line="580" w:lineRule="exact" w:after="40"/>
         <w:ind w:left="720" w:hanging="720"/>
+        <w:jc w:val="left"/>
       </w:pPr>
       <w:r>
         <w:rPr>
@@ -25333,9 +25284,9 @@
     <w:p>
       <w:pPr>
         <w:bidi/>
-        <w:jc w:val="left"/>
         <w:spacing w:line="580" w:lineRule="exact" w:after="40"/>
         <w:ind w:left="720" w:hanging="720"/>
+        <w:jc w:val="left"/>
       </w:pPr>
       <w:r>
         <w:rPr>
@@ -25349,9 +25300,9 @@
     <w:p>
       <w:pPr>
         <w:bidi/>
-        <w:jc w:val="left"/>
         <w:spacing w:line="580" w:lineRule="exact" w:after="40"/>
         <w:ind w:left="720" w:hanging="720"/>
+        <w:jc w:val="left"/>
       </w:pPr>
       <w:r>
         <w:rPr>
@@ -25365,9 +25316,9 @@
     <w:p>
       <w:pPr>
         <w:bidi/>
-        <w:jc w:val="left"/>
         <w:spacing w:line="580" w:lineRule="exact" w:after="40"/>
         <w:ind w:left="720" w:hanging="720"/>
+        <w:jc w:val="left"/>
       </w:pPr>
       <w:r>
         <w:rPr>
@@ -25381,9 +25332,9 @@
     <w:p>
       <w:pPr>
         <w:bidi/>
-        <w:jc w:val="left"/>
         <w:spacing w:line="580" w:lineRule="exact" w:after="40"/>
         <w:ind w:left="720" w:hanging="720"/>
+        <w:jc w:val="left"/>
       </w:pPr>
       <w:r>
         <w:rPr>
@@ -25397,9 +25348,9 @@
     <w:p>
       <w:pPr>
         <w:bidi/>
-        <w:jc w:val="left"/>
         <w:spacing w:line="580" w:lineRule="exact" w:after="40"/>
         <w:ind w:left="720" w:hanging="720"/>
+        <w:jc w:val="left"/>
       </w:pPr>
       <w:r>
         <w:rPr>
@@ -25413,9 +25364,9 @@
     <w:p>
       <w:pPr>
         <w:bidi/>
-        <w:jc w:val="left"/>
         <w:spacing w:line="580" w:lineRule="exact" w:after="40"/>
         <w:ind w:left="720" w:hanging="720"/>
+        <w:jc w:val="left"/>
       </w:pPr>
       <w:r>
         <w:rPr>
@@ -25429,9 +25380,9 @@
     <w:p>
       <w:pPr>
         <w:bidi/>
-        <w:jc w:val="left"/>
         <w:spacing w:line="580" w:lineRule="exact" w:after="40"/>
         <w:ind w:left="720" w:hanging="720"/>
+        <w:jc w:val="left"/>
       </w:pPr>
       <w:r>
         <w:rPr>
@@ -25445,9 +25396,9 @@
     <w:p>
       <w:pPr>
         <w:bidi/>
-        <w:jc w:val="left"/>
         <w:spacing w:line="580" w:lineRule="exact" w:after="40"/>
         <w:ind w:left="720" w:hanging="720"/>
+        <w:jc w:val="left"/>
       </w:pPr>
       <w:r>
         <w:rPr>
@@ -25461,9 +25412,9 @@
     <w:p>
       <w:pPr>
         <w:bidi/>
-        <w:jc w:val="left"/>
         <w:spacing w:line="580" w:lineRule="exact" w:after="40"/>
         <w:ind w:left="720" w:hanging="720"/>
+        <w:jc w:val="left"/>
       </w:pPr>
       <w:r>
         <w:rPr>
@@ -25477,9 +25428,9 @@
     <w:p>
       <w:pPr>
         <w:bidi/>
-        <w:jc w:val="left"/>
         <w:spacing w:line="580" w:lineRule="exact" w:after="40"/>
         <w:ind w:left="720" w:hanging="720"/>
+        <w:jc w:val="left"/>
       </w:pPr>
       <w:r>
         <w:rPr>
@@ -25493,9 +25444,9 @@
     <w:p>
       <w:pPr>
         <w:bidi/>
-        <w:jc w:val="left"/>
         <w:spacing w:line="580" w:lineRule="exact" w:after="40"/>
         <w:ind w:left="720" w:hanging="720"/>
+        <w:jc w:val="left"/>
       </w:pPr>
       <w:r>
         <w:rPr>
@@ -25509,9 +25460,9 @@
     <w:p>
       <w:pPr>
         <w:bidi/>
-        <w:jc w:val="left"/>
         <w:spacing w:line="580" w:lineRule="exact" w:after="40"/>
         <w:ind w:left="720" w:hanging="720"/>
+        <w:jc w:val="left"/>
       </w:pPr>
       <w:r>
         <w:rPr>
@@ -25525,9 +25476,9 @@
     <w:p>
       <w:pPr>
         <w:bidi/>
-        <w:jc w:val="left"/>
         <w:spacing w:line="580" w:lineRule="exact" w:after="40"/>
         <w:ind w:left="720" w:hanging="720"/>
+        <w:jc w:val="left"/>
       </w:pPr>
       <w:r>
         <w:rPr>
@@ -25541,9 +25492,9 @@
     <w:p>
       <w:pPr>
         <w:bidi/>
-        <w:jc w:val="left"/>
         <w:spacing w:line="580" w:lineRule="exact" w:after="40"/>
         <w:ind w:left="720" w:hanging="720"/>
+        <w:jc w:val="left"/>
       </w:pPr>
       <w:r>
         <w:rPr>
@@ -25557,9 +25508,9 @@
     <w:p>
       <w:pPr>
         <w:bidi/>
-        <w:jc w:val="left"/>
         <w:spacing w:line="580" w:lineRule="exact" w:after="40"/>
         <w:ind w:left="720" w:hanging="720"/>
+        <w:jc w:val="left"/>
       </w:pPr>
       <w:r>
         <w:rPr>
@@ -25573,9 +25524,9 @@
     <w:p>
       <w:pPr>
         <w:bidi/>
-        <w:jc w:val="left"/>
         <w:spacing w:line="580" w:lineRule="exact" w:after="40"/>
         <w:ind w:left="720" w:hanging="720"/>
+        <w:jc w:val="left"/>
       </w:pPr>
       <w:r>
         <w:rPr>
@@ -25589,9 +25540,9 @@
     <w:p>
       <w:pPr>
         <w:bidi/>
-        <w:jc w:val="left"/>
         <w:spacing w:line="580" w:lineRule="exact" w:after="40"/>
         <w:ind w:left="720" w:hanging="720"/>
+        <w:jc w:val="left"/>
       </w:pPr>
       <w:r>
         <w:rPr>
@@ -25605,9 +25556,9 @@
     <w:p>
       <w:pPr>
         <w:bidi/>
-        <w:jc w:val="left"/>
         <w:spacing w:line="580" w:lineRule="exact" w:after="40"/>
         <w:ind w:left="720" w:hanging="720"/>
+        <w:jc w:val="left"/>
       </w:pPr>
       <w:r>
         <w:rPr>
@@ -25621,9 +25572,9 @@
     <w:p>
       <w:pPr>
         <w:bidi/>
-        <w:jc w:val="left"/>
         <w:spacing w:line="580" w:lineRule="exact" w:after="40"/>
         <w:ind w:left="720" w:hanging="720"/>
+        <w:jc w:val="left"/>
       </w:pPr>
       <w:r>
         <w:rPr>
@@ -25637,9 +25588,9 @@
     <w:p>
       <w:pPr>
         <w:bidi/>
-        <w:jc w:val="left"/>
         <w:spacing w:line="580" w:lineRule="exact" w:after="40"/>
         <w:ind w:left="720" w:hanging="720"/>
+        <w:jc w:val="left"/>
       </w:pPr>
       <w:r>
         <w:rPr>
@@ -25653,9 +25604,9 @@
     <w:p>
       <w:pPr>
         <w:bidi/>
-        <w:jc w:val="left"/>
         <w:spacing w:line="580" w:lineRule="exact" w:after="40"/>
         <w:ind w:left="720" w:hanging="720"/>
+        <w:jc w:val="left"/>
       </w:pPr>
       <w:r>
         <w:rPr>
@@ -25669,9 +25620,9 @@
     <w:p>
       <w:pPr>
         <w:bidi/>
-        <w:jc w:val="left"/>
         <w:spacing w:line="580" w:lineRule="exact" w:after="40"/>
         <w:ind w:left="720" w:hanging="720"/>
+        <w:jc w:val="left"/>
       </w:pPr>
       <w:r>
         <w:rPr>
@@ -25685,9 +25636,9 @@
     <w:p>
       <w:pPr>
         <w:bidi/>
-        <w:jc w:val="left"/>
         <w:spacing w:line="580" w:lineRule="exact" w:after="40"/>
         <w:ind w:left="720" w:hanging="720"/>
+        <w:jc w:val="left"/>
       </w:pPr>
       <w:r>
         <w:rPr>
@@ -25701,9 +25652,9 @@
     <w:p>
       <w:pPr>
         <w:bidi/>
-        <w:jc w:val="left"/>
         <w:spacing w:line="580" w:lineRule="exact" w:after="40"/>
         <w:ind w:left="720" w:hanging="720"/>
+        <w:jc w:val="left"/>
       </w:pPr>
       <w:r>
         <w:rPr>
@@ -25717,9 +25668,9 @@
     <w:p>
       <w:pPr>
         <w:bidi/>
-        <w:jc w:val="left"/>
         <w:spacing w:line="580" w:lineRule="exact" w:after="40"/>
         <w:ind w:left="720" w:hanging="720"/>
+        <w:jc w:val="left"/>
       </w:pPr>
       <w:r>
         <w:rPr>
@@ -25733,9 +25684,9 @@
     <w:p>
       <w:pPr>
         <w:bidi/>
-        <w:jc w:val="left"/>
         <w:spacing w:line="580" w:lineRule="exact" w:after="40"/>
         <w:ind w:left="720" w:hanging="720"/>
+        <w:jc w:val="left"/>
       </w:pPr>
       <w:r>
         <w:rPr>
@@ -25749,9 +25700,9 @@
     <w:p>
       <w:pPr>
         <w:bidi/>
-        <w:jc w:val="left"/>
         <w:spacing w:line="580" w:lineRule="exact" w:after="40"/>
         <w:ind w:left="720" w:hanging="720"/>
+        <w:jc w:val="left"/>
       </w:pPr>
       <w:r>
         <w:rPr>
@@ -25765,9 +25716,9 @@
     <w:p>
       <w:pPr>
         <w:bidi/>
-        <w:jc w:val="left"/>
         <w:spacing w:line="580" w:lineRule="exact" w:after="40"/>
         <w:ind w:left="720" w:hanging="720"/>
+        <w:jc w:val="left"/>
       </w:pPr>
       <w:r>
         <w:rPr>
@@ -25781,9 +25732,9 @@
     <w:p>
       <w:pPr>
         <w:bidi/>
-        <w:jc w:val="left"/>
         <w:spacing w:line="580" w:lineRule="exact" w:after="40"/>
         <w:ind w:left="720" w:hanging="720"/>
+        <w:jc w:val="left"/>
       </w:pPr>
       <w:r>
         <w:rPr>
@@ -25797,9 +25748,9 @@
     <w:p>
       <w:pPr>
         <w:bidi/>
-        <w:jc w:val="left"/>
         <w:spacing w:line="580" w:lineRule="exact" w:after="40"/>
         <w:ind w:left="720" w:hanging="720"/>
+        <w:jc w:val="left"/>
       </w:pPr>
       <w:r>
         <w:rPr>
@@ -25813,9 +25764,9 @@
     <w:p>
       <w:pPr>
         <w:bidi/>
-        <w:jc w:val="left"/>
         <w:spacing w:line="580" w:lineRule="exact" w:after="40"/>
         <w:ind w:left="720" w:hanging="720"/>
+        <w:jc w:val="left"/>
       </w:pPr>
       <w:r>
         <w:rPr>
@@ -25829,9 +25780,9 @@
     <w:p>
       <w:pPr>
         <w:bidi/>
-        <w:jc w:val="left"/>
         <w:spacing w:line="580" w:lineRule="exact" w:after="40"/>
         <w:ind w:left="720" w:hanging="720"/>
+        <w:jc w:val="left"/>
       </w:pPr>
       <w:r>
         <w:rPr>
@@ -25845,9 +25796,9 @@
     <w:p>
       <w:pPr>
         <w:bidi/>
-        <w:jc w:val="left"/>
         <w:spacing w:line="580" w:lineRule="exact" w:after="40"/>
         <w:ind w:left="720" w:hanging="720"/>
+        <w:jc w:val="left"/>
       </w:pPr>
       <w:r>
         <w:rPr>
@@ -25861,9 +25812,9 @@
     <w:p>
       <w:pPr>
         <w:bidi/>
-        <w:jc w:val="left"/>
         <w:spacing w:line="580" w:lineRule="exact" w:after="40"/>
         <w:ind w:left="720" w:hanging="720"/>
+        <w:jc w:val="left"/>
       </w:pPr>
       <w:r>
         <w:rPr>
@@ -25877,9 +25828,9 @@
     <w:p>
       <w:pPr>
         <w:bidi/>
-        <w:jc w:val="left"/>
         <w:spacing w:line="580" w:lineRule="exact" w:after="40"/>
         <w:ind w:left="720" w:hanging="720"/>
+        <w:jc w:val="left"/>
       </w:pPr>
       <w:r>
         <w:rPr>
@@ -25893,9 +25844,9 @@
     <w:p>
       <w:pPr>
         <w:bidi/>
-        <w:jc w:val="left"/>
         <w:spacing w:line="580" w:lineRule="exact" w:after="40"/>
         <w:ind w:left="720" w:hanging="720"/>
+        <w:jc w:val="left"/>
       </w:pPr>
       <w:r>
         <w:rPr>
@@ -25909,9 +25860,9 @@
     <w:p>
       <w:pPr>
         <w:bidi/>
-        <w:jc w:val="left"/>
         <w:spacing w:line="580" w:lineRule="exact" w:after="40"/>
         <w:ind w:left="720" w:hanging="720"/>
+        <w:jc w:val="left"/>
       </w:pPr>
       <w:r>
         <w:rPr>
@@ -25925,9 +25876,9 @@
     <w:p>
       <w:pPr>
         <w:bidi/>
-        <w:jc w:val="left"/>
         <w:spacing w:line="580" w:lineRule="exact" w:after="40"/>
         <w:ind w:left="720" w:hanging="720"/>
+        <w:jc w:val="left"/>
       </w:pPr>
       <w:r>
         <w:rPr>
@@ -25941,9 +25892,9 @@
     <w:p>
       <w:pPr>
         <w:bidi/>
-        <w:jc w:val="left"/>
         <w:spacing w:line="580" w:lineRule="exact" w:after="40"/>
         <w:ind w:left="720" w:hanging="720"/>
+        <w:jc w:val="left"/>
       </w:pPr>
       <w:r>
         <w:rPr>
@@ -25957,9 +25908,9 @@
     <w:p>
       <w:pPr>
         <w:bidi/>
-        <w:jc w:val="left"/>
         <w:spacing w:line="580" w:lineRule="exact" w:after="40"/>
         <w:ind w:left="720" w:hanging="720"/>
+        <w:jc w:val="left"/>
       </w:pPr>
       <w:r>
         <w:rPr>
@@ -25973,9 +25924,9 @@
     <w:p>
       <w:pPr>
         <w:bidi/>
-        <w:jc w:val="left"/>
         <w:spacing w:line="580" w:lineRule="exact" w:after="40"/>
         <w:ind w:left="720" w:hanging="720"/>
+        <w:jc w:val="left"/>
       </w:pPr>
       <w:r>
         <w:rPr>
@@ -25989,9 +25940,9 @@
     <w:p>
       <w:pPr>
         <w:bidi/>
-        <w:jc w:val="left"/>
         <w:spacing w:line="580" w:lineRule="exact" w:after="40"/>
         <w:ind w:left="720" w:hanging="720"/>
+        <w:jc w:val="left"/>
       </w:pPr>
       <w:r>
         <w:rPr>
@@ -26005,9 +25956,9 @@
     <w:p>
       <w:pPr>
         <w:bidi/>
-        <w:jc w:val="left"/>
         <w:spacing w:line="580" w:lineRule="exact" w:after="40"/>
         <w:ind w:left="720" w:hanging="720"/>
+        <w:jc w:val="left"/>
       </w:pPr>
       <w:r>
         <w:rPr>
@@ -26021,9 +25972,9 @@
     <w:p>
       <w:pPr>
         <w:bidi/>
-        <w:jc w:val="left"/>
         <w:spacing w:line="580" w:lineRule="exact" w:after="40"/>
         <w:ind w:left="720" w:hanging="720"/>
+        <w:jc w:val="left"/>
       </w:pPr>
       <w:r>
         <w:rPr>
@@ -26037,9 +25988,9 @@
     <w:p>
       <w:pPr>
         <w:bidi/>
-        <w:jc w:val="left"/>
         <w:spacing w:line="580" w:lineRule="exact" w:after="40"/>
         <w:ind w:left="720" w:hanging="720"/>
+        <w:jc w:val="left"/>
       </w:pPr>
       <w:r>
         <w:rPr>
@@ -26053,9 +26004,9 @@
     <w:p>
       <w:pPr>
         <w:bidi/>
-        <w:jc w:val="left"/>
         <w:spacing w:line="580" w:lineRule="exact" w:after="40"/>
         <w:ind w:left="720" w:hanging="720"/>
+        <w:jc w:val="left"/>
       </w:pPr>
       <w:r>
         <w:rPr>
@@ -26069,9 +26020,9 @@
     <w:p>
       <w:pPr>
         <w:bidi/>
-        <w:jc w:val="left"/>
         <w:spacing w:line="580" w:lineRule="exact" w:after="40"/>
         <w:ind w:left="720" w:hanging="720"/>
+        <w:jc w:val="left"/>
       </w:pPr>
       <w:r>
         <w:rPr>
@@ -26085,9 +26036,9 @@
     <w:p>
       <w:pPr>
         <w:bidi/>
-        <w:jc w:val="left"/>
         <w:spacing w:line="580" w:lineRule="exact" w:after="40"/>
         <w:ind w:left="720" w:hanging="720"/>
+        <w:jc w:val="left"/>
       </w:pPr>
       <w:r>
         <w:rPr>
@@ -26101,9 +26052,9 @@
     <w:p>
       <w:pPr>
         <w:bidi/>
-        <w:jc w:val="left"/>
         <w:spacing w:line="580" w:lineRule="exact" w:after="40"/>
         <w:ind w:left="720" w:hanging="720"/>
+        <w:jc w:val="left"/>
       </w:pPr>
       <w:r>
         <w:rPr>
@@ -26117,9 +26068,9 @@
     <w:p>
       <w:pPr>
         <w:bidi/>
-        <w:jc w:val="left"/>
         <w:spacing w:line="580" w:lineRule="exact" w:after="40"/>
         <w:ind w:left="720" w:hanging="720"/>
+        <w:jc w:val="left"/>
       </w:pPr>
       <w:r>
         <w:rPr>
@@ -26133,9 +26084,9 @@
     <w:p>
       <w:pPr>
         <w:bidi/>
-        <w:jc w:val="left"/>
         <w:spacing w:line="580" w:lineRule="exact" w:after="40"/>
         <w:ind w:left="720" w:hanging="720"/>
+        <w:jc w:val="left"/>
       </w:pPr>
       <w:r>
         <w:rPr>
@@ -26149,9 +26100,9 @@
     <w:p>
       <w:pPr>
         <w:bidi/>
-        <w:jc w:val="left"/>
         <w:spacing w:line="580" w:lineRule="exact" w:after="40"/>
         <w:ind w:left="720" w:hanging="720"/>
+        <w:jc w:val="left"/>
       </w:pPr>
       <w:r>
         <w:rPr>
@@ -26165,9 +26116,9 @@
     <w:p>
       <w:pPr>
         <w:bidi/>
-        <w:jc w:val="left"/>
         <w:spacing w:line="580" w:lineRule="exact" w:after="40"/>
         <w:ind w:left="720" w:hanging="720"/>
+        <w:jc w:val="left"/>
       </w:pPr>
       <w:r>
         <w:rPr>
@@ -26181,9 +26132,9 @@
     <w:p>
       <w:pPr>
         <w:bidi/>
-        <w:jc w:val="left"/>
         <w:spacing w:line="580" w:lineRule="exact" w:after="40"/>
         <w:ind w:left="720" w:hanging="720"/>
+        <w:jc w:val="left"/>
       </w:pPr>
       <w:r>
         <w:rPr>
@@ -26197,9 +26148,9 @@
     <w:p>
       <w:pPr>
         <w:bidi/>
-        <w:jc w:val="left"/>
         <w:spacing w:line="580" w:lineRule="exact" w:after="40"/>
         <w:ind w:left="720" w:hanging="720"/>
+        <w:jc w:val="left"/>
       </w:pPr>
       <w:r>
         <w:rPr>
@@ -26213,9 +26164,9 @@
     <w:p>
       <w:pPr>
         <w:bidi/>
-        <w:jc w:val="left"/>
         <w:spacing w:line="580" w:lineRule="exact" w:after="40"/>
         <w:ind w:left="720" w:hanging="720"/>
+        <w:jc w:val="left"/>
       </w:pPr>
       <w:r>
         <w:rPr>
@@ -26229,9 +26180,9 @@
     <w:p>
       <w:pPr>
         <w:bidi/>
-        <w:jc w:val="left"/>
         <w:spacing w:line="580" w:lineRule="exact" w:after="40"/>
         <w:ind w:left="720" w:hanging="720"/>
+        <w:jc w:val="left"/>
       </w:pPr>
       <w:r>
         <w:rPr>
@@ -26245,9 +26196,9 @@
     <w:p>
       <w:pPr>
         <w:bidi/>
-        <w:jc w:val="left"/>
         <w:spacing w:line="580" w:lineRule="exact" w:after="40"/>
         <w:ind w:left="720" w:hanging="720"/>
+        <w:jc w:val="left"/>
       </w:pPr>
       <w:r>
         <w:rPr>
@@ -26261,9 +26212,9 @@
     <w:p>
       <w:pPr>
         <w:bidi/>
-        <w:jc w:val="left"/>
         <w:spacing w:line="580" w:lineRule="exact" w:after="40"/>
         <w:ind w:left="720" w:hanging="720"/>
+        <w:jc w:val="left"/>
       </w:pPr>
       <w:r>
         <w:rPr>
@@ -26277,9 +26228,9 @@
     <w:p>
       <w:pPr>
         <w:bidi/>
-        <w:jc w:val="left"/>
         <w:spacing w:line="580" w:lineRule="exact" w:after="40"/>
         <w:ind w:left="720" w:hanging="720"/>
+        <w:jc w:val="left"/>
       </w:pPr>
       <w:r>
         <w:rPr>
@@ -26293,9 +26244,9 @@
     <w:p>
       <w:pPr>
         <w:bidi/>
-        <w:jc w:val="left"/>
         <w:spacing w:line="580" w:lineRule="exact" w:after="40"/>
         <w:ind w:left="720" w:hanging="720"/>
+        <w:jc w:val="left"/>
       </w:pPr>
       <w:r>
         <w:rPr>
@@ -26309,9 +26260,9 @@
     <w:p>
       <w:pPr>
         <w:bidi/>
-        <w:jc w:val="left"/>
         <w:spacing w:line="580" w:lineRule="exact" w:after="40"/>
         <w:ind w:left="720" w:hanging="720"/>
+        <w:jc w:val="left"/>
       </w:pPr>
       <w:r>
         <w:rPr>
@@ -26325,9 +26276,9 @@
     <w:p>
       <w:pPr>
         <w:bidi/>
-        <w:jc w:val="left"/>
         <w:spacing w:line="580" w:lineRule="exact" w:after="40"/>
         <w:ind w:left="720" w:hanging="720"/>
+        <w:jc w:val="left"/>
       </w:pPr>
       <w:r>
         <w:rPr>
@@ -26341,9 +26292,9 @@
     <w:p>
       <w:pPr>
         <w:bidi/>
-        <w:jc w:val="left"/>
         <w:spacing w:line="580" w:lineRule="exact" w:after="40"/>
         <w:ind w:left="720" w:hanging="720"/>
+        <w:jc w:val="left"/>
       </w:pPr>
       <w:r>
         <w:rPr>
@@ -26357,9 +26308,9 @@
     <w:p>
       <w:pPr>
         <w:bidi/>
-        <w:jc w:val="left"/>
         <w:spacing w:line="580" w:lineRule="exact" w:after="40"/>
         <w:ind w:left="720" w:hanging="720"/>
+        <w:jc w:val="left"/>
       </w:pPr>
       <w:r>
         <w:rPr>
@@ -26373,9 +26324,9 @@
     <w:p>
       <w:pPr>
         <w:bidi/>
-        <w:jc w:val="left"/>
         <w:spacing w:line="580" w:lineRule="exact" w:after="40"/>
         <w:ind w:left="720" w:hanging="720"/>
+        <w:jc w:val="left"/>
       </w:pPr>
       <w:r>
         <w:rPr>
@@ -26389,12 +26340,12 @@
     <w:sectPr>
       <w:footerReference w:type="default" r:id="rId22"/>
       <w:footnotePr>
-        <w:numFmt w:val="hindi"/>
+        <w:numFmt w:val="decimal"/>
         <w:numRestart w:val="eachPage"/>
       </w:footnotePr>
       <w:pgSz w:w="11906" w:h="16838"/>
       <w:pgMar w:top="1701" w:right="2268" w:bottom="1417" w:left="1417" w:header="720" w:footer="567" w:gutter="0"/>
-      <w:pgNumType w:fmt="hindi"/>
+      <w:pgNumType w:fmt="decimal"/>
       <w:cols w:space="720"/>
       <w:titlePg/>
       <w:bidi/>
@@ -26446,6 +26397,8 @@
           <w:rFonts w:ascii="B Nazanin" w:hAnsi="B Nazanin" w:cs="B Nazanin"/>
           <w:sz w:val="24"/>
           <w:szCs w:val="24"/>
+          <w:rtl/>
+          <w:lang w:bidi="fa-IR"/>
         </w:rPr>
         <w:t>۱</w:t>
       </w:r>
@@ -29086,7 +29039,7 @@
 </file>
 
 <file path=word/styles.xml><?xml version="1.0" encoding="utf-8"?>
-<w:styles xmlns:ns1="http://schemas.openxmlformats.org/markup-compatibility/2006" xmlns:w="http://schemas.openxmlformats.org/wordprocessingml/2006/main" ns1:Ignorable="w14">
+<w:styles xmlns:mc="http://schemas.openxmlformats.org/markup-compatibility/2006" xmlns:w="http://schemas.openxmlformats.org/wordprocessingml/2006/main" mc:Ignorable="w14">
   <w:docDefaults>
     <w:rPrDefault>
       <w:rPr>
@@ -40948,8 +40901,8 @@
       <w:tabs>
         <w:tab w:val="left" w:leader="dot" w:pos="8221"/>
       </w:tabs>
+      <w:bidi w:val="1"/>
       <w:jc w:val="right"/>
-      <w:bidi w:val="1"/>
     </w:pPr>
     <w:rPr>
       <w:rFonts w:ascii="Times New Roman" w:hAnsi="Times New Roman" w:cs="B Nazanin"/>
@@ -40970,8 +40923,8 @@
       <w:tabs>
         <w:tab w:val="left" w:leader="dot" w:pos="8221"/>
       </w:tabs>
+      <w:bidi w:val="1"/>
       <w:jc w:val="right"/>
-      <w:bidi w:val="1"/>
     </w:pPr>
     <w:rPr>
       <w:rFonts w:ascii="Times New Roman" w:hAnsi="Times New Roman" w:cs="B Nazanin"/>
@@ -40990,8 +40943,8 @@
       <w:tabs>
         <w:tab w:val="left" w:leader="dot" w:pos="8221"/>
       </w:tabs>
+      <w:bidi w:val="1"/>
       <w:jc w:val="right"/>
-      <w:bidi w:val="1"/>
     </w:pPr>
     <w:rPr>
       <w:rFonts w:ascii="Times New Roman" w:hAnsi="Times New Roman" w:cs="B Nazanin"/>
@@ -41010,8 +40963,8 @@
       <w:tabs>
         <w:tab w:val="left" w:leader="dot" w:pos="8221"/>
       </w:tabs>
+      <w:bidi w:val="1"/>
       <w:jc w:val="right"/>
-      <w:bidi w:val="1"/>
     </w:pPr>
     <w:rPr>
       <w:rFonts w:ascii="Times New Roman" w:hAnsi="Times New Roman" w:cs="B Nazanin"/>

--- a/output/final/thesis_complete_draft_v2.docx
+++ b/output/final/thesis_complete_draft_v2.docx
@@ -397,7 +397,7 @@
           <w:szCs w:val="24"/>
           <w:rtl/>
         </w:rPr>
-        <w:t>پژوهش حاضر با هدف تعیین نقش میانجی‌گر طرحواره‌های ناسازگار اولیه در رابطه بین اضطراب صفتی و رفتارهای مالی پرخطر در معامله‌گران بازارهای مالی طراحی شد. این پژوهش از نظر هدف کاربردی و از نظر روش توصیفی-همبستگی از نوع مدل‌سازی معادلات ساختاری است. جامعهٔ آماری پژوهش را کلیهٔ معامله‌گران حقیقی فارسی‌زبان بالای ۱۸ سال با حداقل شش ماه سابقهٔ معامله تشکیل می‌دهند و نمونه‌گیری به روش غیرتصادفی در دسترس به همراه روش گلوله‌برفی انجام می‌شود؛ حجم نمونهٔ هدف بر اساس قواعد تجربی مدل‌یابی معادلات ساختاری ۲۰۰ نفر در نظر گرفته شد. ابزارهای پژوهش شامل فرم اضطراب صفتی پرسشنامهٔ حالت-صفت اسپیلبرگر (۲۰ گویه)، پرسشنامهٔ طرحواره‌های ناسازگار اولیهٔ یانگ ــ فرم کوتاه (۷۵ گویه) و مقیاس تحمل ریسک مالی گرابل و لایتون (۱۳ سؤال) است. برای تحلیل داده‌ها از آمار توصیفی، ضریب همبستگی پیرسون، مدل‌سازی معادلات ساختاری با شاخص‌های برازش و تحلیل میانجی‌گری با ماکروی PROCESS استفاده خواهد شد. یافته‌های تجربی نهایی پس از تحلیل داده‌های واقعی در نسخه نهایی پایان‌نامه گزارش خواهد شد.</w:t>
+        <w:t>پژوهش حاضر با هدف تعیین نقش میانجی‌گر طرحواره‌های ناسازگار اولیه در رابطه بین اضطراب صفتی و رفتارهای مالی پرخطر در معامله‌گران بازارهای مالی طراحی شد. این پژوهش از نظر هدف کاربردی و از نظر روش توصیفی-همبستگی از نوع مدل‌سازی معادلات ساختاری است. جامعه آماری پژوهش را کلیه معامله‌گران حقیقی فارسی‌زبان بالای ۱۸ سال با حداقل شش ماه سابقه معامله تشکیل می‌دهند و نمونه‌گیری به روش غیرتصادفی در دسترس به همراه روش گلوله‌برفی انجام می‌شود؛ حجم نمونه هدف بر اساس قواعد تجربی مدل‌یابی معادلات ساختاری ۲۰۰ نفر در نظر گرفته شد. ابزارهای پژوهش شامل فرم اضطراب صفتی پرسشنامه حالت-صفت اسپیلبرگر (۲۰ گویه)، پرسشنامه طرحواره‌های ناسازگار اولیه یانگ ــ فرم کوتاه (۷۵ گویه) و مقیاس تحمل ریسک مالی گرابل و لایتون (۱۳ سؤال) است. برای تحلیل داده‌ها از آمار توصیفی، ضریب همبستگی پیرسون، مدل‌سازی معادلات ساختاری با شاخص‌های برازش و تحلیل میانجی‌گری با ماکروی PROCESS استفاده خواهد شد. یافته‌های تجربی نهایی پس از تحلیل داده‌های واقعی در نسخه نهایی پایان‌نامه گزارش خواهد شد.</w:t>
       </w:r>
     </w:p>
     <w:p>
@@ -2367,7 +2367,7 @@
                 <w:szCs w:val="24"/>
                 <w:rtl/>
               </w:rPr>
-              <w:t>فرم اضطراب صفتی پرسشنامهٔ حالت-صفت اسپیلبرگر</w:t>
+              <w:t>فرم اضطراب صفتی پرسشنامه حالت-صفت اسپیلبرگر</w:t>
             </w:r>
           </w:p>
         </w:tc>
@@ -2409,7 +2409,7 @@
                 <w:szCs w:val="24"/>
                 <w:rtl/>
               </w:rPr>
-              <w:t>پرسشنامهٔ طرحوارهٔ یانگ ــ فرم کوتاه</w:t>
+              <w:t>پرسشنامه طرحواره یانگ ــ فرم کوتاه</w:t>
             </w:r>
           </w:p>
         </w:tc>
@@ -2703,7 +2703,7 @@
                 <w:szCs w:val="24"/>
                 <w:rtl/>
               </w:rPr>
-              <w:t>ریشهٔ میانگین مربعات خطای تقریب</w:t>
+              <w:t>ریشه میانگین مربعات خطای تقریب</w:t>
             </w:r>
           </w:p>
         </w:tc>
@@ -2745,7 +2745,7 @@
                 <w:szCs w:val="24"/>
                 <w:rtl/>
               </w:rPr>
-              <w:t>ریشهٔ میانگین مربعات باقی‌ماندهٔ استانداردشده</w:t>
+              <w:t>ریشه میانگین مربعات باقی‌مانده استانداردشده</w:t>
             </w:r>
           </w:p>
         </w:tc>
@@ -2829,7 +2829,7 @@
                 <w:szCs w:val="24"/>
                 <w:rtl/>
               </w:rPr>
-              <w:t>فاصلهٔ اطمینان</w:t>
+              <w:t>فاصله اطمینان</w:t>
             </w:r>
           </w:p>
         </w:tc>
@@ -2997,7 +2997,7 @@
                 <w:szCs w:val="24"/>
                 <w:rtl/>
               </w:rPr>
-              <w:t>آمارهٔ خی‌دو</w:t>
+              <w:t>آماره خی‌دو</w:t>
             </w:r>
           </w:p>
         </w:tc>
@@ -14293,7 +14293,7 @@
                 <w:sz w:val="22"/>
                 <w:rtl/>
               </w:rPr>
-              <w:t>نمونهٔ نهایی معتبر</w:t>
+              <w:t>نمونه نهایی معتبر</w:t>
             </w:r>
           </w:p>
         </w:tc>
@@ -17439,7 +17439,7 @@
                 <w:sz w:val="22"/>
                 <w:rtl/>
               </w:rPr>
-              <w:t>تعداد معاملات ۶ ماههٔ اخیر</w:t>
+              <w:t>تعداد معاملات ۶ ماهه اخیر</w:t>
             </w:r>
           </w:p>
         </w:tc>
@@ -17525,7 +17525,7 @@
                 <w:sz w:val="22"/>
                 <w:rtl/>
               </w:rPr>
-              <w:t>تعداد معاملات ۶ ماههٔ اخیر</w:t>
+              <w:t>تعداد معاملات ۶ ماهه اخیر</w:t>
             </w:r>
           </w:p>
         </w:tc>
@@ -17611,7 +17611,7 @@
                 <w:sz w:val="22"/>
                 <w:rtl/>
               </w:rPr>
-              <w:t>تعداد معاملات ۶ ماههٔ اخیر</w:t>
+              <w:t>تعداد معاملات ۶ ماهه اخیر</w:t>
             </w:r>
           </w:p>
         </w:tc>
@@ -17697,7 +17697,7 @@
                 <w:sz w:val="22"/>
                 <w:rtl/>
               </w:rPr>
-              <w:t>سرمایهٔ تقریبی</w:t>
+              <w:t>سرمایه تقریبی</w:t>
             </w:r>
           </w:p>
         </w:tc>
@@ -17783,7 +17783,7 @@
                 <w:sz w:val="22"/>
                 <w:rtl/>
               </w:rPr>
-              <w:t>سرمایهٔ تقریبی</w:t>
+              <w:t>سرمایه تقریبی</w:t>
             </w:r>
           </w:p>
         </w:tc>
@@ -17869,7 +17869,7 @@
                 <w:sz w:val="22"/>
                 <w:rtl/>
               </w:rPr>
-              <w:t>سرمایهٔ تقریبی</w:t>
+              <w:t>سرمایه تقریبی</w:t>
             </w:r>
           </w:p>
         </w:tc>
@@ -17955,7 +17955,7 @@
                 <w:sz w:val="22"/>
                 <w:rtl/>
               </w:rPr>
-              <w:t>سرمایهٔ تقریبی</w:t>
+              <w:t>سرمایه تقریبی</w:t>
             </w:r>
           </w:p>
         </w:tc>
@@ -18041,7 +18041,7 @@
                 <w:sz w:val="22"/>
                 <w:rtl/>
               </w:rPr>
-              <w:t>سرمایهٔ تقریبی</w:t>
+              <w:t>سرمایه تقریبی</w:t>
             </w:r>
           </w:p>
         </w:tc>
@@ -18127,7 +18127,7 @@
                 <w:sz w:val="22"/>
                 <w:rtl/>
               </w:rPr>
-              <w:t>سرمایهٔ تقریبی</w:t>
+              <w:t>سرمایه تقریبی</w:t>
             </w:r>
           </w:p>
         </w:tc>
@@ -18544,7 +18544,7 @@
                 <w:sz w:val="22"/>
                 <w:rtl/>
               </w:rPr>
-              <w:t>دامنهٔ نظری</w:t>
+              <w:t>دامنه نظری</w:t>
             </w:r>
           </w:p>
         </w:tc>
@@ -18568,7 +18568,7 @@
                 <w:sz w:val="22"/>
                 <w:rtl/>
               </w:rPr>
-              <w:t>دامنهٔ مشاهده‌شده</w:t>
+              <w:t>دامنه مشاهده‌شده</w:t>
             </w:r>
           </w:p>
         </w:tc>
@@ -18782,7 +18782,7 @@
                 <w:sz w:val="22"/>
                 <w:rtl/>
               </w:rPr>
-              <w:t>طرحواره‌های ناسازگار اولیه (نمرهٔ کل)</w:t>
+              <w:t>طرحواره‌های ناسازگار اولیه (نمره کل)</w:t>
             </w:r>
           </w:p>
         </w:tc>
@@ -19474,7 +19474,7 @@
                 <w:sz w:val="22"/>
                 <w:rtl/>
               </w:rPr>
-              <w:t>فرم کوتاه یانگ (نمرهٔ کل)</w:t>
+              <w:t>فرم کوتاه یانگ (نمره کل)</w:t>
             </w:r>
           </w:p>
         </w:tc>
@@ -21718,7 +21718,7 @@
                 <w:sz w:val="22"/>
                 <w:rtl/>
               </w:rPr>
-              <w:t>فاصلهٔ اطمینان ۹۵٪</w:t>
+              <w:t>فاصله اطمینان ۹۵٪</w:t>
             </w:r>
           </w:p>
         </w:tc>
@@ -23139,7 +23139,7 @@
                 <w:sz w:val="22"/>
                 <w:rtl/>
               </w:rPr>
-              <w:t>درجهٔ آزادی</w:t>
+              <w:t>درجه آزادی</w:t>
             </w:r>
           </w:p>
         </w:tc>
@@ -23750,7 +23750,7 @@
                 <w:sz w:val="22"/>
                 <w:rtl/>
               </w:rPr>
-              <w:t>فرضیهٔ اول (اصلی): میانجی‌گری طرحواره‌ها</w:t>
+              <w:t>فرضیه اول (اصلی): میانجی‌گری طرحواره‌ها</w:t>
             </w:r>
           </w:p>
         </w:tc>
@@ -23815,7 +23815,7 @@
                 <w:sz w:val="22"/>
                 <w:rtl/>
               </w:rPr>
-              <w:t>فرضیهٔ دوم: رابطهٔ اضطراب با رفتار پرخطر</w:t>
+              <w:t>فرضیه دوم: رابطه اضطراب با رفتار پرخطر</w:t>
             </w:r>
           </w:p>
         </w:tc>
@@ -23880,7 +23880,7 @@
                 <w:sz w:val="22"/>
                 <w:rtl/>
               </w:rPr>
-              <w:t>فرضیهٔ سوم: رابطهٔ اضطراب با طرحواره‌ها</w:t>
+              <w:t>فرضیه سوم: رابطه اضطراب با طرحواره‌ها</w:t>
             </w:r>
           </w:p>
         </w:tc>
@@ -23945,7 +23945,7 @@
                 <w:sz w:val="22"/>
                 <w:rtl/>
               </w:rPr>
-              <w:t>فرضیهٔ چهارم: رابطهٔ طرحواره‌ها با رفتار پرخطر</w:t>
+              <w:t>فرضیه چهارم: رابطه طرحواره‌ها با رفتار پرخطر</w:t>
             </w:r>
           </w:p>
         </w:tc>
